--- a/RichLife-Feature-Roadmap.docx
+++ b/RichLife-Feature-Roadmap.docx
@@ -47,7 +47,7 @@
           <w:sz w:val="20"/>
           <w:szCs w:val="20"/>
         </w:rPr>
-        <w:t xml:space="preserve">Prepared 8 October 2026 · idle/tycoon game (Angular + .NET)</w:t>
+        <w:t xml:space="preserve">Prepared 8 October 2026 · updated 9 October 2026 · idle/tycoon game (Angular + .NET)</w:t>
       </w:r>
     </w:p>
     <w:p>
@@ -84,7 +84,7 @@
           <w:sz w:val="22"/>
           <w:szCs w:val="22"/>
         </w:rPr>
-        <w:t xml:space="preserve">Several features build on code that already exists but is not exposed yet (automation, income upgrades, the marketplace, luxury assets). Those are marked in their "How" section and are cheaper than they look.</w:t>
+        <w:t xml:space="preserve">Updated 9 October 2026: the seven features shipped since the first version are removed from the list (see "Already shipped"), and eight new ideas are added, marked "New". Every new feature now needs its texts in English, French and Arabic. Some features build on code that already exists but is not exposed yet (income upgrades, the marketplace); those are marked in their "How" section and are cheaper than they look.</w:t>
       </w:r>
     </w:p>
     <w:p>
@@ -398,7 +398,7 @@
                 <w:sz w:val="20"/>
                 <w:szCs w:val="20"/>
               </w:rPr>
-              <w:t xml:space="preserve">Business automation (managers)</w:t>
+              <w:t xml:space="preserve">Upgrade base income ("side hustles")</w:t>
             </w:r>
           </w:p>
         </w:tc>
@@ -489,7 +489,7 @@
                 <w:sz w:val="20"/>
                 <w:szCs w:val="20"/>
               </w:rPr>
-              <w:t xml:space="preserve">Medium</w:t>
+              <w:t xml:space="preserve">Small</w:t>
             </w:r>
           </w:p>
         </w:tc>
@@ -553,7 +553,7 @@
                 <w:sz w:val="20"/>
                 <w:szCs w:val="20"/>
               </w:rPr>
-              <w:t xml:space="preserve">Upgrade base income ("side hustles")</w:t>
+              <w:t xml:space="preserve">Daily login rewards and streaks</w:t>
             </w:r>
           </w:p>
         </w:tc>
@@ -583,7 +583,7 @@
                 <w:sz w:val="20"/>
                 <w:szCs w:val="20"/>
               </w:rPr>
-              <w:t xml:space="preserve">Core gameplay</w:t>
+              <w:t xml:space="preserve">Engagement</w:t>
             </w:r>
           </w:p>
         </w:tc>
@@ -708,7 +708,7 @@
                 <w:sz w:val="20"/>
                 <w:szCs w:val="20"/>
               </w:rPr>
-              <w:t xml:space="preserve">Business levels</w:t>
+              <w:t xml:space="preserve">Installable mobile app (PWA) and notifications</w:t>
             </w:r>
           </w:p>
         </w:tc>
@@ -738,7 +738,7 @@
                 <w:sz w:val="20"/>
                 <w:szCs w:val="20"/>
               </w:rPr>
-              <w:t xml:space="preserve">Core gameplay</w:t>
+              <w:t xml:space="preserve">Platform</w:t>
             </w:r>
           </w:p>
         </w:tc>
@@ -751,7 +751,7 @@
               <w:bottom w:val="single" w:color="D4D9E3" w:sz="4"/>
               <w:right w:val="single" w:color="D4D9E3" w:sz="4"/>
             </w:tcBorders>
-            <w:shd w:fill="FEF3C7" w:color="auto" w:val="clear"/>
+            <w:shd w:fill="FDE2E2" w:color="auto" w:val="clear"/>
             <w:tcMar>
               <w:top w:type="dxa" w:w="80"/>
               <w:left w:type="dxa" w:w="120"/>
@@ -769,7 +769,7 @@
                 <w:sz w:val="20"/>
                 <w:szCs w:val="20"/>
               </w:rPr>
-              <w:t xml:space="preserve">Medium</w:t>
+              <w:t xml:space="preserve">High</w:t>
             </w:r>
           </w:p>
         </w:tc>
@@ -799,7 +799,7 @@
                 <w:sz w:val="20"/>
                 <w:szCs w:val="20"/>
               </w:rPr>
-              <w:t xml:space="preserve">Medium</w:t>
+              <w:t xml:space="preserve">Small</w:t>
             </w:r>
           </w:p>
         </w:tc>
@@ -863,7 +863,7 @@
                 <w:sz w:val="20"/>
                 <w:szCs w:val="20"/>
               </w:rPr>
-              <w:t xml:space="preserve">Daily login rewards and streaks</w:t>
+              <w:t xml:space="preserve">Account security</w:t>
             </w:r>
           </w:p>
         </w:tc>
@@ -893,7 +893,7 @@
                 <w:sz w:val="20"/>
                 <w:szCs w:val="20"/>
               </w:rPr>
-              <w:t xml:space="preserve">Engagement</w:t>
+              <w:t xml:space="preserve">Platform</w:t>
             </w:r>
           </w:p>
         </w:tc>
@@ -954,7 +954,7 @@
                 <w:sz w:val="20"/>
                 <w:szCs w:val="20"/>
               </w:rPr>
-              <w:t xml:space="preserve">Small</w:t>
+              <w:t xml:space="preserve">Medium</w:t>
             </w:r>
           </w:p>
         </w:tc>
@@ -1018,7 +1018,7 @@
                 <w:sz w:val="20"/>
                 <w:szCs w:val="20"/>
               </w:rPr>
-              <w:t xml:space="preserve">Achievements and milestones</w:t>
+              <w:t xml:space="preserve">Production reliability (new)</w:t>
             </w:r>
           </w:p>
         </w:tc>
@@ -1048,7 +1048,7 @@
                 <w:sz w:val="20"/>
                 <w:szCs w:val="20"/>
               </w:rPr>
-              <w:t xml:space="preserve">Engagement</w:t>
+              <w:t xml:space="preserve">Platform</w:t>
             </w:r>
           </w:p>
         </w:tc>
@@ -1061,7 +1061,7 @@
               <w:bottom w:val="single" w:color="D4D9E3" w:sz="4"/>
               <w:right w:val="single" w:color="D4D9E3" w:sz="4"/>
             </w:tcBorders>
-            <w:shd w:fill="FEF3C7" w:color="auto" w:val="clear"/>
+            <w:shd w:fill="FDE2E2" w:color="auto" w:val="clear"/>
             <w:tcMar>
               <w:top w:type="dxa" w:w="80"/>
               <w:left w:type="dxa" w:w="120"/>
@@ -1079,7 +1079,7 @@
                 <w:sz w:val="20"/>
                 <w:szCs w:val="20"/>
               </w:rPr>
-              <w:t xml:space="preserve">Medium</w:t>
+              <w:t xml:space="preserve">High</w:t>
             </w:r>
           </w:p>
         </w:tc>
@@ -1109,7 +1109,7 @@
                 <w:sz w:val="20"/>
                 <w:szCs w:val="20"/>
               </w:rPr>
-              <w:t xml:space="preserve">Medium</w:t>
+              <w:t xml:space="preserve">Small</w:t>
             </w:r>
           </w:p>
         </w:tc>
@@ -1173,7 +1173,7 @@
                 <w:sz w:val="20"/>
                 <w:szCs w:val="20"/>
               </w:rPr>
-              <w:t xml:space="preserve">Random events</w:t>
+              <w:t xml:space="preserve">Achievement rewards (new)</w:t>
             </w:r>
           </w:p>
         </w:tc>
@@ -1264,7 +1264,7 @@
                 <w:sz w:val="20"/>
                 <w:szCs w:val="20"/>
               </w:rPr>
-              <w:t xml:space="preserve">Medium</w:t>
+              <w:t xml:space="preserve">Small</w:t>
             </w:r>
           </w:p>
         </w:tc>
@@ -1328,7 +1328,7 @@
                 <w:sz w:val="20"/>
                 <w:szCs w:val="20"/>
               </w:rPr>
-              <w:t xml:space="preserve">Admin catalogue editor (UI)</w:t>
+              <w:t xml:space="preserve">Public player profiles (new)</w:t>
             </w:r>
           </w:p>
         </w:tc>
@@ -1358,7 +1358,7 @@
                 <w:sz w:val="20"/>
                 <w:szCs w:val="20"/>
               </w:rPr>
-              <w:t xml:space="preserve">Admin &amp; content</w:t>
+              <w:t xml:space="preserve">Social</w:t>
             </w:r>
           </w:p>
         </w:tc>
@@ -1419,7 +1419,7 @@
                 <w:sz w:val="20"/>
                 <w:szCs w:val="20"/>
               </w:rPr>
-              <w:t xml:space="preserve">Medium</w:t>
+              <w:t xml:space="preserve">Small</w:t>
             </w:r>
           </w:p>
         </w:tc>
@@ -1483,7 +1483,7 @@
                 <w:sz w:val="20"/>
                 <w:szCs w:val="20"/>
               </w:rPr>
-              <w:t xml:space="preserve">Player marketplace</w:t>
+              <w:t xml:space="preserve">Leaderboard upgrades</w:t>
             </w:r>
           </w:p>
         </w:tc>
@@ -1513,7 +1513,7 @@
                 <w:sz w:val="20"/>
                 <w:szCs w:val="20"/>
               </w:rPr>
-              <w:t xml:space="preserve">Economy</w:t>
+              <w:t xml:space="preserve">Social</w:t>
             </w:r>
           </w:p>
         </w:tc>
@@ -1526,7 +1526,7 @@
               <w:bottom w:val="single" w:color="D4D9E3" w:sz="4"/>
               <w:right w:val="single" w:color="D4D9E3" w:sz="4"/>
             </w:tcBorders>
-            <w:shd w:fill="E2E8F0" w:color="auto" w:val="clear"/>
+            <w:shd w:fill="FEF3C7" w:color="auto" w:val="clear"/>
             <w:tcMar>
               <w:top w:type="dxa" w:w="80"/>
               <w:left w:type="dxa" w:w="120"/>
@@ -1544,7 +1544,7 @@
                 <w:sz w:val="20"/>
                 <w:szCs w:val="20"/>
               </w:rPr>
-              <w:t xml:space="preserve">Low</w:t>
+              <w:t xml:space="preserve">Medium</w:t>
             </w:r>
           </w:p>
         </w:tc>
@@ -1574,7 +1574,7 @@
                 <w:sz w:val="20"/>
                 <w:szCs w:val="20"/>
               </w:rPr>
-              <w:t xml:space="preserve">Large</w:t>
+              <w:t xml:space="preserve">Small</w:t>
             </w:r>
           </w:p>
         </w:tc>
@@ -1638,7 +1638,7 @@
                 <w:sz w:val="20"/>
                 <w:szCs w:val="20"/>
               </w:rPr>
-              <w:t xml:space="preserve">Luxury assets (status items)</w:t>
+              <w:t xml:space="preserve">Onboarding tutorial</w:t>
             </w:r>
           </w:p>
         </w:tc>
@@ -1668,7 +1668,7 @@
                 <w:sz w:val="20"/>
                 <w:szCs w:val="20"/>
               </w:rPr>
-              <w:t xml:space="preserve">Economy</w:t>
+              <w:t xml:space="preserve">Platform</w:t>
             </w:r>
           </w:p>
         </w:tc>
@@ -1681,7 +1681,7 @@
               <w:bottom w:val="single" w:color="D4D9E3" w:sz="4"/>
               <w:right w:val="single" w:color="D4D9E3" w:sz="4"/>
             </w:tcBorders>
-            <w:shd w:fill="E2E8F0" w:color="auto" w:val="clear"/>
+            <w:shd w:fill="FEF3C7" w:color="auto" w:val="clear"/>
             <w:tcMar>
               <w:top w:type="dxa" w:w="80"/>
               <w:left w:type="dxa" w:w="120"/>
@@ -1699,7 +1699,7 @@
                 <w:sz w:val="20"/>
                 <w:szCs w:val="20"/>
               </w:rPr>
-              <w:t xml:space="preserve">Low</w:t>
+              <w:t xml:space="preserve">Medium</w:t>
             </w:r>
           </w:p>
         </w:tc>
@@ -1729,7 +1729,7 @@
                 <w:sz w:val="20"/>
                 <w:szCs w:val="20"/>
               </w:rPr>
-              <w:t xml:space="preserve">Medium</w:t>
+              <w:t xml:space="preserve">Small</w:t>
             </w:r>
           </w:p>
         </w:tc>
@@ -1793,7 +1793,7 @@
                 <w:sz w:val="20"/>
                 <w:szCs w:val="20"/>
               </w:rPr>
-              <w:t xml:space="preserve">Bank: loans and deposits</w:t>
+              <w:t xml:space="preserve">Manager upgrades (new)</w:t>
             </w:r>
           </w:p>
         </w:tc>
@@ -1823,7 +1823,7 @@
                 <w:sz w:val="20"/>
                 <w:szCs w:val="20"/>
               </w:rPr>
-              <w:t xml:space="preserve">Economy</w:t>
+              <w:t xml:space="preserve">Core gameplay</w:t>
             </w:r>
           </w:p>
         </w:tc>
@@ -1836,7 +1836,7 @@
               <w:bottom w:val="single" w:color="D4D9E3" w:sz="4"/>
               <w:right w:val="single" w:color="D4D9E3" w:sz="4"/>
             </w:tcBorders>
-            <w:shd w:fill="E2E8F0" w:color="auto" w:val="clear"/>
+            <w:shd w:fill="FEF3C7" w:color="auto" w:val="clear"/>
             <w:tcMar>
               <w:top w:type="dxa" w:w="80"/>
               <w:left w:type="dxa" w:w="120"/>
@@ -1854,7 +1854,7 @@
                 <w:sz w:val="20"/>
                 <w:szCs w:val="20"/>
               </w:rPr>
-              <w:t xml:space="preserve">Low</w:t>
+              <w:t xml:space="preserve">Medium</w:t>
             </w:r>
           </w:p>
         </w:tc>
@@ -1884,7 +1884,7 @@
                 <w:sz w:val="20"/>
                 <w:szCs w:val="20"/>
               </w:rPr>
-              <w:t xml:space="preserve">Large</w:t>
+              <w:t xml:space="preserve">Small</w:t>
             </w:r>
           </w:p>
         </w:tc>
@@ -1948,7 +1948,7 @@
                 <w:sz w:val="20"/>
                 <w:szCs w:val="20"/>
               </w:rPr>
-              <w:t xml:space="preserve">Leaderboard upgrades</w:t>
+              <w:t xml:space="preserve">Random events</w:t>
             </w:r>
           </w:p>
         </w:tc>
@@ -1978,7 +1978,7 @@
                 <w:sz w:val="20"/>
                 <w:szCs w:val="20"/>
               </w:rPr>
-              <w:t xml:space="preserve">Social</w:t>
+              <w:t xml:space="preserve">Engagement</w:t>
             </w:r>
           </w:p>
         </w:tc>
@@ -2039,7 +2039,7 @@
                 <w:sz w:val="20"/>
                 <w:szCs w:val="20"/>
               </w:rPr>
-              <w:t xml:space="preserve">Small</w:t>
+              <w:t xml:space="preserve">Medium</w:t>
             </w:r>
           </w:p>
         </w:tc>
@@ -2103,7 +2103,7 @@
                 <w:sz w:val="20"/>
                 <w:szCs w:val="20"/>
               </w:rPr>
-              <w:t xml:space="preserve">Player profile</w:t>
+              <w:t xml:space="preserve">Prestige perks (new)</w:t>
             </w:r>
           </w:p>
         </w:tc>
@@ -2133,7 +2133,7 @@
                 <w:sz w:val="20"/>
                 <w:szCs w:val="20"/>
               </w:rPr>
-              <w:t xml:space="preserve">Social</w:t>
+              <w:t xml:space="preserve">Core gameplay</w:t>
             </w:r>
           </w:p>
         </w:tc>
@@ -2194,7 +2194,7 @@
                 <w:sz w:val="20"/>
                 <w:szCs w:val="20"/>
               </w:rPr>
-              <w:t xml:space="preserve">Small</w:t>
+              <w:t xml:space="preserve">Medium</w:t>
             </w:r>
           </w:p>
         </w:tc>
@@ -2258,7 +2258,7 @@
                 <w:sz w:val="20"/>
                 <w:szCs w:val="20"/>
               </w:rPr>
-              <w:t xml:space="preserve">Friends and alliances</w:t>
+              <w:t xml:space="preserve">Sector synergies and luxury collections (new)</w:t>
             </w:r>
           </w:p>
         </w:tc>
@@ -2288,7 +2288,7 @@
                 <w:sz w:val="20"/>
                 <w:szCs w:val="20"/>
               </w:rPr>
-              <w:t xml:space="preserve">Social</w:t>
+              <w:t xml:space="preserve">Economy</w:t>
             </w:r>
           </w:p>
         </w:tc>
@@ -2301,7 +2301,7 @@
               <w:bottom w:val="single" w:color="D4D9E3" w:sz="4"/>
               <w:right w:val="single" w:color="D4D9E3" w:sz="4"/>
             </w:tcBorders>
-            <w:shd w:fill="E2E8F0" w:color="auto" w:val="clear"/>
+            <w:shd w:fill="FEF3C7" w:color="auto" w:val="clear"/>
             <w:tcMar>
               <w:top w:type="dxa" w:w="80"/>
               <w:left w:type="dxa" w:w="120"/>
@@ -2319,7 +2319,7 @@
                 <w:sz w:val="20"/>
                 <w:szCs w:val="20"/>
               </w:rPr>
-              <w:t xml:space="preserve">Low</w:t>
+              <w:t xml:space="preserve">Medium</w:t>
             </w:r>
           </w:p>
         </w:tc>
@@ -2349,7 +2349,7 @@
                 <w:sz w:val="20"/>
                 <w:szCs w:val="20"/>
               </w:rPr>
-              <w:t xml:space="preserve">Large</w:t>
+              <w:t xml:space="preserve">Medium</w:t>
             </w:r>
           </w:p>
         </w:tc>
@@ -2413,7 +2413,7 @@
                 <w:sz w:val="20"/>
                 <w:szCs w:val="20"/>
               </w:rPr>
-              <w:t xml:space="preserve">Installable mobile app (PWA) and notifications</w:t>
+              <w:t xml:space="preserve">Translated game content (new)</w:t>
             </w:r>
           </w:p>
         </w:tc>
@@ -2456,7 +2456,7 @@
               <w:bottom w:val="single" w:color="D4D9E3" w:sz="4"/>
               <w:right w:val="single" w:color="D4D9E3" w:sz="4"/>
             </w:tcBorders>
-            <w:shd w:fill="FDE2E2" w:color="auto" w:val="clear"/>
+            <w:shd w:fill="FEF3C7" w:color="auto" w:val="clear"/>
             <w:tcMar>
               <w:top w:type="dxa" w:w="80"/>
               <w:left w:type="dxa" w:w="120"/>
@@ -2474,7 +2474,7 @@
                 <w:sz w:val="20"/>
                 <w:szCs w:val="20"/>
               </w:rPr>
-              <w:t xml:space="preserve">High</w:t>
+              <w:t xml:space="preserve">Medium</w:t>
             </w:r>
           </w:p>
         </w:tc>
@@ -2504,7 +2504,7 @@
                 <w:sz w:val="20"/>
                 <w:szCs w:val="20"/>
               </w:rPr>
-              <w:t xml:space="preserve">Small</w:t>
+              <w:t xml:space="preserve">Medium</w:t>
             </w:r>
           </w:p>
         </w:tc>
@@ -2568,7 +2568,7 @@
                 <w:sz w:val="20"/>
                 <w:szCs w:val="20"/>
               </w:rPr>
-              <w:t xml:space="preserve">Onboarding tutorial</w:t>
+              <w:t xml:space="preserve">Statistics and charts</w:t>
             </w:r>
           </w:p>
         </w:tc>
@@ -2611,7 +2611,7 @@
               <w:bottom w:val="single" w:color="D4D9E3" w:sz="4"/>
               <w:right w:val="single" w:color="D4D9E3" w:sz="4"/>
             </w:tcBorders>
-            <w:shd w:fill="FEF3C7" w:color="auto" w:val="clear"/>
+            <w:shd w:fill="E2E8F0" w:color="auto" w:val="clear"/>
             <w:tcMar>
               <w:top w:type="dxa" w:w="80"/>
               <w:left w:type="dxa" w:w="120"/>
@@ -2629,37 +2629,37 @@
                 <w:sz w:val="20"/>
                 <w:szCs w:val="20"/>
               </w:rPr>
+              <w:t xml:space="preserve">Low</w:t>
+            </w:r>
+          </w:p>
+        </w:tc>
+        <w:tc>
+          <w:tcPr>
+            <w:tcW w:type="dxa" w:w="1500"/>
+            <w:tcBorders>
+              <w:top w:val="single" w:color="D4D9E3" w:sz="4"/>
+              <w:left w:val="single" w:color="D4D9E3" w:sz="4"/>
+              <w:bottom w:val="single" w:color="D4D9E3" w:sz="4"/>
+              <w:right w:val="single" w:color="D4D9E3" w:sz="4"/>
+            </w:tcBorders>
+            <w:tcMar>
+              <w:top w:type="dxa" w:w="80"/>
+              <w:left w:type="dxa" w:w="120"/>
+              <w:bottom w:type="dxa" w:w="80"/>
+              <w:right w:type="dxa" w:w="120"/>
+            </w:tcMar>
+          </w:tcPr>
+          <w:p>
+            <w:pPr>
+              <w:jc w:val="left"/>
+            </w:pPr>
+            <w:r>
+              <w:rPr>
+                <w:rFonts w:ascii="Calibri" w:cs="Calibri" w:eastAsia="Calibri" w:hAnsi="Calibri"/>
+                <w:sz w:val="20"/>
+                <w:szCs w:val="20"/>
+              </w:rPr>
               <w:t xml:space="preserve">Medium</w:t>
-            </w:r>
-          </w:p>
-        </w:tc>
-        <w:tc>
-          <w:tcPr>
-            <w:tcW w:type="dxa" w:w="1500"/>
-            <w:tcBorders>
-              <w:top w:val="single" w:color="D4D9E3" w:sz="4"/>
-              <w:left w:val="single" w:color="D4D9E3" w:sz="4"/>
-              <w:bottom w:val="single" w:color="D4D9E3" w:sz="4"/>
-              <w:right w:val="single" w:color="D4D9E3" w:sz="4"/>
-            </w:tcBorders>
-            <w:tcMar>
-              <w:top w:type="dxa" w:w="80"/>
-              <w:left w:type="dxa" w:w="120"/>
-              <w:bottom w:type="dxa" w:w="80"/>
-              <w:right w:type="dxa" w:w="120"/>
-            </w:tcMar>
-          </w:tcPr>
-          <w:p>
-            <w:pPr>
-              <w:jc w:val="left"/>
-            </w:pPr>
-            <w:r>
-              <w:rPr>
-                <w:rFonts w:ascii="Calibri" w:cs="Calibri" w:eastAsia="Calibri" w:hAnsi="Calibri"/>
-                <w:sz w:val="20"/>
-                <w:szCs w:val="20"/>
-              </w:rPr>
-              <w:t xml:space="preserve">Small</w:t>
             </w:r>
           </w:p>
         </w:tc>
@@ -2723,7 +2723,7 @@
                 <w:sz w:val="20"/>
                 <w:szCs w:val="20"/>
               </w:rPr>
-              <w:t xml:space="preserve">Statistics and charts</w:t>
+              <w:t xml:space="preserve">Dark mode</w:t>
             </w:r>
           </w:p>
         </w:tc>
@@ -2814,7 +2814,7 @@
                 <w:sz w:val="20"/>
                 <w:szCs w:val="20"/>
               </w:rPr>
-              <w:t xml:space="preserve">Medium</w:t>
+              <w:t xml:space="preserve">Small</w:t>
             </w:r>
           </w:p>
         </w:tc>
@@ -2878,7 +2878,7 @@
                 <w:sz w:val="20"/>
                 <w:szCs w:val="20"/>
               </w:rPr>
-              <w:t xml:space="preserve">French and Arabic languages</w:t>
+              <w:t xml:space="preserve">Admin announcements and audit log (new)</w:t>
             </w:r>
           </w:p>
         </w:tc>
@@ -2908,7 +2908,7 @@
                 <w:sz w:val="20"/>
                 <w:szCs w:val="20"/>
               </w:rPr>
-              <w:t xml:space="preserve">Platform</w:t>
+              <w:t xml:space="preserve">Admin &amp; content</w:t>
             </w:r>
           </w:p>
         </w:tc>
@@ -2921,7 +2921,7 @@
               <w:bottom w:val="single" w:color="D4D9E3" w:sz="4"/>
               <w:right w:val="single" w:color="D4D9E3" w:sz="4"/>
             </w:tcBorders>
-            <w:shd w:fill="FEF3C7" w:color="auto" w:val="clear"/>
+            <w:shd w:fill="E2E8F0" w:color="auto" w:val="clear"/>
             <w:tcMar>
               <w:top w:type="dxa" w:w="80"/>
               <w:left w:type="dxa" w:w="120"/>
@@ -2939,7 +2939,7 @@
                 <w:sz w:val="20"/>
                 <w:szCs w:val="20"/>
               </w:rPr>
-              <w:t xml:space="preserve">Medium</w:t>
+              <w:t xml:space="preserve">Low</w:t>
             </w:r>
           </w:p>
         </w:tc>
@@ -2969,7 +2969,7 @@
                 <w:sz w:val="20"/>
                 <w:szCs w:val="20"/>
               </w:rPr>
-              <w:t xml:space="preserve">Medium</w:t>
+              <w:t xml:space="preserve">Small</w:t>
             </w:r>
           </w:p>
         </w:tc>
@@ -3033,7 +3033,7 @@
                 <w:sz w:val="20"/>
                 <w:szCs w:val="20"/>
               </w:rPr>
-              <w:t xml:space="preserve">Dark mode</w:t>
+              <w:t xml:space="preserve">Player marketplace</w:t>
             </w:r>
           </w:p>
         </w:tc>
@@ -3063,7 +3063,7 @@
                 <w:sz w:val="20"/>
                 <w:szCs w:val="20"/>
               </w:rPr>
-              <w:t xml:space="preserve">Platform</w:t>
+              <w:t xml:space="preserve">Economy</w:t>
             </w:r>
           </w:p>
         </w:tc>
@@ -3124,7 +3124,7 @@
                 <w:sz w:val="20"/>
                 <w:szCs w:val="20"/>
               </w:rPr>
-              <w:t xml:space="preserve">Small</w:t>
+              <w:t xml:space="preserve">Large</w:t>
             </w:r>
           </w:p>
         </w:tc>
@@ -3188,7 +3188,7 @@
                 <w:sz w:val="20"/>
                 <w:szCs w:val="20"/>
               </w:rPr>
-              <w:t xml:space="preserve">Account security</w:t>
+              <w:t xml:space="preserve">Bank: loans and deposits</w:t>
             </w:r>
           </w:p>
         </w:tc>
@@ -3218,7 +3218,7 @@
                 <w:sz w:val="20"/>
                 <w:szCs w:val="20"/>
               </w:rPr>
-              <w:t xml:space="preserve">Platform</w:t>
+              <w:t xml:space="preserve">Economy</w:t>
             </w:r>
           </w:p>
         </w:tc>
@@ -3231,7 +3231,7 @@
               <w:bottom w:val="single" w:color="D4D9E3" w:sz="4"/>
               <w:right w:val="single" w:color="D4D9E3" w:sz="4"/>
             </w:tcBorders>
-            <w:shd w:fill="FDE2E2" w:color="auto" w:val="clear"/>
+            <w:shd w:fill="E2E8F0" w:color="auto" w:val="clear"/>
             <w:tcMar>
               <w:top w:type="dxa" w:w="80"/>
               <w:left w:type="dxa" w:w="120"/>
@@ -3249,7 +3249,7 @@
                 <w:sz w:val="20"/>
                 <w:szCs w:val="20"/>
               </w:rPr>
-              <w:t xml:space="preserve">High</w:t>
+              <w:t xml:space="preserve">Low</w:t>
             </w:r>
           </w:p>
         </w:tc>
@@ -3279,12 +3279,416 @@
                 <w:sz w:val="20"/>
                 <w:szCs w:val="20"/>
               </w:rPr>
-              <w:t xml:space="preserve">Medium</w:t>
+              <w:t xml:space="preserve">Large</w:t>
+            </w:r>
+          </w:p>
+        </w:tc>
+      </w:tr>
+      <w:tr>
+        <w:tc>
+          <w:tcPr>
+            <w:tcW w:type="dxa" w:w="900"/>
+            <w:tcBorders>
+              <w:top w:val="single" w:color="D4D9E3" w:sz="4"/>
+              <w:left w:val="single" w:color="D4D9E3" w:sz="4"/>
+              <w:bottom w:val="single" w:color="D4D9E3" w:sz="4"/>
+              <w:right w:val="single" w:color="D4D9E3" w:sz="4"/>
+            </w:tcBorders>
+            <w:tcMar>
+              <w:top w:type="dxa" w:w="80"/>
+              <w:left w:type="dxa" w:w="120"/>
+              <w:bottom w:type="dxa" w:w="80"/>
+              <w:right w:type="dxa" w:w="120"/>
+            </w:tcMar>
+          </w:tcPr>
+          <w:p>
+            <w:pPr>
+              <w:jc w:val="center"/>
+            </w:pPr>
+            <w:r>
+              <w:rPr>
+                <w:rFonts w:ascii="Calibri" w:cs="Calibri" w:eastAsia="Calibri" w:hAnsi="Calibri"/>
+                <w:sz w:val="20"/>
+                <w:szCs w:val="20"/>
+              </w:rPr>
+              <w:t xml:space="preserve">20</w:t>
+            </w:r>
+          </w:p>
+        </w:tc>
+        <w:tc>
+          <w:tcPr>
+            <w:tcW w:type="dxa" w:w="4138"/>
+            <w:tcBorders>
+              <w:top w:val="single" w:color="D4D9E3" w:sz="4"/>
+              <w:left w:val="single" w:color="D4D9E3" w:sz="4"/>
+              <w:bottom w:val="single" w:color="D4D9E3" w:sz="4"/>
+              <w:right w:val="single" w:color="D4D9E3" w:sz="4"/>
+            </w:tcBorders>
+            <w:tcMar>
+              <w:top w:type="dxa" w:w="80"/>
+              <w:left w:type="dxa" w:w="120"/>
+              <w:bottom w:type="dxa" w:w="80"/>
+              <w:right w:type="dxa" w:w="120"/>
+            </w:tcMar>
+          </w:tcPr>
+          <w:p>
+            <w:pPr>
+              <w:jc w:val="left"/>
+            </w:pPr>
+            <w:r>
+              <w:rPr>
+                <w:rFonts w:ascii="Calibri" w:cs="Calibri" w:eastAsia="Calibri" w:hAnsi="Calibri"/>
+                <w:b/>
+                <w:bCs/>
+                <w:sz w:val="20"/>
+                <w:szCs w:val="20"/>
+              </w:rPr>
+              <w:t xml:space="preserve">Friends and alliances</w:t>
+            </w:r>
+          </w:p>
+        </w:tc>
+        <w:tc>
+          <w:tcPr>
+            <w:tcW w:type="dxa" w:w="1900"/>
+            <w:tcBorders>
+              <w:top w:val="single" w:color="D4D9E3" w:sz="4"/>
+              <w:left w:val="single" w:color="D4D9E3" w:sz="4"/>
+              <w:bottom w:val="single" w:color="D4D9E3" w:sz="4"/>
+              <w:right w:val="single" w:color="D4D9E3" w:sz="4"/>
+            </w:tcBorders>
+            <w:tcMar>
+              <w:top w:type="dxa" w:w="80"/>
+              <w:left w:type="dxa" w:w="120"/>
+              <w:bottom w:type="dxa" w:w="80"/>
+              <w:right w:type="dxa" w:w="120"/>
+            </w:tcMar>
+          </w:tcPr>
+          <w:p>
+            <w:pPr>
+              <w:jc w:val="left"/>
+            </w:pPr>
+            <w:r>
+              <w:rPr>
+                <w:rFonts w:ascii="Calibri" w:cs="Calibri" w:eastAsia="Calibri" w:hAnsi="Calibri"/>
+                <w:sz w:val="20"/>
+                <w:szCs w:val="20"/>
+              </w:rPr>
+              <w:t xml:space="preserve">Social</w:t>
+            </w:r>
+          </w:p>
+        </w:tc>
+        <w:tc>
+          <w:tcPr>
+            <w:tcW w:type="dxa" w:w="1200"/>
+            <w:tcBorders>
+              <w:top w:val="single" w:color="D4D9E3" w:sz="4"/>
+              <w:left w:val="single" w:color="D4D9E3" w:sz="4"/>
+              <w:bottom w:val="single" w:color="D4D9E3" w:sz="4"/>
+              <w:right w:val="single" w:color="D4D9E3" w:sz="4"/>
+            </w:tcBorders>
+            <w:shd w:fill="E2E8F0" w:color="auto" w:val="clear"/>
+            <w:tcMar>
+              <w:top w:type="dxa" w:w="80"/>
+              <w:left w:type="dxa" w:w="120"/>
+              <w:bottom w:type="dxa" w:w="80"/>
+              <w:right w:type="dxa" w:w="120"/>
+            </w:tcMar>
+          </w:tcPr>
+          <w:p>
+            <w:pPr>
+              <w:jc w:val="left"/>
+            </w:pPr>
+            <w:r>
+              <w:rPr>
+                <w:rFonts w:ascii="Calibri" w:cs="Calibri" w:eastAsia="Calibri" w:hAnsi="Calibri"/>
+                <w:sz w:val="20"/>
+                <w:szCs w:val="20"/>
+              </w:rPr>
+              <w:t xml:space="preserve">Low</w:t>
+            </w:r>
+          </w:p>
+        </w:tc>
+        <w:tc>
+          <w:tcPr>
+            <w:tcW w:type="dxa" w:w="1500"/>
+            <w:tcBorders>
+              <w:top w:val="single" w:color="D4D9E3" w:sz="4"/>
+              <w:left w:val="single" w:color="D4D9E3" w:sz="4"/>
+              <w:bottom w:val="single" w:color="D4D9E3" w:sz="4"/>
+              <w:right w:val="single" w:color="D4D9E3" w:sz="4"/>
+            </w:tcBorders>
+            <w:tcMar>
+              <w:top w:type="dxa" w:w="80"/>
+              <w:left w:type="dxa" w:w="120"/>
+              <w:bottom w:type="dxa" w:w="80"/>
+              <w:right w:type="dxa" w:w="120"/>
+            </w:tcMar>
+          </w:tcPr>
+          <w:p>
+            <w:pPr>
+              <w:jc w:val="left"/>
+            </w:pPr>
+            <w:r>
+              <w:rPr>
+                <w:rFonts w:ascii="Calibri" w:cs="Calibri" w:eastAsia="Calibri" w:hAnsi="Calibri"/>
+                <w:sz w:val="20"/>
+                <w:szCs w:val="20"/>
+              </w:rPr>
+              <w:t xml:space="preserve">Large</w:t>
             </w:r>
           </w:p>
         </w:tc>
       </w:tr>
     </w:tbl>
+    <w:p>
+      <w:pPr>
+        <w:pStyle w:val="Heading1"/>
+        <w:spacing w:before="360"/>
+      </w:pPr>
+      <w:r>
+        <w:rPr>
+          <w:rFonts w:ascii="Calibri" w:cs="Calibri" w:eastAsia="Calibri" w:hAnsi="Calibri"/>
+        </w:rPr>
+        <w:t xml:space="preserve">Already shipped</w:t>
+      </w:r>
+    </w:p>
+    <w:p>
+      <w:pPr>
+        <w:spacing w:after="120"/>
+      </w:pPr>
+      <w:r>
+        <w:rPr>
+          <w:rFonts w:ascii="Calibri" w:cs="Calibri" w:eastAsia="Calibri" w:hAnsi="Calibri"/>
+          <w:sz w:val="22"/>
+          <w:szCs w:val="22"/>
+        </w:rPr>
+        <w:t xml:space="preserve">Done between 8 and 9 October 2026 and removed from the feature list:</w:t>
+      </w:r>
+    </w:p>
+    <w:p>
+      <w:pPr>
+        <w:pStyle w:val="ListParagraph"/>
+        <w:numPr>
+          <w:ilvl w:val="0"/>
+          <w:numId w:val="2"/>
+        </w:numPr>
+        <w:spacing w:after="80"/>
+      </w:pPr>
+      <w:r>
+        <w:rPr>
+          <w:rFonts w:ascii="Calibri" w:cs="Calibri" w:eastAsia="Calibri" w:hAnsi="Calibri"/>
+          <w:b/>
+          <w:bCs/>
+          <w:sz w:val="22"/>
+          <w:szCs w:val="22"/>
+        </w:rPr>
+        <w:t xml:space="preserve">Business managers</w:t>
+      </w:r>
+      <w:r>
+        <w:rPr>
+          <w:rFonts w:ascii="Calibri" w:cs="Calibri" w:eastAsia="Calibri" w:hAnsi="Calibri"/>
+          <w:sz w:val="22"/>
+          <w:szCs w:val="22"/>
+        </w:rPr>
+        <w:t xml:space="preserve"> — 4-hour shifts, random manager names, offline income per shift.</w:t>
+      </w:r>
+    </w:p>
+    <w:p>
+      <w:pPr>
+        <w:pStyle w:val="ListParagraph"/>
+        <w:numPr>
+          <w:ilvl w:val="0"/>
+          <w:numId w:val="2"/>
+        </w:numPr>
+        <w:spacing w:after="80"/>
+      </w:pPr>
+      <w:r>
+        <w:rPr>
+          <w:rFonts w:ascii="Calibri" w:cs="Calibri" w:eastAsia="Calibri" w:hAnsi="Calibri"/>
+          <w:b/>
+          <w:bCs/>
+          <w:sz w:val="22"/>
+          <w:szCs w:val="22"/>
+        </w:rPr>
+        <w:t xml:space="preserve">Business levels</w:t>
+      </w:r>
+      <w:r>
+        <w:rPr>
+          <w:rFonts w:ascii="Calibri" w:cs="Calibri" w:eastAsia="Calibri" w:hAnsi="Calibri"/>
+          <w:sz w:val="22"/>
+          <w:szCs w:val="22"/>
+        </w:rPr>
+        <w:t xml:space="preserve"> — up to level 100, income doubles at levels 10, 25 and 50.</w:t>
+      </w:r>
+    </w:p>
+    <w:p>
+      <w:pPr>
+        <w:pStyle w:val="ListParagraph"/>
+        <w:numPr>
+          <w:ilvl w:val="0"/>
+          <w:numId w:val="2"/>
+        </w:numPr>
+        <w:spacing w:after="80"/>
+      </w:pPr>
+      <w:r>
+        <w:rPr>
+          <w:rFonts w:ascii="Calibri" w:cs="Calibri" w:eastAsia="Calibri" w:hAnsi="Calibri"/>
+          <w:b/>
+          <w:bCs/>
+          <w:sz w:val="22"/>
+          <w:szCs w:val="22"/>
+        </w:rPr>
+        <w:t xml:space="preserve">Achievements</w:t>
+      </w:r>
+      <w:r>
+        <w:rPr>
+          <w:rFonts w:ascii="Calibri" w:cs="Calibri" w:eastAsia="Calibri" w:hAnsi="Calibri"/>
+          <w:sz w:val="22"/>
+          <w:szCs w:val="22"/>
+        </w:rPr>
+        <w:t xml:space="preserve"> — 18 goals with progress bars on the profile and a toast when one unlocks.</w:t>
+      </w:r>
+    </w:p>
+    <w:p>
+      <w:pPr>
+        <w:pStyle w:val="ListParagraph"/>
+        <w:numPr>
+          <w:ilvl w:val="0"/>
+          <w:numId w:val="2"/>
+        </w:numPr>
+        <w:spacing w:after="80"/>
+      </w:pPr>
+      <w:r>
+        <w:rPr>
+          <w:rFonts w:ascii="Calibri" w:cs="Calibri" w:eastAsia="Calibri" w:hAnsi="Calibri"/>
+          <w:b/>
+          <w:bCs/>
+          <w:sz w:val="22"/>
+          <w:szCs w:val="22"/>
+        </w:rPr>
+        <w:t xml:space="preserve">Admin panel</w:t>
+      </w:r>
+      <w:r>
+        <w:rPr>
+          <w:rFonts w:ascii="Calibri" w:cs="Calibri" w:eastAsia="Calibri" w:hAnsi="Calibri"/>
+          <w:sz w:val="22"/>
+          <w:szCs w:val="22"/>
+        </w:rPr>
+        <w:t xml:space="preserve"> — catalogue editor, player management, manager names, game statistics.</w:t>
+      </w:r>
+    </w:p>
+    <w:p>
+      <w:pPr>
+        <w:pStyle w:val="ListParagraph"/>
+        <w:numPr>
+          <w:ilvl w:val="0"/>
+          <w:numId w:val="2"/>
+        </w:numPr>
+        <w:spacing w:after="80"/>
+      </w:pPr>
+      <w:r>
+        <w:rPr>
+          <w:rFonts w:ascii="Calibri" w:cs="Calibri" w:eastAsia="Calibri" w:hAnsi="Calibri"/>
+          <w:b/>
+          <w:bCs/>
+          <w:sz w:val="22"/>
+          <w:szCs w:val="22"/>
+        </w:rPr>
+        <w:t xml:space="preserve">Luxury collection</w:t>
+      </w:r>
+      <w:r>
+        <w:rPr>
+          <w:rFonts w:ascii="Calibri" w:cs="Calibri" w:eastAsia="Calibri" w:hAnsi="Calibri"/>
+          <w:sz w:val="22"/>
+          <w:szCs w:val="22"/>
+        </w:rPr>
+        <w:t xml:space="preserve"> — 76 items in 16 categories, counted in net worth and shown on the profile.</w:t>
+      </w:r>
+    </w:p>
+    <w:p>
+      <w:pPr>
+        <w:pStyle w:val="ListParagraph"/>
+        <w:numPr>
+          <w:ilvl w:val="0"/>
+          <w:numId w:val="2"/>
+        </w:numPr>
+        <w:spacing w:after="80"/>
+      </w:pPr>
+      <w:r>
+        <w:rPr>
+          <w:rFonts w:ascii="Calibri" w:cs="Calibri" w:eastAsia="Calibri" w:hAnsi="Calibri"/>
+          <w:b/>
+          <w:bCs/>
+          <w:sz w:val="22"/>
+          <w:szCs w:val="22"/>
+        </w:rPr>
+        <w:t xml:space="preserve">Player profile</w:t>
+      </w:r>
+      <w:r>
+        <w:rPr>
+          <w:rFonts w:ascii="Calibri" w:cs="Calibri" w:eastAsia="Calibri" w:hAnsi="Calibri"/>
+          <w:sz w:val="22"/>
+          <w:szCs w:val="22"/>
+        </w:rPr>
+        <w:t xml:space="preserve"> — company, rank, stats, luxury collection and achievements.</w:t>
+      </w:r>
+    </w:p>
+    <w:p>
+      <w:pPr>
+        <w:pStyle w:val="ListParagraph"/>
+        <w:numPr>
+          <w:ilvl w:val="0"/>
+          <w:numId w:val="2"/>
+        </w:numPr>
+        <w:spacing w:after="80"/>
+      </w:pPr>
+      <w:r>
+        <w:rPr>
+          <w:rFonts w:ascii="Calibri" w:cs="Calibri" w:eastAsia="Calibri" w:hAnsi="Calibri"/>
+          <w:b/>
+          <w:bCs/>
+          <w:sz w:val="22"/>
+          <w:szCs w:val="22"/>
+        </w:rPr>
+        <w:t xml:space="preserve">French and Arabic</w:t>
+      </w:r>
+      <w:r>
+        <w:rPr>
+          <w:rFonts w:ascii="Calibri" w:cs="Calibri" w:eastAsia="Calibri" w:hAnsi="Calibri"/>
+          <w:sz w:val="22"/>
+          <w:szCs w:val="22"/>
+        </w:rPr>
+        <w:t xml:space="preserve"> — the whole interface, switchable at any time, right-to-left layout for Arabic.</w:t>
+      </w:r>
+    </w:p>
+    <w:p>
+      <w:pPr>
+        <w:pStyle w:val="ListParagraph"/>
+        <w:numPr>
+          <w:ilvl w:val="0"/>
+          <w:numId w:val="2"/>
+        </w:numPr>
+        <w:spacing w:after="80"/>
+      </w:pPr>
+      <w:r>
+        <w:rPr>
+          <w:rFonts w:ascii="Calibri" w:cs="Calibri" w:eastAsia="Calibri" w:hAnsi="Calibri"/>
+          <w:b/>
+          <w:bCs/>
+          <w:sz w:val="22"/>
+          <w:szCs w:val="22"/>
+        </w:rPr>
+        <w:t xml:space="preserve">Online hosting</w:t>
+      </w:r>
+      <w:r>
+        <w:rPr>
+          <w:rFonts w:ascii="Calibri" w:cs="Calibri" w:eastAsia="Calibri" w:hAnsi="Calibri"/>
+          <w:sz w:val="22"/>
+          <w:szCs w:val="22"/>
+        </w:rPr>
+        <w:t xml:space="preserve"> — Netlify (game), Render (API) and Neon (database), redeployed on every push.</w:t>
+      </w:r>
+    </w:p>
     <w:p>
       <w:pPr>
         <w:pStyle w:val="Heading1"/>
@@ -3421,7 +3825,7 @@
           <w:rFonts w:ascii="Calibri" w:cs="Calibri" w:eastAsia="Calibri" w:hAnsi="Calibri"/>
           <w:color w:val="4F46E5"/>
         </w:rPr>
-        <w:t xml:space="preserve">Feature 1 — Business automation (managers)</w:t>
+        <w:t xml:space="preserve">Feature 1 — Upgrade base income ("side hustles")</w:t>
       </w:r>
     </w:p>
     <w:p>
@@ -3456,7 +3860,7 @@
           <w:sz w:val="20"/>
           <w:szCs w:val="20"/>
         </w:rPr>
-        <w:t xml:space="preserve">  ·  Effort: Medium (1–2 weeks)</w:t>
+        <w:t xml:space="preserve">  ·  Effort: Small (days)</w:t>
       </w:r>
     </w:p>
     <w:p>
@@ -3479,7 +3883,7 @@
           <w:sz w:val="22"/>
           <w:szCs w:val="22"/>
         </w:rPr>
-        <w:t xml:space="preserve">Offline income ("welcome back") only counts automated businesses, but nothing in the game lets a player automate one — so today offline income is just the base $3/s. This is the single biggest missing loop of an idle game.</w:t>
+        <w:t xml:space="preserve">Base income is stuck at $3/s × multiplier. A cheap, always-available upgrade gives new players something to buy in the first minutes.</w:t>
       </w:r>
     </w:p>
     <w:p>
@@ -3513,7 +3917,7 @@
           <w:sz w:val="22"/>
           <w:szCs w:val="22"/>
         </w:rPr>
-        <w:t xml:space="preserve">Hire a manager for an owned business to automate it.</w:t>
+        <w:t xml:space="preserve">A ladder of upgrades: $3 → $7 → $15 → $35 → $80 → $200 per second.</w:t>
       </w:r>
     </w:p>
     <w:p>
@@ -3531,25 +3935,7 @@
           <w:sz w:val="22"/>
           <w:szCs w:val="22"/>
         </w:rPr>
-        <w:t xml:space="preserve">Automated businesses keep earning while the player is away (up to the 4-hour cap).</w:t>
-      </w:r>
-    </w:p>
-    <w:p>
-      <w:pPr>
-        <w:pStyle w:val="ListParagraph"/>
-        <w:numPr>
-          <w:ilvl w:val="0"/>
-          <w:numId w:val="2"/>
-        </w:numPr>
-        <w:spacing w:after="60"/>
-      </w:pPr>
-      <w:r>
-        <w:rPr>
-          <w:rFonts w:ascii="Calibri" w:cs="Calibri" w:eastAsia="Calibri" w:hAnsi="Calibri"/>
-          <w:sz w:val="22"/>
-          <w:szCs w:val="22"/>
-        </w:rPr>
-        <w:t xml:space="preserve">Manager price scales with the business: e.g. 2× its opening cost.</w:t>
+        <w:t xml:space="preserve">Each step costs cash and is shown on the dashboard.</w:t>
       </w:r>
     </w:p>
     <w:p>
@@ -3583,7 +3969,7 @@
           <w:sz w:val="22"/>
           <w:szCs w:val="22"/>
         </w:rPr>
-        <w:t xml:space="preserve">Backend: Business.Automate() and IsAutomated already exist. Add an automation price to the catalogue (a column, editable by admins), a Company.AutomateBusiness rule and POST /api/game/businesses/{id}/automate.</w:t>
+        <w:t xml:space="preserve">Backend: Company.UpgradePassiveIncome is implemented and tested but not exposed. The tiers must first be redefined so they compose with prestige (see the open item in RichLife/CLAUDE.md). Then expose POST /api/game/upgrade-income.</w:t>
       </w:r>
     </w:p>
     <w:p>
@@ -3601,25 +3987,7 @@
           <w:sz w:val="22"/>
           <w:szCs w:val="22"/>
         </w:rPr>
-        <w:t xml:space="preserve">Frontend: "Hire manager" button in the manage-business dialog; the existing ⚡ Auto badge then lights up.</w:t>
-      </w:r>
-    </w:p>
-    <w:p>
-      <w:pPr>
-        <w:pStyle w:val="ListParagraph"/>
-        <w:numPr>
-          <w:ilvl w:val="0"/>
-          <w:numId w:val="2"/>
-        </w:numPr>
-        <w:spacing w:after="60"/>
-      </w:pPr>
-      <w:r>
-        <w:rPr>
-          <w:rFonts w:ascii="Calibri" w:cs="Calibri" w:eastAsia="Calibri" w:hAnsi="Calibri"/>
-          <w:sz w:val="22"/>
-          <w:szCs w:val="22"/>
-        </w:rPr>
-        <w:t xml:space="preserve">Contract first: new route + catalogue field.</w:t>
+        <w:t xml:space="preserve">Frontend: an "Upgrade income" card on the dashboard, with its texts in English, French and Arabic.</w:t>
       </w:r>
     </w:p>
     <w:p>
@@ -3642,7 +4010,7 @@
           <w:sz w:val="22"/>
           <w:szCs w:val="22"/>
         </w:rPr>
-        <w:t xml:space="preserve">None</w:t>
+        <w:t xml:space="preserve">Fix of the double prestige multiplier (see "Fix first")</w:t>
       </w:r>
     </w:p>
     <w:p>
@@ -3656,7 +4024,7 @@
           <w:rFonts w:ascii="Calibri" w:cs="Calibri" w:eastAsia="Calibri" w:hAnsi="Calibri"/>
           <w:color w:val="4F46E5"/>
         </w:rPr>
-        <w:t xml:space="preserve">Feature 2 — Upgrade base income ("side hustles")</w:t>
+        <w:t xml:space="preserve">Feature 2 — Daily login rewards and streaks</w:t>
       </w:r>
     </w:p>
     <w:p>
@@ -3671,7 +4039,7 @@
           <w:sz w:val="20"/>
           <w:szCs w:val="20"/>
         </w:rPr>
-        <w:t xml:space="preserve">Core gameplay  ·  </w:t>
+        <w:t xml:space="preserve">Engagement  ·  </w:t>
       </w:r>
       <w:r>
         <w:rPr>
@@ -3714,7 +4082,7 @@
           <w:sz w:val="22"/>
           <w:szCs w:val="22"/>
         </w:rPr>
-        <w:t xml:space="preserve">Base income is stuck at $3/s × multiplier. A cheap, always-available upgrade gives new players something to buy in the first minutes.</w:t>
+        <w:t xml:space="preserve">Gives players a reason to open the app every day, the main retention lever for idle games.</w:t>
       </w:r>
     </w:p>
     <w:p>
@@ -3748,7 +4116,7 @@
           <w:sz w:val="22"/>
           <w:szCs w:val="22"/>
         </w:rPr>
-        <w:t xml:space="preserve">A ladder of upgrades: $3 → $7 → $15 → $35 → $80 → $200 per second.</w:t>
+        <w:t xml:space="preserve">A reward on the first visit of each day; it grows with consecutive days (day 1 → day 7).</w:t>
       </w:r>
     </w:p>
     <w:p>
@@ -3766,7 +4134,7 @@
           <w:sz w:val="22"/>
           <w:szCs w:val="22"/>
         </w:rPr>
-        <w:t xml:space="preserve">Each step costs cash and is shown on the dashboard.</w:t>
+        <w:t xml:space="preserve">Missing a day resets the streak.</w:t>
       </w:r>
     </w:p>
     <w:p>
@@ -3800,7 +4168,7 @@
           <w:sz w:val="22"/>
           <w:szCs w:val="22"/>
         </w:rPr>
-        <w:t xml:space="preserve">Backend: Company.UpgradePassiveIncome is implemented and tested but not exposed. The tiers must first be redefined so they compose with prestige (see the open item in RichLife/CLAUDE.md). Then expose POST /api/game/upgrade-income.</w:t>
+        <w:t xml:space="preserve">Backend: LastDailyClaim and Streak on Company; GET/POST /api/game/daily-reward. Reward = minutes of the player's income, so it scales with progress.</w:t>
       </w:r>
     </w:p>
     <w:p>
@@ -3818,7 +4186,7 @@
           <w:sz w:val="22"/>
           <w:szCs w:val="22"/>
         </w:rPr>
-        <w:t xml:space="preserve">Frontend: an "Upgrade income" card on the dashboard.</w:t>
+        <w:t xml:space="preserve">Frontend: a dialog after the welcome-back one, with the 7-day calendar.</w:t>
       </w:r>
     </w:p>
     <w:p>
@@ -3841,7 +4209,7 @@
           <w:sz w:val="22"/>
           <w:szCs w:val="22"/>
         </w:rPr>
-        <w:t xml:space="preserve">Fix of the double prestige multiplier (see "Fix first")</w:t>
+        <w:t xml:space="preserve">None</w:t>
       </w:r>
     </w:p>
     <w:p>
@@ -3855,7 +4223,7 @@
           <w:rFonts w:ascii="Calibri" w:cs="Calibri" w:eastAsia="Calibri" w:hAnsi="Calibri"/>
           <w:color w:val="4F46E5"/>
         </w:rPr>
-        <w:t xml:space="preserve">Feature 3 — Business levels</w:t>
+        <w:t xml:space="preserve">Feature 3 — Installable mobile app (PWA) and notifications</w:t>
       </w:r>
     </w:p>
     <w:p>
@@ -3870,7 +4238,651 @@
           <w:sz w:val="20"/>
           <w:szCs w:val="20"/>
         </w:rPr>
-        <w:t xml:space="preserve">Core gameplay  ·  </w:t>
+        <w:t xml:space="preserve">Platform  ·  </w:t>
+      </w:r>
+      <w:r>
+        <w:rPr>
+          <w:rFonts w:ascii="Calibri" w:cs="Calibri" w:eastAsia="Calibri" w:hAnsi="Calibri"/>
+          <w:b/>
+          <w:bCs/>
+          <w:color w:val="B91C1C"/>
+          <w:sz w:val="20"/>
+          <w:szCs w:val="20"/>
+        </w:rPr>
+        <w:t xml:space="preserve">Priority: High</w:t>
+      </w:r>
+      <w:r>
+        <w:rPr>
+          <w:rFonts w:ascii="Calibri" w:cs="Calibri" w:eastAsia="Calibri" w:hAnsi="Calibri"/>
+          <w:color w:val="64748B"/>
+          <w:sz w:val="20"/>
+          <w:szCs w:val="20"/>
+        </w:rPr>
+        <w:t xml:space="preserve">  ·  Effort: Small (days)</w:t>
+      </w:r>
+    </w:p>
+    <w:p>
+      <w:pPr>
+        <w:spacing w:after="80"/>
+      </w:pPr>
+      <w:r>
+        <w:rPr>
+          <w:rFonts w:ascii="Calibri" w:cs="Calibri" w:eastAsia="Calibri" w:hAnsi="Calibri"/>
+          <w:b/>
+          <w:bCs/>
+          <w:sz w:val="22"/>
+          <w:szCs w:val="22"/>
+        </w:rPr>
+        <w:t xml:space="preserve">Why: </w:t>
+      </w:r>
+      <w:r>
+        <w:rPr>
+          <w:rFonts w:ascii="Calibri" w:cs="Calibri" w:eastAsia="Calibri" w:hAnsi="Calibri"/>
+          <w:sz w:val="22"/>
+          <w:szCs w:val="22"/>
+        </w:rPr>
+        <w:t xml:space="preserve">Most idle-game time is on phones. An installable app with an icon feels like a real game and can remind players to come back.</w:t>
+      </w:r>
+    </w:p>
+    <w:p>
+      <w:pPr>
+        <w:keepNext/>
+        <w:spacing w:after="60" w:before="80"/>
+      </w:pPr>
+      <w:r>
+        <w:rPr>
+          <w:rFonts w:ascii="Calibri" w:cs="Calibri" w:eastAsia="Calibri" w:hAnsi="Calibri"/>
+          <w:b/>
+          <w:bCs/>
+          <w:sz w:val="22"/>
+          <w:szCs w:val="22"/>
+        </w:rPr>
+        <w:t xml:space="preserve">What it does</w:t>
+      </w:r>
+    </w:p>
+    <w:p>
+      <w:pPr>
+        <w:pStyle w:val="ListParagraph"/>
+        <w:numPr>
+          <w:ilvl w:val="0"/>
+          <w:numId w:val="2"/>
+        </w:numPr>
+        <w:spacing w:after="60"/>
+      </w:pPr>
+      <w:r>
+        <w:rPr>
+          <w:rFonts w:ascii="Calibri" w:cs="Calibri" w:eastAsia="Calibri" w:hAnsi="Calibri"/>
+          <w:sz w:val="22"/>
+          <w:szCs w:val="22"/>
+        </w:rPr>
+        <w:t xml:space="preserve">"Add to home screen", full-screen launch, app icon and splash.</w:t>
+      </w:r>
+    </w:p>
+    <w:p>
+      <w:pPr>
+        <w:pStyle w:val="ListParagraph"/>
+        <w:numPr>
+          <w:ilvl w:val="0"/>
+          <w:numId w:val="2"/>
+        </w:numPr>
+        <w:spacing w:after="60"/>
+      </w:pPr>
+      <w:r>
+        <w:rPr>
+          <w:rFonts w:ascii="Calibri" w:cs="Calibri" w:eastAsia="Calibri" w:hAnsi="Calibri"/>
+          <w:sz w:val="22"/>
+          <w:szCs w:val="22"/>
+        </w:rPr>
+        <w:t xml:space="preserve">Optional push notification: "Your businesses hit the 4-hour offline cap — collect now", or "Your manager's shift has ended".</w:t>
+      </w:r>
+    </w:p>
+    <w:p>
+      <w:pPr>
+        <w:keepNext/>
+        <w:spacing w:after="60" w:before="80"/>
+      </w:pPr>
+      <w:r>
+        <w:rPr>
+          <w:rFonts w:ascii="Calibri" w:cs="Calibri" w:eastAsia="Calibri" w:hAnsi="Calibri"/>
+          <w:b/>
+          <w:bCs/>
+          <w:sz w:val="22"/>
+          <w:szCs w:val="22"/>
+        </w:rPr>
+        <w:t xml:space="preserve">How</w:t>
+      </w:r>
+    </w:p>
+    <w:p>
+      <w:pPr>
+        <w:pStyle w:val="ListParagraph"/>
+        <w:numPr>
+          <w:ilvl w:val="0"/>
+          <w:numId w:val="2"/>
+        </w:numPr>
+        <w:spacing w:after="60"/>
+      </w:pPr>
+      <w:r>
+        <w:rPr>
+          <w:rFonts w:ascii="Calibri" w:cs="Calibri" w:eastAsia="Calibri" w:hAnsi="Calibri"/>
+          <w:sz w:val="22"/>
+          <w:szCs w:val="22"/>
+        </w:rPr>
+        <w:t xml:space="preserve">Frontend: Angular service worker + web manifest (ng add @angular/pwa).</w:t>
+      </w:r>
+    </w:p>
+    <w:p>
+      <w:pPr>
+        <w:pStyle w:val="ListParagraph"/>
+        <w:numPr>
+          <w:ilvl w:val="0"/>
+          <w:numId w:val="2"/>
+        </w:numPr>
+        <w:spacing w:after="60"/>
+      </w:pPr>
+      <w:r>
+        <w:rPr>
+          <w:rFonts w:ascii="Calibri" w:cs="Calibri" w:eastAsia="Calibri" w:hAnsi="Calibri"/>
+          <w:sz w:val="22"/>
+          <w:szCs w:val="22"/>
+        </w:rPr>
+        <w:t xml:space="preserve">Backend (push only): store push subscriptions; a background job sends the reminder.</w:t>
+      </w:r>
+    </w:p>
+    <w:p>
+      <w:pPr>
+        <w:spacing w:after="80"/>
+      </w:pPr>
+      <w:r>
+        <w:rPr>
+          <w:rFonts w:ascii="Calibri" w:cs="Calibri" w:eastAsia="Calibri" w:hAnsi="Calibri"/>
+          <w:b/>
+          <w:bCs/>
+          <w:sz w:val="22"/>
+          <w:szCs w:val="22"/>
+        </w:rPr>
+        <w:t xml:space="preserve">Depends on: </w:t>
+      </w:r>
+      <w:r>
+        <w:rPr>
+          <w:rFonts w:ascii="Calibri" w:cs="Calibri" w:eastAsia="Calibri" w:hAnsi="Calibri"/>
+          <w:sz w:val="22"/>
+          <w:szCs w:val="22"/>
+        </w:rPr>
+        <w:t xml:space="preserve">HTTPS hosting — already provided by Netlify</w:t>
+      </w:r>
+    </w:p>
+    <w:p>
+      <w:pPr>
+        <w:pStyle w:val="Heading2"/>
+        <w:keepNext/>
+        <w:spacing w:after="120" w:before="320"/>
+      </w:pPr>
+      <w:r>
+        <w:rPr>
+          <w:rFonts w:ascii="Calibri" w:cs="Calibri" w:eastAsia="Calibri" w:hAnsi="Calibri"/>
+          <w:color w:val="4F46E5"/>
+        </w:rPr>
+        <w:t xml:space="preserve">Feature 4 — Account security</w:t>
+      </w:r>
+    </w:p>
+    <w:p>
+      <w:pPr>
+        <w:keepNext/>
+        <w:spacing w:after="120"/>
+      </w:pPr>
+      <w:r>
+        <w:rPr>
+          <w:rFonts w:ascii="Calibri" w:cs="Calibri" w:eastAsia="Calibri" w:hAnsi="Calibri"/>
+          <w:color w:val="64748B"/>
+          <w:sz w:val="20"/>
+          <w:szCs w:val="20"/>
+        </w:rPr>
+        <w:t xml:space="preserve">Platform  ·  </w:t>
+      </w:r>
+      <w:r>
+        <w:rPr>
+          <w:rFonts w:ascii="Calibri" w:cs="Calibri" w:eastAsia="Calibri" w:hAnsi="Calibri"/>
+          <w:b/>
+          <w:bCs/>
+          <w:color w:val="B91C1C"/>
+          <w:sz w:val="20"/>
+          <w:szCs w:val="20"/>
+        </w:rPr>
+        <w:t xml:space="preserve">Priority: High</w:t>
+      </w:r>
+      <w:r>
+        <w:rPr>
+          <w:rFonts w:ascii="Calibri" w:cs="Calibri" w:eastAsia="Calibri" w:hAnsi="Calibri"/>
+          <w:color w:val="64748B"/>
+          <w:sz w:val="20"/>
+          <w:szCs w:val="20"/>
+        </w:rPr>
+        <w:t xml:space="preserve">  ·  Effort: Medium (1–2 weeks)</w:t>
+      </w:r>
+    </w:p>
+    <w:p>
+      <w:pPr>
+        <w:spacing w:after="80"/>
+      </w:pPr>
+      <w:r>
+        <w:rPr>
+          <w:rFonts w:ascii="Calibri" w:cs="Calibri" w:eastAsia="Calibri" w:hAnsi="Calibri"/>
+          <w:b/>
+          <w:bCs/>
+          <w:sz w:val="22"/>
+          <w:szCs w:val="22"/>
+        </w:rPr>
+        <w:t xml:space="preserve">Why: </w:t>
+      </w:r>
+      <w:r>
+        <w:rPr>
+          <w:rFonts w:ascii="Calibri" w:cs="Calibri" w:eastAsia="Calibri" w:hAnsi="Calibri"/>
+          <w:sz w:val="22"/>
+          <w:szCs w:val="22"/>
+        </w:rPr>
+        <w:t xml:space="preserve">Required now that the game is online and real players can sign up.</w:t>
+      </w:r>
+    </w:p>
+    <w:p>
+      <w:pPr>
+        <w:keepNext/>
+        <w:spacing w:after="60" w:before="80"/>
+      </w:pPr>
+      <w:r>
+        <w:rPr>
+          <w:rFonts w:ascii="Calibri" w:cs="Calibri" w:eastAsia="Calibri" w:hAnsi="Calibri"/>
+          <w:b/>
+          <w:bCs/>
+          <w:sz w:val="22"/>
+          <w:szCs w:val="22"/>
+        </w:rPr>
+        <w:t xml:space="preserve">What it does</w:t>
+      </w:r>
+    </w:p>
+    <w:p>
+      <w:pPr>
+        <w:pStyle w:val="ListParagraph"/>
+        <w:numPr>
+          <w:ilvl w:val="0"/>
+          <w:numId w:val="2"/>
+        </w:numPr>
+        <w:spacing w:after="60"/>
+      </w:pPr>
+      <w:r>
+        <w:rPr>
+          <w:rFonts w:ascii="Calibri" w:cs="Calibri" w:eastAsia="Calibri" w:hAnsi="Calibri"/>
+          <w:sz w:val="22"/>
+          <w:szCs w:val="22"/>
+        </w:rPr>
+        <w:t xml:space="preserve">Password reset by email, email verification, a minimum password strength.</w:t>
+      </w:r>
+    </w:p>
+    <w:p>
+      <w:pPr>
+        <w:pStyle w:val="ListParagraph"/>
+        <w:numPr>
+          <w:ilvl w:val="0"/>
+          <w:numId w:val="2"/>
+        </w:numPr>
+        <w:spacing w:after="60"/>
+      </w:pPr>
+      <w:r>
+        <w:rPr>
+          <w:rFonts w:ascii="Calibri" w:cs="Calibri" w:eastAsia="Calibri" w:hAnsi="Calibri"/>
+          <w:sz w:val="22"/>
+          <w:szCs w:val="22"/>
+        </w:rPr>
+        <w:t xml:space="preserve">Server-side validation on registration (today a blank username crashes with a 500 error — see contract "Known gaps").</w:t>
+      </w:r>
+    </w:p>
+    <w:p>
+      <w:pPr>
+        <w:keepNext/>
+        <w:spacing w:after="60" w:before="80"/>
+      </w:pPr>
+      <w:r>
+        <w:rPr>
+          <w:rFonts w:ascii="Calibri" w:cs="Calibri" w:eastAsia="Calibri" w:hAnsi="Calibri"/>
+          <w:b/>
+          <w:bCs/>
+          <w:sz w:val="22"/>
+          <w:szCs w:val="22"/>
+        </w:rPr>
+        <w:t xml:space="preserve">How</w:t>
+      </w:r>
+    </w:p>
+    <w:p>
+      <w:pPr>
+        <w:pStyle w:val="ListParagraph"/>
+        <w:numPr>
+          <w:ilvl w:val="0"/>
+          <w:numId w:val="2"/>
+        </w:numPr>
+        <w:spacing w:after="60"/>
+      </w:pPr>
+      <w:r>
+        <w:rPr>
+          <w:rFonts w:ascii="Calibri" w:cs="Calibri" w:eastAsia="Calibri" w:hAnsi="Calibri"/>
+          <w:sz w:val="22"/>
+          <w:szCs w:val="22"/>
+        </w:rPr>
+        <w:t xml:space="preserve">Backend: validation in AuthService, an email sender, reset tokens.</w:t>
+      </w:r>
+    </w:p>
+    <w:p>
+      <w:pPr>
+        <w:pStyle w:val="ListParagraph"/>
+        <w:numPr>
+          <w:ilvl w:val="0"/>
+          <w:numId w:val="2"/>
+        </w:numPr>
+        <w:spacing w:after="60"/>
+      </w:pPr>
+      <w:r>
+        <w:rPr>
+          <w:rFonts w:ascii="Calibri" w:cs="Calibri" w:eastAsia="Calibri" w:hAnsi="Calibri"/>
+          <w:sz w:val="22"/>
+          <w:szCs w:val="22"/>
+        </w:rPr>
+        <w:t xml:space="preserve">Frontend: "Forgot password?" flow and inline validation messages (in all three languages).</w:t>
+      </w:r>
+    </w:p>
+    <w:p>
+      <w:pPr>
+        <w:spacing w:after="80"/>
+      </w:pPr>
+      <w:r>
+        <w:rPr>
+          <w:rFonts w:ascii="Calibri" w:cs="Calibri" w:eastAsia="Calibri" w:hAnsi="Calibri"/>
+          <w:b/>
+          <w:bCs/>
+          <w:sz w:val="22"/>
+          <w:szCs w:val="22"/>
+        </w:rPr>
+        <w:t xml:space="preserve">Depends on: </w:t>
+      </w:r>
+      <w:r>
+        <w:rPr>
+          <w:rFonts w:ascii="Calibri" w:cs="Calibri" w:eastAsia="Calibri" w:hAnsi="Calibri"/>
+          <w:sz w:val="22"/>
+          <w:szCs w:val="22"/>
+        </w:rPr>
+        <w:t xml:space="preserve">An email provider</w:t>
+      </w:r>
+    </w:p>
+    <w:p>
+      <w:pPr>
+        <w:pStyle w:val="Heading2"/>
+        <w:keepNext/>
+        <w:spacing w:after="120" w:before="320"/>
+      </w:pPr>
+      <w:r>
+        <w:rPr>
+          <w:rFonts w:ascii="Calibri" w:cs="Calibri" w:eastAsia="Calibri" w:hAnsi="Calibri"/>
+          <w:color w:val="4F46E5"/>
+        </w:rPr>
+        <w:t xml:space="preserve">Feature 5 — Production reliability</w:t>
+      </w:r>
+    </w:p>
+    <w:p>
+      <w:pPr>
+        <w:keepNext/>
+        <w:spacing w:after="120"/>
+      </w:pPr>
+      <w:r>
+        <w:rPr>
+          <w:rFonts w:ascii="Calibri" w:cs="Calibri" w:eastAsia="Calibri" w:hAnsi="Calibri"/>
+          <w:color w:val="64748B"/>
+          <w:sz w:val="20"/>
+          <w:szCs w:val="20"/>
+        </w:rPr>
+        <w:t xml:space="preserve">Platform  ·  </w:t>
+      </w:r>
+      <w:r>
+        <w:rPr>
+          <w:rFonts w:ascii="Calibri" w:cs="Calibri" w:eastAsia="Calibri" w:hAnsi="Calibri"/>
+          <w:b/>
+          <w:bCs/>
+          <w:color w:val="B91C1C"/>
+          <w:sz w:val="20"/>
+          <w:szCs w:val="20"/>
+        </w:rPr>
+        <w:t xml:space="preserve">Priority: High</w:t>
+      </w:r>
+      <w:r>
+        <w:rPr>
+          <w:rFonts w:ascii="Calibri" w:cs="Calibri" w:eastAsia="Calibri" w:hAnsi="Calibri"/>
+          <w:color w:val="64748B"/>
+          <w:sz w:val="20"/>
+          <w:szCs w:val="20"/>
+        </w:rPr>
+        <w:t xml:space="preserve">  ·  Effort: Small (days)</w:t>
+      </w:r>
+      <w:r>
+        <w:rPr>
+          <w:rFonts w:ascii="Calibri" w:cs="Calibri" w:eastAsia="Calibri" w:hAnsi="Calibri"/>
+          <w:b/>
+          <w:bCs/>
+          <w:color w:val="4F46E5"/>
+          <w:sz w:val="20"/>
+          <w:szCs w:val="20"/>
+        </w:rPr>
+        <w:t xml:space="preserve">  ·  New</w:t>
+      </w:r>
+    </w:p>
+    <w:p>
+      <w:pPr>
+        <w:spacing w:after="80"/>
+      </w:pPr>
+      <w:r>
+        <w:rPr>
+          <w:rFonts w:ascii="Calibri" w:cs="Calibri" w:eastAsia="Calibri" w:hAnsi="Calibri"/>
+          <w:b/>
+          <w:bCs/>
+          <w:sz w:val="22"/>
+          <w:szCs w:val="22"/>
+        </w:rPr>
+        <w:t xml:space="preserve">Why: </w:t>
+      </w:r>
+      <w:r>
+        <w:rPr>
+          <w:rFonts w:ascii="Calibri" w:cs="Calibri" w:eastAsia="Calibri" w:hAnsi="Calibri"/>
+          <w:sz w:val="22"/>
+          <w:szCs w:val="22"/>
+        </w:rPr>
+        <w:t xml:space="preserve">The game is live on free hosting. The first visit after 15 idle minutes takes 30–60 seconds while Render wakes up, and nobody is told when something breaks.</w:t>
+      </w:r>
+    </w:p>
+    <w:p>
+      <w:pPr>
+        <w:keepNext/>
+        <w:spacing w:after="60" w:before="80"/>
+      </w:pPr>
+      <w:r>
+        <w:rPr>
+          <w:rFonts w:ascii="Calibri" w:cs="Calibri" w:eastAsia="Calibri" w:hAnsi="Calibri"/>
+          <w:b/>
+          <w:bCs/>
+          <w:sz w:val="22"/>
+          <w:szCs w:val="22"/>
+        </w:rPr>
+        <w:t xml:space="preserve">What it does</w:t>
+      </w:r>
+    </w:p>
+    <w:p>
+      <w:pPr>
+        <w:pStyle w:val="ListParagraph"/>
+        <w:numPr>
+          <w:ilvl w:val="0"/>
+          <w:numId w:val="2"/>
+        </w:numPr>
+        <w:spacing w:after="60"/>
+      </w:pPr>
+      <w:r>
+        <w:rPr>
+          <w:rFonts w:ascii="Calibri" w:cs="Calibri" w:eastAsia="Calibri" w:hAnsi="Calibri"/>
+          <w:sz w:val="22"/>
+          <w:szCs w:val="22"/>
+        </w:rPr>
+        <w:t xml:space="preserve">Fast first load: keep the API awake, or move it to a paid instance.</w:t>
+      </w:r>
+    </w:p>
+    <w:p>
+      <w:pPr>
+        <w:pStyle w:val="ListParagraph"/>
+        <w:numPr>
+          <w:ilvl w:val="0"/>
+          <w:numId w:val="2"/>
+        </w:numPr>
+        <w:spacing w:after="60"/>
+      </w:pPr>
+      <w:r>
+        <w:rPr>
+          <w:rFonts w:ascii="Calibri" w:cs="Calibri" w:eastAsia="Calibri" w:hAnsi="Calibri"/>
+          <w:sz w:val="22"/>
+          <w:szCs w:val="22"/>
+        </w:rPr>
+        <w:t xml:space="preserve">Uptime monitoring and an alert when the site or the API is down.</w:t>
+      </w:r>
+    </w:p>
+    <w:p>
+      <w:pPr>
+        <w:pStyle w:val="ListParagraph"/>
+        <w:numPr>
+          <w:ilvl w:val="0"/>
+          <w:numId w:val="2"/>
+        </w:numPr>
+        <w:spacing w:after="60"/>
+      </w:pPr>
+      <w:r>
+        <w:rPr>
+          <w:rFonts w:ascii="Calibri" w:cs="Calibri" w:eastAsia="Calibri" w:hAnsi="Calibri"/>
+          <w:sz w:val="22"/>
+          <w:szCs w:val="22"/>
+        </w:rPr>
+        <w:t xml:space="preserve">Regular database backups, and a tested way to restore one.</w:t>
+      </w:r>
+    </w:p>
+    <w:p>
+      <w:pPr>
+        <w:pStyle w:val="ListParagraph"/>
+        <w:numPr>
+          <w:ilvl w:val="0"/>
+          <w:numId w:val="2"/>
+        </w:numPr>
+        <w:spacing w:after="60"/>
+      </w:pPr>
+      <w:r>
+        <w:rPr>
+          <w:rFonts w:ascii="Calibri" w:cs="Calibri" w:eastAsia="Calibri" w:hAnsi="Calibri"/>
+          <w:sz w:val="22"/>
+          <w:szCs w:val="22"/>
+        </w:rPr>
+        <w:t xml:space="preserve">A clean error message instead of a raw 500 page when the server fails.</w:t>
+      </w:r>
+    </w:p>
+    <w:p>
+      <w:pPr>
+        <w:keepNext/>
+        <w:spacing w:after="60" w:before="80"/>
+      </w:pPr>
+      <w:r>
+        <w:rPr>
+          <w:rFonts w:ascii="Calibri" w:cs="Calibri" w:eastAsia="Calibri" w:hAnsi="Calibri"/>
+          <w:b/>
+          <w:bCs/>
+          <w:sz w:val="22"/>
+          <w:szCs w:val="22"/>
+        </w:rPr>
+        <w:t xml:space="preserve">How</w:t>
+      </w:r>
+    </w:p>
+    <w:p>
+      <w:pPr>
+        <w:pStyle w:val="ListParagraph"/>
+        <w:numPr>
+          <w:ilvl w:val="0"/>
+          <w:numId w:val="2"/>
+        </w:numPr>
+        <w:spacing w:after="60"/>
+      </w:pPr>
+      <w:r>
+        <w:rPr>
+          <w:rFonts w:ascii="Calibri" w:cs="Calibri" w:eastAsia="Calibri" w:hAnsi="Calibri"/>
+          <w:sz w:val="22"/>
+          <w:szCs w:val="22"/>
+        </w:rPr>
+        <w:t xml:space="preserve">Backend: a global exception handler (the contract lists "no global exception handler" as a known gap); structured error logging.</w:t>
+      </w:r>
+    </w:p>
+    <w:p>
+      <w:pPr>
+        <w:pStyle w:val="ListParagraph"/>
+        <w:numPr>
+          <w:ilvl w:val="0"/>
+          <w:numId w:val="2"/>
+        </w:numPr>
+        <w:spacing w:after="60"/>
+      </w:pPr>
+      <w:r>
+        <w:rPr>
+          <w:rFonts w:ascii="Calibri" w:cs="Calibri" w:eastAsia="Calibri" w:hAnsi="Calibri"/>
+          <w:sz w:val="22"/>
+          <w:szCs w:val="22"/>
+        </w:rPr>
+        <w:t xml:space="preserve">Ops: an uptime monitor pinging /health; Neon branch or pg_dump backups on a schedule.</w:t>
+      </w:r>
+    </w:p>
+    <w:p>
+      <w:pPr>
+        <w:spacing w:after="80"/>
+      </w:pPr>
+      <w:r>
+        <w:rPr>
+          <w:rFonts w:ascii="Calibri" w:cs="Calibri" w:eastAsia="Calibri" w:hAnsi="Calibri"/>
+          <w:b/>
+          <w:bCs/>
+          <w:sz w:val="22"/>
+          <w:szCs w:val="22"/>
+        </w:rPr>
+        <w:t xml:space="preserve">Depends on: </w:t>
+      </w:r>
+      <w:r>
+        <w:rPr>
+          <w:rFonts w:ascii="Calibri" w:cs="Calibri" w:eastAsia="Calibri" w:hAnsi="Calibri"/>
+          <w:sz w:val="22"/>
+          <w:szCs w:val="22"/>
+        </w:rPr>
+        <w:t xml:space="preserve">None</w:t>
+      </w:r>
+    </w:p>
+    <w:p>
+      <w:pPr>
+        <w:pStyle w:val="Heading2"/>
+        <w:keepNext/>
+        <w:spacing w:after="120" w:before="320"/>
+      </w:pPr>
+      <w:r>
+        <w:rPr>
+          <w:rFonts w:ascii="Calibri" w:cs="Calibri" w:eastAsia="Calibri" w:hAnsi="Calibri"/>
+          <w:color w:val="4F46E5"/>
+        </w:rPr>
+        <w:t xml:space="preserve">Feature 6 — Achievement rewards</w:t>
+      </w:r>
+    </w:p>
+    <w:p>
+      <w:pPr>
+        <w:keepNext/>
+        <w:spacing w:after="120"/>
+      </w:pPr>
+      <w:r>
+        <w:rPr>
+          <w:rFonts w:ascii="Calibri" w:cs="Calibri" w:eastAsia="Calibri" w:hAnsi="Calibri"/>
+          <w:color w:val="64748B"/>
+          <w:sz w:val="20"/>
+          <w:szCs w:val="20"/>
+        </w:rPr>
+        <w:t xml:space="preserve">Engagement  ·  </w:t>
       </w:r>
       <w:r>
         <w:rPr>
@@ -3890,7 +4902,18 @@
           <w:sz w:val="20"/>
           <w:szCs w:val="20"/>
         </w:rPr>
-        <w:t xml:space="preserve">  ·  Effort: Medium (1–2 weeks)</w:t>
+        <w:t xml:space="preserve">  ·  Effort: Small (days)</w:t>
+      </w:r>
+      <w:r>
+        <w:rPr>
+          <w:rFonts w:ascii="Calibri" w:cs="Calibri" w:eastAsia="Calibri" w:hAnsi="Calibri"/>
+          <w:b/>
+          <w:bCs/>
+          <w:color w:val="4F46E5"/>
+          <w:sz w:val="20"/>
+          <w:szCs w:val="20"/>
+        </w:rPr>
+        <w:t xml:space="preserve">  ·  New</w:t>
       </w:r>
     </w:p>
     <w:p>
@@ -3913,7 +4936,7 @@
           <w:sz w:val="22"/>
           <w:szCs w:val="22"/>
         </w:rPr>
-        <w:t xml:space="preserve">Assets are the only way to grow a business. Levels add a second, classic idle-game progression: pay to level up and multiply income.</w:t>
+        <w:t xml:space="preserve">The 18 achievements on the profile page show progress but give nothing. A reward makes each one worth chasing.</w:t>
       </w:r>
     </w:p>
     <w:p>
@@ -3947,7 +4970,7 @@
           <w:sz w:val="22"/>
           <w:szCs w:val="22"/>
         </w:rPr>
-        <w:t xml:space="preserve">Each business has a level (1, 2, 3 …). Leveling up costs more each time and boosts that business's income by a percentage.</w:t>
+        <w:t xml:space="preserve">A "Claim" button on each unlocked achievement: cash, or a small permanent income bonus for the harder ones.</w:t>
       </w:r>
     </w:p>
     <w:p>
@@ -3965,7 +4988,7 @@
           <w:sz w:val="22"/>
           <w:szCs w:val="22"/>
         </w:rPr>
-        <w:t xml:space="preserve">Milestones (level 10, 25, 50) double income — a strong reason to come back.</w:t>
+        <w:t xml:space="preserve">New achievements for the newest features: buy a luxury item from each category, reach level 50, keep a manager on shift for a week.</w:t>
       </w:r>
     </w:p>
     <w:p>
@@ -3999,7 +5022,7 @@
           <w:sz w:val="22"/>
           <w:szCs w:val="22"/>
         </w:rPr>
-        <w:t xml:space="preserve">Backend: Level on Business, cost/boost formula in GameConstants, POST /api/game/businesses/{id}/level-up.</w:t>
+        <w:t xml:space="preserve">Backend: a reward per achievement in the rules (Achievements.cs), a ClaimedAt column, POST /api/profile/achievements/{code}/claim.</w:t>
       </w:r>
     </w:p>
     <w:p>
@@ -4017,7 +5040,7 @@
           <w:sz w:val="22"/>
           <w:szCs w:val="22"/>
         </w:rPr>
-        <w:t xml:space="preserve">Frontend: level badge + "Level up" button on each business card.</w:t>
+        <w:t xml:space="preserve">Frontend: claim button and a reward toast on the profile page.</w:t>
       </w:r>
     </w:p>
     <w:p>
@@ -4054,7 +5077,7 @@
           <w:rFonts w:ascii="Calibri" w:cs="Calibri" w:eastAsia="Calibri" w:hAnsi="Calibri"/>
           <w:color w:val="4F46E5"/>
         </w:rPr>
-        <w:t xml:space="preserve">Feature 4 — Daily login rewards and streaks</w:t>
+        <w:t xml:space="preserve">Feature 7 — Public player profiles</w:t>
       </w:r>
     </w:p>
     <w:p>
@@ -4069,18 +5092,18 @@
           <w:sz w:val="20"/>
           <w:szCs w:val="20"/>
         </w:rPr>
-        <w:t xml:space="preserve">Engagement  ·  </w:t>
-      </w:r>
-      <w:r>
-        <w:rPr>
-          <w:rFonts w:ascii="Calibri" w:cs="Calibri" w:eastAsia="Calibri" w:hAnsi="Calibri"/>
-          <w:b/>
-          <w:bCs/>
-          <w:color w:val="B91C1C"/>
+        <w:t xml:space="preserve">Social  ·  </w:t>
+      </w:r>
+      <w:r>
+        <w:rPr>
+          <w:rFonts w:ascii="Calibri" w:cs="Calibri" w:eastAsia="Calibri" w:hAnsi="Calibri"/>
+          <w:b/>
+          <w:bCs/>
+          <w:color w:val="B45309"/>
           <w:sz w:val="20"/>
           <w:szCs w:val="20"/>
         </w:rPr>
-        <w:t xml:space="preserve">Priority: High</w:t>
+        <w:t xml:space="preserve">Priority: Medium</w:t>
       </w:r>
       <w:r>
         <w:rPr>
@@ -4091,6 +5114,17 @@
         </w:rPr>
         <w:t xml:space="preserve">  ·  Effort: Small (days)</w:t>
       </w:r>
+      <w:r>
+        <w:rPr>
+          <w:rFonts w:ascii="Calibri" w:cs="Calibri" w:eastAsia="Calibri" w:hAnsi="Calibri"/>
+          <w:b/>
+          <w:bCs/>
+          <w:color w:val="4F46E5"/>
+          <w:sz w:val="20"/>
+          <w:szCs w:val="20"/>
+        </w:rPr>
+        <w:t xml:space="preserve">  ·  New</w:t>
+      </w:r>
     </w:p>
     <w:p>
       <w:pPr>
@@ -4112,7 +5146,7 @@
           <w:sz w:val="22"/>
           <w:szCs w:val="22"/>
         </w:rPr>
-        <w:t xml:space="preserve">Gives players a reason to open the app every day, the main retention lever for idle games.</w:t>
+        <w:t xml:space="preserve">Players can see their own profile, but not anyone else's. Looking at the leaders' luxury collections is a strong motivator.</w:t>
       </w:r>
     </w:p>
     <w:p>
@@ -4146,7 +5180,7 @@
           <w:sz w:val="22"/>
           <w:szCs w:val="22"/>
         </w:rPr>
-        <w:t xml:space="preserve">A reward on the first visit of each day; it grows with consecutive days (day 1 → day 7).</w:t>
+        <w:t xml:space="preserve">Click a name on the leaderboard to open that player's public profile: company, prestige, all-time earnings, achievements and luxury collection.</w:t>
       </w:r>
     </w:p>
     <w:p>
@@ -4164,7 +5198,7 @@
           <w:sz w:val="22"/>
           <w:szCs w:val="22"/>
         </w:rPr>
-        <w:t xml:space="preserve">Missing a day resets the streak.</w:t>
+        <w:t xml:space="preserve">Private fields (email, cash) stay hidden.</w:t>
       </w:r>
     </w:p>
     <w:p>
@@ -4198,7 +5232,7 @@
           <w:sz w:val="22"/>
           <w:szCs w:val="22"/>
         </w:rPr>
-        <w:t xml:space="preserve">Backend: LastDailyClaim and Streak on Company; GET/POST /api/game/daily-reward. Reward = minutes of the player's income, so it scales with progress.</w:t>
+        <w:t xml:space="preserve">Backend: GET /api/players/{username} returning public fields only (the profile query already builds most of them).</w:t>
       </w:r>
     </w:p>
     <w:p>
@@ -4216,7 +5250,7 @@
           <w:sz w:val="22"/>
           <w:szCs w:val="22"/>
         </w:rPr>
-        <w:t xml:space="preserve">Frontend: a dialog after the welcome-back one, with the 7-day calendar.</w:t>
+        <w:t xml:space="preserve">Frontend: a /players/:username page reusing the profile components.</w:t>
       </w:r>
     </w:p>
     <w:p>
@@ -4253,7 +5287,7 @@
           <w:rFonts w:ascii="Calibri" w:cs="Calibri" w:eastAsia="Calibri" w:hAnsi="Calibri"/>
           <w:color w:val="4F46E5"/>
         </w:rPr>
-        <w:t xml:space="preserve">Feature 5 — Achievements and milestones</w:t>
+        <w:t xml:space="preserve">Feature 8 — Leaderboard upgrades</w:t>
       </w:r>
     </w:p>
     <w:p>
@@ -4268,7 +5302,7 @@
           <w:sz w:val="20"/>
           <w:szCs w:val="20"/>
         </w:rPr>
-        <w:t xml:space="preserve">Engagement  ·  </w:t>
+        <w:t xml:space="preserve">Social  ·  </w:t>
       </w:r>
       <w:r>
         <w:rPr>
@@ -4288,7 +5322,7 @@
           <w:sz w:val="20"/>
           <w:szCs w:val="20"/>
         </w:rPr>
-        <w:t xml:space="preserve">  ·  Effort: Medium (1–2 weeks)</w:t>
+        <w:t xml:space="preserve">  ·  Effort: Small (days)</w:t>
       </w:r>
     </w:p>
     <w:p>
@@ -4311,7 +5345,7 @@
           <w:sz w:val="22"/>
           <w:szCs w:val="22"/>
         </w:rPr>
-        <w:t xml:space="preserve">Short-term goals between prestiges ("Open 5 businesses", "Earn $1M", "Reach P3").</w:t>
+        <w:t xml:space="preserve">Today there is one global top 50. Smaller, closer competitions motivate more players.</w:t>
       </w:r>
     </w:p>
     <w:p>
@@ -4345,7 +5379,7 @@
           <w:sz w:val="22"/>
           <w:szCs w:val="22"/>
         </w:rPr>
-        <w:t xml:space="preserve">A list of achievements with progress bars; each unlocked one gives a cash reward or a small permanent bonus.</w:t>
+        <w:t xml:space="preserve">Tabs: Global, My country, This week (seasonal reset of a weekly score).</w:t>
       </w:r>
     </w:p>
     <w:p>
@@ -4363,7 +5397,7 @@
           <w:sz w:val="22"/>
           <w:szCs w:val="22"/>
         </w:rPr>
-        <w:t xml:space="preserve">A toast appears the moment one unlocks.</w:t>
+        <w:t xml:space="preserve">Always show the player's own rank, even outside the top 50.</w:t>
       </w:r>
     </w:p>
     <w:p>
@@ -4397,7 +5431,7 @@
           <w:sz w:val="22"/>
           <w:szCs w:val="22"/>
         </w:rPr>
-        <w:t xml:space="preserve">Backend: achievements defined as content (like the catalogue), unlocked achievements per company, checked inside the domain events already raised (BusinessOpenedEvent, PrestigeTriggeredEvent).</w:t>
+        <w:t xml:space="preserve">Backend: filter by country (already stored), a weekly earnings column reset by a scheduled job; the rank query already exists for the profile.</w:t>
       </w:r>
     </w:p>
     <w:p>
@@ -4415,7 +5449,7 @@
           <w:sz w:val="22"/>
           <w:szCs w:val="22"/>
         </w:rPr>
-        <w:t xml:space="preserve">Frontend: an "Achievements" page and a toast.</w:t>
+        <w:t xml:space="preserve">Frontend: tabs and a pinned "You" row on the leaderboard page.</w:t>
       </w:r>
     </w:p>
     <w:p>
@@ -4452,7 +5486,7 @@
           <w:rFonts w:ascii="Calibri" w:cs="Calibri" w:eastAsia="Calibri" w:hAnsi="Calibri"/>
           <w:color w:val="4F46E5"/>
         </w:rPr>
-        <w:t xml:space="preserve">Feature 6 — Random events</w:t>
+        <w:t xml:space="preserve">Feature 9 — Onboarding tutorial</w:t>
       </w:r>
     </w:p>
     <w:p>
@@ -4467,7 +5501,7 @@
           <w:sz w:val="20"/>
           <w:szCs w:val="20"/>
         </w:rPr>
-        <w:t xml:space="preserve">Engagement  ·  </w:t>
+        <w:t xml:space="preserve">Platform  ·  </w:t>
       </w:r>
       <w:r>
         <w:rPr>
@@ -4487,7 +5521,7 @@
           <w:sz w:val="20"/>
           <w:szCs w:val="20"/>
         </w:rPr>
-        <w:t xml:space="preserve">  ·  Effort: Medium (1–2 weeks)</w:t>
+        <w:t xml:space="preserve">  ·  Effort: Small (days)</w:t>
       </w:r>
     </w:p>
     <w:p>
@@ -4510,7 +5544,7 @@
           <w:sz w:val="22"/>
           <w:szCs w:val="22"/>
         </w:rPr>
-        <w:t xml:space="preserve">Breaks the routine and creates moments worth reacting to.</w:t>
+        <w:t xml:space="preserve">New players do not know what prestige, assets, levels, managers or offline income mean.</w:t>
       </w:r>
     </w:p>
     <w:p>
@@ -4544,7 +5578,7 @@
           <w:sz w:val="22"/>
           <w:szCs w:val="22"/>
         </w:rPr>
-        <w:t xml:space="preserve">Temporary events: "Market boom — Stock Market ×2 for 10 min", "Fuel crisis — Transport −20 %", "Tax inspection — pay 5 % or risk a fine".</w:t>
+        <w:t xml:space="preserve">A short guided first session: open your first business, buy an asset, level it up, hire a manager, learn about prestige.</w:t>
       </w:r>
     </w:p>
     <w:p>
@@ -4562,7 +5596,7 @@
           <w:sz w:val="22"/>
           <w:szCs w:val="22"/>
         </w:rPr>
-        <w:t xml:space="preserve">Some are good, some bad, some are choices.</w:t>
+        <w:t xml:space="preserve">Can be skipped and replayed from the profile.</w:t>
       </w:r>
     </w:p>
     <w:p>
@@ -4596,25 +5630,7 @@
           <w:sz w:val="22"/>
           <w:szCs w:val="22"/>
         </w:rPr>
-        <w:t xml:space="preserve">Backend: active event stored on the company with start/end; income formula applies its multiplier; the /sync ceiling must include it.</w:t>
-      </w:r>
-    </w:p>
-    <w:p>
-      <w:pPr>
-        <w:pStyle w:val="ListParagraph"/>
-        <w:numPr>
-          <w:ilvl w:val="0"/>
-          <w:numId w:val="2"/>
-        </w:numPr>
-        <w:spacing w:after="60"/>
-      </w:pPr>
-      <w:r>
-        <w:rPr>
-          <w:rFonts w:ascii="Calibri" w:cs="Calibri" w:eastAsia="Calibri" w:hAnsi="Calibri"/>
-          <w:sz w:val="22"/>
-          <w:szCs w:val="22"/>
-        </w:rPr>
-        <w:t xml:space="preserve">Frontend: an event banner with a countdown.</w:t>
+        <w:t xml:space="preserve">Frontend only: a step-by-step overlay pointing at real buttons; progress kept per player; texts in all three languages.</w:t>
       </w:r>
     </w:p>
     <w:p>
@@ -4651,7 +5667,7 @@
           <w:rFonts w:ascii="Calibri" w:cs="Calibri" w:eastAsia="Calibri" w:hAnsi="Calibri"/>
           <w:color w:val="4F46E5"/>
         </w:rPr>
-        <w:t xml:space="preserve">Feature 7 — Admin catalogue editor (UI)</w:t>
+        <w:t xml:space="preserve">Feature 10 — Manager upgrades</w:t>
       </w:r>
     </w:p>
     <w:p>
@@ -4666,7 +5682,7 @@
           <w:sz w:val="20"/>
           <w:szCs w:val="20"/>
         </w:rPr>
-        <w:t xml:space="preserve">Admin &amp; content  ·  </w:t>
+        <w:t xml:space="preserve">Core gameplay  ·  </w:t>
       </w:r>
       <w:r>
         <w:rPr>
@@ -4686,7 +5702,18 @@
           <w:sz w:val="20"/>
           <w:szCs w:val="20"/>
         </w:rPr>
-        <w:t xml:space="preserve">  ·  Effort: Medium (1–2 weeks)</w:t>
+        <w:t xml:space="preserve">  ·  Effort: Small (days)</w:t>
+      </w:r>
+      <w:r>
+        <w:rPr>
+          <w:rFonts w:ascii="Calibri" w:cs="Calibri" w:eastAsia="Calibri" w:hAnsi="Calibri"/>
+          <w:b/>
+          <w:bCs/>
+          <w:color w:val="4F46E5"/>
+          <w:sz w:val="20"/>
+          <w:szCs w:val="20"/>
+        </w:rPr>
+        <w:t xml:space="preserve">  ·  New</w:t>
       </w:r>
     </w:p>
     <w:p>
@@ -4709,7 +5736,7 @@
           <w:sz w:val="22"/>
           <w:szCs w:val="22"/>
         </w:rPr>
-        <w:t xml:space="preserve">The catalogue is in the database and editable through /api/admin/catalogue, but only by API calls. A screen makes balancing the game a matter of minutes.</w:t>
+        <w:t xml:space="preserve">Managers work 4-hour shifts and must be rehired one by one. With many businesses this becomes a chore.</w:t>
       </w:r>
     </w:p>
     <w:p>
@@ -4743,7 +5770,7 @@
           <w:sz w:val="22"/>
           <w:szCs w:val="22"/>
         </w:rPr>
-        <w:t xml:space="preserve">Admin-only page: list of businesses per prestige level, create / edit / retire, manage each business's assets.</w:t>
+        <w:t xml:space="preserve">"Hire all" button: one manager for every business that has none, at the total price.</w:t>
       </w:r>
     </w:p>
     <w:p>
@@ -4761,7 +5788,25 @@
           <w:sz w:val="22"/>
           <w:szCs w:val="22"/>
         </w:rPr>
-        <w:t xml:space="preserve">Live preview of payback time (cost ÷ income) to help balancing.</w:t>
+        <w:t xml:space="preserve">Longer shifts to buy (8 h, 12 h) at a higher price.</w:t>
+      </w:r>
+    </w:p>
+    <w:p>
+      <w:pPr>
+        <w:pStyle w:val="ListParagraph"/>
+        <w:numPr>
+          <w:ilvl w:val="0"/>
+          <w:numId w:val="2"/>
+        </w:numPr>
+        <w:spacing w:after="60"/>
+      </w:pPr>
+      <w:r>
+        <w:rPr>
+          <w:rFonts w:ascii="Calibri" w:cs="Calibri" w:eastAsia="Calibri" w:hAnsi="Calibri"/>
+          <w:sz w:val="22"/>
+          <w:szCs w:val="22"/>
+        </w:rPr>
+        <w:t xml:space="preserve">Optional auto-renew: the shift restarts automatically if the cash is there.</w:t>
       </w:r>
     </w:p>
     <w:p>
@@ -4795,7 +5840,7 @@
           <w:sz w:val="22"/>
           <w:szCs w:val="22"/>
         </w:rPr>
-        <w:t xml:space="preserve">Backend: nothing — the API exists (contract §7).</w:t>
+        <w:t xml:space="preserve">Backend: shift length as a parameter of the hire rule; a batch endpoint; auto-renew applied when /state credits offline time.</w:t>
       </w:r>
     </w:p>
     <w:p>
@@ -4813,7 +5858,7 @@
           <w:sz w:val="22"/>
           <w:szCs w:val="22"/>
         </w:rPr>
-        <w:t xml:space="preserve">Frontend: a lazy /admin route behind an admin guard reading the role claim. Closes contract mismatch M12.</w:t>
+        <w:t xml:space="preserve">Frontend: options in the manage-business dialog and a "Hire all" action on the dashboard.</w:t>
       </w:r>
     </w:p>
     <w:p>
@@ -4850,7 +5895,7 @@
           <w:rFonts w:ascii="Calibri" w:cs="Calibri" w:eastAsia="Calibri" w:hAnsi="Calibri"/>
           <w:color w:val="4F46E5"/>
         </w:rPr>
-        <w:t xml:space="preserve">Feature 8 — Player marketplace</w:t>
+        <w:t xml:space="preserve">Feature 11 — Random events</w:t>
       </w:r>
     </w:p>
     <w:p>
@@ -4865,19 +5910,198 @@
           <w:sz w:val="20"/>
           <w:szCs w:val="20"/>
         </w:rPr>
-        <w:t xml:space="preserve">Economy  ·  </w:t>
-      </w:r>
-      <w:r>
-        <w:rPr>
-          <w:rFonts w:ascii="Calibri" w:cs="Calibri" w:eastAsia="Calibri" w:hAnsi="Calibri"/>
-          <w:b/>
-          <w:bCs/>
+        <w:t xml:space="preserve">Engagement  ·  </w:t>
+      </w:r>
+      <w:r>
+        <w:rPr>
+          <w:rFonts w:ascii="Calibri" w:cs="Calibri" w:eastAsia="Calibri" w:hAnsi="Calibri"/>
+          <w:b/>
+          <w:bCs/>
+          <w:color w:val="B45309"/>
+          <w:sz w:val="20"/>
+          <w:szCs w:val="20"/>
+        </w:rPr>
+        <w:t xml:space="preserve">Priority: Medium</w:t>
+      </w:r>
+      <w:r>
+        <w:rPr>
+          <w:rFonts w:ascii="Calibri" w:cs="Calibri" w:eastAsia="Calibri" w:hAnsi="Calibri"/>
           <w:color w:val="64748B"/>
           <w:sz w:val="20"/>
           <w:szCs w:val="20"/>
         </w:rPr>
-        <w:t xml:space="preserve">Priority: Low</w:t>
-      </w:r>
+        <w:t xml:space="preserve">  ·  Effort: Medium (1–2 weeks)</w:t>
+      </w:r>
+    </w:p>
+    <w:p>
+      <w:pPr>
+        <w:spacing w:after="80"/>
+      </w:pPr>
+      <w:r>
+        <w:rPr>
+          <w:rFonts w:ascii="Calibri" w:cs="Calibri" w:eastAsia="Calibri" w:hAnsi="Calibri"/>
+          <w:b/>
+          <w:bCs/>
+          <w:sz w:val="22"/>
+          <w:szCs w:val="22"/>
+        </w:rPr>
+        <w:t xml:space="preserve">Why: </w:t>
+      </w:r>
+      <w:r>
+        <w:rPr>
+          <w:rFonts w:ascii="Calibri" w:cs="Calibri" w:eastAsia="Calibri" w:hAnsi="Calibri"/>
+          <w:sz w:val="22"/>
+          <w:szCs w:val="22"/>
+        </w:rPr>
+        <w:t xml:space="preserve">Breaks the routine and creates moments worth reacting to.</w:t>
+      </w:r>
+    </w:p>
+    <w:p>
+      <w:pPr>
+        <w:keepNext/>
+        <w:spacing w:after="60" w:before="80"/>
+      </w:pPr>
+      <w:r>
+        <w:rPr>
+          <w:rFonts w:ascii="Calibri" w:cs="Calibri" w:eastAsia="Calibri" w:hAnsi="Calibri"/>
+          <w:b/>
+          <w:bCs/>
+          <w:sz w:val="22"/>
+          <w:szCs w:val="22"/>
+        </w:rPr>
+        <w:t xml:space="preserve">What it does</w:t>
+      </w:r>
+    </w:p>
+    <w:p>
+      <w:pPr>
+        <w:pStyle w:val="ListParagraph"/>
+        <w:numPr>
+          <w:ilvl w:val="0"/>
+          <w:numId w:val="2"/>
+        </w:numPr>
+        <w:spacing w:after="60"/>
+      </w:pPr>
+      <w:r>
+        <w:rPr>
+          <w:rFonts w:ascii="Calibri" w:cs="Calibri" w:eastAsia="Calibri" w:hAnsi="Calibri"/>
+          <w:sz w:val="22"/>
+          <w:szCs w:val="22"/>
+        </w:rPr>
+        <w:t xml:space="preserve">Temporary events: "Market boom — Stock Market ×2 for 10 min", "Fuel crisis — Transport −20 %", "Tax inspection — pay 5 % or risk a fine".</w:t>
+      </w:r>
+    </w:p>
+    <w:p>
+      <w:pPr>
+        <w:pStyle w:val="ListParagraph"/>
+        <w:numPr>
+          <w:ilvl w:val="0"/>
+          <w:numId w:val="2"/>
+        </w:numPr>
+        <w:spacing w:after="60"/>
+      </w:pPr>
+      <w:r>
+        <w:rPr>
+          <w:rFonts w:ascii="Calibri" w:cs="Calibri" w:eastAsia="Calibri" w:hAnsi="Calibri"/>
+          <w:sz w:val="22"/>
+          <w:szCs w:val="22"/>
+        </w:rPr>
+        <w:t xml:space="preserve">Some are good, some bad, some are choices.</w:t>
+      </w:r>
+    </w:p>
+    <w:p>
+      <w:pPr>
+        <w:keepNext/>
+        <w:spacing w:after="60" w:before="80"/>
+      </w:pPr>
+      <w:r>
+        <w:rPr>
+          <w:rFonts w:ascii="Calibri" w:cs="Calibri" w:eastAsia="Calibri" w:hAnsi="Calibri"/>
+          <w:b/>
+          <w:bCs/>
+          <w:sz w:val="22"/>
+          <w:szCs w:val="22"/>
+        </w:rPr>
+        <w:t xml:space="preserve">How</w:t>
+      </w:r>
+    </w:p>
+    <w:p>
+      <w:pPr>
+        <w:pStyle w:val="ListParagraph"/>
+        <w:numPr>
+          <w:ilvl w:val="0"/>
+          <w:numId w:val="2"/>
+        </w:numPr>
+        <w:spacing w:after="60"/>
+      </w:pPr>
+      <w:r>
+        <w:rPr>
+          <w:rFonts w:ascii="Calibri" w:cs="Calibri" w:eastAsia="Calibri" w:hAnsi="Calibri"/>
+          <w:sz w:val="22"/>
+          <w:szCs w:val="22"/>
+        </w:rPr>
+        <w:t xml:space="preserve">Backend: active event stored on the company with start/end; income formula applies its multiplier; the /sync ceiling must include it.</w:t>
+      </w:r>
+    </w:p>
+    <w:p>
+      <w:pPr>
+        <w:pStyle w:val="ListParagraph"/>
+        <w:numPr>
+          <w:ilvl w:val="0"/>
+          <w:numId w:val="2"/>
+        </w:numPr>
+        <w:spacing w:after="60"/>
+      </w:pPr>
+      <w:r>
+        <w:rPr>
+          <w:rFonts w:ascii="Calibri" w:cs="Calibri" w:eastAsia="Calibri" w:hAnsi="Calibri"/>
+          <w:sz w:val="22"/>
+          <w:szCs w:val="22"/>
+        </w:rPr>
+        <w:t xml:space="preserve">Frontend: an event banner with a countdown.</w:t>
+      </w:r>
+    </w:p>
+    <w:p>
+      <w:pPr>
+        <w:spacing w:after="80"/>
+      </w:pPr>
+      <w:r>
+        <w:rPr>
+          <w:rFonts w:ascii="Calibri" w:cs="Calibri" w:eastAsia="Calibri" w:hAnsi="Calibri"/>
+          <w:b/>
+          <w:bCs/>
+          <w:sz w:val="22"/>
+          <w:szCs w:val="22"/>
+        </w:rPr>
+        <w:t xml:space="preserve">Depends on: </w:t>
+      </w:r>
+      <w:r>
+        <w:rPr>
+          <w:rFonts w:ascii="Calibri" w:cs="Calibri" w:eastAsia="Calibri" w:hAnsi="Calibri"/>
+          <w:sz w:val="22"/>
+          <w:szCs w:val="22"/>
+        </w:rPr>
+        <w:t xml:space="preserve">None</w:t>
+      </w:r>
+    </w:p>
+    <w:p>
+      <w:pPr>
+        <w:pStyle w:val="Heading2"/>
+        <w:keepNext/>
+        <w:spacing w:after="120" w:before="320"/>
+      </w:pPr>
+      <w:r>
+        <w:rPr>
+          <w:rFonts w:ascii="Calibri" w:cs="Calibri" w:eastAsia="Calibri" w:hAnsi="Calibri"/>
+          <w:color w:val="4F46E5"/>
+        </w:rPr>
+        <w:t xml:space="preserve">Feature 12 — Prestige perks</w:t>
+      </w:r>
+    </w:p>
+    <w:p>
+      <w:pPr>
+        <w:keepNext/>
+        <w:spacing w:after="120"/>
+      </w:pPr>
       <w:r>
         <w:rPr>
           <w:rFonts w:ascii="Calibri" w:cs="Calibri" w:eastAsia="Calibri" w:hAnsi="Calibri"/>
@@ -4885,7 +6109,38 @@
           <w:sz w:val="20"/>
           <w:szCs w:val="20"/>
         </w:rPr>
-        <w:t xml:space="preserve">  ·  Effort: Large (weeks)</w:t>
+        <w:t xml:space="preserve">Core gameplay  ·  </w:t>
+      </w:r>
+      <w:r>
+        <w:rPr>
+          <w:rFonts w:ascii="Calibri" w:cs="Calibri" w:eastAsia="Calibri" w:hAnsi="Calibri"/>
+          <w:b/>
+          <w:bCs/>
+          <w:color w:val="B45309"/>
+          <w:sz w:val="20"/>
+          <w:szCs w:val="20"/>
+        </w:rPr>
+        <w:t xml:space="preserve">Priority: Medium</w:t>
+      </w:r>
+      <w:r>
+        <w:rPr>
+          <w:rFonts w:ascii="Calibri" w:cs="Calibri" w:eastAsia="Calibri" w:hAnsi="Calibri"/>
+          <w:color w:val="64748B"/>
+          <w:sz w:val="20"/>
+          <w:szCs w:val="20"/>
+        </w:rPr>
+        <w:t xml:space="preserve">  ·  Effort: Medium (1–2 weeks)</w:t>
+      </w:r>
+      <w:r>
+        <w:rPr>
+          <w:rFonts w:ascii="Calibri" w:cs="Calibri" w:eastAsia="Calibri" w:hAnsi="Calibri"/>
+          <w:b/>
+          <w:bCs/>
+          <w:color w:val="4F46E5"/>
+          <w:sz w:val="20"/>
+          <w:szCs w:val="20"/>
+        </w:rPr>
+        <w:t xml:space="preserve">  ·  New</w:t>
       </w:r>
     </w:p>
     <w:p>
@@ -4908,7 +6163,7 @@
           <w:sz w:val="22"/>
           <w:szCs w:val="22"/>
         </w:rPr>
-        <w:t xml:space="preserve">Lets players trade businesses with each other — a social economy instead of closing a business at a 10 % loss.</w:t>
+        <w:t xml:space="preserve">Prestige now only raises the multiplier. A choice at each level makes every prestige feel different and lets players build a strategy.</w:t>
       </w:r>
     </w:p>
     <w:p>
@@ -4942,7 +6197,7 @@
           <w:sz w:val="22"/>
           <w:szCs w:val="22"/>
         </w:rPr>
-        <w:t xml:space="preserve">List an owned business for sale at an asking price; other players browse and buy it with its assets.</w:t>
+        <w:t xml:space="preserve">Each prestige grants a perk point to spend in a small tree.</w:t>
       </w:r>
     </w:p>
     <w:p>
@@ -4960,7 +6215,7 @@
           <w:sz w:val="22"/>
           <w:szCs w:val="22"/>
         </w:rPr>
-        <w:t xml:space="preserve">A small market fee goes to "the house".</w:t>
+        <w:t xml:space="preserve">Examples: offline cap 4 h → 6 h, managers 20 % cheaper, +10 % asset income, level-ups 10 % cheaper.</w:t>
       </w:r>
     </w:p>
     <w:p>
@@ -4994,7 +6249,7 @@
           <w:sz w:val="22"/>
           <w:szCs w:val="22"/>
         </w:rPr>
-        <w:t xml:space="preserve">Backend: half-modelled already (Business.ListForSale, AskingPrice, Company.ListBusinessForSale). Needs the buyer side, a transfer between two aggregates in one transaction, and endpoints.</w:t>
+        <w:t xml:space="preserve">Backend: perks as rules in code (like achievements), chosen perks per company, applied in the income, offline and price formulas; POST /api/game/perks/{code}.</w:t>
       </w:r>
     </w:p>
     <w:p>
@@ -5012,7 +6267,7 @@
           <w:sz w:val="22"/>
           <w:szCs w:val="22"/>
         </w:rPr>
-        <w:t xml:space="preserve">Frontend: a "Market" page and a "Sell" action in manage-business.</w:t>
+        <w:t xml:space="preserve">Frontend: a perk tree on the dashboard after prestige.</w:t>
       </w:r>
     </w:p>
     <w:p>
@@ -5035,7 +6290,7 @@
           <w:sz w:val="22"/>
           <w:szCs w:val="22"/>
         </w:rPr>
-        <w:t xml:space="preserve">Business automation (so bought businesses keep their state)</w:t>
+        <w:t xml:space="preserve">None</w:t>
       </w:r>
     </w:p>
     <w:p>
@@ -5049,7 +6304,7 @@
           <w:rFonts w:ascii="Calibri" w:cs="Calibri" w:eastAsia="Calibri" w:hAnsi="Calibri"/>
           <w:color w:val="4F46E5"/>
         </w:rPr>
-        <w:t xml:space="preserve">Feature 9 — Luxury assets (status items)</w:t>
+        <w:t xml:space="preserve">Feature 13 — Sector synergies and luxury collections</w:t>
       </w:r>
     </w:p>
     <w:p>
@@ -5071,12 +6326,202 @@
           <w:rFonts w:ascii="Calibri" w:cs="Calibri" w:eastAsia="Calibri" w:hAnsi="Calibri"/>
           <w:b/>
           <w:bCs/>
+          <w:color w:val="B45309"/>
+          <w:sz w:val="20"/>
+          <w:szCs w:val="20"/>
+        </w:rPr>
+        <w:t xml:space="preserve">Priority: Medium</w:t>
+      </w:r>
+      <w:r>
+        <w:rPr>
+          <w:rFonts w:ascii="Calibri" w:cs="Calibri" w:eastAsia="Calibri" w:hAnsi="Calibri"/>
           <w:color w:val="64748B"/>
           <w:sz w:val="20"/>
           <w:szCs w:val="20"/>
         </w:rPr>
-        <w:t xml:space="preserve">Priority: Low</w:t>
-      </w:r>
+        <w:t xml:space="preserve">  ·  Effort: Medium (1–2 weeks)</w:t>
+      </w:r>
+      <w:r>
+        <w:rPr>
+          <w:rFonts w:ascii="Calibri" w:cs="Calibri" w:eastAsia="Calibri" w:hAnsi="Calibri"/>
+          <w:b/>
+          <w:bCs/>
+          <w:color w:val="4F46E5"/>
+          <w:sz w:val="20"/>
+          <w:szCs w:val="20"/>
+        </w:rPr>
+        <w:t xml:space="preserve">  ·  New</w:t>
+      </w:r>
+    </w:p>
+    <w:p>
+      <w:pPr>
+        <w:spacing w:after="80"/>
+      </w:pPr>
+      <w:r>
+        <w:rPr>
+          <w:rFonts w:ascii="Calibri" w:cs="Calibri" w:eastAsia="Calibri" w:hAnsi="Calibri"/>
+          <w:b/>
+          <w:bCs/>
+          <w:sz w:val="22"/>
+          <w:szCs w:val="22"/>
+        </w:rPr>
+        <w:t xml:space="preserve">Why: </w:t>
+      </w:r>
+      <w:r>
+        <w:rPr>
+          <w:rFonts w:ascii="Calibri" w:cs="Calibri" w:eastAsia="Calibri" w:hAnsi="Calibri"/>
+          <w:sz w:val="22"/>
+          <w:szCs w:val="22"/>
+        </w:rPr>
+        <w:t xml:space="preserve">Gives a reason to own whole sets instead of only the best-paying businesses, and gives luxury items a goal beyond status.</w:t>
+      </w:r>
+    </w:p>
+    <w:p>
+      <w:pPr>
+        <w:keepNext/>
+        <w:spacing w:after="60" w:before="80"/>
+      </w:pPr>
+      <w:r>
+        <w:rPr>
+          <w:rFonts w:ascii="Calibri" w:cs="Calibri" w:eastAsia="Calibri" w:hAnsi="Calibri"/>
+          <w:b/>
+          <w:bCs/>
+          <w:sz w:val="22"/>
+          <w:szCs w:val="22"/>
+        </w:rPr>
+        <w:t xml:space="preserve">What it does</w:t>
+      </w:r>
+    </w:p>
+    <w:p>
+      <w:pPr>
+        <w:pStyle w:val="ListParagraph"/>
+        <w:numPr>
+          <w:ilvl w:val="0"/>
+          <w:numId w:val="2"/>
+        </w:numPr>
+        <w:spacing w:after="60"/>
+      </w:pPr>
+      <w:r>
+        <w:rPr>
+          <w:rFonts w:ascii="Calibri" w:cs="Calibri" w:eastAsia="Calibri" w:hAnsi="Calibri"/>
+          <w:sz w:val="22"/>
+          <w:szCs w:val="22"/>
+        </w:rPr>
+        <w:t xml:space="preserve">Own every business of a sector → +10 % income for that sector.</w:t>
+      </w:r>
+    </w:p>
+    <w:p>
+      <w:pPr>
+        <w:pStyle w:val="ListParagraph"/>
+        <w:numPr>
+          <w:ilvl w:val="0"/>
+          <w:numId w:val="2"/>
+        </w:numPr>
+        <w:spacing w:after="60"/>
+      </w:pPr>
+      <w:r>
+        <w:rPr>
+          <w:rFonts w:ascii="Calibri" w:cs="Calibri" w:eastAsia="Calibri" w:hAnsi="Calibri"/>
+          <w:sz w:val="22"/>
+          <w:szCs w:val="22"/>
+        </w:rPr>
+        <w:t xml:space="preserve">Complete a luxury category (all watches, all cars…) → a badge on the profile and a small bonus.</w:t>
+      </w:r>
+    </w:p>
+    <w:p>
+      <w:pPr>
+        <w:keepNext/>
+        <w:spacing w:after="60" w:before="80"/>
+      </w:pPr>
+      <w:r>
+        <w:rPr>
+          <w:rFonts w:ascii="Calibri" w:cs="Calibri" w:eastAsia="Calibri" w:hAnsi="Calibri"/>
+          <w:b/>
+          <w:bCs/>
+          <w:sz w:val="22"/>
+          <w:szCs w:val="22"/>
+        </w:rPr>
+        <w:t xml:space="preserve">How</w:t>
+      </w:r>
+    </w:p>
+    <w:p>
+      <w:pPr>
+        <w:pStyle w:val="ListParagraph"/>
+        <w:numPr>
+          <w:ilvl w:val="0"/>
+          <w:numId w:val="2"/>
+        </w:numPr>
+        <w:spacing w:after="60"/>
+      </w:pPr>
+      <w:r>
+        <w:rPr>
+          <w:rFonts w:ascii="Calibri" w:cs="Calibri" w:eastAsia="Calibri" w:hAnsi="Calibri"/>
+          <w:sz w:val="22"/>
+          <w:szCs w:val="22"/>
+        </w:rPr>
+        <w:t xml:space="preserve">Backend: synergy and collection bonuses computed from what the company owns, included in incomePerSecond (and so in the /sync ceiling).</w:t>
+      </w:r>
+    </w:p>
+    <w:p>
+      <w:pPr>
+        <w:pStyle w:val="ListParagraph"/>
+        <w:numPr>
+          <w:ilvl w:val="0"/>
+          <w:numId w:val="2"/>
+        </w:numPr>
+        <w:spacing w:after="60"/>
+      </w:pPr>
+      <w:r>
+        <w:rPr>
+          <w:rFonts w:ascii="Calibri" w:cs="Calibri" w:eastAsia="Calibri" w:hAnsi="Calibri"/>
+          <w:sz w:val="22"/>
+          <w:szCs w:val="22"/>
+        </w:rPr>
+        <w:t xml:space="preserve">Frontend: sector progress on the businesses page; collection progress on the luxury page.</w:t>
+      </w:r>
+    </w:p>
+    <w:p>
+      <w:pPr>
+        <w:spacing w:after="80"/>
+      </w:pPr>
+      <w:r>
+        <w:rPr>
+          <w:rFonts w:ascii="Calibri" w:cs="Calibri" w:eastAsia="Calibri" w:hAnsi="Calibri"/>
+          <w:b/>
+          <w:bCs/>
+          <w:sz w:val="22"/>
+          <w:szCs w:val="22"/>
+        </w:rPr>
+        <w:t xml:space="preserve">Depends on: </w:t>
+      </w:r>
+      <w:r>
+        <w:rPr>
+          <w:rFonts w:ascii="Calibri" w:cs="Calibri" w:eastAsia="Calibri" w:hAnsi="Calibri"/>
+          <w:sz w:val="22"/>
+          <w:szCs w:val="22"/>
+        </w:rPr>
+        <w:t xml:space="preserve">None</w:t>
+      </w:r>
+    </w:p>
+    <w:p>
+      <w:pPr>
+        <w:pStyle w:val="Heading2"/>
+        <w:keepNext/>
+        <w:spacing w:after="120" w:before="320"/>
+      </w:pPr>
+      <w:r>
+        <w:rPr>
+          <w:rFonts w:ascii="Calibri" w:cs="Calibri" w:eastAsia="Calibri" w:hAnsi="Calibri"/>
+          <w:color w:val="4F46E5"/>
+        </w:rPr>
+        <w:t xml:space="preserve">Feature 14 — Translated game content</w:t>
+      </w:r>
+    </w:p>
+    <w:p>
+      <w:pPr>
+        <w:keepNext/>
+        <w:spacing w:after="120"/>
+      </w:pPr>
       <w:r>
         <w:rPr>
           <w:rFonts w:ascii="Calibri" w:cs="Calibri" w:eastAsia="Calibri" w:hAnsi="Calibri"/>
@@ -5084,8 +6529,39 @@
           <w:sz w:val="20"/>
           <w:szCs w:val="20"/>
         </w:rPr>
+        <w:t xml:space="preserve">Platform  ·  </w:t>
+      </w:r>
+      <w:r>
+        <w:rPr>
+          <w:rFonts w:ascii="Calibri" w:cs="Calibri" w:eastAsia="Calibri" w:hAnsi="Calibri"/>
+          <w:b/>
+          <w:bCs/>
+          <w:color w:val="B45309"/>
+          <w:sz w:val="20"/>
+          <w:szCs w:val="20"/>
+        </w:rPr>
+        <w:t xml:space="preserve">Priority: Medium</w:t>
+      </w:r>
+      <w:r>
+        <w:rPr>
+          <w:rFonts w:ascii="Calibri" w:cs="Calibri" w:eastAsia="Calibri" w:hAnsi="Calibri"/>
+          <w:color w:val="64748B"/>
+          <w:sz w:val="20"/>
+          <w:szCs w:val="20"/>
+        </w:rPr>
         <w:t xml:space="preserve">  ·  Effort: Medium (1–2 weeks)</w:t>
       </w:r>
+      <w:r>
+        <w:rPr>
+          <w:rFonts w:ascii="Calibri" w:cs="Calibri" w:eastAsia="Calibri" w:hAnsi="Calibri"/>
+          <w:b/>
+          <w:bCs/>
+          <w:color w:val="4F46E5"/>
+          <w:sz w:val="20"/>
+          <w:szCs w:val="20"/>
+        </w:rPr>
+        <w:t xml:space="preserve">  ·  New</w:t>
+      </w:r>
     </w:p>
     <w:p>
       <w:pPr>
@@ -5107,7 +6583,7 @@
           <w:sz w:val="22"/>
           <w:szCs w:val="22"/>
         </w:rPr>
-        <w:t xml:space="preserve">Something to spend on that is not about income: houses, cars, yachts, jets — shown on the profile and the leaderboard.</w:t>
+        <w:t xml:space="preserve">The interface is now in English, French and Arabic, but business, asset and luxury names and descriptions still come from the database in English.</w:t>
       </w:r>
     </w:p>
     <w:p>
@@ -5141,7 +6617,7 @@
           <w:sz w:val="22"/>
           <w:szCs w:val="22"/>
         </w:rPr>
-        <w:t xml:space="preserve">A luxury shop per prestige level; items count toward net worth and give a tiny prestige-style bonus.</w:t>
+        <w:t xml:space="preserve">Catalogue and luxury names and descriptions in all three languages.</w:t>
       </w:r>
     </w:p>
     <w:p>
@@ -5159,7 +6635,7 @@
           <w:sz w:val="22"/>
           <w:szCs w:val="22"/>
         </w:rPr>
-        <w:t xml:space="preserve">Owned items appear on the player's profile.</w:t>
+        <w:t xml:space="preserve">The admin catalogue editor gets a field per language.</w:t>
       </w:r>
     </w:p>
     <w:p>
@@ -5193,7 +6669,7 @@
           <w:sz w:val="22"/>
           <w:szCs w:val="22"/>
         </w:rPr>
-        <w:t xml:space="preserve">Backend: the LuxuryAsset table, mapping and eager loading already exist and NetWorth already counts it — only creation and the shop endpoint are missing.</w:t>
+        <w:t xml:space="preserve">Backend: translation columns (or a translations table) on the catalogue and luxury tables; the API returns the text for the language the client asks for (Accept-Language).</w:t>
       </w:r>
     </w:p>
     <w:p>
@@ -5211,7 +6687,7 @@
           <w:sz w:val="22"/>
           <w:szCs w:val="22"/>
         </w:rPr>
-        <w:t xml:space="preserve">Frontend: a "Luxury" shop page and a profile showcase.</w:t>
+        <w:t xml:space="preserve">Frontend: send the current language with each request; extra fields in the admin editor.</w:t>
       </w:r>
     </w:p>
     <w:p>
@@ -5234,7 +6710,7 @@
           <w:sz w:val="22"/>
           <w:szCs w:val="22"/>
         </w:rPr>
-        <w:t xml:space="preserve">Player profile (feature 12)</w:t>
+        <w:t xml:space="preserve">None</w:t>
       </w:r>
     </w:p>
     <w:p>
@@ -5248,7 +6724,7 @@
           <w:rFonts w:ascii="Calibri" w:cs="Calibri" w:eastAsia="Calibri" w:hAnsi="Calibri"/>
           <w:color w:val="4F46E5"/>
         </w:rPr>
-        <w:t xml:space="preserve">Feature 10 — Bank: loans and deposits</w:t>
+        <w:t xml:space="preserve">Feature 15 — Statistics and charts</w:t>
       </w:r>
     </w:p>
     <w:p>
@@ -5263,7 +6739,7 @@
           <w:sz w:val="20"/>
           <w:szCs w:val="20"/>
         </w:rPr>
-        <w:t xml:space="preserve">Economy  ·  </w:t>
+        <w:t xml:space="preserve">Platform  ·  </w:t>
       </w:r>
       <w:r>
         <w:rPr>
@@ -5283,7 +6759,7 @@
           <w:sz w:val="20"/>
           <w:szCs w:val="20"/>
         </w:rPr>
-        <w:t xml:space="preserve">  ·  Effort: Large (weeks)</w:t>
+        <w:t xml:space="preserve">  ·  Effort: Medium (1–2 weeks)</w:t>
       </w:r>
     </w:p>
     <w:p>
@@ -5306,7 +6782,7 @@
           <w:sz w:val="22"/>
           <w:szCs w:val="22"/>
         </w:rPr>
-        <w:t xml:space="preserve">Adds risk and strategy: borrow to open a business early, or park cash to earn interest.</w:t>
+        <w:t xml:space="preserve">Seeing growth is satisfying and helps players plan.</w:t>
       </w:r>
     </w:p>
     <w:p>
@@ -5340,25 +6816,7 @@
           <w:sz w:val="22"/>
           <w:szCs w:val="22"/>
         </w:rPr>
-        <w:t xml:space="preserve">Borrow up to a share of net worth, repaid automatically from income with interest.</w:t>
-      </w:r>
-    </w:p>
-    <w:p>
-      <w:pPr>
-        <w:pStyle w:val="ListParagraph"/>
-        <w:numPr>
-          <w:ilvl w:val="0"/>
-          <w:numId w:val="2"/>
-        </w:numPr>
-        <w:spacing w:after="60"/>
-      </w:pPr>
-      <w:r>
-        <w:rPr>
-          <w:rFonts w:ascii="Calibri" w:cs="Calibri" w:eastAsia="Calibri" w:hAnsi="Calibri"/>
-          <w:sz w:val="22"/>
-          <w:szCs w:val="22"/>
-        </w:rPr>
-        <w:t xml:space="preserve">Deposit cash for a fixed time to earn interest.</w:t>
+        <w:t xml:space="preserve">Charts: income per second over time, earnings per business, net worth history.</w:t>
       </w:r>
     </w:p>
     <w:p>
@@ -5392,7 +6850,7 @@
           <w:sz w:val="22"/>
           <w:szCs w:val="22"/>
         </w:rPr>
-        <w:t xml:space="preserve">Backend: Loan entity on the company, repayment applied in sync/accrual — careful, this touches the anti-cheat ceiling.</w:t>
+        <w:t xml:space="preserve">Backend: periodic snapshots of key numbers per company.</w:t>
       </w:r>
     </w:p>
     <w:p>
@@ -5410,7 +6868,7 @@
           <w:sz w:val="22"/>
           <w:szCs w:val="22"/>
         </w:rPr>
-        <w:t xml:space="preserve">Frontend: a "Bank" page.</w:t>
+        <w:t xml:space="preserve">Frontend: a Stats page with charts.</w:t>
       </w:r>
     </w:p>
     <w:p>
@@ -5447,7 +6905,7 @@
           <w:rFonts w:ascii="Calibri" w:cs="Calibri" w:eastAsia="Calibri" w:hAnsi="Calibri"/>
           <w:color w:val="4F46E5"/>
         </w:rPr>
-        <w:t xml:space="preserve">Feature 11 — Leaderboard upgrades</w:t>
+        <w:t xml:space="preserve">Feature 16 — Dark mode</w:t>
       </w:r>
     </w:p>
     <w:p>
@@ -5462,26 +6920,26 @@
           <w:sz w:val="20"/>
           <w:szCs w:val="20"/>
         </w:rPr>
-        <w:t xml:space="preserve">Social  ·  </w:t>
-      </w:r>
-      <w:r>
-        <w:rPr>
-          <w:rFonts w:ascii="Calibri" w:cs="Calibri" w:eastAsia="Calibri" w:hAnsi="Calibri"/>
-          <w:b/>
-          <w:bCs/>
-          <w:color w:val="B45309"/>
-          <w:sz w:val="20"/>
-          <w:szCs w:val="20"/>
-        </w:rPr>
-        <w:t xml:space="preserve">Priority: Medium</w:t>
-      </w:r>
-      <w:r>
-        <w:rPr>
-          <w:rFonts w:ascii="Calibri" w:cs="Calibri" w:eastAsia="Calibri" w:hAnsi="Calibri"/>
+        <w:t xml:space="preserve">Platform  ·  </w:t>
+      </w:r>
+      <w:r>
+        <w:rPr>
+          <w:rFonts w:ascii="Calibri" w:cs="Calibri" w:eastAsia="Calibri" w:hAnsi="Calibri"/>
+          <w:b/>
+          <w:bCs/>
           <w:color w:val="64748B"/>
           <w:sz w:val="20"/>
           <w:szCs w:val="20"/>
         </w:rPr>
+        <w:t xml:space="preserve">Priority: Low</w:t>
+      </w:r>
+      <w:r>
+        <w:rPr>
+          <w:rFonts w:ascii="Calibri" w:cs="Calibri" w:eastAsia="Calibri" w:hAnsi="Calibri"/>
+          <w:color w:val="64748B"/>
+          <w:sz w:val="20"/>
+          <w:szCs w:val="20"/>
+        </w:rPr>
         <w:t xml:space="preserve">  ·  Effort: Small (days)</w:t>
       </w:r>
     </w:p>
@@ -5505,7 +6963,7 @@
           <w:sz w:val="22"/>
           <w:szCs w:val="22"/>
         </w:rPr>
-        <w:t xml:space="preserve">Today there is one global top 50. Smaller, closer competitions motivate more players.</w:t>
+        <w:t xml:space="preserve">Many players play at night.</w:t>
       </w:r>
     </w:p>
     <w:p>
@@ -5539,25 +6997,7 @@
           <w:sz w:val="22"/>
           <w:szCs w:val="22"/>
         </w:rPr>
-        <w:t xml:space="preserve">Tabs: Global, My country, This week (seasonal reset of a weekly score).</w:t>
-      </w:r>
-    </w:p>
-    <w:p>
-      <w:pPr>
-        <w:pStyle w:val="ListParagraph"/>
-        <w:numPr>
-          <w:ilvl w:val="0"/>
-          <w:numId w:val="2"/>
-        </w:numPr>
-        <w:spacing w:after="60"/>
-      </w:pPr>
-      <w:r>
-        <w:rPr>
-          <w:rFonts w:ascii="Calibri" w:cs="Calibri" w:eastAsia="Calibri" w:hAnsi="Calibri"/>
-          <w:sz w:val="22"/>
-          <w:szCs w:val="22"/>
-        </w:rPr>
-        <w:t xml:space="preserve">Always show the player's own rank, even outside the top 50.</w:t>
+        <w:t xml:space="preserve">Light / dark / system toggle next to the language picker.</w:t>
       </w:r>
     </w:p>
     <w:p>
@@ -5591,25 +7031,7 @@
           <w:sz w:val="22"/>
           <w:szCs w:val="22"/>
         </w:rPr>
-        <w:t xml:space="preserve">Backend: filter by country (already stored), a weekly earnings column reset by a scheduled job, a "my rank" query.</w:t>
-      </w:r>
-    </w:p>
-    <w:p>
-      <w:pPr>
-        <w:pStyle w:val="ListParagraph"/>
-        <w:numPr>
-          <w:ilvl w:val="0"/>
-          <w:numId w:val="2"/>
-        </w:numPr>
-        <w:spacing w:after="60"/>
-      </w:pPr>
-      <w:r>
-        <w:rPr>
-          <w:rFonts w:ascii="Calibri" w:cs="Calibri" w:eastAsia="Calibri" w:hAnsi="Calibri"/>
-          <w:sz w:val="22"/>
-          <w:szCs w:val="22"/>
-        </w:rPr>
-        <w:t xml:space="preserve">Frontend: tabs and a pinned "You" row on the leaderboard page.</w:t>
+        <w:t xml:space="preserve">Frontend only: the design system already uses colour tokens in styles.scss, so dark mode is a second set of token values.</w:t>
       </w:r>
     </w:p>
     <w:p>
@@ -5646,7 +7068,7 @@
           <w:rFonts w:ascii="Calibri" w:cs="Calibri" w:eastAsia="Calibri" w:hAnsi="Calibri"/>
           <w:color w:val="4F46E5"/>
         </w:rPr>
-        <w:t xml:space="preserve">Feature 12 — Player profile</w:t>
+        <w:t xml:space="preserve">Feature 17 — Admin announcements and audit log</w:t>
       </w:r>
     </w:p>
     <w:p>
@@ -5661,28 +7083,39 @@
           <w:sz w:val="20"/>
           <w:szCs w:val="20"/>
         </w:rPr>
-        <w:t xml:space="preserve">Social  ·  </w:t>
-      </w:r>
-      <w:r>
-        <w:rPr>
-          <w:rFonts w:ascii="Calibri" w:cs="Calibri" w:eastAsia="Calibri" w:hAnsi="Calibri"/>
-          <w:b/>
-          <w:bCs/>
-          <w:color w:val="B45309"/>
-          <w:sz w:val="20"/>
-          <w:szCs w:val="20"/>
-        </w:rPr>
-        <w:t xml:space="preserve">Priority: Medium</w:t>
-      </w:r>
-      <w:r>
-        <w:rPr>
-          <w:rFonts w:ascii="Calibri" w:cs="Calibri" w:eastAsia="Calibri" w:hAnsi="Calibri"/>
+        <w:t xml:space="preserve">Admin &amp; content  ·  </w:t>
+      </w:r>
+      <w:r>
+        <w:rPr>
+          <w:rFonts w:ascii="Calibri" w:cs="Calibri" w:eastAsia="Calibri" w:hAnsi="Calibri"/>
+          <w:b/>
+          <w:bCs/>
           <w:color w:val="64748B"/>
           <w:sz w:val="20"/>
           <w:szCs w:val="20"/>
         </w:rPr>
+        <w:t xml:space="preserve">Priority: Low</w:t>
+      </w:r>
+      <w:r>
+        <w:rPr>
+          <w:rFonts w:ascii="Calibri" w:cs="Calibri" w:eastAsia="Calibri" w:hAnsi="Calibri"/>
+          <w:color w:val="64748B"/>
+          <w:sz w:val="20"/>
+          <w:szCs w:val="20"/>
+        </w:rPr>
         <w:t xml:space="preserve">  ·  Effort: Small (days)</w:t>
       </w:r>
+      <w:r>
+        <w:rPr>
+          <w:rFonts w:ascii="Calibri" w:cs="Calibri" w:eastAsia="Calibri" w:hAnsi="Calibri"/>
+          <w:b/>
+          <w:bCs/>
+          <w:color w:val="4F46E5"/>
+          <w:sz w:val="20"/>
+          <w:szCs w:val="20"/>
+        </w:rPr>
+        <w:t xml:space="preserve">  ·  New</w:t>
+      </w:r>
     </w:p>
     <w:p>
       <w:pPr>
@@ -5704,7 +7137,7 @@
           <w:sz w:val="22"/>
           <w:szCs w:val="22"/>
         </w:rPr>
-        <w:t xml:space="preserve">Players want to see and show their progress.</w:t>
+        <w:t xml:space="preserve">Admins can change cash, reset players and edit the catalogue, but there is no trace of who did what, and no way to tell players about an update.</w:t>
       </w:r>
     </w:p>
     <w:p>
@@ -5738,7 +7171,7 @@
           <w:sz w:val="22"/>
           <w:szCs w:val="22"/>
         </w:rPr>
-        <w:t xml:space="preserve">A profile page: company, prestige, all-time earnings, businesses owned, achievements, join date.</w:t>
+        <w:t xml:space="preserve">An announcement banner shown to every player (e.g. "New businesses added!"), set from the admin panel.</w:t>
       </w:r>
     </w:p>
     <w:p>
@@ -5756,7 +7189,7 @@
           <w:sz w:val="22"/>
           <w:szCs w:val="22"/>
         </w:rPr>
-        <w:t xml:space="preserve">Click a name on the leaderboard to open that player's public profile.</w:t>
+        <w:t xml:space="preserve">An audit log of admin actions: cash changes, resets, role changes, catalogue edits.</w:t>
       </w:r>
     </w:p>
     <w:p>
@@ -5790,7 +7223,7 @@
           <w:sz w:val="22"/>
           <w:szCs w:val="22"/>
         </w:rPr>
-        <w:t xml:space="preserve">Backend: GET /api/players/{username} returning public fields only.</w:t>
+        <w:t xml:space="preserve">Backend: announcements and admin_audit tables; every admin endpoint writes an audit row.</w:t>
       </w:r>
     </w:p>
     <w:p>
@@ -5808,7 +7241,7 @@
           <w:sz w:val="22"/>
           <w:szCs w:val="22"/>
         </w:rPr>
-        <w:t xml:space="preserve">Frontend: /profile and /profile/:username pages.</w:t>
+        <w:t xml:space="preserve">Frontend: a banner in the game layout; a log page in the admin panel.</w:t>
       </w:r>
     </w:p>
     <w:p>
@@ -5845,7 +7278,7 @@
           <w:rFonts w:ascii="Calibri" w:cs="Calibri" w:eastAsia="Calibri" w:hAnsi="Calibri"/>
           <w:color w:val="4F46E5"/>
         </w:rPr>
-        <w:t xml:space="preserve">Feature 13 — Friends and alliances</w:t>
+        <w:t xml:space="preserve">Feature 18 — Player marketplace</w:t>
       </w:r>
     </w:p>
     <w:p>
@@ -5860,7 +7293,7 @@
           <w:sz w:val="20"/>
           <w:szCs w:val="20"/>
         </w:rPr>
-        <w:t xml:space="preserve">Social  ·  </w:t>
+        <w:t xml:space="preserve">Economy  ·  </w:t>
       </w:r>
       <w:r>
         <w:rPr>
@@ -5903,7 +7336,7 @@
           <w:sz w:val="22"/>
           <w:szCs w:val="22"/>
         </w:rPr>
-        <w:t xml:space="preserve">Social pressure and cooperation keep players around longer.</w:t>
+        <w:t xml:space="preserve">Lets players trade businesses with each other — a social economy instead of closing a business at a 10 % loss.</w:t>
       </w:r>
     </w:p>
     <w:p>
@@ -5937,7 +7370,25 @@
           <w:sz w:val="22"/>
           <w:szCs w:val="22"/>
         </w:rPr>
-        <w:t xml:space="preserve">Add friends and compare progress; form alliances (guilds) with a shared weekly goal and a group reward.</w:t>
+        <w:t xml:space="preserve">List an owned business for sale at an asking price; other players browse and buy it with its assets and level.</w:t>
+      </w:r>
+    </w:p>
+    <w:p>
+      <w:pPr>
+        <w:pStyle w:val="ListParagraph"/>
+        <w:numPr>
+          <w:ilvl w:val="0"/>
+          <w:numId w:val="2"/>
+        </w:numPr>
+        <w:spacing w:after="60"/>
+      </w:pPr>
+      <w:r>
+        <w:rPr>
+          <w:rFonts w:ascii="Calibri" w:cs="Calibri" w:eastAsia="Calibri" w:hAnsi="Calibri"/>
+          <w:sz w:val="22"/>
+          <w:szCs w:val="22"/>
+        </w:rPr>
+        <w:t xml:space="preserve">A small market fee goes to "the house".</w:t>
       </w:r>
     </w:p>
     <w:p>
@@ -5971,7 +7422,7 @@
           <w:sz w:val="22"/>
           <w:szCs w:val="22"/>
         </w:rPr>
-        <w:t xml:space="preserve">Backend: friendships and alliances tables, invitations, alliance goal progress.</w:t>
+        <w:t xml:space="preserve">Backend: half-modelled already (Business.ListForSale, AskingPrice, Company.ListBusinessForSale). Needs the buyer side, a transfer between two aggregates in one transaction, and endpoints. Decide what happens to a running manager shift.</w:t>
       </w:r>
     </w:p>
     <w:p>
@@ -5989,7 +7440,7 @@
           <w:sz w:val="22"/>
           <w:szCs w:val="22"/>
         </w:rPr>
-        <w:t xml:space="preserve">Frontend: Friends and Alliance pages.</w:t>
+        <w:t xml:space="preserve">Frontend: a "Market" page and a "Sell" action in manage-business.</w:t>
       </w:r>
     </w:p>
     <w:p>
@@ -6012,7 +7463,7 @@
           <w:sz w:val="22"/>
           <w:szCs w:val="22"/>
         </w:rPr>
-        <w:t xml:space="preserve">Player profile</w:t>
+        <w:t xml:space="preserve">None (managers and levels are shipped)</w:t>
       </w:r>
     </w:p>
     <w:p>
@@ -6026,7 +7477,7 @@
           <w:rFonts w:ascii="Calibri" w:cs="Calibri" w:eastAsia="Calibri" w:hAnsi="Calibri"/>
           <w:color w:val="4F46E5"/>
         </w:rPr>
-        <w:t xml:space="preserve">Feature 14 — Installable mobile app (PWA) and notifications</w:t>
+        <w:t xml:space="preserve">Feature 19 — Bank: loans and deposits</w:t>
       </w:r>
     </w:p>
     <w:p>
@@ -6041,27 +7492,27 @@
           <w:sz w:val="20"/>
           <w:szCs w:val="20"/>
         </w:rPr>
-        <w:t xml:space="preserve">Platform  ·  </w:t>
-      </w:r>
-      <w:r>
-        <w:rPr>
-          <w:rFonts w:ascii="Calibri" w:cs="Calibri" w:eastAsia="Calibri" w:hAnsi="Calibri"/>
-          <w:b/>
-          <w:bCs/>
-          <w:color w:val="B91C1C"/>
-          <w:sz w:val="20"/>
-          <w:szCs w:val="20"/>
-        </w:rPr>
-        <w:t xml:space="preserve">Priority: High</w:t>
-      </w:r>
-      <w:r>
-        <w:rPr>
-          <w:rFonts w:ascii="Calibri" w:cs="Calibri" w:eastAsia="Calibri" w:hAnsi="Calibri"/>
+        <w:t xml:space="preserve">Economy  ·  </w:t>
+      </w:r>
+      <w:r>
+        <w:rPr>
+          <w:rFonts w:ascii="Calibri" w:cs="Calibri" w:eastAsia="Calibri" w:hAnsi="Calibri"/>
+          <w:b/>
+          <w:bCs/>
           <w:color w:val="64748B"/>
           <w:sz w:val="20"/>
           <w:szCs w:val="20"/>
         </w:rPr>
-        <w:t xml:space="preserve">  ·  Effort: Small (days)</w:t>
+        <w:t xml:space="preserve">Priority: Low</w:t>
+      </w:r>
+      <w:r>
+        <w:rPr>
+          <w:rFonts w:ascii="Calibri" w:cs="Calibri" w:eastAsia="Calibri" w:hAnsi="Calibri"/>
+          <w:color w:val="64748B"/>
+          <w:sz w:val="20"/>
+          <w:szCs w:val="20"/>
+        </w:rPr>
+        <w:t xml:space="preserve">  ·  Effort: Large (weeks)</w:t>
       </w:r>
     </w:p>
     <w:p>
@@ -6084,7 +7535,7 @@
           <w:sz w:val="22"/>
           <w:szCs w:val="22"/>
         </w:rPr>
-        <w:t xml:space="preserve">Most idle-game time is on phones. An installable app with an icon feels like a real game and can remind players to come back.</w:t>
+        <w:t xml:space="preserve">Adds risk and strategy: borrow to open a business early, or park cash to earn interest.</w:t>
       </w:r>
     </w:p>
     <w:p>
@@ -6118,7 +7569,7 @@
           <w:sz w:val="22"/>
           <w:szCs w:val="22"/>
         </w:rPr>
-        <w:t xml:space="preserve">"Add to home screen", full-screen launch, app icon and splash.</w:t>
+        <w:t xml:space="preserve">Borrow up to a share of net worth, repaid automatically from income with interest.</w:t>
       </w:r>
     </w:p>
     <w:p>
@@ -6136,7 +7587,7 @@
           <w:sz w:val="22"/>
           <w:szCs w:val="22"/>
         </w:rPr>
-        <w:t xml:space="preserve">Optional push notification: "Your businesses hit the 4-hour offline cap — collect now".</w:t>
+        <w:t xml:space="preserve">Deposit cash for a fixed time to earn interest.</w:t>
       </w:r>
     </w:p>
     <w:p>
@@ -6170,7 +7621,7 @@
           <w:sz w:val="22"/>
           <w:szCs w:val="22"/>
         </w:rPr>
-        <w:t xml:space="preserve">Frontend: Angular service worker + web manifest (ng add @angular/pwa).</w:t>
+        <w:t xml:space="preserve">Backend: Loan entity on the company, repayment applied in sync/accrual — careful, this touches the anti-cheat ceiling.</w:t>
       </w:r>
     </w:p>
     <w:p>
@@ -6188,7 +7639,7 @@
           <w:sz w:val="22"/>
           <w:szCs w:val="22"/>
         </w:rPr>
-        <w:t xml:space="preserve">Backend (push only): store push subscriptions; a background job sends the reminder.</w:t>
+        <w:t xml:space="preserve">Frontend: a "Bank" page.</w:t>
       </w:r>
     </w:p>
     <w:p>
@@ -6211,7 +7662,7 @@
           <w:sz w:val="22"/>
           <w:szCs w:val="22"/>
         </w:rPr>
-        <w:t xml:space="preserve">HTTPS hosting (the dev tunnel already provides it)</w:t>
+        <w:t xml:space="preserve">None</w:t>
       </w:r>
     </w:p>
     <w:p>
@@ -6225,7 +7676,7 @@
           <w:rFonts w:ascii="Calibri" w:cs="Calibri" w:eastAsia="Calibri" w:hAnsi="Calibri"/>
           <w:color w:val="4F46E5"/>
         </w:rPr>
-        <w:t xml:space="preserve">Feature 15 — Onboarding tutorial</w:t>
+        <w:t xml:space="preserve">Feature 20 — Friends and alliances</w:t>
       </w:r>
     </w:p>
     <w:p>
@@ -6240,180 +7691,19 @@
           <w:sz w:val="20"/>
           <w:szCs w:val="20"/>
         </w:rPr>
-        <w:t xml:space="preserve">Platform  ·  </w:t>
-      </w:r>
-      <w:r>
-        <w:rPr>
-          <w:rFonts w:ascii="Calibri" w:cs="Calibri" w:eastAsia="Calibri" w:hAnsi="Calibri"/>
-          <w:b/>
-          <w:bCs/>
-          <w:color w:val="B45309"/>
-          <w:sz w:val="20"/>
-          <w:szCs w:val="20"/>
-        </w:rPr>
-        <w:t xml:space="preserve">Priority: Medium</w:t>
-      </w:r>
-      <w:r>
-        <w:rPr>
-          <w:rFonts w:ascii="Calibri" w:cs="Calibri" w:eastAsia="Calibri" w:hAnsi="Calibri"/>
+        <w:t xml:space="preserve">Social  ·  </w:t>
+      </w:r>
+      <w:r>
+        <w:rPr>
+          <w:rFonts w:ascii="Calibri" w:cs="Calibri" w:eastAsia="Calibri" w:hAnsi="Calibri"/>
+          <w:b/>
+          <w:bCs/>
           <w:color w:val="64748B"/>
           <w:sz w:val="20"/>
           <w:szCs w:val="20"/>
         </w:rPr>
-        <w:t xml:space="preserve">  ·  Effort: Small (days)</w:t>
-      </w:r>
-    </w:p>
-    <w:p>
-      <w:pPr>
-        <w:spacing w:after="80"/>
-      </w:pPr>
-      <w:r>
-        <w:rPr>
-          <w:rFonts w:ascii="Calibri" w:cs="Calibri" w:eastAsia="Calibri" w:hAnsi="Calibri"/>
-          <w:b/>
-          <w:bCs/>
-          <w:sz w:val="22"/>
-          <w:szCs w:val="22"/>
-        </w:rPr>
-        <w:t xml:space="preserve">Why: </w:t>
-      </w:r>
-      <w:r>
-        <w:rPr>
-          <w:rFonts w:ascii="Calibri" w:cs="Calibri" w:eastAsia="Calibri" w:hAnsi="Calibri"/>
-          <w:sz w:val="22"/>
-          <w:szCs w:val="22"/>
-        </w:rPr>
-        <w:t xml:space="preserve">New players do not know what prestige, assets or offline income mean.</w:t>
-      </w:r>
-    </w:p>
-    <w:p>
-      <w:pPr>
-        <w:keepNext/>
-        <w:spacing w:after="60" w:before="80"/>
-      </w:pPr>
-      <w:r>
-        <w:rPr>
-          <w:rFonts w:ascii="Calibri" w:cs="Calibri" w:eastAsia="Calibri" w:hAnsi="Calibri"/>
-          <w:b/>
-          <w:bCs/>
-          <w:sz w:val="22"/>
-          <w:szCs w:val="22"/>
-        </w:rPr>
-        <w:t xml:space="preserve">What it does</w:t>
-      </w:r>
-    </w:p>
-    <w:p>
-      <w:pPr>
-        <w:pStyle w:val="ListParagraph"/>
-        <w:numPr>
-          <w:ilvl w:val="0"/>
-          <w:numId w:val="2"/>
-        </w:numPr>
-        <w:spacing w:after="60"/>
-      </w:pPr>
-      <w:r>
-        <w:rPr>
-          <w:rFonts w:ascii="Calibri" w:cs="Calibri" w:eastAsia="Calibri" w:hAnsi="Calibri"/>
-          <w:sz w:val="22"/>
-          <w:szCs w:val="22"/>
-        </w:rPr>
-        <w:t xml:space="preserve">A short guided first session: open your first business, buy an asset, see income grow, learn about prestige.</w:t>
-      </w:r>
-    </w:p>
-    <w:p>
-      <w:pPr>
-        <w:pStyle w:val="ListParagraph"/>
-        <w:numPr>
-          <w:ilvl w:val="0"/>
-          <w:numId w:val="2"/>
-        </w:numPr>
-        <w:spacing w:after="60"/>
-      </w:pPr>
-      <w:r>
-        <w:rPr>
-          <w:rFonts w:ascii="Calibri" w:cs="Calibri" w:eastAsia="Calibri" w:hAnsi="Calibri"/>
-          <w:sz w:val="22"/>
-          <w:szCs w:val="22"/>
-        </w:rPr>
-        <w:t xml:space="preserve">Can be skipped and replayed from the profile.</w:t>
-      </w:r>
-    </w:p>
-    <w:p>
-      <w:pPr>
-        <w:keepNext/>
-        <w:spacing w:after="60" w:before="80"/>
-      </w:pPr>
-      <w:r>
-        <w:rPr>
-          <w:rFonts w:ascii="Calibri" w:cs="Calibri" w:eastAsia="Calibri" w:hAnsi="Calibri"/>
-          <w:b/>
-          <w:bCs/>
-          <w:sz w:val="22"/>
-          <w:szCs w:val="22"/>
-        </w:rPr>
-        <w:t xml:space="preserve">How</w:t>
-      </w:r>
-    </w:p>
-    <w:p>
-      <w:pPr>
-        <w:pStyle w:val="ListParagraph"/>
-        <w:numPr>
-          <w:ilvl w:val="0"/>
-          <w:numId w:val="2"/>
-        </w:numPr>
-        <w:spacing w:after="60"/>
-      </w:pPr>
-      <w:r>
-        <w:rPr>
-          <w:rFonts w:ascii="Calibri" w:cs="Calibri" w:eastAsia="Calibri" w:hAnsi="Calibri"/>
-          <w:sz w:val="22"/>
-          <w:szCs w:val="22"/>
-        </w:rPr>
-        <w:t xml:space="preserve">Frontend only: a step-by-step overlay pointing at real buttons; progress kept per player.</w:t>
-      </w:r>
-    </w:p>
-    <w:p>
-      <w:pPr>
-        <w:spacing w:after="80"/>
-      </w:pPr>
-      <w:r>
-        <w:rPr>
-          <w:rFonts w:ascii="Calibri" w:cs="Calibri" w:eastAsia="Calibri" w:hAnsi="Calibri"/>
-          <w:b/>
-          <w:bCs/>
-          <w:sz w:val="22"/>
-          <w:szCs w:val="22"/>
-        </w:rPr>
-        <w:t xml:space="preserve">Depends on: </w:t>
-      </w:r>
-      <w:r>
-        <w:rPr>
-          <w:rFonts w:ascii="Calibri" w:cs="Calibri" w:eastAsia="Calibri" w:hAnsi="Calibri"/>
-          <w:sz w:val="22"/>
-          <w:szCs w:val="22"/>
-        </w:rPr>
-        <w:t xml:space="preserve">None</w:t>
-      </w:r>
-    </w:p>
-    <w:p>
-      <w:pPr>
-        <w:pStyle w:val="Heading2"/>
-        <w:keepNext/>
-        <w:spacing w:after="120" w:before="320"/>
-      </w:pPr>
-      <w:r>
-        <w:rPr>
-          <w:rFonts w:ascii="Calibri" w:cs="Calibri" w:eastAsia="Calibri" w:hAnsi="Calibri"/>
-          <w:color w:val="4F46E5"/>
-        </w:rPr>
-        <w:t xml:space="preserve">Feature 16 — Statistics and charts</w:t>
-      </w:r>
-    </w:p>
-    <w:p>
-      <w:pPr>
-        <w:keepNext/>
-        <w:spacing w:after="120"/>
-      </w:pPr>
+        <w:t xml:space="preserve">Priority: Low</w:t>
+      </w:r>
       <w:r>
         <w:rPr>
           <w:rFonts w:ascii="Calibri" w:cs="Calibri" w:eastAsia="Calibri" w:hAnsi="Calibri"/>
@@ -6421,27 +7711,7 @@
           <w:sz w:val="20"/>
           <w:szCs w:val="20"/>
         </w:rPr>
-        <w:t xml:space="preserve">Platform  ·  </w:t>
-      </w:r>
-      <w:r>
-        <w:rPr>
-          <w:rFonts w:ascii="Calibri" w:cs="Calibri" w:eastAsia="Calibri" w:hAnsi="Calibri"/>
-          <w:b/>
-          <w:bCs/>
-          <w:color w:val="64748B"/>
-          <w:sz w:val="20"/>
-          <w:szCs w:val="20"/>
-        </w:rPr>
-        <w:t xml:space="preserve">Priority: Low</w:t>
-      </w:r>
-      <w:r>
-        <w:rPr>
-          <w:rFonts w:ascii="Calibri" w:cs="Calibri" w:eastAsia="Calibri" w:hAnsi="Calibri"/>
-          <w:color w:val="64748B"/>
-          <w:sz w:val="20"/>
-          <w:szCs w:val="20"/>
-        </w:rPr>
-        <w:t xml:space="preserve">  ·  Effort: Medium (1–2 weeks)</w:t>
+        <w:t xml:space="preserve">  ·  Effort: Large (weeks)</w:t>
       </w:r>
     </w:p>
     <w:p>
@@ -6464,7 +7734,7 @@
           <w:sz w:val="22"/>
           <w:szCs w:val="22"/>
         </w:rPr>
-        <w:t xml:space="preserve">Seeing growth is satisfying and helps players plan.</w:t>
+        <w:t xml:space="preserve">Social pressure and cooperation keep players around longer.</w:t>
       </w:r>
     </w:p>
     <w:p>
@@ -6498,7 +7768,7 @@
           <w:sz w:val="22"/>
           <w:szCs w:val="22"/>
         </w:rPr>
-        <w:t xml:space="preserve">Charts: income per second over time, earnings per business, net worth history.</w:t>
+        <w:t xml:space="preserve">Add friends and compare progress; form alliances (guilds) with a shared weekly goal and a group reward.</w:t>
       </w:r>
     </w:p>
     <w:p>
@@ -6532,7 +7802,7 @@
           <w:sz w:val="22"/>
           <w:szCs w:val="22"/>
         </w:rPr>
-        <w:t xml:space="preserve">Backend: periodic snapshots of key numbers per company.</w:t>
+        <w:t xml:space="preserve">Backend: friendships and alliances tables, invitations, alliance goal progress.</w:t>
       </w:r>
     </w:p>
     <w:p>
@@ -6550,7 +7820,7 @@
           <w:sz w:val="22"/>
           <w:szCs w:val="22"/>
         </w:rPr>
-        <w:t xml:space="preserve">Frontend: a Stats page with charts.</w:t>
+        <w:t xml:space="preserve">Frontend: Friends and Alliance pages.</w:t>
       </w:r>
     </w:p>
     <w:p>
@@ -6573,568 +7843,7 @@
           <w:sz w:val="22"/>
           <w:szCs w:val="22"/>
         </w:rPr>
-        <w:t xml:space="preserve">None</w:t>
-      </w:r>
-    </w:p>
-    <w:p>
-      <w:pPr>
-        <w:pStyle w:val="Heading2"/>
-        <w:keepNext/>
-        <w:spacing w:after="120" w:before="320"/>
-      </w:pPr>
-      <w:r>
-        <w:rPr>
-          <w:rFonts w:ascii="Calibri" w:cs="Calibri" w:eastAsia="Calibri" w:hAnsi="Calibri"/>
-          <w:color w:val="4F46E5"/>
-        </w:rPr>
-        <w:t xml:space="preserve">Feature 17 — French and Arabic languages</w:t>
-      </w:r>
-    </w:p>
-    <w:p>
-      <w:pPr>
-        <w:keepNext/>
-        <w:spacing w:after="120"/>
-      </w:pPr>
-      <w:r>
-        <w:rPr>
-          <w:rFonts w:ascii="Calibri" w:cs="Calibri" w:eastAsia="Calibri" w:hAnsi="Calibri"/>
-          <w:color w:val="64748B"/>
-          <w:sz w:val="20"/>
-          <w:szCs w:val="20"/>
-        </w:rPr>
-        <w:t xml:space="preserve">Platform  ·  </w:t>
-      </w:r>
-      <w:r>
-        <w:rPr>
-          <w:rFonts w:ascii="Calibri" w:cs="Calibri" w:eastAsia="Calibri" w:hAnsi="Calibri"/>
-          <w:b/>
-          <w:bCs/>
-          <w:color w:val="B45309"/>
-          <w:sz w:val="20"/>
-          <w:szCs w:val="20"/>
-        </w:rPr>
-        <w:t xml:space="preserve">Priority: Medium</w:t>
-      </w:r>
-      <w:r>
-        <w:rPr>
-          <w:rFonts w:ascii="Calibri" w:cs="Calibri" w:eastAsia="Calibri" w:hAnsi="Calibri"/>
-          <w:color w:val="64748B"/>
-          <w:sz w:val="20"/>
-          <w:szCs w:val="20"/>
-        </w:rPr>
-        <w:t xml:space="preserve">  ·  Effort: Medium (1–2 weeks)</w:t>
-      </w:r>
-    </w:p>
-    <w:p>
-      <w:pPr>
-        <w:spacing w:after="80"/>
-      </w:pPr>
-      <w:r>
-        <w:rPr>
-          <w:rFonts w:ascii="Calibri" w:cs="Calibri" w:eastAsia="Calibri" w:hAnsi="Calibri"/>
-          <w:b/>
-          <w:bCs/>
-          <w:sz w:val="22"/>
-          <w:szCs w:val="22"/>
-        </w:rPr>
-        <w:t xml:space="preserve">Why: </w:t>
-      </w:r>
-      <w:r>
-        <w:rPr>
-          <w:rFonts w:ascii="Calibri" w:cs="Calibri" w:eastAsia="Calibri" w:hAnsi="Calibri"/>
-          <w:sz w:val="22"/>
-          <w:szCs w:val="22"/>
-        </w:rPr>
-        <w:t xml:space="preserve">The player base starts in Tunisia; French and Arabic make the game accessible to everyone there.</w:t>
-      </w:r>
-    </w:p>
-    <w:p>
-      <w:pPr>
-        <w:keepNext/>
-        <w:spacing w:after="60" w:before="80"/>
-      </w:pPr>
-      <w:r>
-        <w:rPr>
-          <w:rFonts w:ascii="Calibri" w:cs="Calibri" w:eastAsia="Calibri" w:hAnsi="Calibri"/>
-          <w:b/>
-          <w:bCs/>
-          <w:sz w:val="22"/>
-          <w:szCs w:val="22"/>
-        </w:rPr>
-        <w:t xml:space="preserve">What it does</w:t>
-      </w:r>
-    </w:p>
-    <w:p>
-      <w:pPr>
-        <w:pStyle w:val="ListParagraph"/>
-        <w:numPr>
-          <w:ilvl w:val="0"/>
-          <w:numId w:val="2"/>
-        </w:numPr>
-        <w:spacing w:after="60"/>
-      </w:pPr>
-      <w:r>
-        <w:rPr>
-          <w:rFonts w:ascii="Calibri" w:cs="Calibri" w:eastAsia="Calibri" w:hAnsi="Calibri"/>
-          <w:sz w:val="22"/>
-          <w:szCs w:val="22"/>
-        </w:rPr>
-        <w:t xml:space="preserve">Language switcher: English, Français, العربية (right-to-left layout for Arabic).</w:t>
-      </w:r>
-    </w:p>
-    <w:p>
-      <w:pPr>
-        <w:pStyle w:val="ListParagraph"/>
-        <w:numPr>
-          <w:ilvl w:val="0"/>
-          <w:numId w:val="2"/>
-        </w:numPr>
-        <w:spacing w:after="60"/>
-      </w:pPr>
-      <w:r>
-        <w:rPr>
-          <w:rFonts w:ascii="Calibri" w:cs="Calibri" w:eastAsia="Calibri" w:hAnsi="Calibri"/>
-          <w:sz w:val="22"/>
-          <w:szCs w:val="22"/>
-        </w:rPr>
-        <w:t xml:space="preserve">Money formatting follows the chosen language.</w:t>
-      </w:r>
-    </w:p>
-    <w:p>
-      <w:pPr>
-        <w:keepNext/>
-        <w:spacing w:after="60" w:before="80"/>
-      </w:pPr>
-      <w:r>
-        <w:rPr>
-          <w:rFonts w:ascii="Calibri" w:cs="Calibri" w:eastAsia="Calibri" w:hAnsi="Calibri"/>
-          <w:b/>
-          <w:bCs/>
-          <w:sz w:val="22"/>
-          <w:szCs w:val="22"/>
-        </w:rPr>
-        <w:t xml:space="preserve">How</w:t>
-      </w:r>
-    </w:p>
-    <w:p>
-      <w:pPr>
-        <w:pStyle w:val="ListParagraph"/>
-        <w:numPr>
-          <w:ilvl w:val="0"/>
-          <w:numId w:val="2"/>
-        </w:numPr>
-        <w:spacing w:after="60"/>
-      </w:pPr>
-      <w:r>
-        <w:rPr>
-          <w:rFonts w:ascii="Calibri" w:cs="Calibri" w:eastAsia="Calibri" w:hAnsi="Calibri"/>
-          <w:sz w:val="22"/>
-          <w:szCs w:val="22"/>
-        </w:rPr>
-        <w:t xml:space="preserve">Frontend: Angular i18n; the light design already uses logical spacing that adapts well to RTL.</w:t>
-      </w:r>
-    </w:p>
-    <w:p>
-      <w:pPr>
-        <w:pStyle w:val="ListParagraph"/>
-        <w:numPr>
-          <w:ilvl w:val="0"/>
-          <w:numId w:val="2"/>
-        </w:numPr>
-        <w:spacing w:after="60"/>
-      </w:pPr>
-      <w:r>
-        <w:rPr>
-          <w:rFonts w:ascii="Calibri" w:cs="Calibri" w:eastAsia="Calibri" w:hAnsi="Calibri"/>
-          <w:sz w:val="22"/>
-          <w:szCs w:val="22"/>
-        </w:rPr>
-        <w:t xml:space="preserve">Backend: error messages become codes the frontend translates (they are plain English strings today).</w:t>
-      </w:r>
-    </w:p>
-    <w:p>
-      <w:pPr>
-        <w:spacing w:after="80"/>
-      </w:pPr>
-      <w:r>
-        <w:rPr>
-          <w:rFonts w:ascii="Calibri" w:cs="Calibri" w:eastAsia="Calibri" w:hAnsi="Calibri"/>
-          <w:b/>
-          <w:bCs/>
-          <w:sz w:val="22"/>
-          <w:szCs w:val="22"/>
-        </w:rPr>
-        <w:t xml:space="preserve">Depends on: </w:t>
-      </w:r>
-      <w:r>
-        <w:rPr>
-          <w:rFonts w:ascii="Calibri" w:cs="Calibri" w:eastAsia="Calibri" w:hAnsi="Calibri"/>
-          <w:sz w:val="22"/>
-          <w:szCs w:val="22"/>
-        </w:rPr>
-        <w:t xml:space="preserve">None</w:t>
-      </w:r>
-    </w:p>
-    <w:p>
-      <w:pPr>
-        <w:pStyle w:val="Heading2"/>
-        <w:keepNext/>
-        <w:spacing w:after="120" w:before="320"/>
-      </w:pPr>
-      <w:r>
-        <w:rPr>
-          <w:rFonts w:ascii="Calibri" w:cs="Calibri" w:eastAsia="Calibri" w:hAnsi="Calibri"/>
-          <w:color w:val="4F46E5"/>
-        </w:rPr>
-        <w:t xml:space="preserve">Feature 18 — Dark mode</w:t>
-      </w:r>
-    </w:p>
-    <w:p>
-      <w:pPr>
-        <w:keepNext/>
-        <w:spacing w:after="120"/>
-      </w:pPr>
-      <w:r>
-        <w:rPr>
-          <w:rFonts w:ascii="Calibri" w:cs="Calibri" w:eastAsia="Calibri" w:hAnsi="Calibri"/>
-          <w:color w:val="64748B"/>
-          <w:sz w:val="20"/>
-          <w:szCs w:val="20"/>
-        </w:rPr>
-        <w:t xml:space="preserve">Platform  ·  </w:t>
-      </w:r>
-      <w:r>
-        <w:rPr>
-          <w:rFonts w:ascii="Calibri" w:cs="Calibri" w:eastAsia="Calibri" w:hAnsi="Calibri"/>
-          <w:b/>
-          <w:bCs/>
-          <w:color w:val="64748B"/>
-          <w:sz w:val="20"/>
-          <w:szCs w:val="20"/>
-        </w:rPr>
-        <w:t xml:space="preserve">Priority: Low</w:t>
-      </w:r>
-      <w:r>
-        <w:rPr>
-          <w:rFonts w:ascii="Calibri" w:cs="Calibri" w:eastAsia="Calibri" w:hAnsi="Calibri"/>
-          <w:color w:val="64748B"/>
-          <w:sz w:val="20"/>
-          <w:szCs w:val="20"/>
-        </w:rPr>
-        <w:t xml:space="preserve">  ·  Effort: Small (days)</w:t>
-      </w:r>
-    </w:p>
-    <w:p>
-      <w:pPr>
-        <w:spacing w:after="80"/>
-      </w:pPr>
-      <w:r>
-        <w:rPr>
-          <w:rFonts w:ascii="Calibri" w:cs="Calibri" w:eastAsia="Calibri" w:hAnsi="Calibri"/>
-          <w:b/>
-          <w:bCs/>
-          <w:sz w:val="22"/>
-          <w:szCs w:val="22"/>
-        </w:rPr>
-        <w:t xml:space="preserve">Why: </w:t>
-      </w:r>
-      <w:r>
-        <w:rPr>
-          <w:rFonts w:ascii="Calibri" w:cs="Calibri" w:eastAsia="Calibri" w:hAnsi="Calibri"/>
-          <w:sz w:val="22"/>
-          <w:szCs w:val="22"/>
-        </w:rPr>
-        <w:t xml:space="preserve">Many players play at night.</w:t>
-      </w:r>
-    </w:p>
-    <w:p>
-      <w:pPr>
-        <w:keepNext/>
-        <w:spacing w:after="60" w:before="80"/>
-      </w:pPr>
-      <w:r>
-        <w:rPr>
-          <w:rFonts w:ascii="Calibri" w:cs="Calibri" w:eastAsia="Calibri" w:hAnsi="Calibri"/>
-          <w:b/>
-          <w:bCs/>
-          <w:sz w:val="22"/>
-          <w:szCs w:val="22"/>
-        </w:rPr>
-        <w:t xml:space="preserve">What it does</w:t>
-      </w:r>
-    </w:p>
-    <w:p>
-      <w:pPr>
-        <w:pStyle w:val="ListParagraph"/>
-        <w:numPr>
-          <w:ilvl w:val="0"/>
-          <w:numId w:val="2"/>
-        </w:numPr>
-        <w:spacing w:after="60"/>
-      </w:pPr>
-      <w:r>
-        <w:rPr>
-          <w:rFonts w:ascii="Calibri" w:cs="Calibri" w:eastAsia="Calibri" w:hAnsi="Calibri"/>
-          <w:sz w:val="22"/>
-          <w:szCs w:val="22"/>
-        </w:rPr>
-        <w:t xml:space="preserve">Light / dark / system toggle in the header.</w:t>
-      </w:r>
-    </w:p>
-    <w:p>
-      <w:pPr>
-        <w:keepNext/>
-        <w:spacing w:after="60" w:before="80"/>
-      </w:pPr>
-      <w:r>
-        <w:rPr>
-          <w:rFonts w:ascii="Calibri" w:cs="Calibri" w:eastAsia="Calibri" w:hAnsi="Calibri"/>
-          <w:b/>
-          <w:bCs/>
-          <w:sz w:val="22"/>
-          <w:szCs w:val="22"/>
-        </w:rPr>
-        <w:t xml:space="preserve">How</w:t>
-      </w:r>
-    </w:p>
-    <w:p>
-      <w:pPr>
-        <w:pStyle w:val="ListParagraph"/>
-        <w:numPr>
-          <w:ilvl w:val="0"/>
-          <w:numId w:val="2"/>
-        </w:numPr>
-        <w:spacing w:after="60"/>
-      </w:pPr>
-      <w:r>
-        <w:rPr>
-          <w:rFonts w:ascii="Calibri" w:cs="Calibri" w:eastAsia="Calibri" w:hAnsi="Calibri"/>
-          <w:sz w:val="22"/>
-          <w:szCs w:val="22"/>
-        </w:rPr>
-        <w:t xml:space="preserve">Frontend only: the design system already uses colour tokens in styles.scss, so dark mode is a second set of token values.</w:t>
-      </w:r>
-    </w:p>
-    <w:p>
-      <w:pPr>
-        <w:spacing w:after="80"/>
-      </w:pPr>
-      <w:r>
-        <w:rPr>
-          <w:rFonts w:ascii="Calibri" w:cs="Calibri" w:eastAsia="Calibri" w:hAnsi="Calibri"/>
-          <w:b/>
-          <w:bCs/>
-          <w:sz w:val="22"/>
-          <w:szCs w:val="22"/>
-        </w:rPr>
-        <w:t xml:space="preserve">Depends on: </w:t>
-      </w:r>
-      <w:r>
-        <w:rPr>
-          <w:rFonts w:ascii="Calibri" w:cs="Calibri" w:eastAsia="Calibri" w:hAnsi="Calibri"/>
-          <w:sz w:val="22"/>
-          <w:szCs w:val="22"/>
-        </w:rPr>
-        <w:t xml:space="preserve">None</w:t>
-      </w:r>
-    </w:p>
-    <w:p>
-      <w:pPr>
-        <w:pStyle w:val="Heading2"/>
-        <w:keepNext/>
-        <w:spacing w:after="120" w:before="320"/>
-      </w:pPr>
-      <w:r>
-        <w:rPr>
-          <w:rFonts w:ascii="Calibri" w:cs="Calibri" w:eastAsia="Calibri" w:hAnsi="Calibri"/>
-          <w:color w:val="4F46E5"/>
-        </w:rPr>
-        <w:t xml:space="preserve">Feature 19 — Account security</w:t>
-      </w:r>
-    </w:p>
-    <w:p>
-      <w:pPr>
-        <w:keepNext/>
-        <w:spacing w:after="120"/>
-      </w:pPr>
-      <w:r>
-        <w:rPr>
-          <w:rFonts w:ascii="Calibri" w:cs="Calibri" w:eastAsia="Calibri" w:hAnsi="Calibri"/>
-          <w:color w:val="64748B"/>
-          <w:sz w:val="20"/>
-          <w:szCs w:val="20"/>
-        </w:rPr>
-        <w:t xml:space="preserve">Platform  ·  </w:t>
-      </w:r>
-      <w:r>
-        <w:rPr>
-          <w:rFonts w:ascii="Calibri" w:cs="Calibri" w:eastAsia="Calibri" w:hAnsi="Calibri"/>
-          <w:b/>
-          <w:bCs/>
-          <w:color w:val="B91C1C"/>
-          <w:sz w:val="20"/>
-          <w:szCs w:val="20"/>
-        </w:rPr>
-        <w:t xml:space="preserve">Priority: High</w:t>
-      </w:r>
-      <w:r>
-        <w:rPr>
-          <w:rFonts w:ascii="Calibri" w:cs="Calibri" w:eastAsia="Calibri" w:hAnsi="Calibri"/>
-          <w:color w:val="64748B"/>
-          <w:sz w:val="20"/>
-          <w:szCs w:val="20"/>
-        </w:rPr>
-        <w:t xml:space="preserve">  ·  Effort: Medium (1–2 weeks)</w:t>
-      </w:r>
-    </w:p>
-    <w:p>
-      <w:pPr>
-        <w:spacing w:after="80"/>
-      </w:pPr>
-      <w:r>
-        <w:rPr>
-          <w:rFonts w:ascii="Calibri" w:cs="Calibri" w:eastAsia="Calibri" w:hAnsi="Calibri"/>
-          <w:b/>
-          <w:bCs/>
-          <w:sz w:val="22"/>
-          <w:szCs w:val="22"/>
-        </w:rPr>
-        <w:t xml:space="preserve">Why: </w:t>
-      </w:r>
-      <w:r>
-        <w:rPr>
-          <w:rFonts w:ascii="Calibri" w:cs="Calibri" w:eastAsia="Calibri" w:hAnsi="Calibri"/>
-          <w:sz w:val="22"/>
-          <w:szCs w:val="22"/>
-        </w:rPr>
-        <w:t xml:space="preserve">Required before real players join.</w:t>
-      </w:r>
-    </w:p>
-    <w:p>
-      <w:pPr>
-        <w:keepNext/>
-        <w:spacing w:after="60" w:before="80"/>
-      </w:pPr>
-      <w:r>
-        <w:rPr>
-          <w:rFonts w:ascii="Calibri" w:cs="Calibri" w:eastAsia="Calibri" w:hAnsi="Calibri"/>
-          <w:b/>
-          <w:bCs/>
-          <w:sz w:val="22"/>
-          <w:szCs w:val="22"/>
-        </w:rPr>
-        <w:t xml:space="preserve">What it does</w:t>
-      </w:r>
-    </w:p>
-    <w:p>
-      <w:pPr>
-        <w:pStyle w:val="ListParagraph"/>
-        <w:numPr>
-          <w:ilvl w:val="0"/>
-          <w:numId w:val="2"/>
-        </w:numPr>
-        <w:spacing w:after="60"/>
-      </w:pPr>
-      <w:r>
-        <w:rPr>
-          <w:rFonts w:ascii="Calibri" w:cs="Calibri" w:eastAsia="Calibri" w:hAnsi="Calibri"/>
-          <w:sz w:val="22"/>
-          <w:szCs w:val="22"/>
-        </w:rPr>
-        <w:t xml:space="preserve">Password reset by email, email verification, a minimum password strength.</w:t>
-      </w:r>
-    </w:p>
-    <w:p>
-      <w:pPr>
-        <w:pStyle w:val="ListParagraph"/>
-        <w:numPr>
-          <w:ilvl w:val="0"/>
-          <w:numId w:val="2"/>
-        </w:numPr>
-        <w:spacing w:after="60"/>
-      </w:pPr>
-      <w:r>
-        <w:rPr>
-          <w:rFonts w:ascii="Calibri" w:cs="Calibri" w:eastAsia="Calibri" w:hAnsi="Calibri"/>
-          <w:sz w:val="22"/>
-          <w:szCs w:val="22"/>
-        </w:rPr>
-        <w:t xml:space="preserve">Server-side validation on registration (today a blank username crashes with a 500 error — see contract "Known gaps").</w:t>
-      </w:r>
-    </w:p>
-    <w:p>
-      <w:pPr>
-        <w:keepNext/>
-        <w:spacing w:after="60" w:before="80"/>
-      </w:pPr>
-      <w:r>
-        <w:rPr>
-          <w:rFonts w:ascii="Calibri" w:cs="Calibri" w:eastAsia="Calibri" w:hAnsi="Calibri"/>
-          <w:b/>
-          <w:bCs/>
-          <w:sz w:val="22"/>
-          <w:szCs w:val="22"/>
-        </w:rPr>
-        <w:t xml:space="preserve">How</w:t>
-      </w:r>
-    </w:p>
-    <w:p>
-      <w:pPr>
-        <w:pStyle w:val="ListParagraph"/>
-        <w:numPr>
-          <w:ilvl w:val="0"/>
-          <w:numId w:val="2"/>
-        </w:numPr>
-        <w:spacing w:after="60"/>
-      </w:pPr>
-      <w:r>
-        <w:rPr>
-          <w:rFonts w:ascii="Calibri" w:cs="Calibri" w:eastAsia="Calibri" w:hAnsi="Calibri"/>
-          <w:sz w:val="22"/>
-          <w:szCs w:val="22"/>
-        </w:rPr>
-        <w:t xml:space="preserve">Backend: validation in AuthService, an email sender, reset tokens.</w:t>
-      </w:r>
-    </w:p>
-    <w:p>
-      <w:pPr>
-        <w:pStyle w:val="ListParagraph"/>
-        <w:numPr>
-          <w:ilvl w:val="0"/>
-          <w:numId w:val="2"/>
-        </w:numPr>
-        <w:spacing w:after="60"/>
-      </w:pPr>
-      <w:r>
-        <w:rPr>
-          <w:rFonts w:ascii="Calibri" w:cs="Calibri" w:eastAsia="Calibri" w:hAnsi="Calibri"/>
-          <w:sz w:val="22"/>
-          <w:szCs w:val="22"/>
-        </w:rPr>
-        <w:t xml:space="preserve">Frontend: "Forgot password?" flow and inline validation messages.</w:t>
-      </w:r>
-    </w:p>
-    <w:p>
-      <w:pPr>
-        <w:spacing w:after="80"/>
-      </w:pPr>
-      <w:r>
-        <w:rPr>
-          <w:rFonts w:ascii="Calibri" w:cs="Calibri" w:eastAsia="Calibri" w:hAnsi="Calibri"/>
-          <w:b/>
-          <w:bCs/>
-          <w:sz w:val="22"/>
-          <w:szCs w:val="22"/>
-        </w:rPr>
-        <w:t xml:space="preserve">Depends on: </w:t>
-      </w:r>
-      <w:r>
-        <w:rPr>
-          <w:rFonts w:ascii="Calibri" w:cs="Calibri" w:eastAsia="Calibri" w:hAnsi="Calibri"/>
-          <w:sz w:val="22"/>
-          <w:szCs w:val="22"/>
-        </w:rPr>
-        <w:t xml:space="preserve">An email provider</w:t>
+        <w:t xml:space="preserve">Public player profiles (feature 7)</w:t>
       </w:r>
     </w:p>
     <w:sectPr>

--- a/RichLife-Feature-Roadmap.docx
+++ b/RichLife-Feature-Roadmap.docx
@@ -84,7 +84,7 @@
           <w:sz w:val="22"/>
           <w:szCs w:val="22"/>
         </w:rPr>
-        <w:t xml:space="preserve">Updated 9 October 2026: the seven features shipped since the first version are removed from the list (see "Already shipped"), and eight new ideas are added, marked "New". Every new feature now needs its texts in English, French and Arabic. Some features build on code that already exists but is not exposed yet (income upgrades, the marketplace); those are marked in their "How" section and are cheaper than they look.</w:t>
+        <w:t xml:space="preserve">Updated 9 October 2026 (third version): bank loans are shipped and removed from the list (see "Already shipped"). Five new ideas are added, marked "New", and a separate part at the end — "Diamonds (premium currency)" — suggests how a second currency, earned mainly from ads, could be earned and spent. Every new feature needs its texts in English, French and Arabic, and an admin view when it holds player data.</w:t>
       </w:r>
     </w:p>
     <w:p>
@@ -1018,7 +1018,7 @@
                 <w:sz w:val="20"/>
                 <w:szCs w:val="20"/>
               </w:rPr>
-              <w:t xml:space="preserve">Production reliability (new)</w:t>
+              <w:t xml:space="preserve">Production reliability</w:t>
             </w:r>
           </w:p>
         </w:tc>
@@ -1173,7 +1173,7 @@
                 <w:sz w:val="20"/>
                 <w:szCs w:val="20"/>
               </w:rPr>
-              <w:t xml:space="preserve">Achievement rewards (new)</w:t>
+              <w:t xml:space="preserve">Diamonds and rewarded ads (new)</w:t>
             </w:r>
           </w:p>
         </w:tc>
@@ -1203,7 +1203,7 @@
                 <w:sz w:val="20"/>
                 <w:szCs w:val="20"/>
               </w:rPr>
-              <w:t xml:space="preserve">Engagement</w:t>
+              <w:t xml:space="preserve">Economy</w:t>
             </w:r>
           </w:p>
         </w:tc>
@@ -1264,7 +1264,7 @@
                 <w:sz w:val="20"/>
                 <w:szCs w:val="20"/>
               </w:rPr>
-              <w:t xml:space="preserve">Small</w:t>
+              <w:t xml:space="preserve">Large</w:t>
             </w:r>
           </w:p>
         </w:tc>
@@ -1328,7 +1328,7 @@
                 <w:sz w:val="20"/>
                 <w:szCs w:val="20"/>
               </w:rPr>
-              <w:t xml:space="preserve">Public player profiles (new)</w:t>
+              <w:t xml:space="preserve">Achievement rewards</w:t>
             </w:r>
           </w:p>
         </w:tc>
@@ -1358,7 +1358,7 @@
                 <w:sz w:val="20"/>
                 <w:szCs w:val="20"/>
               </w:rPr>
-              <w:t xml:space="preserve">Social</w:t>
+              <w:t xml:space="preserve">Engagement</w:t>
             </w:r>
           </w:p>
         </w:tc>
@@ -1483,7 +1483,7 @@
                 <w:sz w:val="20"/>
                 <w:szCs w:val="20"/>
               </w:rPr>
-              <w:t xml:space="preserve">Leaderboard upgrades</w:t>
+              <w:t xml:space="preserve">Daily and weekly missions (new)</w:t>
             </w:r>
           </w:p>
         </w:tc>
@@ -1513,7 +1513,7 @@
                 <w:sz w:val="20"/>
                 <w:szCs w:val="20"/>
               </w:rPr>
-              <w:t xml:space="preserve">Social</w:t>
+              <w:t xml:space="preserve">Engagement</w:t>
             </w:r>
           </w:p>
         </w:tc>
@@ -1574,7 +1574,7 @@
                 <w:sz w:val="20"/>
                 <w:szCs w:val="20"/>
               </w:rPr>
-              <w:t xml:space="preserve">Small</w:t>
+              <w:t xml:space="preserve">Medium</w:t>
             </w:r>
           </w:p>
         </w:tc>
@@ -1638,7 +1638,7 @@
                 <w:sz w:val="20"/>
                 <w:szCs w:val="20"/>
               </w:rPr>
-              <w:t xml:space="preserve">Onboarding tutorial</w:t>
+              <w:t xml:space="preserve">Public player profiles</w:t>
             </w:r>
           </w:p>
         </w:tc>
@@ -1668,7 +1668,7 @@
                 <w:sz w:val="20"/>
                 <w:szCs w:val="20"/>
               </w:rPr>
-              <w:t xml:space="preserve">Platform</w:t>
+              <w:t xml:space="preserve">Social</w:t>
             </w:r>
           </w:p>
         </w:tc>
@@ -1793,7 +1793,7 @@
                 <w:sz w:val="20"/>
                 <w:szCs w:val="20"/>
               </w:rPr>
-              <w:t xml:space="preserve">Manager upgrades (new)</w:t>
+              <w:t xml:space="preserve">Leaderboard upgrades</w:t>
             </w:r>
           </w:p>
         </w:tc>
@@ -1823,7 +1823,7 @@
                 <w:sz w:val="20"/>
                 <w:szCs w:val="20"/>
               </w:rPr>
-              <w:t xml:space="preserve">Core gameplay</w:t>
+              <w:t xml:space="preserve">Social</w:t>
             </w:r>
           </w:p>
         </w:tc>
@@ -1948,7 +1948,7 @@
                 <w:sz w:val="20"/>
                 <w:szCs w:val="20"/>
               </w:rPr>
-              <w:t xml:space="preserve">Random events</w:t>
+              <w:t xml:space="preserve">Onboarding tutorial</w:t>
             </w:r>
           </w:p>
         </w:tc>
@@ -1978,7 +1978,7 @@
                 <w:sz w:val="20"/>
                 <w:szCs w:val="20"/>
               </w:rPr>
-              <w:t xml:space="preserve">Engagement</w:t>
+              <w:t xml:space="preserve">Platform</w:t>
             </w:r>
           </w:p>
         </w:tc>
@@ -2039,7 +2039,7 @@
                 <w:sz w:val="20"/>
                 <w:szCs w:val="20"/>
               </w:rPr>
-              <w:t xml:space="preserve">Medium</w:t>
+              <w:t xml:space="preserve">Small</w:t>
             </w:r>
           </w:p>
         </w:tc>
@@ -2103,7 +2103,7 @@
                 <w:sz w:val="20"/>
                 <w:szCs w:val="20"/>
               </w:rPr>
-              <w:t xml:space="preserve">Prestige perks (new)</w:t>
+              <w:t xml:space="preserve">Manager upgrades</w:t>
             </w:r>
           </w:p>
         </w:tc>
@@ -2194,7 +2194,7 @@
                 <w:sz w:val="20"/>
                 <w:szCs w:val="20"/>
               </w:rPr>
-              <w:t xml:space="preserve">Medium</w:t>
+              <w:t xml:space="preserve">Small</w:t>
             </w:r>
           </w:p>
         </w:tc>
@@ -2258,7 +2258,7 @@
                 <w:sz w:val="20"/>
                 <w:szCs w:val="20"/>
               </w:rPr>
-              <w:t xml:space="preserve">Sector synergies and luxury collections (new)</w:t>
+              <w:t xml:space="preserve">Random events</w:t>
             </w:r>
           </w:p>
         </w:tc>
@@ -2288,7 +2288,7 @@
                 <w:sz w:val="20"/>
                 <w:szCs w:val="20"/>
               </w:rPr>
-              <w:t xml:space="preserve">Economy</w:t>
+              <w:t xml:space="preserve">Engagement</w:t>
             </w:r>
           </w:p>
         </w:tc>
@@ -2413,7 +2413,7 @@
                 <w:sz w:val="20"/>
                 <w:szCs w:val="20"/>
               </w:rPr>
-              <w:t xml:space="preserve">Translated game content (new)</w:t>
+              <w:t xml:space="preserve">Prestige perks</w:t>
             </w:r>
           </w:p>
         </w:tc>
@@ -2443,7 +2443,7 @@
                 <w:sz w:val="20"/>
                 <w:szCs w:val="20"/>
               </w:rPr>
-              <w:t xml:space="preserve">Platform</w:t>
+              <w:t xml:space="preserve">Core gameplay</w:t>
             </w:r>
           </w:p>
         </w:tc>
@@ -2568,7 +2568,7 @@
                 <w:sz w:val="20"/>
                 <w:szCs w:val="20"/>
               </w:rPr>
-              <w:t xml:space="preserve">Statistics and charts</w:t>
+              <w:t xml:space="preserve">Sector synergies and luxury collections</w:t>
             </w:r>
           </w:p>
         </w:tc>
@@ -2598,7 +2598,7 @@
                 <w:sz w:val="20"/>
                 <w:szCs w:val="20"/>
               </w:rPr>
-              <w:t xml:space="preserve">Platform</w:t>
+              <w:t xml:space="preserve">Economy</w:t>
             </w:r>
           </w:p>
         </w:tc>
@@ -2611,7 +2611,7 @@
               <w:bottom w:val="single" w:color="D4D9E3" w:sz="4"/>
               <w:right w:val="single" w:color="D4D9E3" w:sz="4"/>
             </w:tcBorders>
-            <w:shd w:fill="E2E8F0" w:color="auto" w:val="clear"/>
+            <w:shd w:fill="FEF3C7" w:color="auto" w:val="clear"/>
             <w:tcMar>
               <w:top w:type="dxa" w:w="80"/>
               <w:left w:type="dxa" w:w="120"/>
@@ -2629,7 +2629,7 @@
                 <w:sz w:val="20"/>
                 <w:szCs w:val="20"/>
               </w:rPr>
-              <w:t xml:space="preserve">Low</w:t>
+              <w:t xml:space="preserve">Medium</w:t>
             </w:r>
           </w:p>
         </w:tc>
@@ -2723,7 +2723,7 @@
                 <w:sz w:val="20"/>
                 <w:szCs w:val="20"/>
               </w:rPr>
-              <w:t xml:space="preserve">Dark mode</w:t>
+              <w:t xml:space="preserve">Stock market investing (new)</w:t>
             </w:r>
           </w:p>
         </w:tc>
@@ -2753,7 +2753,7 @@
                 <w:sz w:val="20"/>
                 <w:szCs w:val="20"/>
               </w:rPr>
-              <w:t xml:space="preserve">Platform</w:t>
+              <w:t xml:space="preserve">Economy</w:t>
             </w:r>
           </w:p>
         </w:tc>
@@ -2766,7 +2766,7 @@
               <w:bottom w:val="single" w:color="D4D9E3" w:sz="4"/>
               <w:right w:val="single" w:color="D4D9E3" w:sz="4"/>
             </w:tcBorders>
-            <w:shd w:fill="E2E8F0" w:color="auto" w:val="clear"/>
+            <w:shd w:fill="FEF3C7" w:color="auto" w:val="clear"/>
             <w:tcMar>
               <w:top w:type="dxa" w:w="80"/>
               <w:left w:type="dxa" w:w="120"/>
@@ -2784,7 +2784,7 @@
                 <w:sz w:val="20"/>
                 <w:szCs w:val="20"/>
               </w:rPr>
-              <w:t xml:space="preserve">Low</w:t>
+              <w:t xml:space="preserve">Medium</w:t>
             </w:r>
           </w:p>
         </w:tc>
@@ -2814,7 +2814,7 @@
                 <w:sz w:val="20"/>
                 <w:szCs w:val="20"/>
               </w:rPr>
-              <w:t xml:space="preserve">Small</w:t>
+              <w:t xml:space="preserve">Medium</w:t>
             </w:r>
           </w:p>
         </w:tc>
@@ -2878,7 +2878,7 @@
                 <w:sz w:val="20"/>
                 <w:szCs w:val="20"/>
               </w:rPr>
-              <w:t xml:space="preserve">Admin announcements and audit log (new)</w:t>
+              <w:t xml:space="preserve">Translated game content</w:t>
             </w:r>
           </w:p>
         </w:tc>
@@ -2908,7 +2908,7 @@
                 <w:sz w:val="20"/>
                 <w:szCs w:val="20"/>
               </w:rPr>
-              <w:t xml:space="preserve">Admin &amp; content</w:t>
+              <w:t xml:space="preserve">Platform</w:t>
             </w:r>
           </w:p>
         </w:tc>
@@ -2921,7 +2921,7 @@
               <w:bottom w:val="single" w:color="D4D9E3" w:sz="4"/>
               <w:right w:val="single" w:color="D4D9E3" w:sz="4"/>
             </w:tcBorders>
-            <w:shd w:fill="E2E8F0" w:color="auto" w:val="clear"/>
+            <w:shd w:fill="FEF3C7" w:color="auto" w:val="clear"/>
             <w:tcMar>
               <w:top w:type="dxa" w:w="80"/>
               <w:left w:type="dxa" w:w="120"/>
@@ -2939,7 +2939,7 @@
                 <w:sz w:val="20"/>
                 <w:szCs w:val="20"/>
               </w:rPr>
-              <w:t xml:space="preserve">Low</w:t>
+              <w:t xml:space="preserve">Medium</w:t>
             </w:r>
           </w:p>
         </w:tc>
@@ -2969,7 +2969,7 @@
                 <w:sz w:val="20"/>
                 <w:szCs w:val="20"/>
               </w:rPr>
-              <w:t xml:space="preserve">Small</w:t>
+              <w:t xml:space="preserve">Medium</w:t>
             </w:r>
           </w:p>
         </w:tc>
@@ -3033,7 +3033,7 @@
                 <w:sz w:val="20"/>
                 <w:szCs w:val="20"/>
               </w:rPr>
-              <w:t xml:space="preserve">Player marketplace</w:t>
+              <w:t xml:space="preserve">Bank deposits and credit score (new)</w:t>
             </w:r>
           </w:p>
         </w:tc>
@@ -3124,7 +3124,7 @@
                 <w:sz w:val="20"/>
                 <w:szCs w:val="20"/>
               </w:rPr>
-              <w:t xml:space="preserve">Large</w:t>
+              <w:t xml:space="preserve">Medium</w:t>
             </w:r>
           </w:p>
         </w:tc>
@@ -3188,7 +3188,7 @@
                 <w:sz w:val="20"/>
                 <w:szCs w:val="20"/>
               </w:rPr>
-              <w:t xml:space="preserve">Bank: loans and deposits</w:t>
+              <w:t xml:space="preserve">Limited-time luxury drops (new)</w:t>
             </w:r>
           </w:p>
         </w:tc>
@@ -3218,7 +3218,7 @@
                 <w:sz w:val="20"/>
                 <w:szCs w:val="20"/>
               </w:rPr>
-              <w:t xml:space="preserve">Economy</w:t>
+              <w:t xml:space="preserve">Engagement</w:t>
             </w:r>
           </w:p>
         </w:tc>
@@ -3279,7 +3279,7 @@
                 <w:sz w:val="20"/>
                 <w:szCs w:val="20"/>
               </w:rPr>
-              <w:t xml:space="preserve">Large</w:t>
+              <w:t xml:space="preserve">Small</w:t>
             </w:r>
           </w:p>
         </w:tc>
@@ -3343,6 +3343,626 @@
                 <w:sz w:val="20"/>
                 <w:szCs w:val="20"/>
               </w:rPr>
+              <w:t xml:space="preserve">Statistics and charts</w:t>
+            </w:r>
+          </w:p>
+        </w:tc>
+        <w:tc>
+          <w:tcPr>
+            <w:tcW w:type="dxa" w:w="1900"/>
+            <w:tcBorders>
+              <w:top w:val="single" w:color="D4D9E3" w:sz="4"/>
+              <w:left w:val="single" w:color="D4D9E3" w:sz="4"/>
+              <w:bottom w:val="single" w:color="D4D9E3" w:sz="4"/>
+              <w:right w:val="single" w:color="D4D9E3" w:sz="4"/>
+            </w:tcBorders>
+            <w:tcMar>
+              <w:top w:type="dxa" w:w="80"/>
+              <w:left w:type="dxa" w:w="120"/>
+              <w:bottom w:type="dxa" w:w="80"/>
+              <w:right w:type="dxa" w:w="120"/>
+            </w:tcMar>
+          </w:tcPr>
+          <w:p>
+            <w:pPr>
+              <w:jc w:val="left"/>
+            </w:pPr>
+            <w:r>
+              <w:rPr>
+                <w:rFonts w:ascii="Calibri" w:cs="Calibri" w:eastAsia="Calibri" w:hAnsi="Calibri"/>
+                <w:sz w:val="20"/>
+                <w:szCs w:val="20"/>
+              </w:rPr>
+              <w:t xml:space="preserve">Platform</w:t>
+            </w:r>
+          </w:p>
+        </w:tc>
+        <w:tc>
+          <w:tcPr>
+            <w:tcW w:type="dxa" w:w="1200"/>
+            <w:tcBorders>
+              <w:top w:val="single" w:color="D4D9E3" w:sz="4"/>
+              <w:left w:val="single" w:color="D4D9E3" w:sz="4"/>
+              <w:bottom w:val="single" w:color="D4D9E3" w:sz="4"/>
+              <w:right w:val="single" w:color="D4D9E3" w:sz="4"/>
+            </w:tcBorders>
+            <w:shd w:fill="E2E8F0" w:color="auto" w:val="clear"/>
+            <w:tcMar>
+              <w:top w:type="dxa" w:w="80"/>
+              <w:left w:type="dxa" w:w="120"/>
+              <w:bottom w:type="dxa" w:w="80"/>
+              <w:right w:type="dxa" w:w="120"/>
+            </w:tcMar>
+          </w:tcPr>
+          <w:p>
+            <w:pPr>
+              <w:jc w:val="left"/>
+            </w:pPr>
+            <w:r>
+              <w:rPr>
+                <w:rFonts w:ascii="Calibri" w:cs="Calibri" w:eastAsia="Calibri" w:hAnsi="Calibri"/>
+                <w:sz w:val="20"/>
+                <w:szCs w:val="20"/>
+              </w:rPr>
+              <w:t xml:space="preserve">Low</w:t>
+            </w:r>
+          </w:p>
+        </w:tc>
+        <w:tc>
+          <w:tcPr>
+            <w:tcW w:type="dxa" w:w="1500"/>
+            <w:tcBorders>
+              <w:top w:val="single" w:color="D4D9E3" w:sz="4"/>
+              <w:left w:val="single" w:color="D4D9E3" w:sz="4"/>
+              <w:bottom w:val="single" w:color="D4D9E3" w:sz="4"/>
+              <w:right w:val="single" w:color="D4D9E3" w:sz="4"/>
+            </w:tcBorders>
+            <w:tcMar>
+              <w:top w:type="dxa" w:w="80"/>
+              <w:left w:type="dxa" w:w="120"/>
+              <w:bottom w:type="dxa" w:w="80"/>
+              <w:right w:type="dxa" w:w="120"/>
+            </w:tcMar>
+          </w:tcPr>
+          <w:p>
+            <w:pPr>
+              <w:jc w:val="left"/>
+            </w:pPr>
+            <w:r>
+              <w:rPr>
+                <w:rFonts w:ascii="Calibri" w:cs="Calibri" w:eastAsia="Calibri" w:hAnsi="Calibri"/>
+                <w:sz w:val="20"/>
+                <w:szCs w:val="20"/>
+              </w:rPr>
+              <w:t xml:space="preserve">Medium</w:t>
+            </w:r>
+          </w:p>
+        </w:tc>
+      </w:tr>
+      <w:tr>
+        <w:tc>
+          <w:tcPr>
+            <w:tcW w:type="dxa" w:w="900"/>
+            <w:tcBorders>
+              <w:top w:val="single" w:color="D4D9E3" w:sz="4"/>
+              <w:left w:val="single" w:color="D4D9E3" w:sz="4"/>
+              <w:bottom w:val="single" w:color="D4D9E3" w:sz="4"/>
+              <w:right w:val="single" w:color="D4D9E3" w:sz="4"/>
+            </w:tcBorders>
+            <w:tcMar>
+              <w:top w:type="dxa" w:w="80"/>
+              <w:left w:type="dxa" w:w="120"/>
+              <w:bottom w:type="dxa" w:w="80"/>
+              <w:right w:type="dxa" w:w="120"/>
+            </w:tcMar>
+          </w:tcPr>
+          <w:p>
+            <w:pPr>
+              <w:jc w:val="center"/>
+            </w:pPr>
+            <w:r>
+              <w:rPr>
+                <w:rFonts w:ascii="Calibri" w:cs="Calibri" w:eastAsia="Calibri" w:hAnsi="Calibri"/>
+                <w:sz w:val="20"/>
+                <w:szCs w:val="20"/>
+              </w:rPr>
+              <w:t xml:space="preserve">21</w:t>
+            </w:r>
+          </w:p>
+        </w:tc>
+        <w:tc>
+          <w:tcPr>
+            <w:tcW w:type="dxa" w:w="4138"/>
+            <w:tcBorders>
+              <w:top w:val="single" w:color="D4D9E3" w:sz="4"/>
+              <w:left w:val="single" w:color="D4D9E3" w:sz="4"/>
+              <w:bottom w:val="single" w:color="D4D9E3" w:sz="4"/>
+              <w:right w:val="single" w:color="D4D9E3" w:sz="4"/>
+            </w:tcBorders>
+            <w:tcMar>
+              <w:top w:type="dxa" w:w="80"/>
+              <w:left w:type="dxa" w:w="120"/>
+              <w:bottom w:type="dxa" w:w="80"/>
+              <w:right w:type="dxa" w:w="120"/>
+            </w:tcMar>
+          </w:tcPr>
+          <w:p>
+            <w:pPr>
+              <w:jc w:val="left"/>
+            </w:pPr>
+            <w:r>
+              <w:rPr>
+                <w:rFonts w:ascii="Calibri" w:cs="Calibri" w:eastAsia="Calibri" w:hAnsi="Calibri"/>
+                <w:b/>
+                <w:bCs/>
+                <w:sz w:val="20"/>
+                <w:szCs w:val="20"/>
+              </w:rPr>
+              <w:t xml:space="preserve">Dark mode</w:t>
+            </w:r>
+          </w:p>
+        </w:tc>
+        <w:tc>
+          <w:tcPr>
+            <w:tcW w:type="dxa" w:w="1900"/>
+            <w:tcBorders>
+              <w:top w:val="single" w:color="D4D9E3" w:sz="4"/>
+              <w:left w:val="single" w:color="D4D9E3" w:sz="4"/>
+              <w:bottom w:val="single" w:color="D4D9E3" w:sz="4"/>
+              <w:right w:val="single" w:color="D4D9E3" w:sz="4"/>
+            </w:tcBorders>
+            <w:tcMar>
+              <w:top w:type="dxa" w:w="80"/>
+              <w:left w:type="dxa" w:w="120"/>
+              <w:bottom w:type="dxa" w:w="80"/>
+              <w:right w:type="dxa" w:w="120"/>
+            </w:tcMar>
+          </w:tcPr>
+          <w:p>
+            <w:pPr>
+              <w:jc w:val="left"/>
+            </w:pPr>
+            <w:r>
+              <w:rPr>
+                <w:rFonts w:ascii="Calibri" w:cs="Calibri" w:eastAsia="Calibri" w:hAnsi="Calibri"/>
+                <w:sz w:val="20"/>
+                <w:szCs w:val="20"/>
+              </w:rPr>
+              <w:t xml:space="preserve">Platform</w:t>
+            </w:r>
+          </w:p>
+        </w:tc>
+        <w:tc>
+          <w:tcPr>
+            <w:tcW w:type="dxa" w:w="1200"/>
+            <w:tcBorders>
+              <w:top w:val="single" w:color="D4D9E3" w:sz="4"/>
+              <w:left w:val="single" w:color="D4D9E3" w:sz="4"/>
+              <w:bottom w:val="single" w:color="D4D9E3" w:sz="4"/>
+              <w:right w:val="single" w:color="D4D9E3" w:sz="4"/>
+            </w:tcBorders>
+            <w:shd w:fill="E2E8F0" w:color="auto" w:val="clear"/>
+            <w:tcMar>
+              <w:top w:type="dxa" w:w="80"/>
+              <w:left w:type="dxa" w:w="120"/>
+              <w:bottom w:type="dxa" w:w="80"/>
+              <w:right w:type="dxa" w:w="120"/>
+            </w:tcMar>
+          </w:tcPr>
+          <w:p>
+            <w:pPr>
+              <w:jc w:val="left"/>
+            </w:pPr>
+            <w:r>
+              <w:rPr>
+                <w:rFonts w:ascii="Calibri" w:cs="Calibri" w:eastAsia="Calibri" w:hAnsi="Calibri"/>
+                <w:sz w:val="20"/>
+                <w:szCs w:val="20"/>
+              </w:rPr>
+              <w:t xml:space="preserve">Low</w:t>
+            </w:r>
+          </w:p>
+        </w:tc>
+        <w:tc>
+          <w:tcPr>
+            <w:tcW w:type="dxa" w:w="1500"/>
+            <w:tcBorders>
+              <w:top w:val="single" w:color="D4D9E3" w:sz="4"/>
+              <w:left w:val="single" w:color="D4D9E3" w:sz="4"/>
+              <w:bottom w:val="single" w:color="D4D9E3" w:sz="4"/>
+              <w:right w:val="single" w:color="D4D9E3" w:sz="4"/>
+            </w:tcBorders>
+            <w:tcMar>
+              <w:top w:type="dxa" w:w="80"/>
+              <w:left w:type="dxa" w:w="120"/>
+              <w:bottom w:type="dxa" w:w="80"/>
+              <w:right w:type="dxa" w:w="120"/>
+            </w:tcMar>
+          </w:tcPr>
+          <w:p>
+            <w:pPr>
+              <w:jc w:val="left"/>
+            </w:pPr>
+            <w:r>
+              <w:rPr>
+                <w:rFonts w:ascii="Calibri" w:cs="Calibri" w:eastAsia="Calibri" w:hAnsi="Calibri"/>
+                <w:sz w:val="20"/>
+                <w:szCs w:val="20"/>
+              </w:rPr>
+              <w:t xml:space="preserve">Small</w:t>
+            </w:r>
+          </w:p>
+        </w:tc>
+      </w:tr>
+      <w:tr>
+        <w:tc>
+          <w:tcPr>
+            <w:tcW w:type="dxa" w:w="900"/>
+            <w:tcBorders>
+              <w:top w:val="single" w:color="D4D9E3" w:sz="4"/>
+              <w:left w:val="single" w:color="D4D9E3" w:sz="4"/>
+              <w:bottom w:val="single" w:color="D4D9E3" w:sz="4"/>
+              <w:right w:val="single" w:color="D4D9E3" w:sz="4"/>
+            </w:tcBorders>
+            <w:tcMar>
+              <w:top w:type="dxa" w:w="80"/>
+              <w:left w:type="dxa" w:w="120"/>
+              <w:bottom w:type="dxa" w:w="80"/>
+              <w:right w:type="dxa" w:w="120"/>
+            </w:tcMar>
+          </w:tcPr>
+          <w:p>
+            <w:pPr>
+              <w:jc w:val="center"/>
+            </w:pPr>
+            <w:r>
+              <w:rPr>
+                <w:rFonts w:ascii="Calibri" w:cs="Calibri" w:eastAsia="Calibri" w:hAnsi="Calibri"/>
+                <w:sz w:val="20"/>
+                <w:szCs w:val="20"/>
+              </w:rPr>
+              <w:t xml:space="preserve">22</w:t>
+            </w:r>
+          </w:p>
+        </w:tc>
+        <w:tc>
+          <w:tcPr>
+            <w:tcW w:type="dxa" w:w="4138"/>
+            <w:tcBorders>
+              <w:top w:val="single" w:color="D4D9E3" w:sz="4"/>
+              <w:left w:val="single" w:color="D4D9E3" w:sz="4"/>
+              <w:bottom w:val="single" w:color="D4D9E3" w:sz="4"/>
+              <w:right w:val="single" w:color="D4D9E3" w:sz="4"/>
+            </w:tcBorders>
+            <w:tcMar>
+              <w:top w:type="dxa" w:w="80"/>
+              <w:left w:type="dxa" w:w="120"/>
+              <w:bottom w:type="dxa" w:w="80"/>
+              <w:right w:type="dxa" w:w="120"/>
+            </w:tcMar>
+          </w:tcPr>
+          <w:p>
+            <w:pPr>
+              <w:jc w:val="left"/>
+            </w:pPr>
+            <w:r>
+              <w:rPr>
+                <w:rFonts w:ascii="Calibri" w:cs="Calibri" w:eastAsia="Calibri" w:hAnsi="Calibri"/>
+                <w:b/>
+                <w:bCs/>
+                <w:sz w:val="20"/>
+                <w:szCs w:val="20"/>
+              </w:rPr>
+              <w:t xml:space="preserve">Admin announcements and audit log</w:t>
+            </w:r>
+          </w:p>
+        </w:tc>
+        <w:tc>
+          <w:tcPr>
+            <w:tcW w:type="dxa" w:w="1900"/>
+            <w:tcBorders>
+              <w:top w:val="single" w:color="D4D9E3" w:sz="4"/>
+              <w:left w:val="single" w:color="D4D9E3" w:sz="4"/>
+              <w:bottom w:val="single" w:color="D4D9E3" w:sz="4"/>
+              <w:right w:val="single" w:color="D4D9E3" w:sz="4"/>
+            </w:tcBorders>
+            <w:tcMar>
+              <w:top w:type="dxa" w:w="80"/>
+              <w:left w:type="dxa" w:w="120"/>
+              <w:bottom w:type="dxa" w:w="80"/>
+              <w:right w:type="dxa" w:w="120"/>
+            </w:tcMar>
+          </w:tcPr>
+          <w:p>
+            <w:pPr>
+              <w:jc w:val="left"/>
+            </w:pPr>
+            <w:r>
+              <w:rPr>
+                <w:rFonts w:ascii="Calibri" w:cs="Calibri" w:eastAsia="Calibri" w:hAnsi="Calibri"/>
+                <w:sz w:val="20"/>
+                <w:szCs w:val="20"/>
+              </w:rPr>
+              <w:t xml:space="preserve">Admin &amp; content</w:t>
+            </w:r>
+          </w:p>
+        </w:tc>
+        <w:tc>
+          <w:tcPr>
+            <w:tcW w:type="dxa" w:w="1200"/>
+            <w:tcBorders>
+              <w:top w:val="single" w:color="D4D9E3" w:sz="4"/>
+              <w:left w:val="single" w:color="D4D9E3" w:sz="4"/>
+              <w:bottom w:val="single" w:color="D4D9E3" w:sz="4"/>
+              <w:right w:val="single" w:color="D4D9E3" w:sz="4"/>
+            </w:tcBorders>
+            <w:shd w:fill="E2E8F0" w:color="auto" w:val="clear"/>
+            <w:tcMar>
+              <w:top w:type="dxa" w:w="80"/>
+              <w:left w:type="dxa" w:w="120"/>
+              <w:bottom w:type="dxa" w:w="80"/>
+              <w:right w:type="dxa" w:w="120"/>
+            </w:tcMar>
+          </w:tcPr>
+          <w:p>
+            <w:pPr>
+              <w:jc w:val="left"/>
+            </w:pPr>
+            <w:r>
+              <w:rPr>
+                <w:rFonts w:ascii="Calibri" w:cs="Calibri" w:eastAsia="Calibri" w:hAnsi="Calibri"/>
+                <w:sz w:val="20"/>
+                <w:szCs w:val="20"/>
+              </w:rPr>
+              <w:t xml:space="preserve">Low</w:t>
+            </w:r>
+          </w:p>
+        </w:tc>
+        <w:tc>
+          <w:tcPr>
+            <w:tcW w:type="dxa" w:w="1500"/>
+            <w:tcBorders>
+              <w:top w:val="single" w:color="D4D9E3" w:sz="4"/>
+              <w:left w:val="single" w:color="D4D9E3" w:sz="4"/>
+              <w:bottom w:val="single" w:color="D4D9E3" w:sz="4"/>
+              <w:right w:val="single" w:color="D4D9E3" w:sz="4"/>
+            </w:tcBorders>
+            <w:tcMar>
+              <w:top w:type="dxa" w:w="80"/>
+              <w:left w:type="dxa" w:w="120"/>
+              <w:bottom w:type="dxa" w:w="80"/>
+              <w:right w:type="dxa" w:w="120"/>
+            </w:tcMar>
+          </w:tcPr>
+          <w:p>
+            <w:pPr>
+              <w:jc w:val="left"/>
+            </w:pPr>
+            <w:r>
+              <w:rPr>
+                <w:rFonts w:ascii="Calibri" w:cs="Calibri" w:eastAsia="Calibri" w:hAnsi="Calibri"/>
+                <w:sz w:val="20"/>
+                <w:szCs w:val="20"/>
+              </w:rPr>
+              <w:t xml:space="preserve">Small</w:t>
+            </w:r>
+          </w:p>
+        </w:tc>
+      </w:tr>
+      <w:tr>
+        <w:tc>
+          <w:tcPr>
+            <w:tcW w:type="dxa" w:w="900"/>
+            <w:tcBorders>
+              <w:top w:val="single" w:color="D4D9E3" w:sz="4"/>
+              <w:left w:val="single" w:color="D4D9E3" w:sz="4"/>
+              <w:bottom w:val="single" w:color="D4D9E3" w:sz="4"/>
+              <w:right w:val="single" w:color="D4D9E3" w:sz="4"/>
+            </w:tcBorders>
+            <w:tcMar>
+              <w:top w:type="dxa" w:w="80"/>
+              <w:left w:type="dxa" w:w="120"/>
+              <w:bottom w:type="dxa" w:w="80"/>
+              <w:right w:type="dxa" w:w="120"/>
+            </w:tcMar>
+          </w:tcPr>
+          <w:p>
+            <w:pPr>
+              <w:jc w:val="center"/>
+            </w:pPr>
+            <w:r>
+              <w:rPr>
+                <w:rFonts w:ascii="Calibri" w:cs="Calibri" w:eastAsia="Calibri" w:hAnsi="Calibri"/>
+                <w:sz w:val="20"/>
+                <w:szCs w:val="20"/>
+              </w:rPr>
+              <w:t xml:space="preserve">23</w:t>
+            </w:r>
+          </w:p>
+        </w:tc>
+        <w:tc>
+          <w:tcPr>
+            <w:tcW w:type="dxa" w:w="4138"/>
+            <w:tcBorders>
+              <w:top w:val="single" w:color="D4D9E3" w:sz="4"/>
+              <w:left w:val="single" w:color="D4D9E3" w:sz="4"/>
+              <w:bottom w:val="single" w:color="D4D9E3" w:sz="4"/>
+              <w:right w:val="single" w:color="D4D9E3" w:sz="4"/>
+            </w:tcBorders>
+            <w:tcMar>
+              <w:top w:type="dxa" w:w="80"/>
+              <w:left w:type="dxa" w:w="120"/>
+              <w:bottom w:type="dxa" w:w="80"/>
+              <w:right w:type="dxa" w:w="120"/>
+            </w:tcMar>
+          </w:tcPr>
+          <w:p>
+            <w:pPr>
+              <w:jc w:val="left"/>
+            </w:pPr>
+            <w:r>
+              <w:rPr>
+                <w:rFonts w:ascii="Calibri" w:cs="Calibri" w:eastAsia="Calibri" w:hAnsi="Calibri"/>
+                <w:b/>
+                <w:bCs/>
+                <w:sz w:val="20"/>
+                <w:szCs w:val="20"/>
+              </w:rPr>
+              <w:t xml:space="preserve">Player marketplace</w:t>
+            </w:r>
+          </w:p>
+        </w:tc>
+        <w:tc>
+          <w:tcPr>
+            <w:tcW w:type="dxa" w:w="1900"/>
+            <w:tcBorders>
+              <w:top w:val="single" w:color="D4D9E3" w:sz="4"/>
+              <w:left w:val="single" w:color="D4D9E3" w:sz="4"/>
+              <w:bottom w:val="single" w:color="D4D9E3" w:sz="4"/>
+              <w:right w:val="single" w:color="D4D9E3" w:sz="4"/>
+            </w:tcBorders>
+            <w:tcMar>
+              <w:top w:type="dxa" w:w="80"/>
+              <w:left w:type="dxa" w:w="120"/>
+              <w:bottom w:type="dxa" w:w="80"/>
+              <w:right w:type="dxa" w:w="120"/>
+            </w:tcMar>
+          </w:tcPr>
+          <w:p>
+            <w:pPr>
+              <w:jc w:val="left"/>
+            </w:pPr>
+            <w:r>
+              <w:rPr>
+                <w:rFonts w:ascii="Calibri" w:cs="Calibri" w:eastAsia="Calibri" w:hAnsi="Calibri"/>
+                <w:sz w:val="20"/>
+                <w:szCs w:val="20"/>
+              </w:rPr>
+              <w:t xml:space="preserve">Economy</w:t>
+            </w:r>
+          </w:p>
+        </w:tc>
+        <w:tc>
+          <w:tcPr>
+            <w:tcW w:type="dxa" w:w="1200"/>
+            <w:tcBorders>
+              <w:top w:val="single" w:color="D4D9E3" w:sz="4"/>
+              <w:left w:val="single" w:color="D4D9E3" w:sz="4"/>
+              <w:bottom w:val="single" w:color="D4D9E3" w:sz="4"/>
+              <w:right w:val="single" w:color="D4D9E3" w:sz="4"/>
+            </w:tcBorders>
+            <w:shd w:fill="E2E8F0" w:color="auto" w:val="clear"/>
+            <w:tcMar>
+              <w:top w:type="dxa" w:w="80"/>
+              <w:left w:type="dxa" w:w="120"/>
+              <w:bottom w:type="dxa" w:w="80"/>
+              <w:right w:type="dxa" w:w="120"/>
+            </w:tcMar>
+          </w:tcPr>
+          <w:p>
+            <w:pPr>
+              <w:jc w:val="left"/>
+            </w:pPr>
+            <w:r>
+              <w:rPr>
+                <w:rFonts w:ascii="Calibri" w:cs="Calibri" w:eastAsia="Calibri" w:hAnsi="Calibri"/>
+                <w:sz w:val="20"/>
+                <w:szCs w:val="20"/>
+              </w:rPr>
+              <w:t xml:space="preserve">Low</w:t>
+            </w:r>
+          </w:p>
+        </w:tc>
+        <w:tc>
+          <w:tcPr>
+            <w:tcW w:type="dxa" w:w="1500"/>
+            <w:tcBorders>
+              <w:top w:val="single" w:color="D4D9E3" w:sz="4"/>
+              <w:left w:val="single" w:color="D4D9E3" w:sz="4"/>
+              <w:bottom w:val="single" w:color="D4D9E3" w:sz="4"/>
+              <w:right w:val="single" w:color="D4D9E3" w:sz="4"/>
+            </w:tcBorders>
+            <w:tcMar>
+              <w:top w:type="dxa" w:w="80"/>
+              <w:left w:type="dxa" w:w="120"/>
+              <w:bottom w:type="dxa" w:w="80"/>
+              <w:right w:type="dxa" w:w="120"/>
+            </w:tcMar>
+          </w:tcPr>
+          <w:p>
+            <w:pPr>
+              <w:jc w:val="left"/>
+            </w:pPr>
+            <w:r>
+              <w:rPr>
+                <w:rFonts w:ascii="Calibri" w:cs="Calibri" w:eastAsia="Calibri" w:hAnsi="Calibri"/>
+                <w:sz w:val="20"/>
+                <w:szCs w:val="20"/>
+              </w:rPr>
+              <w:t xml:space="preserve">Large</w:t>
+            </w:r>
+          </w:p>
+        </w:tc>
+      </w:tr>
+      <w:tr>
+        <w:tc>
+          <w:tcPr>
+            <w:tcW w:type="dxa" w:w="900"/>
+            <w:tcBorders>
+              <w:top w:val="single" w:color="D4D9E3" w:sz="4"/>
+              <w:left w:val="single" w:color="D4D9E3" w:sz="4"/>
+              <w:bottom w:val="single" w:color="D4D9E3" w:sz="4"/>
+              <w:right w:val="single" w:color="D4D9E3" w:sz="4"/>
+            </w:tcBorders>
+            <w:tcMar>
+              <w:top w:type="dxa" w:w="80"/>
+              <w:left w:type="dxa" w:w="120"/>
+              <w:bottom w:type="dxa" w:w="80"/>
+              <w:right w:type="dxa" w:w="120"/>
+            </w:tcMar>
+          </w:tcPr>
+          <w:p>
+            <w:pPr>
+              <w:jc w:val="center"/>
+            </w:pPr>
+            <w:r>
+              <w:rPr>
+                <w:rFonts w:ascii="Calibri" w:cs="Calibri" w:eastAsia="Calibri" w:hAnsi="Calibri"/>
+                <w:sz w:val="20"/>
+                <w:szCs w:val="20"/>
+              </w:rPr>
+              <w:t xml:space="preserve">24</w:t>
+            </w:r>
+          </w:p>
+        </w:tc>
+        <w:tc>
+          <w:tcPr>
+            <w:tcW w:type="dxa" w:w="4138"/>
+            <w:tcBorders>
+              <w:top w:val="single" w:color="D4D9E3" w:sz="4"/>
+              <w:left w:val="single" w:color="D4D9E3" w:sz="4"/>
+              <w:bottom w:val="single" w:color="D4D9E3" w:sz="4"/>
+              <w:right w:val="single" w:color="D4D9E3" w:sz="4"/>
+            </w:tcBorders>
+            <w:tcMar>
+              <w:top w:type="dxa" w:w="80"/>
+              <w:left w:type="dxa" w:w="120"/>
+              <w:bottom w:type="dxa" w:w="80"/>
+              <w:right w:type="dxa" w:w="120"/>
+            </w:tcMar>
+          </w:tcPr>
+          <w:p>
+            <w:pPr>
+              <w:jc w:val="left"/>
+            </w:pPr>
+            <w:r>
+              <w:rPr>
+                <w:rFonts w:ascii="Calibri" w:cs="Calibri" w:eastAsia="Calibri" w:hAnsi="Calibri"/>
+                <w:b/>
+                <w:bCs/>
+                <w:sz w:val="20"/>
+                <w:szCs w:val="20"/>
+              </w:rPr>
               <w:t xml:space="preserve">Friends and alliances</w:t>
             </w:r>
           </w:p>
@@ -3462,7 +4082,7 @@
           <w:sz w:val="22"/>
           <w:szCs w:val="22"/>
         </w:rPr>
-        <w:t xml:space="preserve">Done between 8 and 9 October 2026 and removed from the feature list:</w:t>
+        <w:t xml:space="preserve">Done since the first version of this document (8–9 October 2026) and removed from the feature list:</w:t>
       </w:r>
     </w:p>
     <w:p>
@@ -3566,6 +4186,118 @@
           <w:sz w:val="22"/>
           <w:szCs w:val="22"/>
         </w:rPr>
+        <w:t xml:space="preserve">Luxury collection</w:t>
+      </w:r>
+      <w:r>
+        <w:rPr>
+          <w:rFonts w:ascii="Calibri" w:cs="Calibri" w:eastAsia="Calibri" w:hAnsi="Calibri"/>
+          <w:sz w:val="22"/>
+          <w:szCs w:val="22"/>
+        </w:rPr>
+        <w:t xml:space="preserve"> — 76 items in 16 categories, counted in net worth and shown on the profile.</w:t>
+      </w:r>
+    </w:p>
+    <w:p>
+      <w:pPr>
+        <w:pStyle w:val="ListParagraph"/>
+        <w:numPr>
+          <w:ilvl w:val="0"/>
+          <w:numId w:val="2"/>
+        </w:numPr>
+        <w:spacing w:after="80"/>
+      </w:pPr>
+      <w:r>
+        <w:rPr>
+          <w:rFonts w:ascii="Calibri" w:cs="Calibri" w:eastAsia="Calibri" w:hAnsi="Calibri"/>
+          <w:b/>
+          <w:bCs/>
+          <w:sz w:val="22"/>
+          <w:szCs w:val="22"/>
+        </w:rPr>
+        <w:t xml:space="preserve">Player profile</w:t>
+      </w:r>
+      <w:r>
+        <w:rPr>
+          <w:rFonts w:ascii="Calibri" w:cs="Calibri" w:eastAsia="Calibri" w:hAnsi="Calibri"/>
+          <w:sz w:val="22"/>
+          <w:szCs w:val="22"/>
+        </w:rPr>
+        <w:t xml:space="preserve"> — company, rank, stats, luxury collection and achievements.</w:t>
+      </w:r>
+    </w:p>
+    <w:p>
+      <w:pPr>
+        <w:pStyle w:val="ListParagraph"/>
+        <w:numPr>
+          <w:ilvl w:val="0"/>
+          <w:numId w:val="2"/>
+        </w:numPr>
+        <w:spacing w:after="80"/>
+      </w:pPr>
+      <w:r>
+        <w:rPr>
+          <w:rFonts w:ascii="Calibri" w:cs="Calibri" w:eastAsia="Calibri" w:hAnsi="Calibri"/>
+          <w:b/>
+          <w:bCs/>
+          <w:sz w:val="22"/>
+          <w:szCs w:val="22"/>
+        </w:rPr>
+        <w:t xml:space="preserve">French and Arabic</w:t>
+      </w:r>
+      <w:r>
+        <w:rPr>
+          <w:rFonts w:ascii="Calibri" w:cs="Calibri" w:eastAsia="Calibri" w:hAnsi="Calibri"/>
+          <w:sz w:val="22"/>
+          <w:szCs w:val="22"/>
+        </w:rPr>
+        <w:t xml:space="preserve"> — the whole interface, switchable at any time, right-to-left layout for Arabic.</w:t>
+      </w:r>
+    </w:p>
+    <w:p>
+      <w:pPr>
+        <w:pStyle w:val="ListParagraph"/>
+        <w:numPr>
+          <w:ilvl w:val="0"/>
+          <w:numId w:val="2"/>
+        </w:numPr>
+        <w:spacing w:after="80"/>
+      </w:pPr>
+      <w:r>
+        <w:rPr>
+          <w:rFonts w:ascii="Calibri" w:cs="Calibri" w:eastAsia="Calibri" w:hAnsi="Calibri"/>
+          <w:b/>
+          <w:bCs/>
+          <w:sz w:val="22"/>
+          <w:szCs w:val="22"/>
+        </w:rPr>
+        <w:t xml:space="preserve">Bank loans</w:t>
+      </w:r>
+      <w:r>
+        <w:rPr>
+          <w:rFonts w:ascii="Calibri" w:cs="Calibri" w:eastAsia="Calibri" w:hAnsi="Calibri"/>
+          <w:sz w:val="22"/>
+          <w:szCs w:val="22"/>
+        </w:rPr>
+        <w:t xml:space="preserve"> — 20 banks, 5 offers per prestige changing every 6 hours, automatic installments every 6 hours, 10 % penalty when cash is short, repay all.</w:t>
+      </w:r>
+    </w:p>
+    <w:p>
+      <w:pPr>
+        <w:pStyle w:val="ListParagraph"/>
+        <w:numPr>
+          <w:ilvl w:val="0"/>
+          <w:numId w:val="2"/>
+        </w:numPr>
+        <w:spacing w:after="80"/>
+      </w:pPr>
+      <w:r>
+        <w:rPr>
+          <w:rFonts w:ascii="Calibri" w:cs="Calibri" w:eastAsia="Calibri" w:hAnsi="Calibri"/>
+          <w:b/>
+          <w:bCs/>
+          <w:sz w:val="22"/>
+          <w:szCs w:val="22"/>
+        </w:rPr>
         <w:t xml:space="preserve">Admin panel</w:t>
       </w:r>
       <w:r>
@@ -3574,91 +4306,7 @@
           <w:sz w:val="22"/>
           <w:szCs w:val="22"/>
         </w:rPr>
-        <w:t xml:space="preserve"> — catalogue editor, player management, manager names, game statistics.</w:t>
-      </w:r>
-    </w:p>
-    <w:p>
-      <w:pPr>
-        <w:pStyle w:val="ListParagraph"/>
-        <w:numPr>
-          <w:ilvl w:val="0"/>
-          <w:numId w:val="2"/>
-        </w:numPr>
-        <w:spacing w:after="80"/>
-      </w:pPr>
-      <w:r>
-        <w:rPr>
-          <w:rFonts w:ascii="Calibri" w:cs="Calibri" w:eastAsia="Calibri" w:hAnsi="Calibri"/>
-          <w:b/>
-          <w:bCs/>
-          <w:sz w:val="22"/>
-          <w:szCs w:val="22"/>
-        </w:rPr>
-        <w:t xml:space="preserve">Luxury collection</w:t>
-      </w:r>
-      <w:r>
-        <w:rPr>
-          <w:rFonts w:ascii="Calibri" w:cs="Calibri" w:eastAsia="Calibri" w:hAnsi="Calibri"/>
-          <w:sz w:val="22"/>
-          <w:szCs w:val="22"/>
-        </w:rPr>
-        <w:t xml:space="preserve"> — 76 items in 16 categories, counted in net worth and shown on the profile.</w:t>
-      </w:r>
-    </w:p>
-    <w:p>
-      <w:pPr>
-        <w:pStyle w:val="ListParagraph"/>
-        <w:numPr>
-          <w:ilvl w:val="0"/>
-          <w:numId w:val="2"/>
-        </w:numPr>
-        <w:spacing w:after="80"/>
-      </w:pPr>
-      <w:r>
-        <w:rPr>
-          <w:rFonts w:ascii="Calibri" w:cs="Calibri" w:eastAsia="Calibri" w:hAnsi="Calibri"/>
-          <w:b/>
-          <w:bCs/>
-          <w:sz w:val="22"/>
-          <w:szCs w:val="22"/>
-        </w:rPr>
-        <w:t xml:space="preserve">Player profile</w:t>
-      </w:r>
-      <w:r>
-        <w:rPr>
-          <w:rFonts w:ascii="Calibri" w:cs="Calibri" w:eastAsia="Calibri" w:hAnsi="Calibri"/>
-          <w:sz w:val="22"/>
-          <w:szCs w:val="22"/>
-        </w:rPr>
-        <w:t xml:space="preserve"> — company, rank, stats, luxury collection and achievements.</w:t>
-      </w:r>
-    </w:p>
-    <w:p>
-      <w:pPr>
-        <w:pStyle w:val="ListParagraph"/>
-        <w:numPr>
-          <w:ilvl w:val="0"/>
-          <w:numId w:val="2"/>
-        </w:numPr>
-        <w:spacing w:after="80"/>
-      </w:pPr>
-      <w:r>
-        <w:rPr>
-          <w:rFonts w:ascii="Calibri" w:cs="Calibri" w:eastAsia="Calibri" w:hAnsi="Calibri"/>
-          <w:b/>
-          <w:bCs/>
-          <w:sz w:val="22"/>
-          <w:szCs w:val="22"/>
-        </w:rPr>
-        <w:t xml:space="preserve">French and Arabic</w:t>
-      </w:r>
-      <w:r>
-        <w:rPr>
-          <w:rFonts w:ascii="Calibri" w:cs="Calibri" w:eastAsia="Calibri" w:hAnsi="Calibri"/>
-          <w:sz w:val="22"/>
-          <w:szCs w:val="22"/>
-        </w:rPr>
-        <w:t xml:space="preserve"> — the whole interface, switchable at any time, right-to-left layout for Arabic.</w:t>
+        <w:t xml:space="preserve"> — catalogue and luxury editors, players (incl. forgive loan), manager names, loans and banks, game statistics.</w:t>
       </w:r>
     </w:p>
     <w:p>
@@ -3889,7 +4537,7 @@
     <w:p>
       <w:pPr>
         <w:keepNext/>
-        <w:spacing w:after="60" w:before="80"/>
+        <w:spacing w:after="60" w:before="120"/>
       </w:pPr>
       <w:r>
         <w:rPr>
@@ -3941,7 +4589,7 @@
     <w:p>
       <w:pPr>
         <w:keepNext/>
-        <w:spacing w:after="60" w:before="80"/>
+        <w:spacing w:after="60" w:before="120"/>
       </w:pPr>
       <w:r>
         <w:rPr>
@@ -4088,7 +4736,7 @@
     <w:p>
       <w:pPr>
         <w:keepNext/>
-        <w:spacing w:after="60" w:before="80"/>
+        <w:spacing w:after="60" w:before="120"/>
       </w:pPr>
       <w:r>
         <w:rPr>
@@ -4139,8 +4787,26 @@
     </w:p>
     <w:p>
       <w:pPr>
+        <w:pStyle w:val="ListParagraph"/>
+        <w:numPr>
+          <w:ilvl w:val="0"/>
+          <w:numId w:val="2"/>
+        </w:numPr>
+        <w:spacing w:after="60"/>
+      </w:pPr>
+      <w:r>
+        <w:rPr>
+          <w:rFonts w:ascii="Calibri" w:cs="Calibri" w:eastAsia="Calibri" w:hAnsi="Calibri"/>
+          <w:sz w:val="22"/>
+          <w:szCs w:val="22"/>
+        </w:rPr>
+        <w:t xml:space="preserve">Day 7 can give diamonds once that currency exists (see "Diamonds (premium currency)").</w:t>
+      </w:r>
+    </w:p>
+    <w:p>
+      <w:pPr>
         <w:keepNext/>
-        <w:spacing w:after="60" w:before="80"/>
+        <w:spacing w:after="60" w:before="120"/>
       </w:pPr>
       <w:r>
         <w:rPr>
@@ -4287,7 +4953,7 @@
     <w:p>
       <w:pPr>
         <w:keepNext/>
-        <w:spacing w:after="60" w:before="80"/>
+        <w:spacing w:after="60" w:before="120"/>
       </w:pPr>
       <w:r>
         <w:rPr>
@@ -4333,13 +4999,13 @@
           <w:sz w:val="22"/>
           <w:szCs w:val="22"/>
         </w:rPr>
-        <w:t xml:space="preserve">Optional push notification: "Your businesses hit the 4-hour offline cap — collect now", or "Your manager's shift has ended".</w:t>
+        <w:t xml:space="preserve">Optional push notifications: "Your businesses hit the 4-hour offline cap", "Your manager's shift has ended", "The bank collects your installment in 1 hour".</w:t>
       </w:r>
     </w:p>
     <w:p>
       <w:pPr>
         <w:keepNext/>
-        <w:spacing w:after="60" w:before="80"/>
+        <w:spacing w:after="60" w:before="120"/>
       </w:pPr>
       <w:r>
         <w:rPr>
@@ -4385,7 +5051,7 @@
           <w:sz w:val="22"/>
           <w:szCs w:val="22"/>
         </w:rPr>
-        <w:t xml:space="preserve">Backend (push only): store push subscriptions; a background job sends the reminder.</w:t>
+        <w:t xml:space="preserve">Backend (push only): store push subscriptions; a background job sends the reminders.</w:t>
       </w:r>
     </w:p>
     <w:p>
@@ -4486,7 +5152,7 @@
     <w:p>
       <w:pPr>
         <w:keepNext/>
-        <w:spacing w:after="60" w:before="80"/>
+        <w:spacing w:after="60" w:before="120"/>
       </w:pPr>
       <w:r>
         <w:rPr>
@@ -4538,7 +5204,7 @@
     <w:p>
       <w:pPr>
         <w:keepNext/>
-        <w:spacing w:after="60" w:before="80"/>
+        <w:spacing w:after="60" w:before="120"/>
       </w:pPr>
       <w:r>
         <w:rPr>
@@ -4658,6 +5324,241 @@
         </w:rPr>
         <w:t xml:space="preserve">  ·  Effort: Small (days)</w:t>
       </w:r>
+    </w:p>
+    <w:p>
+      <w:pPr>
+        <w:spacing w:after="80"/>
+      </w:pPr>
+      <w:r>
+        <w:rPr>
+          <w:rFonts w:ascii="Calibri" w:cs="Calibri" w:eastAsia="Calibri" w:hAnsi="Calibri"/>
+          <w:b/>
+          <w:bCs/>
+          <w:sz w:val="22"/>
+          <w:szCs w:val="22"/>
+        </w:rPr>
+        <w:t xml:space="preserve">Why: </w:t>
+      </w:r>
+      <w:r>
+        <w:rPr>
+          <w:rFonts w:ascii="Calibri" w:cs="Calibri" w:eastAsia="Calibri" w:hAnsi="Calibri"/>
+          <w:sz w:val="22"/>
+          <w:szCs w:val="22"/>
+        </w:rPr>
+        <w:t xml:space="preserve">The game is live on free hosting. The first visit after 15 idle minutes takes 30–60 seconds while Render wakes up, and nobody is told when something breaks.</w:t>
+      </w:r>
+    </w:p>
+    <w:p>
+      <w:pPr>
+        <w:keepNext/>
+        <w:spacing w:after="60" w:before="120"/>
+      </w:pPr>
+      <w:r>
+        <w:rPr>
+          <w:rFonts w:ascii="Calibri" w:cs="Calibri" w:eastAsia="Calibri" w:hAnsi="Calibri"/>
+          <w:b/>
+          <w:bCs/>
+          <w:sz w:val="22"/>
+          <w:szCs w:val="22"/>
+        </w:rPr>
+        <w:t xml:space="preserve">What it does</w:t>
+      </w:r>
+    </w:p>
+    <w:p>
+      <w:pPr>
+        <w:pStyle w:val="ListParagraph"/>
+        <w:numPr>
+          <w:ilvl w:val="0"/>
+          <w:numId w:val="2"/>
+        </w:numPr>
+        <w:spacing w:after="60"/>
+      </w:pPr>
+      <w:r>
+        <w:rPr>
+          <w:rFonts w:ascii="Calibri" w:cs="Calibri" w:eastAsia="Calibri" w:hAnsi="Calibri"/>
+          <w:sz w:val="22"/>
+          <w:szCs w:val="22"/>
+        </w:rPr>
+        <w:t xml:space="preserve">Fast first load: keep the API awake, or move it to a paid instance.</w:t>
+      </w:r>
+    </w:p>
+    <w:p>
+      <w:pPr>
+        <w:pStyle w:val="ListParagraph"/>
+        <w:numPr>
+          <w:ilvl w:val="0"/>
+          <w:numId w:val="2"/>
+        </w:numPr>
+        <w:spacing w:after="60"/>
+      </w:pPr>
+      <w:r>
+        <w:rPr>
+          <w:rFonts w:ascii="Calibri" w:cs="Calibri" w:eastAsia="Calibri" w:hAnsi="Calibri"/>
+          <w:sz w:val="22"/>
+          <w:szCs w:val="22"/>
+        </w:rPr>
+        <w:t xml:space="preserve">Uptime monitoring and an alert when the site or the API is down.</w:t>
+      </w:r>
+    </w:p>
+    <w:p>
+      <w:pPr>
+        <w:pStyle w:val="ListParagraph"/>
+        <w:numPr>
+          <w:ilvl w:val="0"/>
+          <w:numId w:val="2"/>
+        </w:numPr>
+        <w:spacing w:after="60"/>
+      </w:pPr>
+      <w:r>
+        <w:rPr>
+          <w:rFonts w:ascii="Calibri" w:cs="Calibri" w:eastAsia="Calibri" w:hAnsi="Calibri"/>
+          <w:sz w:val="22"/>
+          <w:szCs w:val="22"/>
+        </w:rPr>
+        <w:t xml:space="preserve">Regular database backups, and a tested way to restore one.</w:t>
+      </w:r>
+    </w:p>
+    <w:p>
+      <w:pPr>
+        <w:pStyle w:val="ListParagraph"/>
+        <w:numPr>
+          <w:ilvl w:val="0"/>
+          <w:numId w:val="2"/>
+        </w:numPr>
+        <w:spacing w:after="60"/>
+      </w:pPr>
+      <w:r>
+        <w:rPr>
+          <w:rFonts w:ascii="Calibri" w:cs="Calibri" w:eastAsia="Calibri" w:hAnsi="Calibri"/>
+          <w:sz w:val="22"/>
+          <w:szCs w:val="22"/>
+        </w:rPr>
+        <w:t xml:space="preserve">A clean error message instead of a raw 500 page when the server fails.</w:t>
+      </w:r>
+    </w:p>
+    <w:p>
+      <w:pPr>
+        <w:keepNext/>
+        <w:spacing w:after="60" w:before="120"/>
+      </w:pPr>
+      <w:r>
+        <w:rPr>
+          <w:rFonts w:ascii="Calibri" w:cs="Calibri" w:eastAsia="Calibri" w:hAnsi="Calibri"/>
+          <w:b/>
+          <w:bCs/>
+          <w:sz w:val="22"/>
+          <w:szCs w:val="22"/>
+        </w:rPr>
+        <w:t xml:space="preserve">How</w:t>
+      </w:r>
+    </w:p>
+    <w:p>
+      <w:pPr>
+        <w:pStyle w:val="ListParagraph"/>
+        <w:numPr>
+          <w:ilvl w:val="0"/>
+          <w:numId w:val="2"/>
+        </w:numPr>
+        <w:spacing w:after="60"/>
+      </w:pPr>
+      <w:r>
+        <w:rPr>
+          <w:rFonts w:ascii="Calibri" w:cs="Calibri" w:eastAsia="Calibri" w:hAnsi="Calibri"/>
+          <w:sz w:val="22"/>
+          <w:szCs w:val="22"/>
+        </w:rPr>
+        <w:t xml:space="preserve">Backend: a global exception handler (the contract lists "no global exception handler" as a known gap); structured error logging.</w:t>
+      </w:r>
+    </w:p>
+    <w:p>
+      <w:pPr>
+        <w:pStyle w:val="ListParagraph"/>
+        <w:numPr>
+          <w:ilvl w:val="0"/>
+          <w:numId w:val="2"/>
+        </w:numPr>
+        <w:spacing w:after="60"/>
+      </w:pPr>
+      <w:r>
+        <w:rPr>
+          <w:rFonts w:ascii="Calibri" w:cs="Calibri" w:eastAsia="Calibri" w:hAnsi="Calibri"/>
+          <w:sz w:val="22"/>
+          <w:szCs w:val="22"/>
+        </w:rPr>
+        <w:t xml:space="preserve">Ops: an uptime monitor pinging /health; Neon branch or pg_dump backups on a schedule.</w:t>
+      </w:r>
+    </w:p>
+    <w:p>
+      <w:pPr>
+        <w:spacing w:after="80"/>
+      </w:pPr>
+      <w:r>
+        <w:rPr>
+          <w:rFonts w:ascii="Calibri" w:cs="Calibri" w:eastAsia="Calibri" w:hAnsi="Calibri"/>
+          <w:b/>
+          <w:bCs/>
+          <w:sz w:val="22"/>
+          <w:szCs w:val="22"/>
+        </w:rPr>
+        <w:t xml:space="preserve">Depends on: </w:t>
+      </w:r>
+      <w:r>
+        <w:rPr>
+          <w:rFonts w:ascii="Calibri" w:cs="Calibri" w:eastAsia="Calibri" w:hAnsi="Calibri"/>
+          <w:sz w:val="22"/>
+          <w:szCs w:val="22"/>
+        </w:rPr>
+        <w:t xml:space="preserve">None</w:t>
+      </w:r>
+    </w:p>
+    <w:p>
+      <w:pPr>
+        <w:pStyle w:val="Heading2"/>
+        <w:keepNext/>
+        <w:spacing w:after="120" w:before="320"/>
+      </w:pPr>
+      <w:r>
+        <w:rPr>
+          <w:rFonts w:ascii="Calibri" w:cs="Calibri" w:eastAsia="Calibri" w:hAnsi="Calibri"/>
+          <w:color w:val="4F46E5"/>
+        </w:rPr>
+        <w:t xml:space="preserve">Feature 6 — Diamonds and rewarded ads</w:t>
+      </w:r>
+    </w:p>
+    <w:p>
+      <w:pPr>
+        <w:keepNext/>
+        <w:spacing w:after="120"/>
+      </w:pPr>
+      <w:r>
+        <w:rPr>
+          <w:rFonts w:ascii="Calibri" w:cs="Calibri" w:eastAsia="Calibri" w:hAnsi="Calibri"/>
+          <w:color w:val="64748B"/>
+          <w:sz w:val="20"/>
+          <w:szCs w:val="20"/>
+        </w:rPr>
+        <w:t xml:space="preserve">Economy  ·  </w:t>
+      </w:r>
+      <w:r>
+        <w:rPr>
+          <w:rFonts w:ascii="Calibri" w:cs="Calibri" w:eastAsia="Calibri" w:hAnsi="Calibri"/>
+          <w:b/>
+          <w:bCs/>
+          <w:color w:val="B45309"/>
+          <w:sz w:val="20"/>
+          <w:szCs w:val="20"/>
+        </w:rPr>
+        <w:t xml:space="preserve">Priority: Medium</w:t>
+      </w:r>
+      <w:r>
+        <w:rPr>
+          <w:rFonts w:ascii="Calibri" w:cs="Calibri" w:eastAsia="Calibri" w:hAnsi="Calibri"/>
+          <w:color w:val="64748B"/>
+          <w:sz w:val="20"/>
+          <w:szCs w:val="20"/>
+        </w:rPr>
+        <w:t xml:space="preserve">  ·  Effort: Large (weeks)</w:t>
+      </w:r>
       <w:r>
         <w:rPr>
           <w:rFonts w:ascii="Calibri" w:cs="Calibri" w:eastAsia="Calibri" w:hAnsi="Calibri"/>
@@ -4690,13 +5591,13 @@
           <w:sz w:val="22"/>
           <w:szCs w:val="22"/>
         </w:rPr>
-        <w:t xml:space="preserve">The game is live on free hosting. The first visit after 15 idle minutes takes 30–60 seconds while Render wakes up, and nobody is told when something breaks.</w:t>
+        <w:t xml:space="preserve">A second, rare currency gives players short-term goals and a reason to watch ads, which can pay for the hosting. Described in full in the separate part "Diamonds (premium currency)" at the end of this document.</w:t>
       </w:r>
     </w:p>
     <w:p>
       <w:pPr>
         <w:keepNext/>
-        <w:spacing w:after="60" w:before="80"/>
+        <w:spacing w:after="60" w:before="120"/>
       </w:pPr>
       <w:r>
         <w:rPr>
@@ -4724,7 +5625,7 @@
           <w:sz w:val="22"/>
           <w:szCs w:val="22"/>
         </w:rPr>
-        <w:t xml:space="preserve">Fast first load: keep the API awake, or move it to a paid instance.</w:t>
+        <w:t xml:space="preserve">A diamond balance shown next to cash.</w:t>
       </w:r>
     </w:p>
     <w:p>
@@ -4742,7 +5643,7 @@
           <w:sz w:val="22"/>
           <w:szCs w:val="22"/>
         </w:rPr>
-        <w:t xml:space="preserve">Uptime monitoring and an alert when the site or the API is down.</w:t>
+        <w:t xml:space="preserve">Earned from rewarded ads, daily streaks, achievements and missions; later optionally bought.</w:t>
       </w:r>
     </w:p>
     <w:p>
@@ -4760,7 +5661,23 @@
           <w:sz w:val="22"/>
           <w:szCs w:val="22"/>
         </w:rPr>
-        <w:t xml:space="preserve">Regular database backups, and a tested way to restore one.</w:t>
+        <w:t xml:space="preserve">Spent on time boosts, convenience and cosmetics — not on raw cash, so the leaderboard stays fair.</w:t>
+      </w:r>
+    </w:p>
+    <w:p>
+      <w:pPr>
+        <w:keepNext/>
+        <w:spacing w:after="60" w:before="120"/>
+      </w:pPr>
+      <w:r>
+        <w:rPr>
+          <w:rFonts w:ascii="Calibri" w:cs="Calibri" w:eastAsia="Calibri" w:hAnsi="Calibri"/>
+          <w:b/>
+          <w:bCs/>
+          <w:sz w:val="22"/>
+          <w:szCs w:val="22"/>
+        </w:rPr>
+        <w:t xml:space="preserve">How</w:t>
       </w:r>
     </w:p>
     <w:p>
@@ -4778,23 +5695,7 @@
           <w:sz w:val="22"/>
           <w:szCs w:val="22"/>
         </w:rPr>
-        <w:t xml:space="preserve">A clean error message instead of a raw 500 page when the server fails.</w:t>
-      </w:r>
-    </w:p>
-    <w:p>
-      <w:pPr>
-        <w:keepNext/>
-        <w:spacing w:after="60" w:before="80"/>
-      </w:pPr>
-      <w:r>
-        <w:rPr>
-          <w:rFonts w:ascii="Calibri" w:cs="Calibri" w:eastAsia="Calibri" w:hAnsi="Calibri"/>
-          <w:b/>
-          <w:bCs/>
-          <w:sz w:val="22"/>
-          <w:szCs w:val="22"/>
-        </w:rPr>
-        <w:t xml:space="preserve">How</w:t>
+        <w:t xml:space="preserve">Backend: a Diamonds column on Company and a diamond ledger table (every gain and spend, with its reason); spend endpoints; an ad-reward endpoint confirmed by the ad network's server-side callback.</w:t>
       </w:r>
     </w:p>
     <w:p>
@@ -4812,25 +5713,7 @@
           <w:sz w:val="22"/>
           <w:szCs w:val="22"/>
         </w:rPr>
-        <w:t xml:space="preserve">Backend: a global exception handler (the contract lists "no global exception handler" as a known gap); structured error logging.</w:t>
-      </w:r>
-    </w:p>
-    <w:p>
-      <w:pPr>
-        <w:pStyle w:val="ListParagraph"/>
-        <w:numPr>
-          <w:ilvl w:val="0"/>
-          <w:numId w:val="2"/>
-        </w:numPr>
-        <w:spacing w:after="60"/>
-      </w:pPr>
-      <w:r>
-        <w:rPr>
-          <w:rFonts w:ascii="Calibri" w:cs="Calibri" w:eastAsia="Calibri" w:hAnsi="Calibri"/>
-          <w:sz w:val="22"/>
-          <w:szCs w:val="22"/>
-        </w:rPr>
-        <w:t xml:space="preserve">Ops: an uptime monitor pinging /health; Neon branch or pg_dump backups on a schedule.</w:t>
+        <w:t xml:space="preserve">Frontend: balance in the top bar, a "Watch an ad" button, a diamond shop page.</w:t>
       </w:r>
     </w:p>
     <w:p>
@@ -4853,7 +5736,7 @@
           <w:sz w:val="22"/>
           <w:szCs w:val="22"/>
         </w:rPr>
-        <w:t xml:space="preserve">None</w:t>
+        <w:t xml:space="preserve">An ad provider for the ad part</w:t>
       </w:r>
     </w:p>
     <w:p>
@@ -4867,7 +5750,7 @@
           <w:rFonts w:ascii="Calibri" w:cs="Calibri" w:eastAsia="Calibri" w:hAnsi="Calibri"/>
           <w:color w:val="4F46E5"/>
         </w:rPr>
-        <w:t xml:space="preserve">Feature 6 — Achievement rewards</w:t>
+        <w:t xml:space="preserve">Feature 7 — Achievement rewards</w:t>
       </w:r>
     </w:p>
     <w:p>
@@ -4904,6 +5787,205 @@
         </w:rPr>
         <w:t xml:space="preserve">  ·  Effort: Small (days)</w:t>
       </w:r>
+    </w:p>
+    <w:p>
+      <w:pPr>
+        <w:spacing w:after="80"/>
+      </w:pPr>
+      <w:r>
+        <w:rPr>
+          <w:rFonts w:ascii="Calibri" w:cs="Calibri" w:eastAsia="Calibri" w:hAnsi="Calibri"/>
+          <w:b/>
+          <w:bCs/>
+          <w:sz w:val="22"/>
+          <w:szCs w:val="22"/>
+        </w:rPr>
+        <w:t xml:space="preserve">Why: </w:t>
+      </w:r>
+      <w:r>
+        <w:rPr>
+          <w:rFonts w:ascii="Calibri" w:cs="Calibri" w:eastAsia="Calibri" w:hAnsi="Calibri"/>
+          <w:sz w:val="22"/>
+          <w:szCs w:val="22"/>
+        </w:rPr>
+        <w:t xml:space="preserve">The 18 achievements on the profile page show progress but give nothing. A reward makes each one worth chasing.</w:t>
+      </w:r>
+    </w:p>
+    <w:p>
+      <w:pPr>
+        <w:keepNext/>
+        <w:spacing w:after="60" w:before="120"/>
+      </w:pPr>
+      <w:r>
+        <w:rPr>
+          <w:rFonts w:ascii="Calibri" w:cs="Calibri" w:eastAsia="Calibri" w:hAnsi="Calibri"/>
+          <w:b/>
+          <w:bCs/>
+          <w:sz w:val="22"/>
+          <w:szCs w:val="22"/>
+        </w:rPr>
+        <w:t xml:space="preserve">What it does</w:t>
+      </w:r>
+    </w:p>
+    <w:p>
+      <w:pPr>
+        <w:pStyle w:val="ListParagraph"/>
+        <w:numPr>
+          <w:ilvl w:val="0"/>
+          <w:numId w:val="2"/>
+        </w:numPr>
+        <w:spacing w:after="60"/>
+      </w:pPr>
+      <w:r>
+        <w:rPr>
+          <w:rFonts w:ascii="Calibri" w:cs="Calibri" w:eastAsia="Calibri" w:hAnsi="Calibri"/>
+          <w:sz w:val="22"/>
+          <w:szCs w:val="22"/>
+        </w:rPr>
+        <w:t xml:space="preserve">A "Claim" button on each unlocked achievement: cash, diamonds for the harder ones, or a small permanent income bonus.</w:t>
+      </w:r>
+    </w:p>
+    <w:p>
+      <w:pPr>
+        <w:pStyle w:val="ListParagraph"/>
+        <w:numPr>
+          <w:ilvl w:val="0"/>
+          <w:numId w:val="2"/>
+        </w:numPr>
+        <w:spacing w:after="60"/>
+      </w:pPr>
+      <w:r>
+        <w:rPr>
+          <w:rFonts w:ascii="Calibri" w:cs="Calibri" w:eastAsia="Calibri" w:hAnsi="Calibri"/>
+          <w:sz w:val="22"/>
+          <w:szCs w:val="22"/>
+        </w:rPr>
+        <w:t xml:space="preserve">New achievements for the newest features: repay a loan with no missed payment, buy a luxury item from each category, reach level 50.</w:t>
+      </w:r>
+    </w:p>
+    <w:p>
+      <w:pPr>
+        <w:keepNext/>
+        <w:spacing w:after="60" w:before="120"/>
+      </w:pPr>
+      <w:r>
+        <w:rPr>
+          <w:rFonts w:ascii="Calibri" w:cs="Calibri" w:eastAsia="Calibri" w:hAnsi="Calibri"/>
+          <w:b/>
+          <w:bCs/>
+          <w:sz w:val="22"/>
+          <w:szCs w:val="22"/>
+        </w:rPr>
+        <w:t xml:space="preserve">How</w:t>
+      </w:r>
+    </w:p>
+    <w:p>
+      <w:pPr>
+        <w:pStyle w:val="ListParagraph"/>
+        <w:numPr>
+          <w:ilvl w:val="0"/>
+          <w:numId w:val="2"/>
+        </w:numPr>
+        <w:spacing w:after="60"/>
+      </w:pPr>
+      <w:r>
+        <w:rPr>
+          <w:rFonts w:ascii="Calibri" w:cs="Calibri" w:eastAsia="Calibri" w:hAnsi="Calibri"/>
+          <w:sz w:val="22"/>
+          <w:szCs w:val="22"/>
+        </w:rPr>
+        <w:t xml:space="preserve">Backend: a reward per achievement in the rules (Achievements.cs), a ClaimedAt column, POST /api/profile/achievements/{code}/claim.</w:t>
+      </w:r>
+    </w:p>
+    <w:p>
+      <w:pPr>
+        <w:pStyle w:val="ListParagraph"/>
+        <w:numPr>
+          <w:ilvl w:val="0"/>
+          <w:numId w:val="2"/>
+        </w:numPr>
+        <w:spacing w:after="60"/>
+      </w:pPr>
+      <w:r>
+        <w:rPr>
+          <w:rFonts w:ascii="Calibri" w:cs="Calibri" w:eastAsia="Calibri" w:hAnsi="Calibri"/>
+          <w:sz w:val="22"/>
+          <w:szCs w:val="22"/>
+        </w:rPr>
+        <w:t xml:space="preserve">Frontend: claim button and a reward toast on the profile page.</w:t>
+      </w:r>
+    </w:p>
+    <w:p>
+      <w:pPr>
+        <w:spacing w:after="80"/>
+      </w:pPr>
+      <w:r>
+        <w:rPr>
+          <w:rFonts w:ascii="Calibri" w:cs="Calibri" w:eastAsia="Calibri" w:hAnsi="Calibri"/>
+          <w:b/>
+          <w:bCs/>
+          <w:sz w:val="22"/>
+          <w:szCs w:val="22"/>
+        </w:rPr>
+        <w:t xml:space="preserve">Depends on: </w:t>
+      </w:r>
+      <w:r>
+        <w:rPr>
+          <w:rFonts w:ascii="Calibri" w:cs="Calibri" w:eastAsia="Calibri" w:hAnsi="Calibri"/>
+          <w:sz w:val="22"/>
+          <w:szCs w:val="22"/>
+        </w:rPr>
+        <w:t xml:space="preserve">None (diamond rewards need the diamonds feature)</w:t>
+      </w:r>
+    </w:p>
+    <w:p>
+      <w:pPr>
+        <w:pStyle w:val="Heading2"/>
+        <w:keepNext/>
+        <w:spacing w:after="120" w:before="320"/>
+      </w:pPr>
+      <w:r>
+        <w:rPr>
+          <w:rFonts w:ascii="Calibri" w:cs="Calibri" w:eastAsia="Calibri" w:hAnsi="Calibri"/>
+          <w:color w:val="4F46E5"/>
+        </w:rPr>
+        <w:t xml:space="preserve">Feature 8 — Daily and weekly missions</w:t>
+      </w:r>
+    </w:p>
+    <w:p>
+      <w:pPr>
+        <w:keepNext/>
+        <w:spacing w:after="120"/>
+      </w:pPr>
+      <w:r>
+        <w:rPr>
+          <w:rFonts w:ascii="Calibri" w:cs="Calibri" w:eastAsia="Calibri" w:hAnsi="Calibri"/>
+          <w:color w:val="64748B"/>
+          <w:sz w:val="20"/>
+          <w:szCs w:val="20"/>
+        </w:rPr>
+        <w:t xml:space="preserve">Engagement  ·  </w:t>
+      </w:r>
+      <w:r>
+        <w:rPr>
+          <w:rFonts w:ascii="Calibri" w:cs="Calibri" w:eastAsia="Calibri" w:hAnsi="Calibri"/>
+          <w:b/>
+          <w:bCs/>
+          <w:color w:val="B45309"/>
+          <w:sz w:val="20"/>
+          <w:szCs w:val="20"/>
+        </w:rPr>
+        <w:t xml:space="preserve">Priority: Medium</w:t>
+      </w:r>
+      <w:r>
+        <w:rPr>
+          <w:rFonts w:ascii="Calibri" w:cs="Calibri" w:eastAsia="Calibri" w:hAnsi="Calibri"/>
+          <w:color w:val="64748B"/>
+          <w:sz w:val="20"/>
+          <w:szCs w:val="20"/>
+        </w:rPr>
+        <w:t xml:space="preserve">  ·  Effort: Medium (1–2 weeks)</w:t>
+      </w:r>
       <w:r>
         <w:rPr>
           <w:rFonts w:ascii="Calibri" w:cs="Calibri" w:eastAsia="Calibri" w:hAnsi="Calibri"/>
@@ -4936,13 +6018,13 @@
           <w:sz w:val="22"/>
           <w:szCs w:val="22"/>
         </w:rPr>
-        <w:t xml:space="preserve">The 18 achievements on the profile page show progress but give nothing. A reward makes each one worth chasing.</w:t>
+        <w:t xml:space="preserve">Achievements are one-time goals. Missions give fresh, small goals every day, so every session has a purpose.</w:t>
       </w:r>
     </w:p>
     <w:p>
       <w:pPr>
         <w:keepNext/>
-        <w:spacing w:after="60" w:before="80"/>
+        <w:spacing w:after="60" w:before="120"/>
       </w:pPr>
       <w:r>
         <w:rPr>
@@ -4970,7 +6052,7 @@
           <w:sz w:val="22"/>
           <w:szCs w:val="22"/>
         </w:rPr>
-        <w:t xml:space="preserve">A "Claim" button on each unlocked achievement: cash, or a small permanent income bonus for the harder ones.</w:t>
+        <w:t xml:space="preserve">Three daily missions ("Level up any business 5 times", "Earn $X", "Hire 2 managers") and one bigger weekly mission.</w:t>
       </w:r>
     </w:p>
     <w:p>
@@ -4988,13 +6070,13 @@
           <w:sz w:val="22"/>
           <w:szCs w:val="22"/>
         </w:rPr>
-        <w:t xml:space="preserve">New achievements for the newest features: buy a luxury item from each category, reach level 50, keep a manager on shift for a week.</w:t>
+        <w:t xml:space="preserve">Each pays cash or diamonds; targets scale with prestige, like loans do.</w:t>
       </w:r>
     </w:p>
     <w:p>
       <w:pPr>
         <w:keepNext/>
-        <w:spacing w:after="60" w:before="80"/>
+        <w:spacing w:after="60" w:before="120"/>
       </w:pPr>
       <w:r>
         <w:rPr>
@@ -5022,7 +6104,7 @@
           <w:sz w:val="22"/>
           <w:szCs w:val="22"/>
         </w:rPr>
-        <w:t xml:space="preserve">Backend: a reward per achievement in the rules (Achievements.cs), a ClaimedAt column, POST /api/profile/achievements/{code}/claim.</w:t>
+        <w:t xml:space="preserve">Backend: missions as rules in code, picked per day from a seed (like the loan offers — no stored list); progress counters per company; a claim endpoint.</w:t>
       </w:r>
     </w:p>
     <w:p>
@@ -5040,7 +6122,7 @@
           <w:sz w:val="22"/>
           <w:szCs w:val="22"/>
         </w:rPr>
-        <w:t xml:space="preserve">Frontend: claim button and a reward toast on the profile page.</w:t>
+        <w:t xml:space="preserve">Frontend: a missions panel on the dashboard with progress bars.</w:t>
       </w:r>
     </w:p>
     <w:p>
@@ -5077,7 +6159,7 @@
           <w:rFonts w:ascii="Calibri" w:cs="Calibri" w:eastAsia="Calibri" w:hAnsi="Calibri"/>
           <w:color w:val="4F46E5"/>
         </w:rPr>
-        <w:t xml:space="preserve">Feature 7 — Public player profiles</w:t>
+        <w:t xml:space="preserve">Feature 9 — Public player profiles</w:t>
       </w:r>
     </w:p>
     <w:p>
@@ -5114,6 +6196,1417 @@
         </w:rPr>
         <w:t xml:space="preserve">  ·  Effort: Small (days)</w:t>
       </w:r>
+    </w:p>
+    <w:p>
+      <w:pPr>
+        <w:spacing w:after="80"/>
+      </w:pPr>
+      <w:r>
+        <w:rPr>
+          <w:rFonts w:ascii="Calibri" w:cs="Calibri" w:eastAsia="Calibri" w:hAnsi="Calibri"/>
+          <w:b/>
+          <w:bCs/>
+          <w:sz w:val="22"/>
+          <w:szCs w:val="22"/>
+        </w:rPr>
+        <w:t xml:space="preserve">Why: </w:t>
+      </w:r>
+      <w:r>
+        <w:rPr>
+          <w:rFonts w:ascii="Calibri" w:cs="Calibri" w:eastAsia="Calibri" w:hAnsi="Calibri"/>
+          <w:sz w:val="22"/>
+          <w:szCs w:val="22"/>
+        </w:rPr>
+        <w:t xml:space="preserve">Players can see their own profile, but not anyone else's. Looking at the leaders' luxury collections is a strong motivator.</w:t>
+      </w:r>
+    </w:p>
+    <w:p>
+      <w:pPr>
+        <w:keepNext/>
+        <w:spacing w:after="60" w:before="120"/>
+      </w:pPr>
+      <w:r>
+        <w:rPr>
+          <w:rFonts w:ascii="Calibri" w:cs="Calibri" w:eastAsia="Calibri" w:hAnsi="Calibri"/>
+          <w:b/>
+          <w:bCs/>
+          <w:sz w:val="22"/>
+          <w:szCs w:val="22"/>
+        </w:rPr>
+        <w:t xml:space="preserve">What it does</w:t>
+      </w:r>
+    </w:p>
+    <w:p>
+      <w:pPr>
+        <w:pStyle w:val="ListParagraph"/>
+        <w:numPr>
+          <w:ilvl w:val="0"/>
+          <w:numId w:val="2"/>
+        </w:numPr>
+        <w:spacing w:after="60"/>
+      </w:pPr>
+      <w:r>
+        <w:rPr>
+          <w:rFonts w:ascii="Calibri" w:cs="Calibri" w:eastAsia="Calibri" w:hAnsi="Calibri"/>
+          <w:sz w:val="22"/>
+          <w:szCs w:val="22"/>
+        </w:rPr>
+        <w:t xml:space="preserve">Click a name on the leaderboard to open that player's public profile: company, prestige, all-time earnings, achievements and luxury collection.</w:t>
+      </w:r>
+    </w:p>
+    <w:p>
+      <w:pPr>
+        <w:pStyle w:val="ListParagraph"/>
+        <w:numPr>
+          <w:ilvl w:val="0"/>
+          <w:numId w:val="2"/>
+        </w:numPr>
+        <w:spacing w:after="60"/>
+      </w:pPr>
+      <w:r>
+        <w:rPr>
+          <w:rFonts w:ascii="Calibri" w:cs="Calibri" w:eastAsia="Calibri" w:hAnsi="Calibri"/>
+          <w:sz w:val="22"/>
+          <w:szCs w:val="22"/>
+        </w:rPr>
+        <w:t xml:space="preserve">Private fields (email, cash, loans) stay hidden.</w:t>
+      </w:r>
+    </w:p>
+    <w:p>
+      <w:pPr>
+        <w:keepNext/>
+        <w:spacing w:after="60" w:before="120"/>
+      </w:pPr>
+      <w:r>
+        <w:rPr>
+          <w:rFonts w:ascii="Calibri" w:cs="Calibri" w:eastAsia="Calibri" w:hAnsi="Calibri"/>
+          <w:b/>
+          <w:bCs/>
+          <w:sz w:val="22"/>
+          <w:szCs w:val="22"/>
+        </w:rPr>
+        <w:t xml:space="preserve">How</w:t>
+      </w:r>
+    </w:p>
+    <w:p>
+      <w:pPr>
+        <w:pStyle w:val="ListParagraph"/>
+        <w:numPr>
+          <w:ilvl w:val="0"/>
+          <w:numId w:val="2"/>
+        </w:numPr>
+        <w:spacing w:after="60"/>
+      </w:pPr>
+      <w:r>
+        <w:rPr>
+          <w:rFonts w:ascii="Calibri" w:cs="Calibri" w:eastAsia="Calibri" w:hAnsi="Calibri"/>
+          <w:sz w:val="22"/>
+          <w:szCs w:val="22"/>
+        </w:rPr>
+        <w:t xml:space="preserve">Backend: GET /api/players/{username} returning public fields only (the profile query already builds most of them).</w:t>
+      </w:r>
+    </w:p>
+    <w:p>
+      <w:pPr>
+        <w:pStyle w:val="ListParagraph"/>
+        <w:numPr>
+          <w:ilvl w:val="0"/>
+          <w:numId w:val="2"/>
+        </w:numPr>
+        <w:spacing w:after="60"/>
+      </w:pPr>
+      <w:r>
+        <w:rPr>
+          <w:rFonts w:ascii="Calibri" w:cs="Calibri" w:eastAsia="Calibri" w:hAnsi="Calibri"/>
+          <w:sz w:val="22"/>
+          <w:szCs w:val="22"/>
+        </w:rPr>
+        <w:t xml:space="preserve">Frontend: a /players/:username page reusing the profile components.</w:t>
+      </w:r>
+    </w:p>
+    <w:p>
+      <w:pPr>
+        <w:spacing w:after="80"/>
+      </w:pPr>
+      <w:r>
+        <w:rPr>
+          <w:rFonts w:ascii="Calibri" w:cs="Calibri" w:eastAsia="Calibri" w:hAnsi="Calibri"/>
+          <w:b/>
+          <w:bCs/>
+          <w:sz w:val="22"/>
+          <w:szCs w:val="22"/>
+        </w:rPr>
+        <w:t xml:space="preserve">Depends on: </w:t>
+      </w:r>
+      <w:r>
+        <w:rPr>
+          <w:rFonts w:ascii="Calibri" w:cs="Calibri" w:eastAsia="Calibri" w:hAnsi="Calibri"/>
+          <w:sz w:val="22"/>
+          <w:szCs w:val="22"/>
+        </w:rPr>
+        <w:t xml:space="preserve">None</w:t>
+      </w:r>
+    </w:p>
+    <w:p>
+      <w:pPr>
+        <w:pStyle w:val="Heading2"/>
+        <w:keepNext/>
+        <w:spacing w:after="120" w:before="320"/>
+      </w:pPr>
+      <w:r>
+        <w:rPr>
+          <w:rFonts w:ascii="Calibri" w:cs="Calibri" w:eastAsia="Calibri" w:hAnsi="Calibri"/>
+          <w:color w:val="4F46E5"/>
+        </w:rPr>
+        <w:t xml:space="preserve">Feature 10 — Leaderboard upgrades</w:t>
+      </w:r>
+    </w:p>
+    <w:p>
+      <w:pPr>
+        <w:keepNext/>
+        <w:spacing w:after="120"/>
+      </w:pPr>
+      <w:r>
+        <w:rPr>
+          <w:rFonts w:ascii="Calibri" w:cs="Calibri" w:eastAsia="Calibri" w:hAnsi="Calibri"/>
+          <w:color w:val="64748B"/>
+          <w:sz w:val="20"/>
+          <w:szCs w:val="20"/>
+        </w:rPr>
+        <w:t xml:space="preserve">Social  ·  </w:t>
+      </w:r>
+      <w:r>
+        <w:rPr>
+          <w:rFonts w:ascii="Calibri" w:cs="Calibri" w:eastAsia="Calibri" w:hAnsi="Calibri"/>
+          <w:b/>
+          <w:bCs/>
+          <w:color w:val="B45309"/>
+          <w:sz w:val="20"/>
+          <w:szCs w:val="20"/>
+        </w:rPr>
+        <w:t xml:space="preserve">Priority: Medium</w:t>
+      </w:r>
+      <w:r>
+        <w:rPr>
+          <w:rFonts w:ascii="Calibri" w:cs="Calibri" w:eastAsia="Calibri" w:hAnsi="Calibri"/>
+          <w:color w:val="64748B"/>
+          <w:sz w:val="20"/>
+          <w:szCs w:val="20"/>
+        </w:rPr>
+        <w:t xml:space="preserve">  ·  Effort: Small (days)</w:t>
+      </w:r>
+    </w:p>
+    <w:p>
+      <w:pPr>
+        <w:spacing w:after="80"/>
+      </w:pPr>
+      <w:r>
+        <w:rPr>
+          <w:rFonts w:ascii="Calibri" w:cs="Calibri" w:eastAsia="Calibri" w:hAnsi="Calibri"/>
+          <w:b/>
+          <w:bCs/>
+          <w:sz w:val="22"/>
+          <w:szCs w:val="22"/>
+        </w:rPr>
+        <w:t xml:space="preserve">Why: </w:t>
+      </w:r>
+      <w:r>
+        <w:rPr>
+          <w:rFonts w:ascii="Calibri" w:cs="Calibri" w:eastAsia="Calibri" w:hAnsi="Calibri"/>
+          <w:sz w:val="22"/>
+          <w:szCs w:val="22"/>
+        </w:rPr>
+        <w:t xml:space="preserve">Today there is one global top 50. Smaller, closer competitions motivate more players.</w:t>
+      </w:r>
+    </w:p>
+    <w:p>
+      <w:pPr>
+        <w:keepNext/>
+        <w:spacing w:after="60" w:before="120"/>
+      </w:pPr>
+      <w:r>
+        <w:rPr>
+          <w:rFonts w:ascii="Calibri" w:cs="Calibri" w:eastAsia="Calibri" w:hAnsi="Calibri"/>
+          <w:b/>
+          <w:bCs/>
+          <w:sz w:val="22"/>
+          <w:szCs w:val="22"/>
+        </w:rPr>
+        <w:t xml:space="preserve">What it does</w:t>
+      </w:r>
+    </w:p>
+    <w:p>
+      <w:pPr>
+        <w:pStyle w:val="ListParagraph"/>
+        <w:numPr>
+          <w:ilvl w:val="0"/>
+          <w:numId w:val="2"/>
+        </w:numPr>
+        <w:spacing w:after="60"/>
+      </w:pPr>
+      <w:r>
+        <w:rPr>
+          <w:rFonts w:ascii="Calibri" w:cs="Calibri" w:eastAsia="Calibri" w:hAnsi="Calibri"/>
+          <w:sz w:val="22"/>
+          <w:szCs w:val="22"/>
+        </w:rPr>
+        <w:t xml:space="preserve">Tabs: Global, My country, This week (seasonal reset of a weekly score).</w:t>
+      </w:r>
+    </w:p>
+    <w:p>
+      <w:pPr>
+        <w:pStyle w:val="ListParagraph"/>
+        <w:numPr>
+          <w:ilvl w:val="0"/>
+          <w:numId w:val="2"/>
+        </w:numPr>
+        <w:spacing w:after="60"/>
+      </w:pPr>
+      <w:r>
+        <w:rPr>
+          <w:rFonts w:ascii="Calibri" w:cs="Calibri" w:eastAsia="Calibri" w:hAnsi="Calibri"/>
+          <w:sz w:val="22"/>
+          <w:szCs w:val="22"/>
+        </w:rPr>
+        <w:t xml:space="preserve">Always show the player's own rank, even outside the top 50.</w:t>
+      </w:r>
+    </w:p>
+    <w:p>
+      <w:pPr>
+        <w:pStyle w:val="ListParagraph"/>
+        <w:numPr>
+          <w:ilvl w:val="0"/>
+          <w:numId w:val="2"/>
+        </w:numPr>
+        <w:spacing w:after="60"/>
+      </w:pPr>
+      <w:r>
+        <w:rPr>
+          <w:rFonts w:ascii="Calibri" w:cs="Calibri" w:eastAsia="Calibri" w:hAnsi="Calibri"/>
+          <w:sz w:val="22"/>
+          <w:szCs w:val="22"/>
+        </w:rPr>
+        <w:t xml:space="preserve">Weekly winners can receive diamonds.</w:t>
+      </w:r>
+    </w:p>
+    <w:p>
+      <w:pPr>
+        <w:keepNext/>
+        <w:spacing w:after="60" w:before="120"/>
+      </w:pPr>
+      <w:r>
+        <w:rPr>
+          <w:rFonts w:ascii="Calibri" w:cs="Calibri" w:eastAsia="Calibri" w:hAnsi="Calibri"/>
+          <w:b/>
+          <w:bCs/>
+          <w:sz w:val="22"/>
+          <w:szCs w:val="22"/>
+        </w:rPr>
+        <w:t xml:space="preserve">How</w:t>
+      </w:r>
+    </w:p>
+    <w:p>
+      <w:pPr>
+        <w:pStyle w:val="ListParagraph"/>
+        <w:numPr>
+          <w:ilvl w:val="0"/>
+          <w:numId w:val="2"/>
+        </w:numPr>
+        <w:spacing w:after="60"/>
+      </w:pPr>
+      <w:r>
+        <w:rPr>
+          <w:rFonts w:ascii="Calibri" w:cs="Calibri" w:eastAsia="Calibri" w:hAnsi="Calibri"/>
+          <w:sz w:val="22"/>
+          <w:szCs w:val="22"/>
+        </w:rPr>
+        <w:t xml:space="preserve">Backend: filter by country (already stored), a weekly earnings column reset by a scheduled job; the rank query already exists for the profile.</w:t>
+      </w:r>
+    </w:p>
+    <w:p>
+      <w:pPr>
+        <w:pStyle w:val="ListParagraph"/>
+        <w:numPr>
+          <w:ilvl w:val="0"/>
+          <w:numId w:val="2"/>
+        </w:numPr>
+        <w:spacing w:after="60"/>
+      </w:pPr>
+      <w:r>
+        <w:rPr>
+          <w:rFonts w:ascii="Calibri" w:cs="Calibri" w:eastAsia="Calibri" w:hAnsi="Calibri"/>
+          <w:sz w:val="22"/>
+          <w:szCs w:val="22"/>
+        </w:rPr>
+        <w:t xml:space="preserve">Frontend: tabs and a pinned "You" row on the leaderboard page.</w:t>
+      </w:r>
+    </w:p>
+    <w:p>
+      <w:pPr>
+        <w:spacing w:after="80"/>
+      </w:pPr>
+      <w:r>
+        <w:rPr>
+          <w:rFonts w:ascii="Calibri" w:cs="Calibri" w:eastAsia="Calibri" w:hAnsi="Calibri"/>
+          <w:b/>
+          <w:bCs/>
+          <w:sz w:val="22"/>
+          <w:szCs w:val="22"/>
+        </w:rPr>
+        <w:t xml:space="preserve">Depends on: </w:t>
+      </w:r>
+      <w:r>
+        <w:rPr>
+          <w:rFonts w:ascii="Calibri" w:cs="Calibri" w:eastAsia="Calibri" w:hAnsi="Calibri"/>
+          <w:sz w:val="22"/>
+          <w:szCs w:val="22"/>
+        </w:rPr>
+        <w:t xml:space="preserve">None</w:t>
+      </w:r>
+    </w:p>
+    <w:p>
+      <w:pPr>
+        <w:pStyle w:val="Heading2"/>
+        <w:keepNext/>
+        <w:spacing w:after="120" w:before="320"/>
+      </w:pPr>
+      <w:r>
+        <w:rPr>
+          <w:rFonts w:ascii="Calibri" w:cs="Calibri" w:eastAsia="Calibri" w:hAnsi="Calibri"/>
+          <w:color w:val="4F46E5"/>
+        </w:rPr>
+        <w:t xml:space="preserve">Feature 11 — Onboarding tutorial</w:t>
+      </w:r>
+    </w:p>
+    <w:p>
+      <w:pPr>
+        <w:keepNext/>
+        <w:spacing w:after="120"/>
+      </w:pPr>
+      <w:r>
+        <w:rPr>
+          <w:rFonts w:ascii="Calibri" w:cs="Calibri" w:eastAsia="Calibri" w:hAnsi="Calibri"/>
+          <w:color w:val="64748B"/>
+          <w:sz w:val="20"/>
+          <w:szCs w:val="20"/>
+        </w:rPr>
+        <w:t xml:space="preserve">Platform  ·  </w:t>
+      </w:r>
+      <w:r>
+        <w:rPr>
+          <w:rFonts w:ascii="Calibri" w:cs="Calibri" w:eastAsia="Calibri" w:hAnsi="Calibri"/>
+          <w:b/>
+          <w:bCs/>
+          <w:color w:val="B45309"/>
+          <w:sz w:val="20"/>
+          <w:szCs w:val="20"/>
+        </w:rPr>
+        <w:t xml:space="preserve">Priority: Medium</w:t>
+      </w:r>
+      <w:r>
+        <w:rPr>
+          <w:rFonts w:ascii="Calibri" w:cs="Calibri" w:eastAsia="Calibri" w:hAnsi="Calibri"/>
+          <w:color w:val="64748B"/>
+          <w:sz w:val="20"/>
+          <w:szCs w:val="20"/>
+        </w:rPr>
+        <w:t xml:space="preserve">  ·  Effort: Small (days)</w:t>
+      </w:r>
+    </w:p>
+    <w:p>
+      <w:pPr>
+        <w:spacing w:after="80"/>
+      </w:pPr>
+      <w:r>
+        <w:rPr>
+          <w:rFonts w:ascii="Calibri" w:cs="Calibri" w:eastAsia="Calibri" w:hAnsi="Calibri"/>
+          <w:b/>
+          <w:bCs/>
+          <w:sz w:val="22"/>
+          <w:szCs w:val="22"/>
+        </w:rPr>
+        <w:t xml:space="preserve">Why: </w:t>
+      </w:r>
+      <w:r>
+        <w:rPr>
+          <w:rFonts w:ascii="Calibri" w:cs="Calibri" w:eastAsia="Calibri" w:hAnsi="Calibri"/>
+          <w:sz w:val="22"/>
+          <w:szCs w:val="22"/>
+        </w:rPr>
+        <w:t xml:space="preserve">New players do not know what prestige, assets, levels, managers, loans or offline income mean.</w:t>
+      </w:r>
+    </w:p>
+    <w:p>
+      <w:pPr>
+        <w:keepNext/>
+        <w:spacing w:after="60" w:before="120"/>
+      </w:pPr>
+      <w:r>
+        <w:rPr>
+          <w:rFonts w:ascii="Calibri" w:cs="Calibri" w:eastAsia="Calibri" w:hAnsi="Calibri"/>
+          <w:b/>
+          <w:bCs/>
+          <w:sz w:val="22"/>
+          <w:szCs w:val="22"/>
+        </w:rPr>
+        <w:t xml:space="preserve">What it does</w:t>
+      </w:r>
+    </w:p>
+    <w:p>
+      <w:pPr>
+        <w:pStyle w:val="ListParagraph"/>
+        <w:numPr>
+          <w:ilvl w:val="0"/>
+          <w:numId w:val="2"/>
+        </w:numPr>
+        <w:spacing w:after="60"/>
+      </w:pPr>
+      <w:r>
+        <w:rPr>
+          <w:rFonts w:ascii="Calibri" w:cs="Calibri" w:eastAsia="Calibri" w:hAnsi="Calibri"/>
+          <w:sz w:val="22"/>
+          <w:szCs w:val="22"/>
+        </w:rPr>
+        <w:t xml:space="preserve">A short guided first session: open your first business, buy an asset, level it up, hire a manager, learn about prestige and the bank.</w:t>
+      </w:r>
+    </w:p>
+    <w:p>
+      <w:pPr>
+        <w:pStyle w:val="ListParagraph"/>
+        <w:numPr>
+          <w:ilvl w:val="0"/>
+          <w:numId w:val="2"/>
+        </w:numPr>
+        <w:spacing w:after="60"/>
+      </w:pPr>
+      <w:r>
+        <w:rPr>
+          <w:rFonts w:ascii="Calibri" w:cs="Calibri" w:eastAsia="Calibri" w:hAnsi="Calibri"/>
+          <w:sz w:val="22"/>
+          <w:szCs w:val="22"/>
+        </w:rPr>
+        <w:t xml:space="preserve">Can be skipped and replayed from the profile.</w:t>
+      </w:r>
+    </w:p>
+    <w:p>
+      <w:pPr>
+        <w:keepNext/>
+        <w:spacing w:after="60" w:before="120"/>
+      </w:pPr>
+      <w:r>
+        <w:rPr>
+          <w:rFonts w:ascii="Calibri" w:cs="Calibri" w:eastAsia="Calibri" w:hAnsi="Calibri"/>
+          <w:b/>
+          <w:bCs/>
+          <w:sz w:val="22"/>
+          <w:szCs w:val="22"/>
+        </w:rPr>
+        <w:t xml:space="preserve">How</w:t>
+      </w:r>
+    </w:p>
+    <w:p>
+      <w:pPr>
+        <w:pStyle w:val="ListParagraph"/>
+        <w:numPr>
+          <w:ilvl w:val="0"/>
+          <w:numId w:val="2"/>
+        </w:numPr>
+        <w:spacing w:after="60"/>
+      </w:pPr>
+      <w:r>
+        <w:rPr>
+          <w:rFonts w:ascii="Calibri" w:cs="Calibri" w:eastAsia="Calibri" w:hAnsi="Calibri"/>
+          <w:sz w:val="22"/>
+          <w:szCs w:val="22"/>
+        </w:rPr>
+        <w:t xml:space="preserve">Frontend only: a step-by-step overlay pointing at real buttons; progress kept per player; texts in all three languages.</w:t>
+      </w:r>
+    </w:p>
+    <w:p>
+      <w:pPr>
+        <w:spacing w:after="80"/>
+      </w:pPr>
+      <w:r>
+        <w:rPr>
+          <w:rFonts w:ascii="Calibri" w:cs="Calibri" w:eastAsia="Calibri" w:hAnsi="Calibri"/>
+          <w:b/>
+          <w:bCs/>
+          <w:sz w:val="22"/>
+          <w:szCs w:val="22"/>
+        </w:rPr>
+        <w:t xml:space="preserve">Depends on: </w:t>
+      </w:r>
+      <w:r>
+        <w:rPr>
+          <w:rFonts w:ascii="Calibri" w:cs="Calibri" w:eastAsia="Calibri" w:hAnsi="Calibri"/>
+          <w:sz w:val="22"/>
+          <w:szCs w:val="22"/>
+        </w:rPr>
+        <w:t xml:space="preserve">None</w:t>
+      </w:r>
+    </w:p>
+    <w:p>
+      <w:pPr>
+        <w:pStyle w:val="Heading2"/>
+        <w:keepNext/>
+        <w:spacing w:after="120" w:before="320"/>
+      </w:pPr>
+      <w:r>
+        <w:rPr>
+          <w:rFonts w:ascii="Calibri" w:cs="Calibri" w:eastAsia="Calibri" w:hAnsi="Calibri"/>
+          <w:color w:val="4F46E5"/>
+        </w:rPr>
+        <w:t xml:space="preserve">Feature 12 — Manager upgrades</w:t>
+      </w:r>
+    </w:p>
+    <w:p>
+      <w:pPr>
+        <w:keepNext/>
+        <w:spacing w:after="120"/>
+      </w:pPr>
+      <w:r>
+        <w:rPr>
+          <w:rFonts w:ascii="Calibri" w:cs="Calibri" w:eastAsia="Calibri" w:hAnsi="Calibri"/>
+          <w:color w:val="64748B"/>
+          <w:sz w:val="20"/>
+          <w:szCs w:val="20"/>
+        </w:rPr>
+        <w:t xml:space="preserve">Core gameplay  ·  </w:t>
+      </w:r>
+      <w:r>
+        <w:rPr>
+          <w:rFonts w:ascii="Calibri" w:cs="Calibri" w:eastAsia="Calibri" w:hAnsi="Calibri"/>
+          <w:b/>
+          <w:bCs/>
+          <w:color w:val="B45309"/>
+          <w:sz w:val="20"/>
+          <w:szCs w:val="20"/>
+        </w:rPr>
+        <w:t xml:space="preserve">Priority: Medium</w:t>
+      </w:r>
+      <w:r>
+        <w:rPr>
+          <w:rFonts w:ascii="Calibri" w:cs="Calibri" w:eastAsia="Calibri" w:hAnsi="Calibri"/>
+          <w:color w:val="64748B"/>
+          <w:sz w:val="20"/>
+          <w:szCs w:val="20"/>
+        </w:rPr>
+        <w:t xml:space="preserve">  ·  Effort: Small (days)</w:t>
+      </w:r>
+    </w:p>
+    <w:p>
+      <w:pPr>
+        <w:spacing w:after="80"/>
+      </w:pPr>
+      <w:r>
+        <w:rPr>
+          <w:rFonts w:ascii="Calibri" w:cs="Calibri" w:eastAsia="Calibri" w:hAnsi="Calibri"/>
+          <w:b/>
+          <w:bCs/>
+          <w:sz w:val="22"/>
+          <w:szCs w:val="22"/>
+        </w:rPr>
+        <w:t xml:space="preserve">Why: </w:t>
+      </w:r>
+      <w:r>
+        <w:rPr>
+          <w:rFonts w:ascii="Calibri" w:cs="Calibri" w:eastAsia="Calibri" w:hAnsi="Calibri"/>
+          <w:sz w:val="22"/>
+          <w:szCs w:val="22"/>
+        </w:rPr>
+        <w:t xml:space="preserve">Managers work 4-hour shifts and must be rehired one by one. With many businesses this becomes a chore.</w:t>
+      </w:r>
+    </w:p>
+    <w:p>
+      <w:pPr>
+        <w:keepNext/>
+        <w:spacing w:after="60" w:before="120"/>
+      </w:pPr>
+      <w:r>
+        <w:rPr>
+          <w:rFonts w:ascii="Calibri" w:cs="Calibri" w:eastAsia="Calibri" w:hAnsi="Calibri"/>
+          <w:b/>
+          <w:bCs/>
+          <w:sz w:val="22"/>
+          <w:szCs w:val="22"/>
+        </w:rPr>
+        <w:t xml:space="preserve">What it does</w:t>
+      </w:r>
+    </w:p>
+    <w:p>
+      <w:pPr>
+        <w:pStyle w:val="ListParagraph"/>
+        <w:numPr>
+          <w:ilvl w:val="0"/>
+          <w:numId w:val="2"/>
+        </w:numPr>
+        <w:spacing w:after="60"/>
+      </w:pPr>
+      <w:r>
+        <w:rPr>
+          <w:rFonts w:ascii="Calibri" w:cs="Calibri" w:eastAsia="Calibri" w:hAnsi="Calibri"/>
+          <w:sz w:val="22"/>
+          <w:szCs w:val="22"/>
+        </w:rPr>
+        <w:t xml:space="preserve">"Hire all" button: one manager for every business that has none, at the total price.</w:t>
+      </w:r>
+    </w:p>
+    <w:p>
+      <w:pPr>
+        <w:pStyle w:val="ListParagraph"/>
+        <w:numPr>
+          <w:ilvl w:val="0"/>
+          <w:numId w:val="2"/>
+        </w:numPr>
+        <w:spacing w:after="60"/>
+      </w:pPr>
+      <w:r>
+        <w:rPr>
+          <w:rFonts w:ascii="Calibri" w:cs="Calibri" w:eastAsia="Calibri" w:hAnsi="Calibri"/>
+          <w:sz w:val="22"/>
+          <w:szCs w:val="22"/>
+        </w:rPr>
+        <w:t xml:space="preserve">Longer shifts to buy (8 h, 12 h) at a higher price.</w:t>
+      </w:r>
+    </w:p>
+    <w:p>
+      <w:pPr>
+        <w:pStyle w:val="ListParagraph"/>
+        <w:numPr>
+          <w:ilvl w:val="0"/>
+          <w:numId w:val="2"/>
+        </w:numPr>
+        <w:spacing w:after="60"/>
+      </w:pPr>
+      <w:r>
+        <w:rPr>
+          <w:rFonts w:ascii="Calibri" w:cs="Calibri" w:eastAsia="Calibri" w:hAnsi="Calibri"/>
+          <w:sz w:val="22"/>
+          <w:szCs w:val="22"/>
+        </w:rPr>
+        <w:t xml:space="preserve">Optional auto-renew: the shift restarts automatically if the cash is there.</w:t>
+      </w:r>
+    </w:p>
+    <w:p>
+      <w:pPr>
+        <w:keepNext/>
+        <w:spacing w:after="60" w:before="120"/>
+      </w:pPr>
+      <w:r>
+        <w:rPr>
+          <w:rFonts w:ascii="Calibri" w:cs="Calibri" w:eastAsia="Calibri" w:hAnsi="Calibri"/>
+          <w:b/>
+          <w:bCs/>
+          <w:sz w:val="22"/>
+          <w:szCs w:val="22"/>
+        </w:rPr>
+        <w:t xml:space="preserve">How</w:t>
+      </w:r>
+    </w:p>
+    <w:p>
+      <w:pPr>
+        <w:pStyle w:val="ListParagraph"/>
+        <w:numPr>
+          <w:ilvl w:val="0"/>
+          <w:numId w:val="2"/>
+        </w:numPr>
+        <w:spacing w:after="60"/>
+      </w:pPr>
+      <w:r>
+        <w:rPr>
+          <w:rFonts w:ascii="Calibri" w:cs="Calibri" w:eastAsia="Calibri" w:hAnsi="Calibri"/>
+          <w:sz w:val="22"/>
+          <w:szCs w:val="22"/>
+        </w:rPr>
+        <w:t xml:space="preserve">Backend: shift length as a parameter of the hire rule; a batch endpoint; auto-renew applied when /state credits offline time.</w:t>
+      </w:r>
+    </w:p>
+    <w:p>
+      <w:pPr>
+        <w:pStyle w:val="ListParagraph"/>
+        <w:numPr>
+          <w:ilvl w:val="0"/>
+          <w:numId w:val="2"/>
+        </w:numPr>
+        <w:spacing w:after="60"/>
+      </w:pPr>
+      <w:r>
+        <w:rPr>
+          <w:rFonts w:ascii="Calibri" w:cs="Calibri" w:eastAsia="Calibri" w:hAnsi="Calibri"/>
+          <w:sz w:val="22"/>
+          <w:szCs w:val="22"/>
+        </w:rPr>
+        <w:t xml:space="preserve">Frontend: options in the manage-business dialog and a "Hire all" action on the dashboard.</w:t>
+      </w:r>
+    </w:p>
+    <w:p>
+      <w:pPr>
+        <w:spacing w:after="80"/>
+      </w:pPr>
+      <w:r>
+        <w:rPr>
+          <w:rFonts w:ascii="Calibri" w:cs="Calibri" w:eastAsia="Calibri" w:hAnsi="Calibri"/>
+          <w:b/>
+          <w:bCs/>
+          <w:sz w:val="22"/>
+          <w:szCs w:val="22"/>
+        </w:rPr>
+        <w:t xml:space="preserve">Depends on: </w:t>
+      </w:r>
+      <w:r>
+        <w:rPr>
+          <w:rFonts w:ascii="Calibri" w:cs="Calibri" w:eastAsia="Calibri" w:hAnsi="Calibri"/>
+          <w:sz w:val="22"/>
+          <w:szCs w:val="22"/>
+        </w:rPr>
+        <w:t xml:space="preserve">None</w:t>
+      </w:r>
+    </w:p>
+    <w:p>
+      <w:pPr>
+        <w:pStyle w:val="Heading2"/>
+        <w:keepNext/>
+        <w:spacing w:after="120" w:before="320"/>
+      </w:pPr>
+      <w:r>
+        <w:rPr>
+          <w:rFonts w:ascii="Calibri" w:cs="Calibri" w:eastAsia="Calibri" w:hAnsi="Calibri"/>
+          <w:color w:val="4F46E5"/>
+        </w:rPr>
+        <w:t xml:space="preserve">Feature 13 — Random events</w:t>
+      </w:r>
+    </w:p>
+    <w:p>
+      <w:pPr>
+        <w:keepNext/>
+        <w:spacing w:after="120"/>
+      </w:pPr>
+      <w:r>
+        <w:rPr>
+          <w:rFonts w:ascii="Calibri" w:cs="Calibri" w:eastAsia="Calibri" w:hAnsi="Calibri"/>
+          <w:color w:val="64748B"/>
+          <w:sz w:val="20"/>
+          <w:szCs w:val="20"/>
+        </w:rPr>
+        <w:t xml:space="preserve">Engagement  ·  </w:t>
+      </w:r>
+      <w:r>
+        <w:rPr>
+          <w:rFonts w:ascii="Calibri" w:cs="Calibri" w:eastAsia="Calibri" w:hAnsi="Calibri"/>
+          <w:b/>
+          <w:bCs/>
+          <w:color w:val="B45309"/>
+          <w:sz w:val="20"/>
+          <w:szCs w:val="20"/>
+        </w:rPr>
+        <w:t xml:space="preserve">Priority: Medium</w:t>
+      </w:r>
+      <w:r>
+        <w:rPr>
+          <w:rFonts w:ascii="Calibri" w:cs="Calibri" w:eastAsia="Calibri" w:hAnsi="Calibri"/>
+          <w:color w:val="64748B"/>
+          <w:sz w:val="20"/>
+          <w:szCs w:val="20"/>
+        </w:rPr>
+        <w:t xml:space="preserve">  ·  Effort: Medium (1–2 weeks)</w:t>
+      </w:r>
+    </w:p>
+    <w:p>
+      <w:pPr>
+        <w:spacing w:after="80"/>
+      </w:pPr>
+      <w:r>
+        <w:rPr>
+          <w:rFonts w:ascii="Calibri" w:cs="Calibri" w:eastAsia="Calibri" w:hAnsi="Calibri"/>
+          <w:b/>
+          <w:bCs/>
+          <w:sz w:val="22"/>
+          <w:szCs w:val="22"/>
+        </w:rPr>
+        <w:t xml:space="preserve">Why: </w:t>
+      </w:r>
+      <w:r>
+        <w:rPr>
+          <w:rFonts w:ascii="Calibri" w:cs="Calibri" w:eastAsia="Calibri" w:hAnsi="Calibri"/>
+          <w:sz w:val="22"/>
+          <w:szCs w:val="22"/>
+        </w:rPr>
+        <w:t xml:space="preserve">Breaks the routine and creates moments worth reacting to.</w:t>
+      </w:r>
+    </w:p>
+    <w:p>
+      <w:pPr>
+        <w:keepNext/>
+        <w:spacing w:after="60" w:before="120"/>
+      </w:pPr>
+      <w:r>
+        <w:rPr>
+          <w:rFonts w:ascii="Calibri" w:cs="Calibri" w:eastAsia="Calibri" w:hAnsi="Calibri"/>
+          <w:b/>
+          <w:bCs/>
+          <w:sz w:val="22"/>
+          <w:szCs w:val="22"/>
+        </w:rPr>
+        <w:t xml:space="preserve">What it does</w:t>
+      </w:r>
+    </w:p>
+    <w:p>
+      <w:pPr>
+        <w:pStyle w:val="ListParagraph"/>
+        <w:numPr>
+          <w:ilvl w:val="0"/>
+          <w:numId w:val="2"/>
+        </w:numPr>
+        <w:spacing w:after="60"/>
+      </w:pPr>
+      <w:r>
+        <w:rPr>
+          <w:rFonts w:ascii="Calibri" w:cs="Calibri" w:eastAsia="Calibri" w:hAnsi="Calibri"/>
+          <w:sz w:val="22"/>
+          <w:szCs w:val="22"/>
+        </w:rPr>
+        <w:t xml:space="preserve">Temporary events: "Market boom — Stock Market ×2 for 10 min", "Fuel crisis — Transport −20 %", "Bank holiday — no installment this cycle".</w:t>
+      </w:r>
+    </w:p>
+    <w:p>
+      <w:pPr>
+        <w:pStyle w:val="ListParagraph"/>
+        <w:numPr>
+          <w:ilvl w:val="0"/>
+          <w:numId w:val="2"/>
+        </w:numPr>
+        <w:spacing w:after="60"/>
+      </w:pPr>
+      <w:r>
+        <w:rPr>
+          <w:rFonts w:ascii="Calibri" w:cs="Calibri" w:eastAsia="Calibri" w:hAnsi="Calibri"/>
+          <w:sz w:val="22"/>
+          <w:szCs w:val="22"/>
+        </w:rPr>
+        <w:t xml:space="preserve">Some are good, some bad, some are choices.</w:t>
+      </w:r>
+    </w:p>
+    <w:p>
+      <w:pPr>
+        <w:keepNext/>
+        <w:spacing w:after="60" w:before="120"/>
+      </w:pPr>
+      <w:r>
+        <w:rPr>
+          <w:rFonts w:ascii="Calibri" w:cs="Calibri" w:eastAsia="Calibri" w:hAnsi="Calibri"/>
+          <w:b/>
+          <w:bCs/>
+          <w:sz w:val="22"/>
+          <w:szCs w:val="22"/>
+        </w:rPr>
+        <w:t xml:space="preserve">How</w:t>
+      </w:r>
+    </w:p>
+    <w:p>
+      <w:pPr>
+        <w:pStyle w:val="ListParagraph"/>
+        <w:numPr>
+          <w:ilvl w:val="0"/>
+          <w:numId w:val="2"/>
+        </w:numPr>
+        <w:spacing w:after="60"/>
+      </w:pPr>
+      <w:r>
+        <w:rPr>
+          <w:rFonts w:ascii="Calibri" w:cs="Calibri" w:eastAsia="Calibri" w:hAnsi="Calibri"/>
+          <w:sz w:val="22"/>
+          <w:szCs w:val="22"/>
+        </w:rPr>
+        <w:t xml:space="preserve">Backend: active event stored on the company with start/end; income formula applies its multiplier; the /sync ceiling must include it.</w:t>
+      </w:r>
+    </w:p>
+    <w:p>
+      <w:pPr>
+        <w:pStyle w:val="ListParagraph"/>
+        <w:numPr>
+          <w:ilvl w:val="0"/>
+          <w:numId w:val="2"/>
+        </w:numPr>
+        <w:spacing w:after="60"/>
+      </w:pPr>
+      <w:r>
+        <w:rPr>
+          <w:rFonts w:ascii="Calibri" w:cs="Calibri" w:eastAsia="Calibri" w:hAnsi="Calibri"/>
+          <w:sz w:val="22"/>
+          <w:szCs w:val="22"/>
+        </w:rPr>
+        <w:t xml:space="preserve">Frontend: an event banner with a countdown.</w:t>
+      </w:r>
+    </w:p>
+    <w:p>
+      <w:pPr>
+        <w:spacing w:after="80"/>
+      </w:pPr>
+      <w:r>
+        <w:rPr>
+          <w:rFonts w:ascii="Calibri" w:cs="Calibri" w:eastAsia="Calibri" w:hAnsi="Calibri"/>
+          <w:b/>
+          <w:bCs/>
+          <w:sz w:val="22"/>
+          <w:szCs w:val="22"/>
+        </w:rPr>
+        <w:t xml:space="preserve">Depends on: </w:t>
+      </w:r>
+      <w:r>
+        <w:rPr>
+          <w:rFonts w:ascii="Calibri" w:cs="Calibri" w:eastAsia="Calibri" w:hAnsi="Calibri"/>
+          <w:sz w:val="22"/>
+          <w:szCs w:val="22"/>
+        </w:rPr>
+        <w:t xml:space="preserve">None</w:t>
+      </w:r>
+    </w:p>
+    <w:p>
+      <w:pPr>
+        <w:pStyle w:val="Heading2"/>
+        <w:keepNext/>
+        <w:spacing w:after="120" w:before="320"/>
+      </w:pPr>
+      <w:r>
+        <w:rPr>
+          <w:rFonts w:ascii="Calibri" w:cs="Calibri" w:eastAsia="Calibri" w:hAnsi="Calibri"/>
+          <w:color w:val="4F46E5"/>
+        </w:rPr>
+        <w:t xml:space="preserve">Feature 14 — Prestige perks</w:t>
+      </w:r>
+    </w:p>
+    <w:p>
+      <w:pPr>
+        <w:keepNext/>
+        <w:spacing w:after="120"/>
+      </w:pPr>
+      <w:r>
+        <w:rPr>
+          <w:rFonts w:ascii="Calibri" w:cs="Calibri" w:eastAsia="Calibri" w:hAnsi="Calibri"/>
+          <w:color w:val="64748B"/>
+          <w:sz w:val="20"/>
+          <w:szCs w:val="20"/>
+        </w:rPr>
+        <w:t xml:space="preserve">Core gameplay  ·  </w:t>
+      </w:r>
+      <w:r>
+        <w:rPr>
+          <w:rFonts w:ascii="Calibri" w:cs="Calibri" w:eastAsia="Calibri" w:hAnsi="Calibri"/>
+          <w:b/>
+          <w:bCs/>
+          <w:color w:val="B45309"/>
+          <w:sz w:val="20"/>
+          <w:szCs w:val="20"/>
+        </w:rPr>
+        <w:t xml:space="preserve">Priority: Medium</w:t>
+      </w:r>
+      <w:r>
+        <w:rPr>
+          <w:rFonts w:ascii="Calibri" w:cs="Calibri" w:eastAsia="Calibri" w:hAnsi="Calibri"/>
+          <w:color w:val="64748B"/>
+          <w:sz w:val="20"/>
+          <w:szCs w:val="20"/>
+        </w:rPr>
+        <w:t xml:space="preserve">  ·  Effort: Medium (1–2 weeks)</w:t>
+      </w:r>
+    </w:p>
+    <w:p>
+      <w:pPr>
+        <w:spacing w:after="80"/>
+      </w:pPr>
+      <w:r>
+        <w:rPr>
+          <w:rFonts w:ascii="Calibri" w:cs="Calibri" w:eastAsia="Calibri" w:hAnsi="Calibri"/>
+          <w:b/>
+          <w:bCs/>
+          <w:sz w:val="22"/>
+          <w:szCs w:val="22"/>
+        </w:rPr>
+        <w:t xml:space="preserve">Why: </w:t>
+      </w:r>
+      <w:r>
+        <w:rPr>
+          <w:rFonts w:ascii="Calibri" w:cs="Calibri" w:eastAsia="Calibri" w:hAnsi="Calibri"/>
+          <w:sz w:val="22"/>
+          <w:szCs w:val="22"/>
+        </w:rPr>
+        <w:t xml:space="preserve">Prestige now only raises the multiplier. A choice at each level makes every prestige feel different and lets players build a strategy.</w:t>
+      </w:r>
+    </w:p>
+    <w:p>
+      <w:pPr>
+        <w:keepNext/>
+        <w:spacing w:after="60" w:before="120"/>
+      </w:pPr>
+      <w:r>
+        <w:rPr>
+          <w:rFonts w:ascii="Calibri" w:cs="Calibri" w:eastAsia="Calibri" w:hAnsi="Calibri"/>
+          <w:b/>
+          <w:bCs/>
+          <w:sz w:val="22"/>
+          <w:szCs w:val="22"/>
+        </w:rPr>
+        <w:t xml:space="preserve">What it does</w:t>
+      </w:r>
+    </w:p>
+    <w:p>
+      <w:pPr>
+        <w:pStyle w:val="ListParagraph"/>
+        <w:numPr>
+          <w:ilvl w:val="0"/>
+          <w:numId w:val="2"/>
+        </w:numPr>
+        <w:spacing w:after="60"/>
+      </w:pPr>
+      <w:r>
+        <w:rPr>
+          <w:rFonts w:ascii="Calibri" w:cs="Calibri" w:eastAsia="Calibri" w:hAnsi="Calibri"/>
+          <w:sz w:val="22"/>
+          <w:szCs w:val="22"/>
+        </w:rPr>
+        <w:t xml:space="preserve">Each prestige grants a perk point to spend in a small tree.</w:t>
+      </w:r>
+    </w:p>
+    <w:p>
+      <w:pPr>
+        <w:pStyle w:val="ListParagraph"/>
+        <w:numPr>
+          <w:ilvl w:val="0"/>
+          <w:numId w:val="2"/>
+        </w:numPr>
+        <w:spacing w:after="60"/>
+      </w:pPr>
+      <w:r>
+        <w:rPr>
+          <w:rFonts w:ascii="Calibri" w:cs="Calibri" w:eastAsia="Calibri" w:hAnsi="Calibri"/>
+          <w:sz w:val="22"/>
+          <w:szCs w:val="22"/>
+        </w:rPr>
+        <w:t xml:space="preserve">Examples: offline cap 4 h → 6 h, managers 20 % cheaper, +10 % asset income, loan interest 1 point lower.</w:t>
+      </w:r>
+    </w:p>
+    <w:p>
+      <w:pPr>
+        <w:keepNext/>
+        <w:spacing w:after="60" w:before="120"/>
+      </w:pPr>
+      <w:r>
+        <w:rPr>
+          <w:rFonts w:ascii="Calibri" w:cs="Calibri" w:eastAsia="Calibri" w:hAnsi="Calibri"/>
+          <w:b/>
+          <w:bCs/>
+          <w:sz w:val="22"/>
+          <w:szCs w:val="22"/>
+        </w:rPr>
+        <w:t xml:space="preserve">How</w:t>
+      </w:r>
+    </w:p>
+    <w:p>
+      <w:pPr>
+        <w:pStyle w:val="ListParagraph"/>
+        <w:numPr>
+          <w:ilvl w:val="0"/>
+          <w:numId w:val="2"/>
+        </w:numPr>
+        <w:spacing w:after="60"/>
+      </w:pPr>
+      <w:r>
+        <w:rPr>
+          <w:rFonts w:ascii="Calibri" w:cs="Calibri" w:eastAsia="Calibri" w:hAnsi="Calibri"/>
+          <w:sz w:val="22"/>
+          <w:szCs w:val="22"/>
+        </w:rPr>
+        <w:t xml:space="preserve">Backend: perks as rules in code (like achievements), chosen perks per company, applied in the income, offline and price formulas; POST /api/game/perks/{code}.</w:t>
+      </w:r>
+    </w:p>
+    <w:p>
+      <w:pPr>
+        <w:pStyle w:val="ListParagraph"/>
+        <w:numPr>
+          <w:ilvl w:val="0"/>
+          <w:numId w:val="2"/>
+        </w:numPr>
+        <w:spacing w:after="60"/>
+      </w:pPr>
+      <w:r>
+        <w:rPr>
+          <w:rFonts w:ascii="Calibri" w:cs="Calibri" w:eastAsia="Calibri" w:hAnsi="Calibri"/>
+          <w:sz w:val="22"/>
+          <w:szCs w:val="22"/>
+        </w:rPr>
+        <w:t xml:space="preserve">Frontend: a perk tree on the dashboard after prestige.</w:t>
+      </w:r>
+    </w:p>
+    <w:p>
+      <w:pPr>
+        <w:spacing w:after="80"/>
+      </w:pPr>
+      <w:r>
+        <w:rPr>
+          <w:rFonts w:ascii="Calibri" w:cs="Calibri" w:eastAsia="Calibri" w:hAnsi="Calibri"/>
+          <w:b/>
+          <w:bCs/>
+          <w:sz w:val="22"/>
+          <w:szCs w:val="22"/>
+        </w:rPr>
+        <w:t xml:space="preserve">Depends on: </w:t>
+      </w:r>
+      <w:r>
+        <w:rPr>
+          <w:rFonts w:ascii="Calibri" w:cs="Calibri" w:eastAsia="Calibri" w:hAnsi="Calibri"/>
+          <w:sz w:val="22"/>
+          <w:szCs w:val="22"/>
+        </w:rPr>
+        <w:t xml:space="preserve">None</w:t>
+      </w:r>
+    </w:p>
+    <w:p>
+      <w:pPr>
+        <w:pStyle w:val="Heading2"/>
+        <w:keepNext/>
+        <w:spacing w:after="120" w:before="320"/>
+      </w:pPr>
+      <w:r>
+        <w:rPr>
+          <w:rFonts w:ascii="Calibri" w:cs="Calibri" w:eastAsia="Calibri" w:hAnsi="Calibri"/>
+          <w:color w:val="4F46E5"/>
+        </w:rPr>
+        <w:t xml:space="preserve">Feature 15 — Sector synergies and luxury collections</w:t>
+      </w:r>
+    </w:p>
+    <w:p>
+      <w:pPr>
+        <w:keepNext/>
+        <w:spacing w:after="120"/>
+      </w:pPr>
+      <w:r>
+        <w:rPr>
+          <w:rFonts w:ascii="Calibri" w:cs="Calibri" w:eastAsia="Calibri" w:hAnsi="Calibri"/>
+          <w:color w:val="64748B"/>
+          <w:sz w:val="20"/>
+          <w:szCs w:val="20"/>
+        </w:rPr>
+        <w:t xml:space="preserve">Economy  ·  </w:t>
+      </w:r>
+      <w:r>
+        <w:rPr>
+          <w:rFonts w:ascii="Calibri" w:cs="Calibri" w:eastAsia="Calibri" w:hAnsi="Calibri"/>
+          <w:b/>
+          <w:bCs/>
+          <w:color w:val="B45309"/>
+          <w:sz w:val="20"/>
+          <w:szCs w:val="20"/>
+        </w:rPr>
+        <w:t xml:space="preserve">Priority: Medium</w:t>
+      </w:r>
+      <w:r>
+        <w:rPr>
+          <w:rFonts w:ascii="Calibri" w:cs="Calibri" w:eastAsia="Calibri" w:hAnsi="Calibri"/>
+          <w:color w:val="64748B"/>
+          <w:sz w:val="20"/>
+          <w:szCs w:val="20"/>
+        </w:rPr>
+        <w:t xml:space="preserve">  ·  Effort: Medium (1–2 weeks)</w:t>
+      </w:r>
+    </w:p>
+    <w:p>
+      <w:pPr>
+        <w:spacing w:after="80"/>
+      </w:pPr>
+      <w:r>
+        <w:rPr>
+          <w:rFonts w:ascii="Calibri" w:cs="Calibri" w:eastAsia="Calibri" w:hAnsi="Calibri"/>
+          <w:b/>
+          <w:bCs/>
+          <w:sz w:val="22"/>
+          <w:szCs w:val="22"/>
+        </w:rPr>
+        <w:t xml:space="preserve">Why: </w:t>
+      </w:r>
+      <w:r>
+        <w:rPr>
+          <w:rFonts w:ascii="Calibri" w:cs="Calibri" w:eastAsia="Calibri" w:hAnsi="Calibri"/>
+          <w:sz w:val="22"/>
+          <w:szCs w:val="22"/>
+        </w:rPr>
+        <w:t xml:space="preserve">Gives a reason to own whole sets instead of only the best-paying businesses, and gives luxury items a goal beyond status.</w:t>
+      </w:r>
+    </w:p>
+    <w:p>
+      <w:pPr>
+        <w:keepNext/>
+        <w:spacing w:after="60" w:before="120"/>
+      </w:pPr>
+      <w:r>
+        <w:rPr>
+          <w:rFonts w:ascii="Calibri" w:cs="Calibri" w:eastAsia="Calibri" w:hAnsi="Calibri"/>
+          <w:b/>
+          <w:bCs/>
+          <w:sz w:val="22"/>
+          <w:szCs w:val="22"/>
+        </w:rPr>
+        <w:t xml:space="preserve">What it does</w:t>
+      </w:r>
+    </w:p>
+    <w:p>
+      <w:pPr>
+        <w:pStyle w:val="ListParagraph"/>
+        <w:numPr>
+          <w:ilvl w:val="0"/>
+          <w:numId w:val="2"/>
+        </w:numPr>
+        <w:spacing w:after="60"/>
+      </w:pPr>
+      <w:r>
+        <w:rPr>
+          <w:rFonts w:ascii="Calibri" w:cs="Calibri" w:eastAsia="Calibri" w:hAnsi="Calibri"/>
+          <w:sz w:val="22"/>
+          <w:szCs w:val="22"/>
+        </w:rPr>
+        <w:t xml:space="preserve">Own every business of a sector → +10 % income for that sector.</w:t>
+      </w:r>
+    </w:p>
+    <w:p>
+      <w:pPr>
+        <w:pStyle w:val="ListParagraph"/>
+        <w:numPr>
+          <w:ilvl w:val="0"/>
+          <w:numId w:val="2"/>
+        </w:numPr>
+        <w:spacing w:after="60"/>
+      </w:pPr>
+      <w:r>
+        <w:rPr>
+          <w:rFonts w:ascii="Calibri" w:cs="Calibri" w:eastAsia="Calibri" w:hAnsi="Calibri"/>
+          <w:sz w:val="22"/>
+          <w:szCs w:val="22"/>
+        </w:rPr>
+        <w:t xml:space="preserve">Complete a luxury category (all watches, all cars…) → a badge on the profile and a small bonus.</w:t>
+      </w:r>
+    </w:p>
+    <w:p>
+      <w:pPr>
+        <w:keepNext/>
+        <w:spacing w:after="60" w:before="120"/>
+      </w:pPr>
+      <w:r>
+        <w:rPr>
+          <w:rFonts w:ascii="Calibri" w:cs="Calibri" w:eastAsia="Calibri" w:hAnsi="Calibri"/>
+          <w:b/>
+          <w:bCs/>
+          <w:sz w:val="22"/>
+          <w:szCs w:val="22"/>
+        </w:rPr>
+        <w:t xml:space="preserve">How</w:t>
+      </w:r>
+    </w:p>
+    <w:p>
+      <w:pPr>
+        <w:pStyle w:val="ListParagraph"/>
+        <w:numPr>
+          <w:ilvl w:val="0"/>
+          <w:numId w:val="2"/>
+        </w:numPr>
+        <w:spacing w:after="60"/>
+      </w:pPr>
+      <w:r>
+        <w:rPr>
+          <w:rFonts w:ascii="Calibri" w:cs="Calibri" w:eastAsia="Calibri" w:hAnsi="Calibri"/>
+          <w:sz w:val="22"/>
+          <w:szCs w:val="22"/>
+        </w:rPr>
+        <w:t xml:space="preserve">Backend: synergy and collection bonuses computed from what the company owns, included in incomePerSecond (and so in the /sync ceiling).</w:t>
+      </w:r>
+    </w:p>
+    <w:p>
+      <w:pPr>
+        <w:pStyle w:val="ListParagraph"/>
+        <w:numPr>
+          <w:ilvl w:val="0"/>
+          <w:numId w:val="2"/>
+        </w:numPr>
+        <w:spacing w:after="60"/>
+      </w:pPr>
+      <w:r>
+        <w:rPr>
+          <w:rFonts w:ascii="Calibri" w:cs="Calibri" w:eastAsia="Calibri" w:hAnsi="Calibri"/>
+          <w:sz w:val="22"/>
+          <w:szCs w:val="22"/>
+        </w:rPr>
+        <w:t xml:space="preserve">Frontend: sector progress on the businesses page; collection progress on the luxury page.</w:t>
+      </w:r>
+    </w:p>
+    <w:p>
+      <w:pPr>
+        <w:spacing w:after="80"/>
+      </w:pPr>
+      <w:r>
+        <w:rPr>
+          <w:rFonts w:ascii="Calibri" w:cs="Calibri" w:eastAsia="Calibri" w:hAnsi="Calibri"/>
+          <w:b/>
+          <w:bCs/>
+          <w:sz w:val="22"/>
+          <w:szCs w:val="22"/>
+        </w:rPr>
+        <w:t xml:space="preserve">Depends on: </w:t>
+      </w:r>
+      <w:r>
+        <w:rPr>
+          <w:rFonts w:ascii="Calibri" w:cs="Calibri" w:eastAsia="Calibri" w:hAnsi="Calibri"/>
+          <w:sz w:val="22"/>
+          <w:szCs w:val="22"/>
+        </w:rPr>
+        <w:t xml:space="preserve">None</w:t>
+      </w:r>
+    </w:p>
+    <w:p>
+      <w:pPr>
+        <w:pStyle w:val="Heading2"/>
+        <w:keepNext/>
+        <w:spacing w:after="120" w:before="320"/>
+      </w:pPr>
+      <w:r>
+        <w:rPr>
+          <w:rFonts w:ascii="Calibri" w:cs="Calibri" w:eastAsia="Calibri" w:hAnsi="Calibri"/>
+          <w:color w:val="4F46E5"/>
+        </w:rPr>
+        <w:t xml:space="preserve">Feature 16 — Stock market investing</w:t>
+      </w:r>
+    </w:p>
+    <w:p>
+      <w:pPr>
+        <w:keepNext/>
+        <w:spacing w:after="120"/>
+      </w:pPr>
+      <w:r>
+        <w:rPr>
+          <w:rFonts w:ascii="Calibri" w:cs="Calibri" w:eastAsia="Calibri" w:hAnsi="Calibri"/>
+          <w:color w:val="64748B"/>
+          <w:sz w:val="20"/>
+          <w:szCs w:val="20"/>
+        </w:rPr>
+        <w:t xml:space="preserve">Economy  ·  </w:t>
+      </w:r>
+      <w:r>
+        <w:rPr>
+          <w:rFonts w:ascii="Calibri" w:cs="Calibri" w:eastAsia="Calibri" w:hAnsi="Calibri"/>
+          <w:b/>
+          <w:bCs/>
+          <w:color w:val="B45309"/>
+          <w:sz w:val="20"/>
+          <w:szCs w:val="20"/>
+        </w:rPr>
+        <w:t xml:space="preserve">Priority: Medium</w:t>
+      </w:r>
+      <w:r>
+        <w:rPr>
+          <w:rFonts w:ascii="Calibri" w:cs="Calibri" w:eastAsia="Calibri" w:hAnsi="Calibri"/>
+          <w:color w:val="64748B"/>
+          <w:sz w:val="20"/>
+          <w:szCs w:val="20"/>
+        </w:rPr>
+        <w:t xml:space="preserve">  ·  Effort: Medium (1–2 weeks)</w:t>
+      </w:r>
       <w:r>
         <w:rPr>
           <w:rFonts w:ascii="Calibri" w:cs="Calibri" w:eastAsia="Calibri" w:hAnsi="Calibri"/>
@@ -5146,13 +7639,13 @@
           <w:sz w:val="22"/>
           <w:szCs w:val="22"/>
         </w:rPr>
-        <w:t xml:space="preserve">Players can see their own profile, but not anyone else's. Looking at the leaders' luxury collections is a strong motivator.</w:t>
+        <w:t xml:space="preserve">A place to put spare cash with risk and reward, and a reason to check the app several times a day.</w:t>
       </w:r>
     </w:p>
     <w:p>
       <w:pPr>
         <w:keepNext/>
-        <w:spacing w:after="60" w:before="80"/>
+        <w:spacing w:after="60" w:before="120"/>
       </w:pPr>
       <w:r>
         <w:rPr>
@@ -5180,7 +7673,7 @@
           <w:sz w:val="22"/>
           <w:szCs w:val="22"/>
         </w:rPr>
-        <w:t xml:space="preserve">Click a name on the leaderboard to open that player's public profile: company, prestige, all-time earnings, achievements and luxury collection.</w:t>
+        <w:t xml:space="preserve">10–15 fictional listed companies whose share price moves every few minutes.</w:t>
       </w:r>
     </w:p>
     <w:p>
@@ -5198,13 +7691,31 @@
           <w:sz w:val="22"/>
           <w:szCs w:val="22"/>
         </w:rPr>
-        <w:t xml:space="preserve">Private fields (email, cash) stay hidden.</w:t>
+        <w:t xml:space="preserve">Buy and sell shares with cash; prices follow trends and sector news (ties in with random events).</w:t>
+      </w:r>
+    </w:p>
+    <w:p>
+      <w:pPr>
+        <w:pStyle w:val="ListParagraph"/>
+        <w:numPr>
+          <w:ilvl w:val="0"/>
+          <w:numId w:val="2"/>
+        </w:numPr>
+        <w:spacing w:after="60"/>
+      </w:pPr>
+      <w:r>
+        <w:rPr>
+          <w:rFonts w:ascii="Calibri" w:cs="Calibri" w:eastAsia="Calibri" w:hAnsi="Calibri"/>
+          <w:sz w:val="22"/>
+          <w:szCs w:val="22"/>
+        </w:rPr>
+        <w:t xml:space="preserve">Dividends for long-term holders.</w:t>
       </w:r>
     </w:p>
     <w:p>
       <w:pPr>
         <w:keepNext/>
-        <w:spacing w:after="60" w:before="80"/>
+        <w:spacing w:after="60" w:before="120"/>
       </w:pPr>
       <w:r>
         <w:rPr>
@@ -5232,7 +7743,7 @@
           <w:sz w:val="22"/>
           <w:szCs w:val="22"/>
         </w:rPr>
-        <w:t xml:space="preserve">Backend: GET /api/players/{username} returning public fields only (the profile query already builds most of them).</w:t>
+        <w:t xml:space="preserve">Backend: prices generated from a seed per time window (same approach as the loan offers — identical for every player, nothing stored per tick); holdings per company; buy/sell endpoints; holdings counted in net worth.</w:t>
       </w:r>
     </w:p>
     <w:p>
@@ -5250,7 +7761,7 @@
           <w:sz w:val="22"/>
           <w:szCs w:val="22"/>
         </w:rPr>
-        <w:t xml:space="preserve">Frontend: a /players/:username page reusing the profile components.</w:t>
+        <w:t xml:space="preserve">Frontend: a Market page with small price charts.</w:t>
       </w:r>
     </w:p>
     <w:p>
@@ -5287,7 +7798,7 @@
           <w:rFonts w:ascii="Calibri" w:cs="Calibri" w:eastAsia="Calibri" w:hAnsi="Calibri"/>
           <w:color w:val="4F46E5"/>
         </w:rPr>
-        <w:t xml:space="preserve">Feature 8 — Leaderboard upgrades</w:t>
+        <w:t xml:space="preserve">Feature 17 — Translated game content</w:t>
       </w:r>
     </w:p>
     <w:p>
@@ -5302,7 +7813,7 @@
           <w:sz w:val="20"/>
           <w:szCs w:val="20"/>
         </w:rPr>
-        <w:t xml:space="preserve">Social  ·  </w:t>
+        <w:t xml:space="preserve">Platform  ·  </w:t>
       </w:r>
       <w:r>
         <w:rPr>
@@ -5322,7 +7833,7 @@
           <w:sz w:val="20"/>
           <w:szCs w:val="20"/>
         </w:rPr>
-        <w:t xml:space="preserve">  ·  Effort: Small (days)</w:t>
+        <w:t xml:space="preserve">  ·  Effort: Medium (1–2 weeks)</w:t>
       </w:r>
     </w:p>
     <w:p>
@@ -5345,13 +7856,13 @@
           <w:sz w:val="22"/>
           <w:szCs w:val="22"/>
         </w:rPr>
-        <w:t xml:space="preserve">Today there is one global top 50. Smaller, closer competitions motivate more players.</w:t>
+        <w:t xml:space="preserve">The interface is in English, French and Arabic, but business, asset and luxury names and descriptions still come from the database in English.</w:t>
       </w:r>
     </w:p>
     <w:p>
       <w:pPr>
         <w:keepNext/>
-        <w:spacing w:after="60" w:before="80"/>
+        <w:spacing w:after="60" w:before="120"/>
       </w:pPr>
       <w:r>
         <w:rPr>
@@ -5379,7 +7890,7 @@
           <w:sz w:val="22"/>
           <w:szCs w:val="22"/>
         </w:rPr>
-        <w:t xml:space="preserve">Tabs: Global, My country, This week (seasonal reset of a weekly score).</w:t>
+        <w:t xml:space="preserve">Catalogue and luxury names and descriptions in all three languages.</w:t>
       </w:r>
     </w:p>
     <w:p>
@@ -5397,13 +7908,13 @@
           <w:sz w:val="22"/>
           <w:szCs w:val="22"/>
         </w:rPr>
-        <w:t xml:space="preserve">Always show the player's own rank, even outside the top 50.</w:t>
+        <w:t xml:space="preserve">The admin catalogue and luxury editors get a field per language.</w:t>
       </w:r>
     </w:p>
     <w:p>
       <w:pPr>
         <w:keepNext/>
-        <w:spacing w:after="60" w:before="80"/>
+        <w:spacing w:after="60" w:before="120"/>
       </w:pPr>
       <w:r>
         <w:rPr>
@@ -5431,7 +7942,7 @@
           <w:sz w:val="22"/>
           <w:szCs w:val="22"/>
         </w:rPr>
-        <w:t xml:space="preserve">Backend: filter by country (already stored), a weekly earnings column reset by a scheduled job; the rank query already exists for the profile.</w:t>
+        <w:t xml:space="preserve">Backend: translation columns (or a translations table) on the catalogue and luxury tables; the API returns the text for the language the client asks for (Accept-Language).</w:t>
       </w:r>
     </w:p>
     <w:p>
@@ -5449,7 +7960,7 @@
           <w:sz w:val="22"/>
           <w:szCs w:val="22"/>
         </w:rPr>
-        <w:t xml:space="preserve">Frontend: tabs and a pinned "You" row on the leaderboard page.</w:t>
+        <w:t xml:space="preserve">Frontend: send the current language with each request; extra fields in the admin editors.</w:t>
       </w:r>
     </w:p>
     <w:p>
@@ -5486,7 +7997,7 @@
           <w:rFonts w:ascii="Calibri" w:cs="Calibri" w:eastAsia="Calibri" w:hAnsi="Calibri"/>
           <w:color w:val="4F46E5"/>
         </w:rPr>
-        <w:t xml:space="preserve">Feature 9 — Onboarding tutorial</w:t>
+        <w:t xml:space="preserve">Feature 18 — Bank deposits and credit score</w:t>
       </w:r>
     </w:p>
     <w:p>
@@ -5501,27 +8012,38 @@
           <w:sz w:val="20"/>
           <w:szCs w:val="20"/>
         </w:rPr>
-        <w:t xml:space="preserve">Platform  ·  </w:t>
-      </w:r>
-      <w:r>
-        <w:rPr>
-          <w:rFonts w:ascii="Calibri" w:cs="Calibri" w:eastAsia="Calibri" w:hAnsi="Calibri"/>
-          <w:b/>
-          <w:bCs/>
-          <w:color w:val="B45309"/>
-          <w:sz w:val="20"/>
-          <w:szCs w:val="20"/>
-        </w:rPr>
-        <w:t xml:space="preserve">Priority: Medium</w:t>
-      </w:r>
-      <w:r>
-        <w:rPr>
-          <w:rFonts w:ascii="Calibri" w:cs="Calibri" w:eastAsia="Calibri" w:hAnsi="Calibri"/>
+        <w:t xml:space="preserve">Economy  ·  </w:t>
+      </w:r>
+      <w:r>
+        <w:rPr>
+          <w:rFonts w:ascii="Calibri" w:cs="Calibri" w:eastAsia="Calibri" w:hAnsi="Calibri"/>
+          <w:b/>
+          <w:bCs/>
           <w:color w:val="64748B"/>
           <w:sz w:val="20"/>
           <w:szCs w:val="20"/>
         </w:rPr>
-        <w:t xml:space="preserve">  ·  Effort: Small (days)</w:t>
+        <w:t xml:space="preserve">Priority: Low</w:t>
+      </w:r>
+      <w:r>
+        <w:rPr>
+          <w:rFonts w:ascii="Calibri" w:cs="Calibri" w:eastAsia="Calibri" w:hAnsi="Calibri"/>
+          <w:color w:val="64748B"/>
+          <w:sz w:val="20"/>
+          <w:szCs w:val="20"/>
+        </w:rPr>
+        <w:t xml:space="preserve">  ·  Effort: Medium (1–2 weeks)</w:t>
+      </w:r>
+      <w:r>
+        <w:rPr>
+          <w:rFonts w:ascii="Calibri" w:cs="Calibri" w:eastAsia="Calibri" w:hAnsi="Calibri"/>
+          <w:b/>
+          <w:bCs/>
+          <w:color w:val="4F46E5"/>
+          <w:sz w:val="20"/>
+          <w:szCs w:val="20"/>
+        </w:rPr>
+        <w:t xml:space="preserve">  ·  New</w:t>
       </w:r>
     </w:p>
     <w:p>
@@ -5544,13 +8066,13 @@
           <w:sz w:val="22"/>
           <w:szCs w:val="22"/>
         </w:rPr>
-        <w:t xml:space="preserve">New players do not know what prestige, assets, levels, managers or offline income mean.</w:t>
+        <w:t xml:space="preserve">Loans are shipped. The other half of a bank — saving — and a reward for paying on time would make the bank a long-term part of the game.</w:t>
       </w:r>
     </w:p>
     <w:p>
       <w:pPr>
         <w:keepNext/>
-        <w:spacing w:after="60" w:before="80"/>
+        <w:spacing w:after="60" w:before="120"/>
       </w:pPr>
       <w:r>
         <w:rPr>
@@ -5578,7 +8100,7 @@
           <w:sz w:val="22"/>
           <w:szCs w:val="22"/>
         </w:rPr>
-        <w:t xml:space="preserve">A short guided first session: open your first business, buy an asset, level it up, hire a manager, learn about prestige.</w:t>
+        <w:t xml:space="preserve">Deposit cash for 6, 12 or 24 hours at a fixed interest; withdrawing early loses the interest.</w:t>
       </w:r>
     </w:p>
     <w:p>
@@ -5596,13 +8118,13 @@
           <w:sz w:val="22"/>
           <w:szCs w:val="22"/>
         </w:rPr>
-        <w:t xml:space="preserve">Can be skipped and replayed from the profile.</w:t>
+        <w:t xml:space="preserve">A credit score per player: on-time repayments raise it and unlock bigger amounts and lower rates; missed payments lower it.</w:t>
       </w:r>
     </w:p>
     <w:p>
       <w:pPr>
         <w:keepNext/>
-        <w:spacing w:after="60" w:before="80"/>
+        <w:spacing w:after="60" w:before="120"/>
       </w:pPr>
       <w:r>
         <w:rPr>
@@ -5630,7 +8152,25 @@
           <w:sz w:val="22"/>
           <w:szCs w:val="22"/>
         </w:rPr>
-        <w:t xml:space="preserve">Frontend only: a step-by-step overlay pointing at real buttons; progress kept per player; texts in all three languages.</w:t>
+        <w:t xml:space="preserve">Backend: a Deposit entity on the company, paid out on /sync or /state like loan installments; a credit score updated when installments are collected; offers filtered by score.</w:t>
+      </w:r>
+    </w:p>
+    <w:p>
+      <w:pPr>
+        <w:pStyle w:val="ListParagraph"/>
+        <w:numPr>
+          <w:ilvl w:val="0"/>
+          <w:numId w:val="2"/>
+        </w:numPr>
+        <w:spacing w:after="60"/>
+      </w:pPr>
+      <w:r>
+        <w:rPr>
+          <w:rFonts w:ascii="Calibri" w:cs="Calibri" w:eastAsia="Calibri" w:hAnsi="Calibri"/>
+          <w:sz w:val="22"/>
+          <w:szCs w:val="22"/>
+        </w:rPr>
+        <w:t xml:space="preserve">Frontend: a Deposits tab and a score gauge on the Bank page; deposits in the admin Loans page.</w:t>
       </w:r>
     </w:p>
     <w:p>
@@ -5667,7 +8207,7 @@
           <w:rFonts w:ascii="Calibri" w:cs="Calibri" w:eastAsia="Calibri" w:hAnsi="Calibri"/>
           <w:color w:val="4F46E5"/>
         </w:rPr>
-        <w:t xml:space="preserve">Feature 10 — Manager upgrades</w:t>
+        <w:t xml:space="preserve">Feature 19 — Limited-time luxury drops</w:t>
       </w:r>
     </w:p>
     <w:p>
@@ -5682,26 +8222,26 @@
           <w:sz w:val="20"/>
           <w:szCs w:val="20"/>
         </w:rPr>
-        <w:t xml:space="preserve">Core gameplay  ·  </w:t>
-      </w:r>
-      <w:r>
-        <w:rPr>
-          <w:rFonts w:ascii="Calibri" w:cs="Calibri" w:eastAsia="Calibri" w:hAnsi="Calibri"/>
-          <w:b/>
-          <w:bCs/>
-          <w:color w:val="B45309"/>
-          <w:sz w:val="20"/>
-          <w:szCs w:val="20"/>
-        </w:rPr>
-        <w:t xml:space="preserve">Priority: Medium</w:t>
-      </w:r>
-      <w:r>
-        <w:rPr>
-          <w:rFonts w:ascii="Calibri" w:cs="Calibri" w:eastAsia="Calibri" w:hAnsi="Calibri"/>
+        <w:t xml:space="preserve">Engagement  ·  </w:t>
+      </w:r>
+      <w:r>
+        <w:rPr>
+          <w:rFonts w:ascii="Calibri" w:cs="Calibri" w:eastAsia="Calibri" w:hAnsi="Calibri"/>
+          <w:b/>
+          <w:bCs/>
           <w:color w:val="64748B"/>
           <w:sz w:val="20"/>
           <w:szCs w:val="20"/>
         </w:rPr>
+        <w:t xml:space="preserve">Priority: Low</w:t>
+      </w:r>
+      <w:r>
+        <w:rPr>
+          <w:rFonts w:ascii="Calibri" w:cs="Calibri" w:eastAsia="Calibri" w:hAnsi="Calibri"/>
+          <w:color w:val="64748B"/>
+          <w:sz w:val="20"/>
+          <w:szCs w:val="20"/>
+        </w:rPr>
         <w:t xml:space="preserve">  ·  Effort: Small (days)</w:t>
       </w:r>
       <w:r>
@@ -5736,13 +8276,13 @@
           <w:sz w:val="22"/>
           <w:szCs w:val="22"/>
         </w:rPr>
-        <w:t xml:space="preserve">Managers work 4-hour shifts and must be rehired one by one. With many businesses this becomes a chore.</w:t>
+        <w:t xml:space="preserve">Luxury items are always available, so there is no urgency. A rare item for a few days creates excitement and status.</w:t>
       </w:r>
     </w:p>
     <w:p>
       <w:pPr>
         <w:keepNext/>
-        <w:spacing w:after="60" w:before="80"/>
+        <w:spacing w:after="60" w:before="120"/>
       </w:pPr>
       <w:r>
         <w:rPr>
@@ -5770,7 +8310,7 @@
           <w:sz w:val="22"/>
           <w:szCs w:val="22"/>
         </w:rPr>
-        <w:t xml:space="preserve">"Hire all" button: one manager for every business that has none, at the total price.</w:t>
+        <w:t xml:space="preserve">An admin schedules an item to be on sale for a limited time ("Only this weekend"), optionally priced in diamonds.</w:t>
       </w:r>
     </w:p>
     <w:p>
@@ -5788,7 +8328,23 @@
           <w:sz w:val="22"/>
           <w:szCs w:val="22"/>
         </w:rPr>
-        <w:t xml:space="preserve">Longer shifts to buy (8 h, 12 h) at a higher price.</w:t>
+        <w:t xml:space="preserve">Owners get a "Limited edition" mark on their profile.</w:t>
+      </w:r>
+    </w:p>
+    <w:p>
+      <w:pPr>
+        <w:keepNext/>
+        <w:spacing w:after="60" w:before="120"/>
+      </w:pPr>
+      <w:r>
+        <w:rPr>
+          <w:rFonts w:ascii="Calibri" w:cs="Calibri" w:eastAsia="Calibri" w:hAnsi="Calibri"/>
+          <w:b/>
+          <w:bCs/>
+          <w:sz w:val="22"/>
+          <w:szCs w:val="22"/>
+        </w:rPr>
+        <w:t xml:space="preserve">How</w:t>
       </w:r>
     </w:p>
     <w:p>
@@ -5806,23 +8362,7 @@
           <w:sz w:val="22"/>
           <w:szCs w:val="22"/>
         </w:rPr>
-        <w:t xml:space="preserve">Optional auto-renew: the shift restarts automatically if the cash is there.</w:t>
-      </w:r>
-    </w:p>
-    <w:p>
-      <w:pPr>
-        <w:keepNext/>
-        <w:spacing w:after="60" w:before="80"/>
-      </w:pPr>
-      <w:r>
-        <w:rPr>
-          <w:rFonts w:ascii="Calibri" w:cs="Calibri" w:eastAsia="Calibri" w:hAnsi="Calibri"/>
-          <w:b/>
-          <w:bCs/>
-          <w:sz w:val="22"/>
-          <w:szCs w:val="22"/>
-        </w:rPr>
-        <w:t xml:space="preserve">How</w:t>
+        <w:t xml:space="preserve">Backend: AvailableFrom / AvailableUntil on luxury_catalogue, checked by the buy rule; set from the admin luxury editor.</w:t>
       </w:r>
     </w:p>
     <w:p>
@@ -5840,25 +8380,7 @@
           <w:sz w:val="22"/>
           <w:szCs w:val="22"/>
         </w:rPr>
-        <w:t xml:space="preserve">Backend: shift length as a parameter of the hire rule; a batch endpoint; auto-renew applied when /state credits offline time.</w:t>
-      </w:r>
-    </w:p>
-    <w:p>
-      <w:pPr>
-        <w:pStyle w:val="ListParagraph"/>
-        <w:numPr>
-          <w:ilvl w:val="0"/>
-          <w:numId w:val="2"/>
-        </w:numPr>
-        <w:spacing w:after="60"/>
-      </w:pPr>
-      <w:r>
-        <w:rPr>
-          <w:rFonts w:ascii="Calibri" w:cs="Calibri" w:eastAsia="Calibri" w:hAnsi="Calibri"/>
-          <w:sz w:val="22"/>
-          <w:szCs w:val="22"/>
-        </w:rPr>
-        <w:t xml:space="preserve">Frontend: options in the manage-business dialog and a "Hire all" action on the dashboard.</w:t>
+        <w:t xml:space="preserve">Frontend: a countdown badge in the luxury shop.</w:t>
       </w:r>
     </w:p>
     <w:p>
@@ -5895,7 +8417,7 @@
           <w:rFonts w:ascii="Calibri" w:cs="Calibri" w:eastAsia="Calibri" w:hAnsi="Calibri"/>
           <w:color w:val="4F46E5"/>
         </w:rPr>
-        <w:t xml:space="preserve">Feature 11 — Random events</w:t>
+        <w:t xml:space="preserve">Feature 20 — Statistics and charts</w:t>
       </w:r>
     </w:p>
     <w:p>
@@ -5910,26 +8432,26 @@
           <w:sz w:val="20"/>
           <w:szCs w:val="20"/>
         </w:rPr>
-        <w:t xml:space="preserve">Engagement  ·  </w:t>
-      </w:r>
-      <w:r>
-        <w:rPr>
-          <w:rFonts w:ascii="Calibri" w:cs="Calibri" w:eastAsia="Calibri" w:hAnsi="Calibri"/>
-          <w:b/>
-          <w:bCs/>
-          <w:color w:val="B45309"/>
-          <w:sz w:val="20"/>
-          <w:szCs w:val="20"/>
-        </w:rPr>
-        <w:t xml:space="preserve">Priority: Medium</w:t>
-      </w:r>
-      <w:r>
-        <w:rPr>
-          <w:rFonts w:ascii="Calibri" w:cs="Calibri" w:eastAsia="Calibri" w:hAnsi="Calibri"/>
+        <w:t xml:space="preserve">Platform  ·  </w:t>
+      </w:r>
+      <w:r>
+        <w:rPr>
+          <w:rFonts w:ascii="Calibri" w:cs="Calibri" w:eastAsia="Calibri" w:hAnsi="Calibri"/>
+          <w:b/>
+          <w:bCs/>
           <w:color w:val="64748B"/>
           <w:sz w:val="20"/>
           <w:szCs w:val="20"/>
         </w:rPr>
+        <w:t xml:space="preserve">Priority: Low</w:t>
+      </w:r>
+      <w:r>
+        <w:rPr>
+          <w:rFonts w:ascii="Calibri" w:cs="Calibri" w:eastAsia="Calibri" w:hAnsi="Calibri"/>
+          <w:color w:val="64748B"/>
+          <w:sz w:val="20"/>
+          <w:szCs w:val="20"/>
+        </w:rPr>
         <w:t xml:space="preserve">  ·  Effort: Medium (1–2 weeks)</w:t>
       </w:r>
     </w:p>
@@ -5953,13 +8475,13 @@
           <w:sz w:val="22"/>
           <w:szCs w:val="22"/>
         </w:rPr>
-        <w:t xml:space="preserve">Breaks the routine and creates moments worth reacting to.</w:t>
+        <w:t xml:space="preserve">Seeing growth is satisfying and helps players plan.</w:t>
       </w:r>
     </w:p>
     <w:p>
       <w:pPr>
         <w:keepNext/>
-        <w:spacing w:after="60" w:before="80"/>
+        <w:spacing w:after="60" w:before="120"/>
       </w:pPr>
       <w:r>
         <w:rPr>
@@ -5987,7 +8509,23 @@
           <w:sz w:val="22"/>
           <w:szCs w:val="22"/>
         </w:rPr>
-        <w:t xml:space="preserve">Temporary events: "Market boom — Stock Market ×2 for 10 min", "Fuel crisis — Transport −20 %", "Tax inspection — pay 5 % or risk a fine".</w:t>
+        <w:t xml:space="preserve">Charts: income per second over time, earnings per business, net worth history, loans repaid.</w:t>
+      </w:r>
+    </w:p>
+    <w:p>
+      <w:pPr>
+        <w:keepNext/>
+        <w:spacing w:after="60" w:before="120"/>
+      </w:pPr>
+      <w:r>
+        <w:rPr>
+          <w:rFonts w:ascii="Calibri" w:cs="Calibri" w:eastAsia="Calibri" w:hAnsi="Calibri"/>
+          <w:b/>
+          <w:bCs/>
+          <w:sz w:val="22"/>
+          <w:szCs w:val="22"/>
+        </w:rPr>
+        <w:t xml:space="preserve">How</w:t>
       </w:r>
     </w:p>
     <w:p>
@@ -6005,23 +8543,7 @@
           <w:sz w:val="22"/>
           <w:szCs w:val="22"/>
         </w:rPr>
-        <w:t xml:space="preserve">Some are good, some bad, some are choices.</w:t>
-      </w:r>
-    </w:p>
-    <w:p>
-      <w:pPr>
-        <w:keepNext/>
-        <w:spacing w:after="60" w:before="80"/>
-      </w:pPr>
-      <w:r>
-        <w:rPr>
-          <w:rFonts w:ascii="Calibri" w:cs="Calibri" w:eastAsia="Calibri" w:hAnsi="Calibri"/>
-          <w:b/>
-          <w:bCs/>
-          <w:sz w:val="22"/>
-          <w:szCs w:val="22"/>
-        </w:rPr>
-        <w:t xml:space="preserve">How</w:t>
+        <w:t xml:space="preserve">Backend: periodic snapshots of key numbers per company.</w:t>
       </w:r>
     </w:p>
     <w:p>
@@ -6039,25 +8561,7 @@
           <w:sz w:val="22"/>
           <w:szCs w:val="22"/>
         </w:rPr>
-        <w:t xml:space="preserve">Backend: active event stored on the company with start/end; income formula applies its multiplier; the /sync ceiling must include it.</w:t>
-      </w:r>
-    </w:p>
-    <w:p>
-      <w:pPr>
-        <w:pStyle w:val="ListParagraph"/>
-        <w:numPr>
-          <w:ilvl w:val="0"/>
-          <w:numId w:val="2"/>
-        </w:numPr>
-        <w:spacing w:after="60"/>
-      </w:pPr>
-      <w:r>
-        <w:rPr>
-          <w:rFonts w:ascii="Calibri" w:cs="Calibri" w:eastAsia="Calibri" w:hAnsi="Calibri"/>
-          <w:sz w:val="22"/>
-          <w:szCs w:val="22"/>
-        </w:rPr>
-        <w:t xml:space="preserve">Frontend: an event banner with a countdown.</w:t>
+        <w:t xml:space="preserve">Frontend: a Stats page with charts.</w:t>
       </w:r>
     </w:p>
     <w:p>
@@ -6094,7 +8598,7 @@
           <w:rFonts w:ascii="Calibri" w:cs="Calibri" w:eastAsia="Calibri" w:hAnsi="Calibri"/>
           <w:color w:val="4F46E5"/>
         </w:rPr>
-        <w:t xml:space="preserve">Feature 12 — Prestige perks</w:t>
+        <w:t xml:space="preserve">Feature 21 — Dark mode</w:t>
       </w:r>
     </w:p>
     <w:p>
@@ -6109,38 +8613,27 @@
           <w:sz w:val="20"/>
           <w:szCs w:val="20"/>
         </w:rPr>
-        <w:t xml:space="preserve">Core gameplay  ·  </w:t>
-      </w:r>
-      <w:r>
-        <w:rPr>
-          <w:rFonts w:ascii="Calibri" w:cs="Calibri" w:eastAsia="Calibri" w:hAnsi="Calibri"/>
-          <w:b/>
-          <w:bCs/>
-          <w:color w:val="B45309"/>
-          <w:sz w:val="20"/>
-          <w:szCs w:val="20"/>
-        </w:rPr>
-        <w:t xml:space="preserve">Priority: Medium</w:t>
-      </w:r>
-      <w:r>
-        <w:rPr>
-          <w:rFonts w:ascii="Calibri" w:cs="Calibri" w:eastAsia="Calibri" w:hAnsi="Calibri"/>
+        <w:t xml:space="preserve">Platform  ·  </w:t>
+      </w:r>
+      <w:r>
+        <w:rPr>
+          <w:rFonts w:ascii="Calibri" w:cs="Calibri" w:eastAsia="Calibri" w:hAnsi="Calibri"/>
+          <w:b/>
+          <w:bCs/>
           <w:color w:val="64748B"/>
           <w:sz w:val="20"/>
           <w:szCs w:val="20"/>
         </w:rPr>
-        <w:t xml:space="preserve">  ·  Effort: Medium (1–2 weeks)</w:t>
-      </w:r>
-      <w:r>
-        <w:rPr>
-          <w:rFonts w:ascii="Calibri" w:cs="Calibri" w:eastAsia="Calibri" w:hAnsi="Calibri"/>
-          <w:b/>
-          <w:bCs/>
-          <w:color w:val="4F46E5"/>
+        <w:t xml:space="preserve">Priority: Low</w:t>
+      </w:r>
+      <w:r>
+        <w:rPr>
+          <w:rFonts w:ascii="Calibri" w:cs="Calibri" w:eastAsia="Calibri" w:hAnsi="Calibri"/>
+          <w:color w:val="64748B"/>
           <w:sz w:val="20"/>
           <w:szCs w:val="20"/>
         </w:rPr>
-        <w:t xml:space="preserve">  ·  New</w:t>
+        <w:t xml:space="preserve">  ·  Effort: Small (days)</w:t>
       </w:r>
     </w:p>
     <w:p>
@@ -6163,13 +8656,13 @@
           <w:sz w:val="22"/>
           <w:szCs w:val="22"/>
         </w:rPr>
-        <w:t xml:space="preserve">Prestige now only raises the multiplier. A choice at each level makes every prestige feel different and lets players build a strategy.</w:t>
+        <w:t xml:space="preserve">Many players play at night.</w:t>
       </w:r>
     </w:p>
     <w:p>
       <w:pPr>
         <w:keepNext/>
-        <w:spacing w:after="60" w:before="80"/>
+        <w:spacing w:after="60" w:before="120"/>
       </w:pPr>
       <w:r>
         <w:rPr>
@@ -6197,7 +8690,23 @@
           <w:sz w:val="22"/>
           <w:szCs w:val="22"/>
         </w:rPr>
-        <w:t xml:space="preserve">Each prestige grants a perk point to spend in a small tree.</w:t>
+        <w:t xml:space="preserve">Light / dark / system toggle next to the language picker.</w:t>
+      </w:r>
+    </w:p>
+    <w:p>
+      <w:pPr>
+        <w:keepNext/>
+        <w:spacing w:after="60" w:before="120"/>
+      </w:pPr>
+      <w:r>
+        <w:rPr>
+          <w:rFonts w:ascii="Calibri" w:cs="Calibri" w:eastAsia="Calibri" w:hAnsi="Calibri"/>
+          <w:b/>
+          <w:bCs/>
+          <w:sz w:val="22"/>
+          <w:szCs w:val="22"/>
+        </w:rPr>
+        <w:t xml:space="preserve">How</w:t>
       </w:r>
     </w:p>
     <w:p>
@@ -6215,59 +8724,7 @@
           <w:sz w:val="22"/>
           <w:szCs w:val="22"/>
         </w:rPr>
-        <w:t xml:space="preserve">Examples: offline cap 4 h → 6 h, managers 20 % cheaper, +10 % asset income, level-ups 10 % cheaper.</w:t>
-      </w:r>
-    </w:p>
-    <w:p>
-      <w:pPr>
-        <w:keepNext/>
-        <w:spacing w:after="60" w:before="80"/>
-      </w:pPr>
-      <w:r>
-        <w:rPr>
-          <w:rFonts w:ascii="Calibri" w:cs="Calibri" w:eastAsia="Calibri" w:hAnsi="Calibri"/>
-          <w:b/>
-          <w:bCs/>
-          <w:sz w:val="22"/>
-          <w:szCs w:val="22"/>
-        </w:rPr>
-        <w:t xml:space="preserve">How</w:t>
-      </w:r>
-    </w:p>
-    <w:p>
-      <w:pPr>
-        <w:pStyle w:val="ListParagraph"/>
-        <w:numPr>
-          <w:ilvl w:val="0"/>
-          <w:numId w:val="2"/>
-        </w:numPr>
-        <w:spacing w:after="60"/>
-      </w:pPr>
-      <w:r>
-        <w:rPr>
-          <w:rFonts w:ascii="Calibri" w:cs="Calibri" w:eastAsia="Calibri" w:hAnsi="Calibri"/>
-          <w:sz w:val="22"/>
-          <w:szCs w:val="22"/>
-        </w:rPr>
-        <w:t xml:space="preserve">Backend: perks as rules in code (like achievements), chosen perks per company, applied in the income, offline and price formulas; POST /api/game/perks/{code}.</w:t>
-      </w:r>
-    </w:p>
-    <w:p>
-      <w:pPr>
-        <w:pStyle w:val="ListParagraph"/>
-        <w:numPr>
-          <w:ilvl w:val="0"/>
-          <w:numId w:val="2"/>
-        </w:numPr>
-        <w:spacing w:after="60"/>
-      </w:pPr>
-      <w:r>
-        <w:rPr>
-          <w:rFonts w:ascii="Calibri" w:cs="Calibri" w:eastAsia="Calibri" w:hAnsi="Calibri"/>
-          <w:sz w:val="22"/>
-          <w:szCs w:val="22"/>
-        </w:rPr>
-        <w:t xml:space="preserve">Frontend: a perk tree on the dashboard after prestige.</w:t>
+        <w:t xml:space="preserve">Frontend only: the design system already uses colour tokens in styles.scss, so dark mode is a second set of token values.</w:t>
       </w:r>
     </w:p>
     <w:p>
@@ -6304,7 +8761,7 @@
           <w:rFonts w:ascii="Calibri" w:cs="Calibri" w:eastAsia="Calibri" w:hAnsi="Calibri"/>
           <w:color w:val="4F46E5"/>
         </w:rPr>
-        <w:t xml:space="preserve">Feature 13 — Sector synergies and luxury collections</w:t>
+        <w:t xml:space="preserve">Feature 22 — Admin announcements and audit log</w:t>
       </w:r>
     </w:p>
     <w:p>
@@ -6319,38 +8776,27 @@
           <w:sz w:val="20"/>
           <w:szCs w:val="20"/>
         </w:rPr>
-        <w:t xml:space="preserve">Economy  ·  </w:t>
-      </w:r>
-      <w:r>
-        <w:rPr>
-          <w:rFonts w:ascii="Calibri" w:cs="Calibri" w:eastAsia="Calibri" w:hAnsi="Calibri"/>
-          <w:b/>
-          <w:bCs/>
-          <w:color w:val="B45309"/>
-          <w:sz w:val="20"/>
-          <w:szCs w:val="20"/>
-        </w:rPr>
-        <w:t xml:space="preserve">Priority: Medium</w:t>
-      </w:r>
-      <w:r>
-        <w:rPr>
-          <w:rFonts w:ascii="Calibri" w:cs="Calibri" w:eastAsia="Calibri" w:hAnsi="Calibri"/>
+        <w:t xml:space="preserve">Admin &amp; content  ·  </w:t>
+      </w:r>
+      <w:r>
+        <w:rPr>
+          <w:rFonts w:ascii="Calibri" w:cs="Calibri" w:eastAsia="Calibri" w:hAnsi="Calibri"/>
+          <w:b/>
+          <w:bCs/>
           <w:color w:val="64748B"/>
           <w:sz w:val="20"/>
           <w:szCs w:val="20"/>
         </w:rPr>
-        <w:t xml:space="preserve">  ·  Effort: Medium (1–2 weeks)</w:t>
-      </w:r>
-      <w:r>
-        <w:rPr>
-          <w:rFonts w:ascii="Calibri" w:cs="Calibri" w:eastAsia="Calibri" w:hAnsi="Calibri"/>
-          <w:b/>
-          <w:bCs/>
-          <w:color w:val="4F46E5"/>
+        <w:t xml:space="preserve">Priority: Low</w:t>
+      </w:r>
+      <w:r>
+        <w:rPr>
+          <w:rFonts w:ascii="Calibri" w:cs="Calibri" w:eastAsia="Calibri" w:hAnsi="Calibri"/>
+          <w:color w:val="64748B"/>
           <w:sz w:val="20"/>
           <w:szCs w:val="20"/>
         </w:rPr>
-        <w:t xml:space="preserve">  ·  New</w:t>
+        <w:t xml:space="preserve">  ·  Effort: Small (days)</w:t>
       </w:r>
     </w:p>
     <w:p>
@@ -6373,13 +8819,13 @@
           <w:sz w:val="22"/>
           <w:szCs w:val="22"/>
         </w:rPr>
-        <w:t xml:space="preserve">Gives a reason to own whole sets instead of only the best-paying businesses, and gives luxury items a goal beyond status.</w:t>
+        <w:t xml:space="preserve">Admins can change cash, reset players, forgive loans and edit the catalogue, but there is no trace of who did what, and no way to tell players about an update.</w:t>
       </w:r>
     </w:p>
     <w:p>
       <w:pPr>
         <w:keepNext/>
-        <w:spacing w:after="60" w:before="80"/>
+        <w:spacing w:after="60" w:before="120"/>
       </w:pPr>
       <w:r>
         <w:rPr>
@@ -6407,7 +8853,7 @@
           <w:sz w:val="22"/>
           <w:szCs w:val="22"/>
         </w:rPr>
-        <w:t xml:space="preserve">Own every business of a sector → +10 % income for that sector.</w:t>
+        <w:t xml:space="preserve">An announcement banner shown to every player (e.g. "New businesses added!"), set from the admin panel.</w:t>
       </w:r>
     </w:p>
     <w:p>
@@ -6425,13 +8871,13 @@
           <w:sz w:val="22"/>
           <w:szCs w:val="22"/>
         </w:rPr>
-        <w:t xml:space="preserve">Complete a luxury category (all watches, all cars…) → a badge on the profile and a small bonus.</w:t>
+        <w:t xml:space="preserve">An audit log of admin actions: cash changes, resets, role changes, forgiven loans, catalogue and luxury edits.</w:t>
       </w:r>
     </w:p>
     <w:p>
       <w:pPr>
         <w:keepNext/>
-        <w:spacing w:after="60" w:before="80"/>
+        <w:spacing w:after="60" w:before="120"/>
       </w:pPr>
       <w:r>
         <w:rPr>
@@ -6459,7 +8905,7 @@
           <w:sz w:val="22"/>
           <w:szCs w:val="22"/>
         </w:rPr>
-        <w:t xml:space="preserve">Backend: synergy and collection bonuses computed from what the company owns, included in incomePerSecond (and so in the /sync ceiling).</w:t>
+        <w:t xml:space="preserve">Backend: announcements and admin_audit tables; every admin endpoint writes an audit row.</w:t>
       </w:r>
     </w:p>
     <w:p>
@@ -6477,7 +8923,7 @@
           <w:sz w:val="22"/>
           <w:szCs w:val="22"/>
         </w:rPr>
-        <w:t xml:space="preserve">Frontend: sector progress on the businesses page; collection progress on the luxury page.</w:t>
+        <w:t xml:space="preserve">Frontend: a banner in the game layout; a log page in the admin panel.</w:t>
       </w:r>
     </w:p>
     <w:p>
@@ -6514,7 +8960,7 @@
           <w:rFonts w:ascii="Calibri" w:cs="Calibri" w:eastAsia="Calibri" w:hAnsi="Calibri"/>
           <w:color w:val="4F46E5"/>
         </w:rPr>
-        <w:t xml:space="preserve">Feature 14 — Translated game content</w:t>
+        <w:t xml:space="preserve">Feature 23 — Player marketplace</w:t>
       </w:r>
     </w:p>
     <w:p>
@@ -6529,38 +8975,27 @@
           <w:sz w:val="20"/>
           <w:szCs w:val="20"/>
         </w:rPr>
-        <w:t xml:space="preserve">Platform  ·  </w:t>
-      </w:r>
-      <w:r>
-        <w:rPr>
-          <w:rFonts w:ascii="Calibri" w:cs="Calibri" w:eastAsia="Calibri" w:hAnsi="Calibri"/>
-          <w:b/>
-          <w:bCs/>
-          <w:color w:val="B45309"/>
-          <w:sz w:val="20"/>
-          <w:szCs w:val="20"/>
-        </w:rPr>
-        <w:t xml:space="preserve">Priority: Medium</w:t>
-      </w:r>
-      <w:r>
-        <w:rPr>
-          <w:rFonts w:ascii="Calibri" w:cs="Calibri" w:eastAsia="Calibri" w:hAnsi="Calibri"/>
+        <w:t xml:space="preserve">Economy  ·  </w:t>
+      </w:r>
+      <w:r>
+        <w:rPr>
+          <w:rFonts w:ascii="Calibri" w:cs="Calibri" w:eastAsia="Calibri" w:hAnsi="Calibri"/>
+          <w:b/>
+          <w:bCs/>
           <w:color w:val="64748B"/>
           <w:sz w:val="20"/>
           <w:szCs w:val="20"/>
         </w:rPr>
-        <w:t xml:space="preserve">  ·  Effort: Medium (1–2 weeks)</w:t>
-      </w:r>
-      <w:r>
-        <w:rPr>
-          <w:rFonts w:ascii="Calibri" w:cs="Calibri" w:eastAsia="Calibri" w:hAnsi="Calibri"/>
-          <w:b/>
-          <w:bCs/>
-          <w:color w:val="4F46E5"/>
+        <w:t xml:space="preserve">Priority: Low</w:t>
+      </w:r>
+      <w:r>
+        <w:rPr>
+          <w:rFonts w:ascii="Calibri" w:cs="Calibri" w:eastAsia="Calibri" w:hAnsi="Calibri"/>
+          <w:color w:val="64748B"/>
           <w:sz w:val="20"/>
           <w:szCs w:val="20"/>
         </w:rPr>
-        <w:t xml:space="preserve">  ·  New</w:t>
+        <w:t xml:space="preserve">  ·  Effort: Large (weeks)</w:t>
       </w:r>
     </w:p>
     <w:p>
@@ -6583,13 +9018,13 @@
           <w:sz w:val="22"/>
           <w:szCs w:val="22"/>
         </w:rPr>
-        <w:t xml:space="preserve">The interface is now in English, French and Arabic, but business, asset and luxury names and descriptions still come from the database in English.</w:t>
+        <w:t xml:space="preserve">Lets players trade businesses with each other — a social economy instead of closing a business at a 10 % loss.</w:t>
       </w:r>
     </w:p>
     <w:p>
       <w:pPr>
         <w:keepNext/>
-        <w:spacing w:after="60" w:before="80"/>
+        <w:spacing w:after="60" w:before="120"/>
       </w:pPr>
       <w:r>
         <w:rPr>
@@ -6617,7 +9052,7 @@
           <w:sz w:val="22"/>
           <w:szCs w:val="22"/>
         </w:rPr>
-        <w:t xml:space="preserve">Catalogue and luxury names and descriptions in all three languages.</w:t>
+        <w:t xml:space="preserve">List an owned business for sale at an asking price; other players browse and buy it with its assets and level.</w:t>
       </w:r>
     </w:p>
     <w:p>
@@ -6635,13 +9070,13 @@
           <w:sz w:val="22"/>
           <w:szCs w:val="22"/>
         </w:rPr>
-        <w:t xml:space="preserve">The admin catalogue editor gets a field per language.</w:t>
+        <w:t xml:space="preserve">A small market fee goes to "the house".</w:t>
       </w:r>
     </w:p>
     <w:p>
       <w:pPr>
         <w:keepNext/>
-        <w:spacing w:after="60" w:before="80"/>
+        <w:spacing w:after="60" w:before="120"/>
       </w:pPr>
       <w:r>
         <w:rPr>
@@ -6669,7 +9104,7 @@
           <w:sz w:val="22"/>
           <w:szCs w:val="22"/>
         </w:rPr>
-        <w:t xml:space="preserve">Backend: translation columns (or a translations table) on the catalogue and luxury tables; the API returns the text for the language the client asks for (Accept-Language).</w:t>
+        <w:t xml:space="preserve">Backend: half-modelled already (Business.ListForSale, AskingPrice, Company.ListBusinessForSale). Needs the buyer side, a transfer between two aggregates in one transaction, and endpoints. Decide what happens to a running manager shift.</w:t>
       </w:r>
     </w:p>
     <w:p>
@@ -6687,7 +9122,7 @@
           <w:sz w:val="22"/>
           <w:szCs w:val="22"/>
         </w:rPr>
-        <w:t xml:space="preserve">Frontend: send the current language with each request; extra fields in the admin editor.</w:t>
+        <w:t xml:space="preserve">Frontend: a "Market" page and a "Sell" action in manage-business.</w:t>
       </w:r>
     </w:p>
     <w:p>
@@ -6724,7 +9159,7 @@
           <w:rFonts w:ascii="Calibri" w:cs="Calibri" w:eastAsia="Calibri" w:hAnsi="Calibri"/>
           <w:color w:val="4F46E5"/>
         </w:rPr>
-        <w:t xml:space="preserve">Feature 15 — Statistics and charts</w:t>
+        <w:t xml:space="preserve">Feature 24 — Friends and alliances</w:t>
       </w:r>
     </w:p>
     <w:p>
@@ -6739,7 +9174,7 @@
           <w:sz w:val="20"/>
           <w:szCs w:val="20"/>
         </w:rPr>
-        <w:t xml:space="preserve">Platform  ·  </w:t>
+        <w:t xml:space="preserve">Social  ·  </w:t>
       </w:r>
       <w:r>
         <w:rPr>
@@ -6759,7 +9194,7 @@
           <w:sz w:val="20"/>
           <w:szCs w:val="20"/>
         </w:rPr>
-        <w:t xml:space="preserve">  ·  Effort: Medium (1–2 weeks)</w:t>
+        <w:t xml:space="preserve">  ·  Effort: Large (weeks)</w:t>
       </w:r>
     </w:p>
     <w:p>
@@ -6782,13 +9217,13 @@
           <w:sz w:val="22"/>
           <w:szCs w:val="22"/>
         </w:rPr>
-        <w:t xml:space="preserve">Seeing growth is satisfying and helps players plan.</w:t>
+        <w:t xml:space="preserve">Social pressure and cooperation keep players around longer.</w:t>
       </w:r>
     </w:p>
     <w:p>
       <w:pPr>
         <w:keepNext/>
-        <w:spacing w:after="60" w:before="80"/>
+        <w:spacing w:after="60" w:before="120"/>
       </w:pPr>
       <w:r>
         <w:rPr>
@@ -6816,13 +9251,13 @@
           <w:sz w:val="22"/>
           <w:szCs w:val="22"/>
         </w:rPr>
-        <w:t xml:space="preserve">Charts: income per second over time, earnings per business, net worth history.</w:t>
+        <w:t xml:space="preserve">Add friends and compare progress; form alliances (guilds) with a shared weekly goal and a group reward.</w:t>
       </w:r>
     </w:p>
     <w:p>
       <w:pPr>
         <w:keepNext/>
-        <w:spacing w:after="60" w:before="80"/>
+        <w:spacing w:after="60" w:before="120"/>
       </w:pPr>
       <w:r>
         <w:rPr>
@@ -6850,7 +9285,7 @@
           <w:sz w:val="22"/>
           <w:szCs w:val="22"/>
         </w:rPr>
-        <w:t xml:space="preserve">Backend: periodic snapshots of key numbers per company.</w:t>
+        <w:t xml:space="preserve">Backend: friendships and alliances tables, invitations, alliance goal progress.</w:t>
       </w:r>
     </w:p>
     <w:p>
@@ -6868,7 +9303,7 @@
           <w:sz w:val="22"/>
           <w:szCs w:val="22"/>
         </w:rPr>
-        <w:t xml:space="preserve">Frontend: a Stats page with charts.</w:t>
+        <w:t xml:space="preserve">Frontend: Friends and Alliance pages.</w:t>
       </w:r>
     </w:p>
     <w:p>
@@ -6891,7 +9326,32 @@
           <w:sz w:val="22"/>
           <w:szCs w:val="22"/>
         </w:rPr>
-        <w:t xml:space="preserve">None</w:t>
+        <w:t xml:space="preserve">Public player profiles</w:t>
+      </w:r>
+    </w:p>
+    <w:p>
+      <w:pPr>
+        <w:pStyle w:val="Heading1"/>
+        <w:pageBreakBefore/>
+      </w:pPr>
+      <w:r>
+        <w:rPr>
+          <w:rFonts w:ascii="Calibri" w:cs="Calibri" w:eastAsia="Calibri" w:hAnsi="Calibri"/>
+        </w:rPr>
+        <w:t xml:space="preserve">Diamonds (premium currency)</w:t>
+      </w:r>
+    </w:p>
+    <w:p>
+      <w:pPr>
+        <w:spacing w:after="120"/>
+      </w:pPr>
+      <w:r>
+        <w:rPr>
+          <w:rFonts w:ascii="Calibri" w:cs="Calibri" w:eastAsia="Calibri" w:hAnsi="Calibri"/>
+          <w:sz w:val="22"/>
+          <w:szCs w:val="22"/>
+        </w:rPr>
+        <w:t xml:space="preserve">A separate part for the idea of a second currency. "Diamonds" is used below; "coins" or "gems" work the same way. The idea: players earn diamonds slowly — mostly by watching ads — and spend them on things that save time or show status. Cash stays the main currency for businesses, levels, prestige, luxury and the bank.</w:t>
       </w:r>
     </w:p>
     <w:p>
@@ -6905,46 +9365,16 @@
           <w:rFonts w:ascii="Calibri" w:cs="Calibri" w:eastAsia="Calibri" w:hAnsi="Calibri"/>
           <w:color w:val="4F46E5"/>
         </w:rPr>
-        <w:t xml:space="preserve">Feature 16 — Dark mode</w:t>
-      </w:r>
-    </w:p>
-    <w:p>
-      <w:pPr>
-        <w:keepNext/>
-        <w:spacing w:after="120"/>
-      </w:pPr>
-      <w:r>
-        <w:rPr>
-          <w:rFonts w:ascii="Calibri" w:cs="Calibri" w:eastAsia="Calibri" w:hAnsi="Calibri"/>
-          <w:color w:val="64748B"/>
-          <w:sz w:val="20"/>
-          <w:szCs w:val="20"/>
-        </w:rPr>
-        <w:t xml:space="preserve">Platform  ·  </w:t>
-      </w:r>
-      <w:r>
-        <w:rPr>
-          <w:rFonts w:ascii="Calibri" w:cs="Calibri" w:eastAsia="Calibri" w:hAnsi="Calibri"/>
-          <w:b/>
-          <w:bCs/>
-          <w:color w:val="64748B"/>
-          <w:sz w:val="20"/>
-          <w:szCs w:val="20"/>
-        </w:rPr>
-        <w:t xml:space="preserve">Priority: Low</w:t>
-      </w:r>
-      <w:r>
-        <w:rPr>
-          <w:rFonts w:ascii="Calibri" w:cs="Calibri" w:eastAsia="Calibri" w:hAnsi="Calibri"/>
-          <w:color w:val="64748B"/>
-          <w:sz w:val="20"/>
-          <w:szCs w:val="20"/>
-        </w:rPr>
-        <w:t xml:space="preserve">  ·  Effort: Small (days)</w:t>
-      </w:r>
-    </w:p>
-    <w:p>
-      <w:pPr>
+        <w:t xml:space="preserve">1. Golden rules</w:t>
+      </w:r>
+    </w:p>
+    <w:p>
+      <w:pPr>
+        <w:pStyle w:val="ListParagraph"/>
+        <w:numPr>
+          <w:ilvl w:val="0"/>
+          <w:numId w:val="2"/>
+        </w:numPr>
         <w:spacing w:after="80"/>
       </w:pPr>
       <w:r>
@@ -6955,87 +9385,24 @@
           <w:sz w:val="22"/>
           <w:szCs w:val="22"/>
         </w:rPr>
-        <w:t xml:space="preserve">Why: </w:t>
-      </w:r>
-      <w:r>
-        <w:rPr>
-          <w:rFonts w:ascii="Calibri" w:cs="Calibri" w:eastAsia="Calibri" w:hAnsi="Calibri"/>
-          <w:sz w:val="22"/>
-          <w:szCs w:val="22"/>
-        </w:rPr>
-        <w:t xml:space="preserve">Many players play at night.</w:t>
-      </w:r>
-    </w:p>
-    <w:p>
-      <w:pPr>
-        <w:keepNext/>
-        <w:spacing w:after="60" w:before="80"/>
-      </w:pPr>
-      <w:r>
-        <w:rPr>
-          <w:rFonts w:ascii="Calibri" w:cs="Calibri" w:eastAsia="Calibri" w:hAnsi="Calibri"/>
-          <w:b/>
-          <w:bCs/>
-          <w:sz w:val="22"/>
-          <w:szCs w:val="22"/>
-        </w:rPr>
-        <w:t xml:space="preserve">What it does</w:t>
-      </w:r>
-    </w:p>
-    <w:p>
-      <w:pPr>
-        <w:pStyle w:val="ListParagraph"/>
-        <w:numPr>
-          <w:ilvl w:val="0"/>
-          <w:numId w:val="2"/>
-        </w:numPr>
-        <w:spacing w:after="60"/>
-      </w:pPr>
-      <w:r>
-        <w:rPr>
-          <w:rFonts w:ascii="Calibri" w:cs="Calibri" w:eastAsia="Calibri" w:hAnsi="Calibri"/>
-          <w:sz w:val="22"/>
-          <w:szCs w:val="22"/>
-        </w:rPr>
-        <w:t xml:space="preserve">Light / dark / system toggle next to the language picker.</w:t>
-      </w:r>
-    </w:p>
-    <w:p>
-      <w:pPr>
-        <w:keepNext/>
-        <w:spacing w:after="60" w:before="80"/>
-      </w:pPr>
-      <w:r>
-        <w:rPr>
-          <w:rFonts w:ascii="Calibri" w:cs="Calibri" w:eastAsia="Calibri" w:hAnsi="Calibri"/>
-          <w:b/>
-          <w:bCs/>
-          <w:sz w:val="22"/>
-          <w:szCs w:val="22"/>
-        </w:rPr>
-        <w:t xml:space="preserve">How</w:t>
-      </w:r>
-    </w:p>
-    <w:p>
-      <w:pPr>
-        <w:pStyle w:val="ListParagraph"/>
-        <w:numPr>
-          <w:ilvl w:val="0"/>
-          <w:numId w:val="2"/>
-        </w:numPr>
-        <w:spacing w:after="60"/>
-      </w:pPr>
-      <w:r>
-        <w:rPr>
-          <w:rFonts w:ascii="Calibri" w:cs="Calibri" w:eastAsia="Calibri" w:hAnsi="Calibri"/>
-          <w:sz w:val="22"/>
-          <w:szCs w:val="22"/>
-        </w:rPr>
-        <w:t xml:space="preserve">Frontend only: the design system already uses colour tokens in styles.scss, so dark mode is a second set of token values.</w:t>
-      </w:r>
-    </w:p>
-    <w:p>
-      <w:pPr>
+        <w:t xml:space="preserve">Diamonds buy time and style, not rank. </w:t>
+      </w:r>
+      <w:r>
+        <w:rPr>
+          <w:rFonts w:ascii="Calibri" w:cs="Calibri" w:eastAsia="Calibri" w:hAnsi="Calibri"/>
+          <w:sz w:val="22"/>
+          <w:szCs w:val="22"/>
+        </w:rPr>
+        <w:t xml:space="preserve">Never sell cash or all-time earnings for diamonds directly. A player who watches ads (or pays) should progress a bit faster, but the leaderboard must stay winnable without them.</w:t>
+      </w:r>
+    </w:p>
+    <w:p>
+      <w:pPr>
+        <w:pStyle w:val="ListParagraph"/>
+        <w:numPr>
+          <w:ilvl w:val="0"/>
+          <w:numId w:val="2"/>
+        </w:numPr>
         <w:spacing w:after="80"/>
       </w:pPr>
       <w:r>
@@ -7046,15 +9413,71 @@
           <w:sz w:val="22"/>
           <w:szCs w:val="22"/>
         </w:rPr>
-        <w:t xml:space="preserve">Depends on: </w:t>
-      </w:r>
-      <w:r>
-        <w:rPr>
-          <w:rFonts w:ascii="Calibri" w:cs="Calibri" w:eastAsia="Calibri" w:hAnsi="Calibri"/>
-          <w:sz w:val="22"/>
-          <w:szCs w:val="22"/>
-        </w:rPr>
-        <w:t xml:space="preserve">None</w:t>
+        <w:t xml:space="preserve">Rare and easy to read. </w:t>
+      </w:r>
+      <w:r>
+        <w:rPr>
+          <w:rFonts w:ascii="Calibri" w:cs="Calibri" w:eastAsia="Calibri" w:hAnsi="Calibri"/>
+          <w:sz w:val="22"/>
+          <w:szCs w:val="22"/>
+        </w:rPr>
+        <w:t xml:space="preserve">Small numbers (5, 20, 100) are easier to value than millions. Show the balance next to cash with a 💎 icon.</w:t>
+      </w:r>
+    </w:p>
+    <w:p>
+      <w:pPr>
+        <w:pStyle w:val="ListParagraph"/>
+        <w:numPr>
+          <w:ilvl w:val="0"/>
+          <w:numId w:val="2"/>
+        </w:numPr>
+        <w:spacing w:after="80"/>
+      </w:pPr>
+      <w:r>
+        <w:rPr>
+          <w:rFonts w:ascii="Calibri" w:cs="Calibri" w:eastAsia="Calibri" w:hAnsi="Calibri"/>
+          <w:b/>
+          <w:bCs/>
+          <w:sz w:val="22"/>
+          <w:szCs w:val="22"/>
+        </w:rPr>
+        <w:t xml:space="preserve">The server is the only source of truth. </w:t>
+      </w:r>
+      <w:r>
+        <w:rPr>
+          <w:rFonts w:ascii="Calibri" w:cs="Calibri" w:eastAsia="Calibri" w:hAnsi="Calibri"/>
+          <w:sz w:val="22"/>
+          <w:szCs w:val="22"/>
+        </w:rPr>
+        <w:t xml:space="preserve">Diamonds are never simulated by the client. Every gain and every spend is a row in a ledger, so cheating and bugs can be traced and an admin can correct them.</w:t>
+      </w:r>
+    </w:p>
+    <w:p>
+      <w:pPr>
+        <w:pStyle w:val="ListParagraph"/>
+        <w:numPr>
+          <w:ilvl w:val="0"/>
+          <w:numId w:val="2"/>
+        </w:numPr>
+        <w:spacing w:after="80"/>
+      </w:pPr>
+      <w:r>
+        <w:rPr>
+          <w:rFonts w:ascii="Calibri" w:cs="Calibri" w:eastAsia="Calibri" w:hAnsi="Calibri"/>
+          <w:b/>
+          <w:bCs/>
+          <w:sz w:val="22"/>
+          <w:szCs w:val="22"/>
+        </w:rPr>
+        <w:t xml:space="preserve">A daily cap on ads. </w:t>
+      </w:r>
+      <w:r>
+        <w:rPr>
+          <w:rFonts w:ascii="Calibri" w:cs="Calibri" w:eastAsia="Calibri" w:hAnsi="Calibri"/>
+          <w:sz w:val="22"/>
+          <w:szCs w:val="22"/>
+        </w:rPr>
+        <w:t xml:space="preserve">For example 10 rewarded ads per day: players do not burn out, and the ad network does not see it as spam.</w:t>
       </w:r>
     </w:p>
     <w:p>
@@ -7068,57 +9491,16 @@
           <w:rFonts w:ascii="Calibri" w:cs="Calibri" w:eastAsia="Calibri" w:hAnsi="Calibri"/>
           <w:color w:val="4F46E5"/>
         </w:rPr>
-        <w:t xml:space="preserve">Feature 17 — Admin announcements and audit log</w:t>
-      </w:r>
-    </w:p>
-    <w:p>
-      <w:pPr>
-        <w:keepNext/>
-        <w:spacing w:after="120"/>
-      </w:pPr>
-      <w:r>
-        <w:rPr>
-          <w:rFonts w:ascii="Calibri" w:cs="Calibri" w:eastAsia="Calibri" w:hAnsi="Calibri"/>
-          <w:color w:val="64748B"/>
-          <w:sz w:val="20"/>
-          <w:szCs w:val="20"/>
-        </w:rPr>
-        <w:t xml:space="preserve">Admin &amp; content  ·  </w:t>
-      </w:r>
-      <w:r>
-        <w:rPr>
-          <w:rFonts w:ascii="Calibri" w:cs="Calibri" w:eastAsia="Calibri" w:hAnsi="Calibri"/>
-          <w:b/>
-          <w:bCs/>
-          <w:color w:val="64748B"/>
-          <w:sz w:val="20"/>
-          <w:szCs w:val="20"/>
-        </w:rPr>
-        <w:t xml:space="preserve">Priority: Low</w:t>
-      </w:r>
-      <w:r>
-        <w:rPr>
-          <w:rFonts w:ascii="Calibri" w:cs="Calibri" w:eastAsia="Calibri" w:hAnsi="Calibri"/>
-          <w:color w:val="64748B"/>
-          <w:sz w:val="20"/>
-          <w:szCs w:val="20"/>
-        </w:rPr>
-        <w:t xml:space="preserve">  ·  Effort: Small (days)</w:t>
-      </w:r>
-      <w:r>
-        <w:rPr>
-          <w:rFonts w:ascii="Calibri" w:cs="Calibri" w:eastAsia="Calibri" w:hAnsi="Calibri"/>
-          <w:b/>
-          <w:bCs/>
-          <w:color w:val="4F46E5"/>
-          <w:sz w:val="20"/>
-          <w:szCs w:val="20"/>
-        </w:rPr>
-        <w:t xml:space="preserve">  ·  New</w:t>
-      </w:r>
-    </w:p>
-    <w:p>
-      <w:pPr>
+        <w:t xml:space="preserve">2. How players earn diamonds</w:t>
+      </w:r>
+    </w:p>
+    <w:p>
+      <w:pPr>
+        <w:pStyle w:val="ListParagraph"/>
+        <w:numPr>
+          <w:ilvl w:val="0"/>
+          <w:numId w:val="2"/>
+        </w:numPr>
         <w:spacing w:after="80"/>
       </w:pPr>
       <w:r>
@@ -7129,123 +9511,24 @@
           <w:sz w:val="22"/>
           <w:szCs w:val="22"/>
         </w:rPr>
-        <w:t xml:space="preserve">Why: </w:t>
-      </w:r>
-      <w:r>
-        <w:rPr>
-          <w:rFonts w:ascii="Calibri" w:cs="Calibri" w:eastAsia="Calibri" w:hAnsi="Calibri"/>
-          <w:sz w:val="22"/>
-          <w:szCs w:val="22"/>
-        </w:rPr>
-        <w:t xml:space="preserve">Admins can change cash, reset players and edit the catalogue, but there is no trace of who did what, and no way to tell players about an update.</w:t>
-      </w:r>
-    </w:p>
-    <w:p>
-      <w:pPr>
-        <w:keepNext/>
-        <w:spacing w:after="60" w:before="80"/>
-      </w:pPr>
-      <w:r>
-        <w:rPr>
-          <w:rFonts w:ascii="Calibri" w:cs="Calibri" w:eastAsia="Calibri" w:hAnsi="Calibri"/>
-          <w:b/>
-          <w:bCs/>
-          <w:sz w:val="22"/>
-          <w:szCs w:val="22"/>
-        </w:rPr>
-        <w:t xml:space="preserve">What it does</w:t>
-      </w:r>
-    </w:p>
-    <w:p>
-      <w:pPr>
-        <w:pStyle w:val="ListParagraph"/>
-        <w:numPr>
-          <w:ilvl w:val="0"/>
-          <w:numId w:val="2"/>
-        </w:numPr>
-        <w:spacing w:after="60"/>
-      </w:pPr>
-      <w:r>
-        <w:rPr>
-          <w:rFonts w:ascii="Calibri" w:cs="Calibri" w:eastAsia="Calibri" w:hAnsi="Calibri"/>
-          <w:sz w:val="22"/>
-          <w:szCs w:val="22"/>
-        </w:rPr>
-        <w:t xml:space="preserve">An announcement banner shown to every player (e.g. "New businesses added!"), set from the admin panel.</w:t>
-      </w:r>
-    </w:p>
-    <w:p>
-      <w:pPr>
-        <w:pStyle w:val="ListParagraph"/>
-        <w:numPr>
-          <w:ilvl w:val="0"/>
-          <w:numId w:val="2"/>
-        </w:numPr>
-        <w:spacing w:after="60"/>
-      </w:pPr>
-      <w:r>
-        <w:rPr>
-          <w:rFonts w:ascii="Calibri" w:cs="Calibri" w:eastAsia="Calibri" w:hAnsi="Calibri"/>
-          <w:sz w:val="22"/>
-          <w:szCs w:val="22"/>
-        </w:rPr>
-        <w:t xml:space="preserve">An audit log of admin actions: cash changes, resets, role changes, catalogue edits.</w:t>
-      </w:r>
-    </w:p>
-    <w:p>
-      <w:pPr>
-        <w:keepNext/>
-        <w:spacing w:after="60" w:before="80"/>
-      </w:pPr>
-      <w:r>
-        <w:rPr>
-          <w:rFonts w:ascii="Calibri" w:cs="Calibri" w:eastAsia="Calibri" w:hAnsi="Calibri"/>
-          <w:b/>
-          <w:bCs/>
-          <w:sz w:val="22"/>
-          <w:szCs w:val="22"/>
-        </w:rPr>
-        <w:t xml:space="preserve">How</w:t>
-      </w:r>
-    </w:p>
-    <w:p>
-      <w:pPr>
-        <w:pStyle w:val="ListParagraph"/>
-        <w:numPr>
-          <w:ilvl w:val="0"/>
-          <w:numId w:val="2"/>
-        </w:numPr>
-        <w:spacing w:after="60"/>
-      </w:pPr>
-      <w:r>
-        <w:rPr>
-          <w:rFonts w:ascii="Calibri" w:cs="Calibri" w:eastAsia="Calibri" w:hAnsi="Calibri"/>
-          <w:sz w:val="22"/>
-          <w:szCs w:val="22"/>
-        </w:rPr>
-        <w:t xml:space="preserve">Backend: announcements and admin_audit tables; every admin endpoint writes an audit row.</w:t>
-      </w:r>
-    </w:p>
-    <w:p>
-      <w:pPr>
-        <w:pStyle w:val="ListParagraph"/>
-        <w:numPr>
-          <w:ilvl w:val="0"/>
-          <w:numId w:val="2"/>
-        </w:numPr>
-        <w:spacing w:after="60"/>
-      </w:pPr>
-      <w:r>
-        <w:rPr>
-          <w:rFonts w:ascii="Calibri" w:cs="Calibri" w:eastAsia="Calibri" w:hAnsi="Calibri"/>
-          <w:sz w:val="22"/>
-          <w:szCs w:val="22"/>
-        </w:rPr>
-        <w:t xml:space="preserve">Frontend: a banner in the game layout; a log page in the admin panel.</w:t>
-      </w:r>
-    </w:p>
-    <w:p>
-      <w:pPr>
+        <w:t xml:space="preserve">Rewarded ads: </w:t>
+      </w:r>
+      <w:r>
+        <w:rPr>
+          <w:rFonts w:ascii="Calibri" w:cs="Calibri" w:eastAsia="Calibri" w:hAnsi="Calibri"/>
+          <w:sz w:val="22"/>
+          <w:szCs w:val="22"/>
+        </w:rPr>
+        <w:t xml:space="preserve">watch a 15–30 s ad → 5 💎, up to 10 times a day. The main source.</w:t>
+      </w:r>
+    </w:p>
+    <w:p>
+      <w:pPr>
+        <w:pStyle w:val="ListParagraph"/>
+        <w:numPr>
+          <w:ilvl w:val="0"/>
+          <w:numId w:val="2"/>
+        </w:numPr>
         <w:spacing w:after="80"/>
       </w:pPr>
       <w:r>
@@ -7256,15 +9539,155 @@
           <w:sz w:val="22"/>
           <w:szCs w:val="22"/>
         </w:rPr>
-        <w:t xml:space="preserve">Depends on: </w:t>
-      </w:r>
-      <w:r>
-        <w:rPr>
-          <w:rFonts w:ascii="Calibri" w:cs="Calibri" w:eastAsia="Calibri" w:hAnsi="Calibri"/>
-          <w:sz w:val="22"/>
-          <w:szCs w:val="22"/>
-        </w:rPr>
-        <w:t xml:space="preserve">None</w:t>
+        <w:t xml:space="preserve">"Double it" ad: </w:t>
+      </w:r>
+      <w:r>
+        <w:rPr>
+          <w:rFonts w:ascii="Calibri" w:cs="Calibri" w:eastAsia="Calibri" w:hAnsi="Calibri"/>
+          <w:sz w:val="22"/>
+          <w:szCs w:val="22"/>
+        </w:rPr>
+        <w:t xml:space="preserve">on the welcome-back popup, watch an ad to double the offline earnings. A classic idle-game ad that players like because it feels generous (it gives cash, not diamonds).</w:t>
+      </w:r>
+    </w:p>
+    <w:p>
+      <w:pPr>
+        <w:pStyle w:val="ListParagraph"/>
+        <w:numPr>
+          <w:ilvl w:val="0"/>
+          <w:numId w:val="2"/>
+        </w:numPr>
+        <w:spacing w:after="80"/>
+      </w:pPr>
+      <w:r>
+        <w:rPr>
+          <w:rFonts w:ascii="Calibri" w:cs="Calibri" w:eastAsia="Calibri" w:hAnsi="Calibri"/>
+          <w:b/>
+          <w:bCs/>
+          <w:sz w:val="22"/>
+          <w:szCs w:val="22"/>
+        </w:rPr>
+        <w:t xml:space="preserve">Daily streak: </w:t>
+      </w:r>
+      <w:r>
+        <w:rPr>
+          <w:rFonts w:ascii="Calibri" w:cs="Calibri" w:eastAsia="Calibri" w:hAnsi="Calibri"/>
+          <w:sz w:val="22"/>
+          <w:szCs w:val="22"/>
+        </w:rPr>
+        <w:t xml:space="preserve">day 7 of the login streak gives 20 💎.</w:t>
+      </w:r>
+    </w:p>
+    <w:p>
+      <w:pPr>
+        <w:pStyle w:val="ListParagraph"/>
+        <w:numPr>
+          <w:ilvl w:val="0"/>
+          <w:numId w:val="2"/>
+        </w:numPr>
+        <w:spacing w:after="80"/>
+      </w:pPr>
+      <w:r>
+        <w:rPr>
+          <w:rFonts w:ascii="Calibri" w:cs="Calibri" w:eastAsia="Calibri" w:hAnsi="Calibri"/>
+          <w:b/>
+          <w:bCs/>
+          <w:sz w:val="22"/>
+          <w:szCs w:val="22"/>
+        </w:rPr>
+        <w:t xml:space="preserve">Achievements and missions: </w:t>
+      </w:r>
+      <w:r>
+        <w:rPr>
+          <w:rFonts w:ascii="Calibri" w:cs="Calibri" w:eastAsia="Calibri" w:hAnsi="Calibri"/>
+          <w:sz w:val="22"/>
+          <w:szCs w:val="22"/>
+        </w:rPr>
+        <w:t xml:space="preserve">5–50 💎 depending on difficulty.</w:t>
+      </w:r>
+    </w:p>
+    <w:p>
+      <w:pPr>
+        <w:pStyle w:val="ListParagraph"/>
+        <w:numPr>
+          <w:ilvl w:val="0"/>
+          <w:numId w:val="2"/>
+        </w:numPr>
+        <w:spacing w:after="80"/>
+      </w:pPr>
+      <w:r>
+        <w:rPr>
+          <w:rFonts w:ascii="Calibri" w:cs="Calibri" w:eastAsia="Calibri" w:hAnsi="Calibri"/>
+          <w:b/>
+          <w:bCs/>
+          <w:sz w:val="22"/>
+          <w:szCs w:val="22"/>
+        </w:rPr>
+        <w:t xml:space="preserve">Prestige: </w:t>
+      </w:r>
+      <w:r>
+        <w:rPr>
+          <w:rFonts w:ascii="Calibri" w:cs="Calibri" w:eastAsia="Calibri" w:hAnsi="Calibri"/>
+          <w:sz w:val="22"/>
+          <w:szCs w:val="22"/>
+        </w:rPr>
+        <w:t xml:space="preserve">a one-time gift on each new prestige level (for example 25 💎 × the new level).</w:t>
+      </w:r>
+    </w:p>
+    <w:p>
+      <w:pPr>
+        <w:pStyle w:val="ListParagraph"/>
+        <w:numPr>
+          <w:ilvl w:val="0"/>
+          <w:numId w:val="2"/>
+        </w:numPr>
+        <w:spacing w:after="80"/>
+      </w:pPr>
+      <w:r>
+        <w:rPr>
+          <w:rFonts w:ascii="Calibri" w:cs="Calibri" w:eastAsia="Calibri" w:hAnsi="Calibri"/>
+          <w:b/>
+          <w:bCs/>
+          <w:sz w:val="22"/>
+          <w:szCs w:val="22"/>
+        </w:rPr>
+        <w:t xml:space="preserve">Weekly leaderboard: </w:t>
+      </w:r>
+      <w:r>
+        <w:rPr>
+          <w:rFonts w:ascii="Calibri" w:cs="Calibri" w:eastAsia="Calibri" w:hAnsi="Calibri"/>
+          <w:sz w:val="22"/>
+          <w:szCs w:val="22"/>
+        </w:rPr>
+        <w:t xml:space="preserve">the top 10 of the week get diamonds.</w:t>
+      </w:r>
+    </w:p>
+    <w:p>
+      <w:pPr>
+        <w:pStyle w:val="ListParagraph"/>
+        <w:numPr>
+          <w:ilvl w:val="0"/>
+          <w:numId w:val="2"/>
+        </w:numPr>
+        <w:spacing w:after="80"/>
+      </w:pPr>
+      <w:r>
+        <w:rPr>
+          <w:rFonts w:ascii="Calibri" w:cs="Calibri" w:eastAsia="Calibri" w:hAnsi="Calibri"/>
+          <w:b/>
+          <w:bCs/>
+          <w:sz w:val="22"/>
+          <w:szCs w:val="22"/>
+        </w:rPr>
+        <w:t xml:space="preserve">Purchase (later, optional): </w:t>
+      </w:r>
+      <w:r>
+        <w:rPr>
+          <w:rFonts w:ascii="Calibri" w:cs="Calibri" w:eastAsia="Calibri" w:hAnsi="Calibri"/>
+          <w:sz w:val="22"/>
+          <w:szCs w:val="22"/>
+        </w:rPr>
+        <w:t xml:space="preserve">diamond packs for real money — only once the ad version works, since it also means handling payments, taxes and refunds.</w:t>
       </w:r>
     </w:p>
     <w:p>
@@ -7278,46 +9701,32 @@
           <w:rFonts w:ascii="Calibri" w:cs="Calibri" w:eastAsia="Calibri" w:hAnsi="Calibri"/>
           <w:color w:val="4F46E5"/>
         </w:rPr>
-        <w:t xml:space="preserve">Feature 18 — Player marketplace</w:t>
+        <w:t xml:space="preserve">3. Where players spend diamonds — suggestions</w:t>
       </w:r>
     </w:p>
     <w:p>
       <w:pPr>
         <w:keepNext/>
-        <w:spacing w:after="120"/>
-      </w:pPr>
-      <w:r>
-        <w:rPr>
-          <w:rFonts w:ascii="Calibri" w:cs="Calibri" w:eastAsia="Calibri" w:hAnsi="Calibri"/>
-          <w:color w:val="64748B"/>
-          <w:sz w:val="20"/>
-          <w:szCs w:val="20"/>
-        </w:rPr>
-        <w:t xml:space="preserve">Economy  ·  </w:t>
-      </w:r>
-      <w:r>
-        <w:rPr>
-          <w:rFonts w:ascii="Calibri" w:cs="Calibri" w:eastAsia="Calibri" w:hAnsi="Calibri"/>
-          <w:b/>
-          <w:bCs/>
-          <w:color w:val="64748B"/>
-          <w:sz w:val="20"/>
-          <w:szCs w:val="20"/>
-        </w:rPr>
-        <w:t xml:space="preserve">Priority: Low</w:t>
-      </w:r>
-      <w:r>
-        <w:rPr>
-          <w:rFonts w:ascii="Calibri" w:cs="Calibri" w:eastAsia="Calibri" w:hAnsi="Calibri"/>
-          <w:color w:val="64748B"/>
-          <w:sz w:val="20"/>
-          <w:szCs w:val="20"/>
-        </w:rPr>
-        <w:t xml:space="preserve">  ·  Effort: Large (weeks)</w:t>
-      </w:r>
-    </w:p>
-    <w:p>
-      <w:pPr>
+        <w:spacing w:after="60" w:before="120"/>
+      </w:pPr>
+      <w:r>
+        <w:rPr>
+          <w:rFonts w:ascii="Calibri" w:cs="Calibri" w:eastAsia="Calibri" w:hAnsi="Calibri"/>
+          <w:b/>
+          <w:bCs/>
+          <w:sz w:val="22"/>
+          <w:szCs w:val="22"/>
+        </w:rPr>
+        <w:t xml:space="preserve">Time and income boosts (the main use in idle games)</w:t>
+      </w:r>
+    </w:p>
+    <w:p>
+      <w:pPr>
+        <w:pStyle w:val="ListParagraph"/>
+        <w:numPr>
+          <w:ilvl w:val="0"/>
+          <w:numId w:val="2"/>
+        </w:numPr>
         <w:spacing w:after="80"/>
       </w:pPr>
       <w:r>
@@ -7328,123 +9737,252 @@
           <w:sz w:val="22"/>
           <w:szCs w:val="22"/>
         </w:rPr>
-        <w:t xml:space="preserve">Why: </w:t>
-      </w:r>
-      <w:r>
-        <w:rPr>
-          <w:rFonts w:ascii="Calibri" w:cs="Calibri" w:eastAsia="Calibri" w:hAnsi="Calibri"/>
-          <w:sz w:val="22"/>
-          <w:szCs w:val="22"/>
-        </w:rPr>
-        <w:t xml:space="preserve">Lets players trade businesses with each other — a social economy instead of closing a business at a 10 % loss.</w:t>
+        <w:t xml:space="preserve">Income boost ×2 for 30 minutes — 20 💎. </w:t>
+      </w:r>
+      <w:r>
+        <w:rPr>
+          <w:rFonts w:ascii="Calibri" w:cs="Calibri" w:eastAsia="Calibri" w:hAnsi="Calibri"/>
+          <w:sz w:val="22"/>
+          <w:szCs w:val="22"/>
+        </w:rPr>
+        <w:t xml:space="preserve">Buying again adds time, never power (two boosts = 1 hour of ×2, not ×4).</w:t>
+      </w:r>
+    </w:p>
+    <w:p>
+      <w:pPr>
+        <w:pStyle w:val="ListParagraph"/>
+        <w:numPr>
+          <w:ilvl w:val="0"/>
+          <w:numId w:val="2"/>
+        </w:numPr>
+        <w:spacing w:after="80"/>
+      </w:pPr>
+      <w:r>
+        <w:rPr>
+          <w:rFonts w:ascii="Calibri" w:cs="Calibri" w:eastAsia="Calibri" w:hAnsi="Calibri"/>
+          <w:b/>
+          <w:bCs/>
+          <w:sz w:val="22"/>
+          <w:szCs w:val="22"/>
+        </w:rPr>
+        <w:t xml:space="preserve">Time skip — 30 💎. </w:t>
+      </w:r>
+      <w:r>
+        <w:rPr>
+          <w:rFonts w:ascii="Calibri" w:cs="Calibri" w:eastAsia="Calibri" w:hAnsi="Calibri"/>
+          <w:sz w:val="22"/>
+          <w:szCs w:val="22"/>
+        </w:rPr>
+        <w:t xml:space="preserve">Collect 1 hour of current income instantly (2 hours for 50 💎).</w:t>
+      </w:r>
+    </w:p>
+    <w:p>
+      <w:pPr>
+        <w:pStyle w:val="ListParagraph"/>
+        <w:numPr>
+          <w:ilvl w:val="0"/>
+          <w:numId w:val="2"/>
+        </w:numPr>
+        <w:spacing w:after="80"/>
+      </w:pPr>
+      <w:r>
+        <w:rPr>
+          <w:rFonts w:ascii="Calibri" w:cs="Calibri" w:eastAsia="Calibri" w:hAnsi="Calibri"/>
+          <w:b/>
+          <w:bCs/>
+          <w:sz w:val="22"/>
+          <w:szCs w:val="22"/>
+        </w:rPr>
+        <w:t xml:space="preserve">Longer offline cap — 40 💎. </w:t>
+      </w:r>
+      <w:r>
+        <w:rPr>
+          <w:rFonts w:ascii="Calibri" w:cs="Calibri" w:eastAsia="Calibri" w:hAnsi="Calibri"/>
+          <w:sz w:val="22"/>
+          <w:szCs w:val="22"/>
+        </w:rPr>
+        <w:t xml:space="preserve">The 4-hour offline cap becomes 8 hours for the next 24 hours.</w:t>
       </w:r>
     </w:p>
     <w:p>
       <w:pPr>
         <w:keepNext/>
-        <w:spacing w:after="60" w:before="80"/>
-      </w:pPr>
-      <w:r>
-        <w:rPr>
-          <w:rFonts w:ascii="Calibri" w:cs="Calibri" w:eastAsia="Calibri" w:hAnsi="Calibri"/>
-          <w:b/>
-          <w:bCs/>
-          <w:sz w:val="22"/>
-          <w:szCs w:val="22"/>
-        </w:rPr>
-        <w:t xml:space="preserve">What it does</w:t>
-      </w:r>
-    </w:p>
-    <w:p>
-      <w:pPr>
-        <w:pStyle w:val="ListParagraph"/>
-        <w:numPr>
-          <w:ilvl w:val="0"/>
-          <w:numId w:val="2"/>
-        </w:numPr>
-        <w:spacing w:after="60"/>
-      </w:pPr>
-      <w:r>
-        <w:rPr>
-          <w:rFonts w:ascii="Calibri" w:cs="Calibri" w:eastAsia="Calibri" w:hAnsi="Calibri"/>
-          <w:sz w:val="22"/>
-          <w:szCs w:val="22"/>
-        </w:rPr>
-        <w:t xml:space="preserve">List an owned business for sale at an asking price; other players browse and buy it with its assets and level.</w:t>
-      </w:r>
-    </w:p>
-    <w:p>
-      <w:pPr>
-        <w:pStyle w:val="ListParagraph"/>
-        <w:numPr>
-          <w:ilvl w:val="0"/>
-          <w:numId w:val="2"/>
-        </w:numPr>
-        <w:spacing w:after="60"/>
-      </w:pPr>
-      <w:r>
-        <w:rPr>
-          <w:rFonts w:ascii="Calibri" w:cs="Calibri" w:eastAsia="Calibri" w:hAnsi="Calibri"/>
-          <w:sz w:val="22"/>
-          <w:szCs w:val="22"/>
-        </w:rPr>
-        <w:t xml:space="preserve">A small market fee goes to "the house".</w:t>
+        <w:spacing w:after="60" w:before="120"/>
+      </w:pPr>
+      <w:r>
+        <w:rPr>
+          <w:rFonts w:ascii="Calibri" w:cs="Calibri" w:eastAsia="Calibri" w:hAnsi="Calibri"/>
+          <w:b/>
+          <w:bCs/>
+          <w:sz w:val="22"/>
+          <w:szCs w:val="22"/>
+        </w:rPr>
+        <w:t xml:space="preserve">Convenience</w:t>
+      </w:r>
+    </w:p>
+    <w:p>
+      <w:pPr>
+        <w:pStyle w:val="ListParagraph"/>
+        <w:numPr>
+          <w:ilvl w:val="0"/>
+          <w:numId w:val="2"/>
+        </w:numPr>
+        <w:spacing w:after="80"/>
+      </w:pPr>
+      <w:r>
+        <w:rPr>
+          <w:rFonts w:ascii="Calibri" w:cs="Calibri" w:eastAsia="Calibri" w:hAnsi="Calibri"/>
+          <w:b/>
+          <w:bCs/>
+          <w:sz w:val="22"/>
+          <w:szCs w:val="22"/>
+        </w:rPr>
+        <w:t xml:space="preserve">Manager overtime — 10 💎. </w:t>
+      </w:r>
+      <w:r>
+        <w:rPr>
+          <w:rFonts w:ascii="Calibri" w:cs="Calibri" w:eastAsia="Calibri" w:hAnsi="Calibri"/>
+          <w:sz w:val="22"/>
+          <w:szCs w:val="22"/>
+        </w:rPr>
+        <w:t xml:space="preserve">Extend every running manager shift by 4 hours in one tap.</w:t>
+      </w:r>
+    </w:p>
+    <w:p>
+      <w:pPr>
+        <w:pStyle w:val="ListParagraph"/>
+        <w:numPr>
+          <w:ilvl w:val="0"/>
+          <w:numId w:val="2"/>
+        </w:numPr>
+        <w:spacing w:after="80"/>
+      </w:pPr>
+      <w:r>
+        <w:rPr>
+          <w:rFonts w:ascii="Calibri" w:cs="Calibri" w:eastAsia="Calibri" w:hAnsi="Calibri"/>
+          <w:b/>
+          <w:bCs/>
+          <w:sz w:val="22"/>
+          <w:szCs w:val="22"/>
+        </w:rPr>
+        <w:t xml:space="preserve">Free level-up — 15 💎. </w:t>
+      </w:r>
+      <w:r>
+        <w:rPr>
+          <w:rFonts w:ascii="Calibri" w:cs="Calibri" w:eastAsia="Calibri" w:hAnsi="Calibri"/>
+          <w:sz w:val="22"/>
+          <w:szCs w:val="22"/>
+        </w:rPr>
+        <w:t xml:space="preserve">One level on any business without paying cash (a few per day at most).</w:t>
+      </w:r>
+    </w:p>
+    <w:p>
+      <w:pPr>
+        <w:pStyle w:val="ListParagraph"/>
+        <w:numPr>
+          <w:ilvl w:val="0"/>
+          <w:numId w:val="2"/>
+        </w:numPr>
+        <w:spacing w:after="80"/>
+      </w:pPr>
+      <w:r>
+        <w:rPr>
+          <w:rFonts w:ascii="Calibri" w:cs="Calibri" w:eastAsia="Calibri" w:hAnsi="Calibri"/>
+          <w:b/>
+          <w:bCs/>
+          <w:sz w:val="22"/>
+          <w:szCs w:val="22"/>
+        </w:rPr>
+        <w:t xml:space="preserve">Refresh loan offers — 10 💎. </w:t>
+      </w:r>
+      <w:r>
+        <w:rPr>
+          <w:rFonts w:ascii="Calibri" w:cs="Calibri" w:eastAsia="Calibri" w:hAnsi="Calibri"/>
+          <w:sz w:val="22"/>
+          <w:szCs w:val="22"/>
+        </w:rPr>
+        <w:t xml:space="preserve">Get 5 new bank offers now instead of waiting for the next 6-hour window.</w:t>
+      </w:r>
+    </w:p>
+    <w:p>
+      <w:pPr>
+        <w:pStyle w:val="ListParagraph"/>
+        <w:numPr>
+          <w:ilvl w:val="0"/>
+          <w:numId w:val="2"/>
+        </w:numPr>
+        <w:spacing w:after="80"/>
+      </w:pPr>
+      <w:r>
+        <w:rPr>
+          <w:rFonts w:ascii="Calibri" w:cs="Calibri" w:eastAsia="Calibri" w:hAnsi="Calibri"/>
+          <w:b/>
+          <w:bCs/>
+          <w:sz w:val="22"/>
+          <w:szCs w:val="22"/>
+        </w:rPr>
+        <w:t xml:space="preserve">Cancel a bank penalty — 25 💎. </w:t>
+      </w:r>
+      <w:r>
+        <w:rPr>
+          <w:rFonts w:ascii="Calibri" w:cs="Calibri" w:eastAsia="Calibri" w:hAnsi="Calibri"/>
+          <w:sz w:val="22"/>
+          <w:szCs w:val="22"/>
+        </w:rPr>
+        <w:t xml:space="preserve">Remove the last penalty added to the active loan.</w:t>
+      </w:r>
+    </w:p>
+    <w:p>
+      <w:pPr>
+        <w:pStyle w:val="ListParagraph"/>
+        <w:numPr>
+          <w:ilvl w:val="0"/>
+          <w:numId w:val="2"/>
+        </w:numPr>
+        <w:spacing w:after="80"/>
+      </w:pPr>
+      <w:r>
+        <w:rPr>
+          <w:rFonts w:ascii="Calibri" w:cs="Calibri" w:eastAsia="Calibri" w:hAnsi="Calibri"/>
+          <w:b/>
+          <w:bCs/>
+          <w:sz w:val="22"/>
+          <w:szCs w:val="22"/>
+        </w:rPr>
+        <w:t xml:space="preserve">Reroll a mission — 5 💎. </w:t>
+      </w:r>
+      <w:r>
+        <w:rPr>
+          <w:rFonts w:ascii="Calibri" w:cs="Calibri" w:eastAsia="Calibri" w:hAnsi="Calibri"/>
+          <w:sz w:val="22"/>
+          <w:szCs w:val="22"/>
+        </w:rPr>
+        <w:t xml:space="preserve">Swap a daily mission you do not like.</w:t>
       </w:r>
     </w:p>
     <w:p>
       <w:pPr>
         <w:keepNext/>
-        <w:spacing w:after="60" w:before="80"/>
-      </w:pPr>
-      <w:r>
-        <w:rPr>
-          <w:rFonts w:ascii="Calibri" w:cs="Calibri" w:eastAsia="Calibri" w:hAnsi="Calibri"/>
-          <w:b/>
-          <w:bCs/>
-          <w:sz w:val="22"/>
-          <w:szCs w:val="22"/>
-        </w:rPr>
-        <w:t xml:space="preserve">How</w:t>
-      </w:r>
-    </w:p>
-    <w:p>
-      <w:pPr>
-        <w:pStyle w:val="ListParagraph"/>
-        <w:numPr>
-          <w:ilvl w:val="0"/>
-          <w:numId w:val="2"/>
-        </w:numPr>
-        <w:spacing w:after="60"/>
-      </w:pPr>
-      <w:r>
-        <w:rPr>
-          <w:rFonts w:ascii="Calibri" w:cs="Calibri" w:eastAsia="Calibri" w:hAnsi="Calibri"/>
-          <w:sz w:val="22"/>
-          <w:szCs w:val="22"/>
-        </w:rPr>
-        <w:t xml:space="preserve">Backend: half-modelled already (Business.ListForSale, AskingPrice, Company.ListBusinessForSale). Needs the buyer side, a transfer between two aggregates in one transaction, and endpoints. Decide what happens to a running manager shift.</w:t>
-      </w:r>
-    </w:p>
-    <w:p>
-      <w:pPr>
-        <w:pStyle w:val="ListParagraph"/>
-        <w:numPr>
-          <w:ilvl w:val="0"/>
-          <w:numId w:val="2"/>
-        </w:numPr>
-        <w:spacing w:after="60"/>
-      </w:pPr>
-      <w:r>
-        <w:rPr>
-          <w:rFonts w:ascii="Calibri" w:cs="Calibri" w:eastAsia="Calibri" w:hAnsi="Calibri"/>
-          <w:sz w:val="22"/>
-          <w:szCs w:val="22"/>
-        </w:rPr>
-        <w:t xml:space="preserve">Frontend: a "Market" page and a "Sell" action in manage-business.</w:t>
-      </w:r>
-    </w:p>
-    <w:p>
-      <w:pPr>
+        <w:spacing w:after="60" w:before="120"/>
+      </w:pPr>
+      <w:r>
+        <w:rPr>
+          <w:rFonts w:ascii="Calibri" w:cs="Calibri" w:eastAsia="Calibri" w:hAnsi="Calibri"/>
+          <w:b/>
+          <w:bCs/>
+          <w:sz w:val="22"/>
+          <w:szCs w:val="22"/>
+        </w:rPr>
+        <w:t xml:space="preserve">Status and cosmetics (no effect on fairness)</w:t>
+      </w:r>
+    </w:p>
+    <w:p>
+      <w:pPr>
+        <w:pStyle w:val="ListParagraph"/>
+        <w:numPr>
+          <w:ilvl w:val="0"/>
+          <w:numId w:val="2"/>
+        </w:numPr>
         <w:spacing w:after="80"/>
       </w:pPr>
       <w:r>
@@ -7455,15 +9993,115 @@
           <w:sz w:val="22"/>
           <w:szCs w:val="22"/>
         </w:rPr>
-        <w:t xml:space="preserve">Depends on: </w:t>
-      </w:r>
-      <w:r>
-        <w:rPr>
-          <w:rFonts w:ascii="Calibri" w:cs="Calibri" w:eastAsia="Calibri" w:hAnsi="Calibri"/>
-          <w:sz w:val="22"/>
-          <w:szCs w:val="22"/>
-        </w:rPr>
-        <w:t xml:space="preserve">None (managers and levels are shipped)</w:t>
+        <w:t xml:space="preserve">Diamond-only luxury items — 100 to 1,000 💎. </w:t>
+      </w:r>
+      <w:r>
+        <w:rPr>
+          <w:rFonts w:ascii="Calibri" w:cs="Calibri" w:eastAsia="Calibri" w:hAnsi="Calibri"/>
+          <w:sz w:val="22"/>
+          <w:szCs w:val="22"/>
+        </w:rPr>
+        <w:t xml:space="preserve">Exclusive items shown on the profile with a 💎 mark.</w:t>
+      </w:r>
+    </w:p>
+    <w:p>
+      <w:pPr>
+        <w:pStyle w:val="ListParagraph"/>
+        <w:numPr>
+          <w:ilvl w:val="0"/>
+          <w:numId w:val="2"/>
+        </w:numPr>
+        <w:spacing w:after="80"/>
+      </w:pPr>
+      <w:r>
+        <w:rPr>
+          <w:rFonts w:ascii="Calibri" w:cs="Calibri" w:eastAsia="Calibri" w:hAnsi="Calibri"/>
+          <w:b/>
+          <w:bCs/>
+          <w:sz w:val="22"/>
+          <w:szCs w:val="22"/>
+        </w:rPr>
+        <w:t xml:space="preserve">Company logo and colour, profile frames, a badge next to the name on the leaderboard — </w:t>
+      </w:r>
+      <w:r>
+        <w:rPr>
+          <w:rFonts w:ascii="Calibri" w:cs="Calibri" w:eastAsia="Calibri" w:hAnsi="Calibri"/>
+          <w:sz w:val="22"/>
+          <w:szCs w:val="22"/>
+        </w:rPr>
+        <w:t xml:space="preserve">30 to 200 💎.</w:t>
+      </w:r>
+    </w:p>
+    <w:p>
+      <w:pPr>
+        <w:pStyle w:val="ListParagraph"/>
+        <w:numPr>
+          <w:ilvl w:val="0"/>
+          <w:numId w:val="2"/>
+        </w:numPr>
+        <w:spacing w:after="80"/>
+      </w:pPr>
+      <w:r>
+        <w:rPr>
+          <w:rFonts w:ascii="Calibri" w:cs="Calibri" w:eastAsia="Calibri" w:hAnsi="Calibri"/>
+          <w:b/>
+          <w:bCs/>
+          <w:sz w:val="22"/>
+          <w:szCs w:val="22"/>
+        </w:rPr>
+        <w:t xml:space="preserve">Dashboard themes — </w:t>
+      </w:r>
+      <w:r>
+        <w:rPr>
+          <w:rFonts w:ascii="Calibri" w:cs="Calibri" w:eastAsia="Calibri" w:hAnsi="Calibri"/>
+          <w:sz w:val="22"/>
+          <w:szCs w:val="22"/>
+        </w:rPr>
+        <w:t xml:space="preserve">50 💎 each (once dark mode exists).</w:t>
+      </w:r>
+    </w:p>
+    <w:p>
+      <w:pPr>
+        <w:keepNext/>
+        <w:spacing w:after="60" w:before="120"/>
+      </w:pPr>
+      <w:r>
+        <w:rPr>
+          <w:rFonts w:ascii="Calibri" w:cs="Calibri" w:eastAsia="Calibri" w:hAnsi="Calibri"/>
+          <w:b/>
+          <w:bCs/>
+          <w:sz w:val="22"/>
+          <w:szCs w:val="22"/>
+        </w:rPr>
+        <w:t xml:space="preserve">Social (once those features exist)</w:t>
+      </w:r>
+    </w:p>
+    <w:p>
+      <w:pPr>
+        <w:pStyle w:val="ListParagraph"/>
+        <w:numPr>
+          <w:ilvl w:val="0"/>
+          <w:numId w:val="2"/>
+        </w:numPr>
+        <w:spacing w:after="80"/>
+      </w:pPr>
+      <w:r>
+        <w:rPr>
+          <w:rFonts w:ascii="Calibri" w:cs="Calibri" w:eastAsia="Calibri" w:hAnsi="Calibri"/>
+          <w:b/>
+          <w:bCs/>
+          <w:sz w:val="22"/>
+          <w:szCs w:val="22"/>
+        </w:rPr>
+        <w:t xml:space="preserve">Gifts — </w:t>
+      </w:r>
+      <w:r>
+        <w:rPr>
+          <w:rFonts w:ascii="Calibri" w:cs="Calibri" w:eastAsia="Calibri" w:hAnsi="Calibri"/>
+          <w:sz w:val="22"/>
+          <w:szCs w:val="22"/>
+        </w:rPr>
+        <w:t xml:space="preserve">send diamonds to a friend, or give them to your alliance's weekly goal.</w:t>
       </w:r>
     </w:p>
     <w:p>
@@ -7477,81 +10115,7 @@
           <w:rFonts w:ascii="Calibri" w:cs="Calibri" w:eastAsia="Calibri" w:hAnsi="Calibri"/>
           <w:color w:val="4F46E5"/>
         </w:rPr>
-        <w:t xml:space="preserve">Feature 19 — Bank: loans and deposits</w:t>
-      </w:r>
-    </w:p>
-    <w:p>
-      <w:pPr>
-        <w:keepNext/>
-        <w:spacing w:after="120"/>
-      </w:pPr>
-      <w:r>
-        <w:rPr>
-          <w:rFonts w:ascii="Calibri" w:cs="Calibri" w:eastAsia="Calibri" w:hAnsi="Calibri"/>
-          <w:color w:val="64748B"/>
-          <w:sz w:val="20"/>
-          <w:szCs w:val="20"/>
-        </w:rPr>
-        <w:t xml:space="preserve">Economy  ·  </w:t>
-      </w:r>
-      <w:r>
-        <w:rPr>
-          <w:rFonts w:ascii="Calibri" w:cs="Calibri" w:eastAsia="Calibri" w:hAnsi="Calibri"/>
-          <w:b/>
-          <w:bCs/>
-          <w:color w:val="64748B"/>
-          <w:sz w:val="20"/>
-          <w:szCs w:val="20"/>
-        </w:rPr>
-        <w:t xml:space="preserve">Priority: Low</w:t>
-      </w:r>
-      <w:r>
-        <w:rPr>
-          <w:rFonts w:ascii="Calibri" w:cs="Calibri" w:eastAsia="Calibri" w:hAnsi="Calibri"/>
-          <w:color w:val="64748B"/>
-          <w:sz w:val="20"/>
-          <w:szCs w:val="20"/>
-        </w:rPr>
-        <w:t xml:space="preserve">  ·  Effort: Large (weeks)</w:t>
-      </w:r>
-    </w:p>
-    <w:p>
-      <w:pPr>
-        <w:spacing w:after="80"/>
-      </w:pPr>
-      <w:r>
-        <w:rPr>
-          <w:rFonts w:ascii="Calibri" w:cs="Calibri" w:eastAsia="Calibri" w:hAnsi="Calibri"/>
-          <w:b/>
-          <w:bCs/>
-          <w:sz w:val="22"/>
-          <w:szCs w:val="22"/>
-        </w:rPr>
-        <w:t xml:space="preserve">Why: </w:t>
-      </w:r>
-      <w:r>
-        <w:rPr>
-          <w:rFonts w:ascii="Calibri" w:cs="Calibri" w:eastAsia="Calibri" w:hAnsi="Calibri"/>
-          <w:sz w:val="22"/>
-          <w:szCs w:val="22"/>
-        </w:rPr>
-        <w:t xml:space="preserve">Adds risk and strategy: borrow to open a business early, or park cash to earn interest.</w:t>
-      </w:r>
-    </w:p>
-    <w:p>
-      <w:pPr>
-        <w:keepNext/>
-        <w:spacing w:after="60" w:before="80"/>
-      </w:pPr>
-      <w:r>
-        <w:rPr>
-          <w:rFonts w:ascii="Calibri" w:cs="Calibri" w:eastAsia="Calibri" w:hAnsi="Calibri"/>
-          <w:b/>
-          <w:bCs/>
-          <w:sz w:val="22"/>
-          <w:szCs w:val="22"/>
-        </w:rPr>
-        <w:t xml:space="preserve">What it does</w:t>
+        <w:t xml:space="preserve">4. Ads — how they would work</w:t>
       </w:r>
     </w:p>
     <w:p>
@@ -7569,7 +10133,7 @@
           <w:sz w:val="22"/>
           <w:szCs w:val="22"/>
         </w:rPr>
-        <w:t xml:space="preserve">Borrow up to a share of net worth, repaid automatically from income with interest.</w:t>
+        <w:t xml:space="preserve">The game is a website today. On the web, rewarded ads exist through Google's H5 Games Ads (Ad Placement API) and some other web ad networks; each has approval rules, so check eligibility first.</w:t>
       </w:r>
     </w:p>
     <w:p>
@@ -7587,23 +10151,7 @@
           <w:sz w:val="22"/>
           <w:szCs w:val="22"/>
         </w:rPr>
-        <w:t xml:space="preserve">Deposit cash for a fixed time to earn interest.</w:t>
-      </w:r>
-    </w:p>
-    <w:p>
-      <w:pPr>
-        <w:keepNext/>
-        <w:spacing w:after="60" w:before="80"/>
-      </w:pPr>
-      <w:r>
-        <w:rPr>
-          <w:rFonts w:ascii="Calibri" w:cs="Calibri" w:eastAsia="Calibri" w:hAnsi="Calibri"/>
-          <w:b/>
-          <w:bCs/>
-          <w:sz w:val="22"/>
-          <w:szCs w:val="22"/>
-        </w:rPr>
-        <w:t xml:space="preserve">How</w:t>
+        <w:t xml:space="preserve">As a store app (the PWA wrapped with Capacitor for Android / iOS), Google AdMob and similar networks offer rewarded video ads.</w:t>
       </w:r>
     </w:p>
     <w:p>
@@ -7621,7 +10169,7 @@
           <w:sz w:val="22"/>
           <w:szCs w:val="22"/>
         </w:rPr>
-        <w:t xml:space="preserve">Backend: Loan entity on the company, repayment applied in sync/accrual — careful, this touches the anti-cheat ceiling.</w:t>
+        <w:t xml:space="preserve">Server-side verification: the ad network calls our API when an ad was really watched to the end. Only then are diamonds credited — the client cannot just claim them.</w:t>
       </w:r>
     </w:p>
     <w:p>
@@ -7639,30 +10187,7 @@
           <w:sz w:val="22"/>
           <w:szCs w:val="22"/>
         </w:rPr>
-        <w:t xml:space="preserve">Frontend: a "Bank" page.</w:t>
-      </w:r>
-    </w:p>
-    <w:p>
-      <w:pPr>
-        <w:spacing w:after="80"/>
-      </w:pPr>
-      <w:r>
-        <w:rPr>
-          <w:rFonts w:ascii="Calibri" w:cs="Calibri" w:eastAsia="Calibri" w:hAnsi="Calibri"/>
-          <w:b/>
-          <w:bCs/>
-          <w:sz w:val="22"/>
-          <w:szCs w:val="22"/>
-        </w:rPr>
-        <w:t xml:space="preserve">Depends on: </w:t>
-      </w:r>
-      <w:r>
-        <w:rPr>
-          <w:rFonts w:ascii="Calibri" w:cs="Calibri" w:eastAsia="Calibri" w:hAnsi="Calibri"/>
-          <w:sz w:val="22"/>
-          <w:szCs w:val="22"/>
-        </w:rPr>
-        <w:t xml:space="preserve">None</w:t>
+        <w:t xml:space="preserve">Privacy: ads in Europe need a consent banner (GDPR). Players who refuse still get non-personalised ads.</w:t>
       </w:r>
     </w:p>
     <w:p>
@@ -7676,46 +10201,114 @@
           <w:rFonts w:ascii="Calibri" w:cs="Calibri" w:eastAsia="Calibri" w:hAnsi="Calibri"/>
           <w:color w:val="4F46E5"/>
         </w:rPr>
-        <w:t xml:space="preserve">Feature 20 — Friends and alliances</w:t>
-      </w:r>
-    </w:p>
-    <w:p>
-      <w:pPr>
+        <w:t xml:space="preserve">5. What it needs in the code</w:t>
+      </w:r>
+    </w:p>
+    <w:p>
+      <w:pPr>
+        <w:pStyle w:val="ListParagraph"/>
+        <w:numPr>
+          <w:ilvl w:val="0"/>
+          <w:numId w:val="2"/>
+        </w:numPr>
+        <w:spacing w:after="80"/>
+      </w:pPr>
+      <w:r>
+        <w:rPr>
+          <w:rFonts w:ascii="Calibri" w:cs="Calibri" w:eastAsia="Calibri" w:hAnsi="Calibri"/>
+          <w:b/>
+          <w:bCs/>
+          <w:sz w:val="22"/>
+          <w:szCs w:val="22"/>
+        </w:rPr>
+        <w:t xml:space="preserve">Backend: </w:t>
+      </w:r>
+      <w:r>
+        <w:rPr>
+          <w:rFonts w:ascii="Calibri" w:cs="Calibri" w:eastAsia="Calibri" w:hAnsi="Calibri"/>
+          <w:sz w:val="22"/>
+          <w:szCs w:val="22"/>
+        </w:rPr>
+        <w:t xml:space="preserve">Diamonds (whole number) on Company; a diamond_ledger table (company, amount, reason, reference, date); every use and price as a rule in code (GameConstants); spend endpoints; an ad-reward endpoint called by the ad network's verification; GET /api/game/diamonds for the balance and history. Contract section first, as usual.</w:t>
+      </w:r>
+    </w:p>
+    <w:p>
+      <w:pPr>
+        <w:pStyle w:val="ListParagraph"/>
+        <w:numPr>
+          <w:ilvl w:val="0"/>
+          <w:numId w:val="2"/>
+        </w:numPr>
+        <w:spacing w:after="80"/>
+      </w:pPr>
+      <w:r>
+        <w:rPr>
+          <w:rFonts w:ascii="Calibri" w:cs="Calibri" w:eastAsia="Calibri" w:hAnsi="Calibri"/>
+          <w:b/>
+          <w:bCs/>
+          <w:sz w:val="22"/>
+          <w:szCs w:val="22"/>
+        </w:rPr>
+        <w:t xml:space="preserve">Frontend: </w:t>
+      </w:r>
+      <w:r>
+        <w:rPr>
+          <w:rFonts w:ascii="Calibri" w:cs="Calibri" w:eastAsia="Calibri" w:hAnsi="Calibri"/>
+          <w:sz w:val="22"/>
+          <w:szCs w:val="22"/>
+        </w:rPr>
+        <w:t xml:space="preserve">balance next to cash in the top bar; a "Watch an ad" button where it makes sense (welcome back, diamond shop); a Diamond shop page; texts in English, French and Arabic.</w:t>
+      </w:r>
+    </w:p>
+    <w:p>
+      <w:pPr>
+        <w:pStyle w:val="ListParagraph"/>
+        <w:numPr>
+          <w:ilvl w:val="0"/>
+          <w:numId w:val="2"/>
+        </w:numPr>
+        <w:spacing w:after="80"/>
+      </w:pPr>
+      <w:r>
+        <w:rPr>
+          <w:rFonts w:ascii="Calibri" w:cs="Calibri" w:eastAsia="Calibri" w:hAnsi="Calibri"/>
+          <w:b/>
+          <w:bCs/>
+          <w:sz w:val="22"/>
+          <w:szCs w:val="22"/>
+        </w:rPr>
+        <w:t xml:space="preserve">Admin: </w:t>
+      </w:r>
+      <w:r>
+        <w:rPr>
+          <w:rFonts w:ascii="Calibri" w:cs="Calibri" w:eastAsia="Calibri" w:hAnsi="Calibri"/>
+          <w:sz w:val="22"/>
+          <w:szCs w:val="22"/>
+        </w:rPr>
+        <w:t xml:space="preserve">diamonds in the player list; give or remove diamonds with a reason (written to the ledger); ads watched per day and diamonds earned vs spent on the overview.</w:t>
+      </w:r>
+    </w:p>
+    <w:p>
+      <w:pPr>
+        <w:pStyle w:val="Heading2"/>
         <w:keepNext/>
-        <w:spacing w:after="120"/>
-      </w:pPr>
-      <w:r>
-        <w:rPr>
-          <w:rFonts w:ascii="Calibri" w:cs="Calibri" w:eastAsia="Calibri" w:hAnsi="Calibri"/>
-          <w:color w:val="64748B"/>
-          <w:sz w:val="20"/>
-          <w:szCs w:val="20"/>
-        </w:rPr>
-        <w:t xml:space="preserve">Social  ·  </w:t>
-      </w:r>
-      <w:r>
-        <w:rPr>
-          <w:rFonts w:ascii="Calibri" w:cs="Calibri" w:eastAsia="Calibri" w:hAnsi="Calibri"/>
-          <w:b/>
-          <w:bCs/>
-          <w:color w:val="64748B"/>
-          <w:sz w:val="20"/>
-          <w:szCs w:val="20"/>
-        </w:rPr>
-        <w:t xml:space="preserve">Priority: Low</w:t>
-      </w:r>
-      <w:r>
-        <w:rPr>
-          <w:rFonts w:ascii="Calibri" w:cs="Calibri" w:eastAsia="Calibri" w:hAnsi="Calibri"/>
-          <w:color w:val="64748B"/>
-          <w:sz w:val="20"/>
-          <w:szCs w:val="20"/>
-        </w:rPr>
-        <w:t xml:space="preserve">  ·  Effort: Large (weeks)</w:t>
-      </w:r>
-    </w:p>
-    <w:p>
-      <w:pPr>
+        <w:spacing w:after="120" w:before="320"/>
+      </w:pPr>
+      <w:r>
+        <w:rPr>
+          <w:rFonts w:ascii="Calibri" w:cs="Calibri" w:eastAsia="Calibri" w:hAnsi="Calibri"/>
+          <w:color w:val="4F46E5"/>
+        </w:rPr>
+        <w:t xml:space="preserve">6. Suggested rollout</w:t>
+      </w:r>
+    </w:p>
+    <w:p>
+      <w:pPr>
+        <w:pStyle w:val="ListParagraph"/>
+        <w:numPr>
+          <w:ilvl w:val="0"/>
+          <w:numId w:val="2"/>
+        </w:numPr>
         <w:spacing w:after="80"/>
       </w:pPr>
       <w:r>
@@ -7726,105 +10319,24 @@
           <w:sz w:val="22"/>
           <w:szCs w:val="22"/>
         </w:rPr>
-        <w:t xml:space="preserve">Why: </w:t>
-      </w:r>
-      <w:r>
-        <w:rPr>
-          <w:rFonts w:ascii="Calibri" w:cs="Calibri" w:eastAsia="Calibri" w:hAnsi="Calibri"/>
-          <w:sz w:val="22"/>
-          <w:szCs w:val="22"/>
-        </w:rPr>
-        <w:t xml:space="preserve">Social pressure and cooperation keep players around longer.</w:t>
-      </w:r>
-    </w:p>
-    <w:p>
-      <w:pPr>
-        <w:keepNext/>
-        <w:spacing w:after="60" w:before="80"/>
-      </w:pPr>
-      <w:r>
-        <w:rPr>
-          <w:rFonts w:ascii="Calibri" w:cs="Calibri" w:eastAsia="Calibri" w:hAnsi="Calibri"/>
-          <w:b/>
-          <w:bCs/>
-          <w:sz w:val="22"/>
-          <w:szCs w:val="22"/>
-        </w:rPr>
-        <w:t xml:space="preserve">What it does</w:t>
-      </w:r>
-    </w:p>
-    <w:p>
-      <w:pPr>
-        <w:pStyle w:val="ListParagraph"/>
-        <w:numPr>
-          <w:ilvl w:val="0"/>
-          <w:numId w:val="2"/>
-        </w:numPr>
-        <w:spacing w:after="60"/>
-      </w:pPr>
-      <w:r>
-        <w:rPr>
-          <w:rFonts w:ascii="Calibri" w:cs="Calibri" w:eastAsia="Calibri" w:hAnsi="Calibri"/>
-          <w:sz w:val="22"/>
-          <w:szCs w:val="22"/>
-        </w:rPr>
-        <w:t xml:space="preserve">Add friends and compare progress; form alliances (guilds) with a shared weekly goal and a group reward.</w:t>
-      </w:r>
-    </w:p>
-    <w:p>
-      <w:pPr>
-        <w:keepNext/>
-        <w:spacing w:after="60" w:before="80"/>
-      </w:pPr>
-      <w:r>
-        <w:rPr>
-          <w:rFonts w:ascii="Calibri" w:cs="Calibri" w:eastAsia="Calibri" w:hAnsi="Calibri"/>
-          <w:b/>
-          <w:bCs/>
-          <w:sz w:val="22"/>
-          <w:szCs w:val="22"/>
-        </w:rPr>
-        <w:t xml:space="preserve">How</w:t>
-      </w:r>
-    </w:p>
-    <w:p>
-      <w:pPr>
-        <w:pStyle w:val="ListParagraph"/>
-        <w:numPr>
-          <w:ilvl w:val="0"/>
-          <w:numId w:val="2"/>
-        </w:numPr>
-        <w:spacing w:after="60"/>
-      </w:pPr>
-      <w:r>
-        <w:rPr>
-          <w:rFonts w:ascii="Calibri" w:cs="Calibri" w:eastAsia="Calibri" w:hAnsi="Calibri"/>
-          <w:sz w:val="22"/>
-          <w:szCs w:val="22"/>
-        </w:rPr>
-        <w:t xml:space="preserve">Backend: friendships and alliances tables, invitations, alliance goal progress.</w:t>
-      </w:r>
-    </w:p>
-    <w:p>
-      <w:pPr>
-        <w:pStyle w:val="ListParagraph"/>
-        <w:numPr>
-          <w:ilvl w:val="0"/>
-          <w:numId w:val="2"/>
-        </w:numPr>
-        <w:spacing w:after="60"/>
-      </w:pPr>
-      <w:r>
-        <w:rPr>
-          <w:rFonts w:ascii="Calibri" w:cs="Calibri" w:eastAsia="Calibri" w:hAnsi="Calibri"/>
-          <w:sz w:val="22"/>
-          <w:szCs w:val="22"/>
-        </w:rPr>
-        <w:t xml:space="preserve">Frontend: Friends and Alliance pages.</w:t>
-      </w:r>
-    </w:p>
-    <w:p>
-      <w:pPr>
+        <w:t xml:space="preserve">Phase 1 — diamonds without ads: </w:t>
+      </w:r>
+      <w:r>
+        <w:rPr>
+          <w:rFonts w:ascii="Calibri" w:cs="Calibri" w:eastAsia="Calibri" w:hAnsi="Calibri"/>
+          <w:sz w:val="22"/>
+          <w:szCs w:val="22"/>
+        </w:rPr>
+        <w:t xml:space="preserve">earned from streaks, achievements and missions; spent on boosts and cosmetics. Lets you tune prices with real players first.</w:t>
+      </w:r>
+    </w:p>
+    <w:p>
+      <w:pPr>
+        <w:pStyle w:val="ListParagraph"/>
+        <w:numPr>
+          <w:ilvl w:val="0"/>
+          <w:numId w:val="2"/>
+        </w:numPr>
         <w:spacing w:after="80"/>
       </w:pPr>
       <w:r>
@@ -7835,15 +10347,43 @@
           <w:sz w:val="22"/>
           <w:szCs w:val="22"/>
         </w:rPr>
-        <w:t xml:space="preserve">Depends on: </w:t>
-      </w:r>
-      <w:r>
-        <w:rPr>
-          <w:rFonts w:ascii="Calibri" w:cs="Calibri" w:eastAsia="Calibri" w:hAnsi="Calibri"/>
-          <w:sz w:val="22"/>
-          <w:szCs w:val="22"/>
-        </w:rPr>
-        <w:t xml:space="preserve">Public player profiles (feature 7)</w:t>
+        <w:t xml:space="preserve">Phase 2 — rewarded ads: </w:t>
+      </w:r>
+      <w:r>
+        <w:rPr>
+          <w:rFonts w:ascii="Calibri" w:cs="Calibri" w:eastAsia="Calibri" w:hAnsi="Calibri"/>
+          <w:sz w:val="22"/>
+          <w:szCs w:val="22"/>
+        </w:rPr>
+        <w:t xml:space="preserve">add the ad provider and the verified reward endpoint, with a daily cap.</w:t>
+      </w:r>
+    </w:p>
+    <w:p>
+      <w:pPr>
+        <w:pStyle w:val="ListParagraph"/>
+        <w:numPr>
+          <w:ilvl w:val="0"/>
+          <w:numId w:val="2"/>
+        </w:numPr>
+        <w:spacing w:after="80"/>
+      </w:pPr>
+      <w:r>
+        <w:rPr>
+          <w:rFonts w:ascii="Calibri" w:cs="Calibri" w:eastAsia="Calibri" w:hAnsi="Calibri"/>
+          <w:b/>
+          <w:bCs/>
+          <w:sz w:val="22"/>
+          <w:szCs w:val="22"/>
+        </w:rPr>
+        <w:t xml:space="preserve">Phase 3 — optional purchases: </w:t>
+      </w:r>
+      <w:r>
+        <w:rPr>
+          <w:rFonts w:ascii="Calibri" w:cs="Calibri" w:eastAsia="Calibri" w:hAnsi="Calibri"/>
+          <w:sz w:val="22"/>
+          <w:szCs w:val="22"/>
+        </w:rPr>
+        <w:t xml:space="preserve">diamond packs for real money, only if the game has enough players to justify payments and support.</w:t>
       </w:r>
     </w:p>
     <w:sectPr>
